--- a/Лабораторная работа 2/отчет/Отчет.docx
+++ b/Лабораторная работа 2/отчет/Отчет.docx
@@ -1,6 +1,6 @@
 
 <file path=word/document.xml><?xml version="1.0" encoding="utf-8"?>
-<w:document xmlns:wpc="http://schemas.microsoft.com/office/word/2010/wordprocessingCanvas" xmlns:cx="http://schemas.microsoft.com/office/drawing/2014/chartex" xmlns:cx1="http://schemas.microsoft.com/office/drawing/2015/9/8/chartex" xmlns:cx2="http://schemas.microsoft.com/office/drawing/2015/10/21/chartex" xmlns:cx3="http://schemas.microsoft.com/office/drawing/2016/5/9/chartex" xmlns:cx4="http://schemas.microsoft.com/office/drawing/2016/5/10/chartex" xmlns:cx5="http://schemas.microsoft.com/office/drawing/2016/5/11/chartex" xmlns:cx6="http://schemas.microsoft.com/office/drawing/2016/5/12/chartex" xmlns:cx7="http://schemas.microsoft.com/office/drawing/2016/5/13/chartex" xmlns:cx8="http://schemas.microsoft.com/office/drawing/2016/5/14/chartex" xmlns:mc="http://schemas.openxmlformats.org/markup-compatibility/2006" xmlns:aink="http://schemas.microsoft.com/office/drawing/2016/ink" xmlns:am3d="http://schemas.microsoft.com/office/drawing/2017/model3d" xmlns:o="urn:schemas-microsoft-com:office:office" xmlns:r="http://schemas.openxmlformats.org/officeDocument/2006/relationships" xmlns:m="http://schemas.openxmlformats.org/officeDocument/2006/math" xmlns:v="urn:schemas-microsoft-com:vml" xmlns:wp14="http://schemas.microsoft.com/office/word/2010/wordprocessingDrawing" xmlns:wp="http://schemas.openxmlformats.org/drawingml/2006/wordprocessingDrawing" xmlns:w10="urn:schemas-microsoft-com:office:word" xmlns:w="http://schemas.openxmlformats.org/wordprocessingml/2006/main" xmlns:w14="http://schemas.microsoft.com/office/word/2010/wordml" xmlns:w15="http://schemas.microsoft.com/office/word/2012/wordml" xmlns:w16cex="http://schemas.microsoft.com/office/word/2018/wordml/cex" xmlns:w16cid="http://schemas.microsoft.com/office/word/2016/wordml/cid" xmlns:w16="http://schemas.microsoft.com/office/word/2018/wordml" xmlns:w16sdtdh="http://schemas.microsoft.com/office/word/2020/wordml/sdtdatahash" xmlns:w16se="http://schemas.microsoft.com/office/word/2015/wordml/symex" xmlns:wpg="http://schemas.microsoft.com/office/word/2010/wordprocessingGroup" xmlns:wpi="http://schemas.microsoft.com/office/word/2010/wordprocessingInk" xmlns:wne="http://schemas.microsoft.com/office/word/2006/wordml" xmlns:wps="http://schemas.microsoft.com/office/word/2010/wordprocessingShape" mc:Ignorable="w14 w15 w16se w16cid w16 w16cex w16sdtdh wp14">
+<w:document xmlns:wpc="http://schemas.microsoft.com/office/word/2010/wordprocessingCanvas" xmlns:cx="http://schemas.microsoft.com/office/drawing/2014/chartex" xmlns:cx1="http://schemas.microsoft.com/office/drawing/2015/9/8/chartex" xmlns:cx2="http://schemas.microsoft.com/office/drawing/2015/10/21/chartex" xmlns:cx3="http://schemas.microsoft.com/office/drawing/2016/5/9/chartex" xmlns:cx4="http://schemas.microsoft.com/office/drawing/2016/5/10/chartex" xmlns:cx5="http://schemas.microsoft.com/office/drawing/2016/5/11/chartex" xmlns:cx6="http://schemas.microsoft.com/office/drawing/2016/5/12/chartex" xmlns:cx7="http://schemas.microsoft.com/office/drawing/2016/5/13/chartex" xmlns:cx8="http://schemas.microsoft.com/office/drawing/2016/5/14/chartex" xmlns:mc="http://schemas.openxmlformats.org/markup-compatibility/2006" xmlns:aink="http://schemas.microsoft.com/office/drawing/2016/ink" xmlns:am3d="http://schemas.microsoft.com/office/drawing/2017/model3d" xmlns:o="urn:schemas-microsoft-com:office:office" xmlns:oel="http://schemas.microsoft.com/office/2019/extlst" xmlns:r="http://schemas.openxmlformats.org/officeDocument/2006/relationships" xmlns:m="http://schemas.openxmlformats.org/officeDocument/2006/math" xmlns:v="urn:schemas-microsoft-com:vml" xmlns:wp14="http://schemas.microsoft.com/office/word/2010/wordprocessingDrawing" xmlns:wp="http://schemas.openxmlformats.org/drawingml/2006/wordprocessingDrawing" xmlns:w10="urn:schemas-microsoft-com:office:word" xmlns:w="http://schemas.openxmlformats.org/wordprocessingml/2006/main" xmlns:w14="http://schemas.microsoft.com/office/word/2010/wordml" xmlns:w15="http://schemas.microsoft.com/office/word/2012/wordml" xmlns:w16cex="http://schemas.microsoft.com/office/word/2018/wordml/cex" xmlns:w16cid="http://schemas.microsoft.com/office/word/2016/wordml/cid" xmlns:w16="http://schemas.microsoft.com/office/word/2018/wordml" xmlns:w16sdtdh="http://schemas.microsoft.com/office/word/2020/wordml/sdtdatahash" xmlns:w16se="http://schemas.microsoft.com/office/word/2015/wordml/symex" xmlns:wpg="http://schemas.microsoft.com/office/word/2010/wordprocessingGroup" xmlns:wpi="http://schemas.microsoft.com/office/word/2010/wordprocessingInk" xmlns:wne="http://schemas.microsoft.com/office/word/2006/wordml" xmlns:wps="http://schemas.microsoft.com/office/word/2010/wordprocessingShape" mc:Ignorable="w14 w15 w16se w16cid w16 w16cex w16sdtdh wp14">
   <w:body>
     <w:p>
       <w:pPr>
@@ -698,38 +698,73 @@
           <w:szCs w:val="28"/>
           <w:lang w:val="ru-RU"/>
         </w:rPr>
-        <w:t>10101011101101110010100010110100100101100110100101111011000000001110001101010100111101011010110111010011000000001010001111010111110111001110011111111101</w:t>
-      </w:r>
-    </w:p>
-    <w:p>
-      <w:pPr>
-        <w:rPr>
-          <w:rFonts w:ascii="Times New Roman" w:hAnsi="Times New Roman" w:cs="Times New Roman"/>
-          <w:sz w:val="28"/>
-          <w:szCs w:val="28"/>
-          <w:lang w:val="ru-RU"/>
-        </w:rPr>
-      </w:pPr>
-      <w:r>
-        <w:rPr>
-          <w:rFonts w:ascii="Times New Roman" w:hAnsi="Times New Roman" w:cs="Times New Roman"/>
-          <w:sz w:val="28"/>
-          <w:szCs w:val="28"/>
-          <w:lang w:val="ru-RU"/>
-        </w:rPr>
-        <w:t xml:space="preserve">Побитовый </w:t>
-      </w:r>
-      <w:proofErr w:type="spellStart"/>
-      <w:r>
-        <w:rPr>
-          <w:rFonts w:ascii="Times New Roman" w:hAnsi="Times New Roman" w:cs="Times New Roman"/>
-          <w:sz w:val="28"/>
-          <w:szCs w:val="28"/>
-          <w:lang w:val="ru-RU"/>
-        </w:rPr>
-        <w:t>шифротекст</w:t>
-      </w:r>
-      <w:proofErr w:type="spellEnd"/>
+        <w:t>10101011101101110010100010110100010001000011111100100110010100001111111111001110111100011000000010101100101010101001000100010101010111011001111011000011</w:t>
+      </w:r>
+    </w:p>
+    <w:p>
+      <w:pPr>
+        <w:rPr>
+          <w:rFonts w:ascii="Times New Roman" w:hAnsi="Times New Roman" w:cs="Times New Roman"/>
+          <w:sz w:val="28"/>
+          <w:szCs w:val="28"/>
+          <w:lang w:val="ru-RU"/>
+        </w:rPr>
+      </w:pPr>
+      <w:r>
+        <w:rPr>
+          <w:rFonts w:ascii="Times New Roman" w:hAnsi="Times New Roman" w:cs="Times New Roman"/>
+          <w:sz w:val="28"/>
+          <w:szCs w:val="28"/>
+          <w:lang w:val="ru-RU"/>
+        </w:rPr>
+        <w:t xml:space="preserve">Побитовый шифротекст: </w:t>
+      </w:r>
+      <w:r>
+        <w:rPr>
+          <w:rFonts w:ascii="Times New Roman" w:hAnsi="Times New Roman" w:cs="Times New Roman"/>
+          <w:sz w:val="28"/>
+          <w:szCs w:val="28"/>
+          <w:lang w:val="ru-RU"/>
+        </w:rPr>
+        <w:t>01111011 00101000 11111001 00110100 10010100 10000111 11110110 11100010 00101111 01111011 00100000 00000010 10001100 01111010 00101101 11000101 11100101 01001111 01000011</w:t>
+      </w:r>
+    </w:p>
+    <w:p>
+      <w:pPr>
+        <w:rPr>
+          <w:rFonts w:ascii="Times New Roman" w:hAnsi="Times New Roman" w:cs="Times New Roman"/>
+          <w:sz w:val="28"/>
+          <w:szCs w:val="28"/>
+          <w:lang w:val="ru-RU"/>
+        </w:rPr>
+      </w:pPr>
+      <w:r>
+        <w:rPr>
+          <w:rFonts w:ascii="Times New Roman" w:hAnsi="Times New Roman" w:cs="Times New Roman"/>
+          <w:sz w:val="28"/>
+          <w:szCs w:val="28"/>
+          <w:lang w:val="ru-RU"/>
+        </w:rPr>
+        <w:t>Шифротекст (.</w:t>
+      </w:r>
+      <w:r>
+        <w:rPr>
+          <w:rFonts w:ascii="Times New Roman" w:hAnsi="Times New Roman" w:cs="Times New Roman"/>
+          <w:sz w:val="28"/>
+          <w:szCs w:val="28"/>
+          <w:lang w:val="en-US"/>
+        </w:rPr>
+        <w:t>txt</w:t>
+      </w:r>
+      <w:r>
+        <w:rPr>
+          <w:rFonts w:ascii="Times New Roman" w:hAnsi="Times New Roman" w:cs="Times New Roman"/>
+          <w:sz w:val="28"/>
+          <w:szCs w:val="28"/>
+          <w:lang w:val="ru-RU"/>
+        </w:rPr>
+        <w:t>)</w:t>
+      </w:r>
       <w:r>
         <w:rPr>
           <w:rFonts w:ascii="Times New Roman" w:hAnsi="Times New Roman" w:cs="Times New Roman"/>
@@ -746,163 +781,31 @@
           <w:szCs w:val="28"/>
           <w:lang w:val="ru-RU"/>
         </w:rPr>
-        <w:t>01111011 00101000 11111001 00110100 01000110 11010001 10101011 10110010 00110011 11100001 00100100 00101111 11110011 11010000 00011111 00000111 01100100 00110110 01111101</w:t>
-      </w:r>
-    </w:p>
-    <w:p>
-      <w:pPr>
-        <w:rPr>
-          <w:rFonts w:ascii="Times New Roman" w:hAnsi="Times New Roman" w:cs="Times New Roman"/>
-          <w:sz w:val="28"/>
-          <w:szCs w:val="28"/>
-          <w:lang w:val="ru-RU"/>
-        </w:rPr>
-      </w:pPr>
-      <w:proofErr w:type="spellStart"/>
-      <w:r>
-        <w:rPr>
-          <w:rFonts w:ascii="Times New Roman" w:hAnsi="Times New Roman" w:cs="Times New Roman"/>
-          <w:sz w:val="28"/>
-          <w:szCs w:val="28"/>
-          <w:lang w:val="ru-RU"/>
-        </w:rPr>
-        <w:t>Шифротекст</w:t>
-      </w:r>
-      <w:proofErr w:type="spellEnd"/>
-      <w:r>
-        <w:rPr>
-          <w:rFonts w:ascii="Times New Roman" w:hAnsi="Times New Roman" w:cs="Times New Roman"/>
-          <w:sz w:val="28"/>
-          <w:szCs w:val="28"/>
-          <w:lang w:val="ru-RU"/>
-        </w:rPr>
-        <w:t xml:space="preserve"> (.</w:t>
-      </w:r>
-      <w:r>
-        <w:rPr>
-          <w:rFonts w:ascii="Times New Roman" w:hAnsi="Times New Roman" w:cs="Times New Roman"/>
-          <w:sz w:val="28"/>
-          <w:szCs w:val="28"/>
-          <w:lang w:val="en-US"/>
-        </w:rPr>
-        <w:t>txt</w:t>
-      </w:r>
-      <w:r>
-        <w:rPr>
-          <w:rFonts w:ascii="Times New Roman" w:hAnsi="Times New Roman" w:cs="Times New Roman"/>
-          <w:sz w:val="28"/>
-          <w:szCs w:val="28"/>
-          <w:lang w:val="ru-RU"/>
-        </w:rPr>
-        <w:t>)</w:t>
-      </w:r>
-      <w:r>
-        <w:rPr>
-          <w:rFonts w:ascii="Times New Roman" w:hAnsi="Times New Roman" w:cs="Times New Roman"/>
-          <w:sz w:val="28"/>
-          <w:szCs w:val="28"/>
-          <w:lang w:val="ru-RU"/>
-        </w:rPr>
-        <w:t xml:space="preserve">: </w:t>
-      </w:r>
-      <w:r>
-        <w:rPr>
-          <w:rFonts w:ascii="Times New Roman" w:hAnsi="Times New Roman" w:cs="Times New Roman"/>
-          <w:sz w:val="28"/>
-          <w:szCs w:val="28"/>
-          <w:lang w:val="ru-RU"/>
-        </w:rPr>
-        <w:t>{(щ4</w:t>
-      </w:r>
-      <w:r>
-        <w:rPr>
-          <w:rFonts w:ascii="Times New Roman" w:hAnsi="Times New Roman" w:cs="Times New Roman"/>
-          <w:sz w:val="28"/>
-          <w:szCs w:val="28"/>
-          <w:lang w:val="en-US"/>
-        </w:rPr>
-        <w:t>F</w:t>
-      </w:r>
-      <w:proofErr w:type="gramStart"/>
-      <w:r>
-        <w:rPr>
-          <w:rFonts w:ascii="Times New Roman" w:hAnsi="Times New Roman" w:cs="Times New Roman"/>
-          <w:sz w:val="28"/>
-          <w:szCs w:val="28"/>
-          <w:lang w:val="ru-RU"/>
-        </w:rPr>
-        <w:t>С«</w:t>
-      </w:r>
-      <w:proofErr w:type="gramEnd"/>
-      <w:r>
-        <w:rPr>
-          <w:rFonts w:ascii="Times New Roman" w:hAnsi="Times New Roman" w:cs="Times New Roman"/>
-          <w:sz w:val="28"/>
-          <w:szCs w:val="28"/>
-          <w:lang w:val="ru-RU"/>
-        </w:rPr>
-        <w:t>І3б$/</w:t>
-      </w:r>
-      <w:proofErr w:type="spellStart"/>
-      <w:r>
-        <w:rPr>
-          <w:rFonts w:ascii="Times New Roman" w:hAnsi="Times New Roman" w:cs="Times New Roman"/>
-          <w:sz w:val="28"/>
-          <w:szCs w:val="28"/>
-          <w:lang w:val="ru-RU"/>
-        </w:rPr>
-        <w:t>уР</w:t>
-      </w:r>
-      <w:r>
-        <w:rPr>
-          <w:rFonts w:ascii="Times New Roman" w:hAnsi="Times New Roman" w:cs="Times New Roman"/>
-          <w:sz w:val="28"/>
-          <w:szCs w:val="28"/>
-          <w:lang w:val="ru-RU"/>
-        </w:rPr>
-        <w:softHyphen/>
-      </w:r>
-      <w:proofErr w:type="spellEnd"/>
-      <w:r>
-        <w:rPr>
-          <w:rFonts w:ascii="Times New Roman" w:hAnsi="Times New Roman" w:cs="Times New Roman"/>
-          <w:sz w:val="28"/>
-          <w:szCs w:val="28"/>
-          <w:lang w:val="ru-RU"/>
-        </w:rPr>
-        <w:t xml:space="preserve"> </w:t>
-      </w:r>
-      <w:r>
-        <w:rPr>
-          <w:rFonts w:ascii="Times New Roman" w:hAnsi="Times New Roman" w:cs="Times New Roman"/>
-          <w:sz w:val="28"/>
-          <w:szCs w:val="28"/>
-          <w:lang w:val="en-US"/>
-        </w:rPr>
-        <w:t>d</w:t>
-      </w:r>
-      <w:r>
-        <w:rPr>
-          <w:rFonts w:ascii="Times New Roman" w:hAnsi="Times New Roman" w:cs="Times New Roman"/>
-          <w:sz w:val="28"/>
-          <w:szCs w:val="28"/>
-          <w:lang w:val="ru-RU"/>
-        </w:rPr>
-        <w:t>6}</w:t>
-      </w:r>
-    </w:p>
-    <w:p>
-      <w:pPr>
-        <w:rPr>
-          <w:rFonts w:ascii="Times New Roman" w:hAnsi="Times New Roman" w:cs="Times New Roman"/>
-          <w:sz w:val="28"/>
-          <w:szCs w:val="28"/>
-          <w:lang w:val="ru-RU"/>
-        </w:rPr>
-      </w:pPr>
-      <w:r>
-        <w:rPr>
-          <w:rFonts w:ascii="Times New Roman" w:hAnsi="Times New Roman" w:cs="Times New Roman"/>
+        <w:t xml:space="preserve">{(щ4”‡цв/{ </w:t>
+      </w:r>
+      <w:r>
+        <w:rPr>
+          <w:rFonts w:ascii="Times New Roman" w:hAnsi="Times New Roman" w:cs="Times New Roman"/>
+          <w:sz w:val="28"/>
+          <w:szCs w:val="28"/>
+          <w:lang w:val="ru-RU"/>
+        </w:rPr>
+        <w:t>Њz-ЕеOC</w:t>
+      </w:r>
+    </w:p>
+    <w:p>
+      <w:pPr>
+        <w:rPr>
+          <w:rFonts w:ascii="Times New Roman" w:hAnsi="Times New Roman" w:cs="Times New Roman"/>
+          <w:sz w:val="28"/>
+          <w:szCs w:val="28"/>
+          <w:lang w:val="ru-RU"/>
+        </w:rPr>
+      </w:pPr>
+      <w:r>
+        <w:rPr>
+          <w:rFonts w:ascii="Times New Roman" w:hAnsi="Times New Roman" w:cs="Times New Roman"/>
+          <w:noProof/>
           <w:sz w:val="28"/>
           <w:szCs w:val="28"/>
           <w:lang w:val="ru-RU"/>
@@ -997,6 +900,7 @@
       <w:r>
         <w:rPr>
           <w:rFonts w:ascii="Times New Roman" w:hAnsi="Times New Roman" w:cs="Times New Roman"/>
+          <w:noProof/>
           <w:sz w:val="28"/>
           <w:szCs w:val="28"/>
           <w:lang w:val="ru-RU"/>
@@ -1089,6 +993,7 @@
       <w:r>
         <w:rPr>
           <w:rFonts w:ascii="Times New Roman" w:hAnsi="Times New Roman" w:cs="Times New Roman"/>
+          <w:noProof/>
           <w:sz w:val="28"/>
           <w:szCs w:val="28"/>
           <w:lang w:val="en-US"/>
@@ -1175,51 +1080,34 @@
           <w:szCs w:val="28"/>
           <w:lang w:val="en-US"/>
         </w:rPr>
-        <w:t>Excel (</w:t>
-      </w:r>
-      <w:r>
-        <w:rPr>
-          <w:rFonts w:ascii="Times New Roman" w:hAnsi="Times New Roman" w:cs="Times New Roman"/>
-          <w:sz w:val="28"/>
-          <w:szCs w:val="28"/>
-          <w:lang w:val="en-US"/>
-        </w:rPr>
-        <w:t>27-52</w:t>
-      </w:r>
-      <w:r>
-        <w:rPr>
-          <w:rFonts w:ascii="Times New Roman" w:hAnsi="Times New Roman" w:cs="Times New Roman"/>
-          <w:sz w:val="28"/>
-          <w:szCs w:val="28"/>
-          <w:lang w:val="en-US"/>
-        </w:rPr>
-        <w:t>)</w:t>
-      </w:r>
-    </w:p>
-    <w:p>
-      <w:pPr>
-        <w:jc w:val="center"/>
-        <w:rPr>
-          <w:rFonts w:ascii="Times New Roman" w:hAnsi="Times New Roman" w:cs="Times New Roman"/>
-          <w:sz w:val="28"/>
-          <w:szCs w:val="28"/>
-          <w:lang w:val="en-US"/>
-        </w:rPr>
-      </w:pPr>
-    </w:p>
-    <w:p>
-      <w:pPr>
-        <w:jc w:val="center"/>
-        <w:rPr>
-          <w:rFonts w:ascii="Times New Roman" w:hAnsi="Times New Roman" w:cs="Times New Roman"/>
-          <w:sz w:val="28"/>
-          <w:szCs w:val="28"/>
-          <w:lang w:val="en-US"/>
-        </w:rPr>
-      </w:pPr>
-      <w:r>
-        <w:rPr>
-          <w:rFonts w:ascii="Times New Roman" w:hAnsi="Times New Roman" w:cs="Times New Roman"/>
+        <w:t>Excel (27-52)</w:t>
+      </w:r>
+    </w:p>
+    <w:p>
+      <w:pPr>
+        <w:jc w:val="center"/>
+        <w:rPr>
+          <w:rFonts w:ascii="Times New Roman" w:hAnsi="Times New Roman" w:cs="Times New Roman"/>
+          <w:sz w:val="28"/>
+          <w:szCs w:val="28"/>
+          <w:lang w:val="en-US"/>
+        </w:rPr>
+      </w:pPr>
+    </w:p>
+    <w:p>
+      <w:pPr>
+        <w:jc w:val="center"/>
+        <w:rPr>
+          <w:rFonts w:ascii="Times New Roman" w:hAnsi="Times New Roman" w:cs="Times New Roman"/>
+          <w:sz w:val="28"/>
+          <w:szCs w:val="28"/>
+          <w:lang w:val="en-US"/>
+        </w:rPr>
+      </w:pPr>
+      <w:r>
+        <w:rPr>
+          <w:rFonts w:ascii="Times New Roman" w:hAnsi="Times New Roman" w:cs="Times New Roman"/>
+          <w:noProof/>
           <w:sz w:val="28"/>
           <w:szCs w:val="28"/>
           <w:lang w:val="en-US"/>
@@ -1305,69 +1193,34 @@
           <w:szCs w:val="28"/>
           <w:lang w:val="en-US"/>
         </w:rPr>
-        <w:t>Excel (</w:t>
-      </w:r>
-      <w:r>
-        <w:rPr>
-          <w:rFonts w:ascii="Times New Roman" w:hAnsi="Times New Roman" w:cs="Times New Roman"/>
-          <w:sz w:val="28"/>
-          <w:szCs w:val="28"/>
-          <w:lang w:val="en-US"/>
-        </w:rPr>
-        <w:t>53</w:t>
-      </w:r>
-      <w:r>
-        <w:rPr>
-          <w:rFonts w:ascii="Times New Roman" w:hAnsi="Times New Roman" w:cs="Times New Roman"/>
-          <w:sz w:val="28"/>
-          <w:szCs w:val="28"/>
-          <w:lang w:val="en-US"/>
-        </w:rPr>
-        <w:t>-</w:t>
-      </w:r>
-      <w:r>
-        <w:rPr>
-          <w:rFonts w:ascii="Times New Roman" w:hAnsi="Times New Roman" w:cs="Times New Roman"/>
-          <w:sz w:val="28"/>
-          <w:szCs w:val="28"/>
-          <w:lang w:val="en-US"/>
-        </w:rPr>
-        <w:t>78</w:t>
-      </w:r>
-      <w:r>
-        <w:rPr>
-          <w:rFonts w:ascii="Times New Roman" w:hAnsi="Times New Roman" w:cs="Times New Roman"/>
-          <w:sz w:val="28"/>
-          <w:szCs w:val="28"/>
-          <w:lang w:val="en-US"/>
-        </w:rPr>
-        <w:t>)</w:t>
-      </w:r>
-    </w:p>
-    <w:p>
-      <w:pPr>
-        <w:jc w:val="center"/>
-        <w:rPr>
-          <w:rFonts w:ascii="Times New Roman" w:hAnsi="Times New Roman" w:cs="Times New Roman"/>
-          <w:sz w:val="28"/>
-          <w:szCs w:val="28"/>
-          <w:lang w:val="en-US"/>
-        </w:rPr>
-      </w:pPr>
-    </w:p>
-    <w:p>
-      <w:pPr>
-        <w:jc w:val="center"/>
-        <w:rPr>
-          <w:rFonts w:ascii="Times New Roman" w:hAnsi="Times New Roman" w:cs="Times New Roman"/>
-          <w:sz w:val="28"/>
-          <w:szCs w:val="28"/>
-          <w:lang w:val="en-US"/>
-        </w:rPr>
-      </w:pPr>
-      <w:r>
-        <w:rPr>
-          <w:rFonts w:ascii="Times New Roman" w:hAnsi="Times New Roman" w:cs="Times New Roman"/>
+        <w:t>Excel (53-78)</w:t>
+      </w:r>
+    </w:p>
+    <w:p>
+      <w:pPr>
+        <w:jc w:val="center"/>
+        <w:rPr>
+          <w:rFonts w:ascii="Times New Roman" w:hAnsi="Times New Roman" w:cs="Times New Roman"/>
+          <w:sz w:val="28"/>
+          <w:szCs w:val="28"/>
+          <w:lang w:val="en-US"/>
+        </w:rPr>
+      </w:pPr>
+    </w:p>
+    <w:p>
+      <w:pPr>
+        <w:jc w:val="center"/>
+        <w:rPr>
+          <w:rFonts w:ascii="Times New Roman" w:hAnsi="Times New Roman" w:cs="Times New Roman"/>
+          <w:sz w:val="28"/>
+          <w:szCs w:val="28"/>
+          <w:lang w:val="en-US"/>
+        </w:rPr>
+      </w:pPr>
+      <w:r>
+        <w:rPr>
+          <w:rFonts w:ascii="Times New Roman" w:hAnsi="Times New Roman" w:cs="Times New Roman"/>
+          <w:noProof/>
           <w:sz w:val="28"/>
           <w:szCs w:val="28"/>
           <w:lang w:val="en-US"/>
@@ -1454,69 +1307,34 @@
           <w:szCs w:val="28"/>
           <w:lang w:val="en-US"/>
         </w:rPr>
-        <w:t>Excel (</w:t>
-      </w:r>
-      <w:r>
-        <w:rPr>
-          <w:rFonts w:ascii="Times New Roman" w:hAnsi="Times New Roman" w:cs="Times New Roman"/>
-          <w:sz w:val="28"/>
-          <w:szCs w:val="28"/>
-          <w:lang w:val="en-US"/>
-        </w:rPr>
-        <w:t>79</w:t>
-      </w:r>
-      <w:r>
-        <w:rPr>
-          <w:rFonts w:ascii="Times New Roman" w:hAnsi="Times New Roman" w:cs="Times New Roman"/>
-          <w:sz w:val="28"/>
-          <w:szCs w:val="28"/>
-          <w:lang w:val="en-US"/>
-        </w:rPr>
-        <w:t>-</w:t>
-      </w:r>
-      <w:r>
-        <w:rPr>
-          <w:rFonts w:ascii="Times New Roman" w:hAnsi="Times New Roman" w:cs="Times New Roman"/>
-          <w:sz w:val="28"/>
-          <w:szCs w:val="28"/>
-          <w:lang w:val="en-US"/>
-        </w:rPr>
-        <w:t>104</w:t>
-      </w:r>
-      <w:r>
-        <w:rPr>
-          <w:rFonts w:ascii="Times New Roman" w:hAnsi="Times New Roman" w:cs="Times New Roman"/>
-          <w:sz w:val="28"/>
-          <w:szCs w:val="28"/>
-          <w:lang w:val="en-US"/>
-        </w:rPr>
-        <w:t>)</w:t>
-      </w:r>
-    </w:p>
-    <w:p>
-      <w:pPr>
-        <w:jc w:val="center"/>
-        <w:rPr>
-          <w:rFonts w:ascii="Times New Roman" w:hAnsi="Times New Roman" w:cs="Times New Roman"/>
-          <w:sz w:val="28"/>
-          <w:szCs w:val="28"/>
-          <w:lang w:val="en-US"/>
-        </w:rPr>
-      </w:pPr>
-    </w:p>
-    <w:p>
-      <w:pPr>
-        <w:jc w:val="center"/>
-        <w:rPr>
-          <w:rFonts w:ascii="Times New Roman" w:hAnsi="Times New Roman" w:cs="Times New Roman"/>
-          <w:sz w:val="28"/>
-          <w:szCs w:val="28"/>
-          <w:lang w:val="en-US"/>
-        </w:rPr>
-      </w:pPr>
-      <w:r>
-        <w:rPr>
-          <w:rFonts w:ascii="Times New Roman" w:hAnsi="Times New Roman" w:cs="Times New Roman"/>
+        <w:t>Excel (79-104)</w:t>
+      </w:r>
+    </w:p>
+    <w:p>
+      <w:pPr>
+        <w:jc w:val="center"/>
+        <w:rPr>
+          <w:rFonts w:ascii="Times New Roman" w:hAnsi="Times New Roman" w:cs="Times New Roman"/>
+          <w:sz w:val="28"/>
+          <w:szCs w:val="28"/>
+          <w:lang w:val="en-US"/>
+        </w:rPr>
+      </w:pPr>
+    </w:p>
+    <w:p>
+      <w:pPr>
+        <w:jc w:val="center"/>
+        <w:rPr>
+          <w:rFonts w:ascii="Times New Roman" w:hAnsi="Times New Roman" w:cs="Times New Roman"/>
+          <w:sz w:val="28"/>
+          <w:szCs w:val="28"/>
+          <w:lang w:val="en-US"/>
+        </w:rPr>
+      </w:pPr>
+      <w:r>
+        <w:rPr>
+          <w:rFonts w:ascii="Times New Roman" w:hAnsi="Times New Roman" w:cs="Times New Roman"/>
+          <w:noProof/>
           <w:sz w:val="28"/>
           <w:szCs w:val="28"/>
           <w:lang w:val="en-US"/>
@@ -1602,58 +1420,23 @@
           <w:szCs w:val="28"/>
           <w:lang w:val="en-US"/>
         </w:rPr>
-        <w:t>Excel (</w:t>
-      </w:r>
-      <w:r>
-        <w:rPr>
-          <w:rFonts w:ascii="Times New Roman" w:hAnsi="Times New Roman" w:cs="Times New Roman"/>
-          <w:sz w:val="28"/>
-          <w:szCs w:val="28"/>
-          <w:lang w:val="en-US"/>
-        </w:rPr>
-        <w:t>105</w:t>
-      </w:r>
-      <w:r>
-        <w:rPr>
-          <w:rFonts w:ascii="Times New Roman" w:hAnsi="Times New Roman" w:cs="Times New Roman"/>
-          <w:sz w:val="28"/>
-          <w:szCs w:val="28"/>
-          <w:lang w:val="en-US"/>
-        </w:rPr>
-        <w:t>-1</w:t>
-      </w:r>
-      <w:r>
-        <w:rPr>
-          <w:rFonts w:ascii="Times New Roman" w:hAnsi="Times New Roman" w:cs="Times New Roman"/>
-          <w:sz w:val="28"/>
-          <w:szCs w:val="28"/>
-          <w:lang w:val="en-US"/>
-        </w:rPr>
-        <w:t>30</w:t>
-      </w:r>
-      <w:r>
-        <w:rPr>
-          <w:rFonts w:ascii="Times New Roman" w:hAnsi="Times New Roman" w:cs="Times New Roman"/>
-          <w:sz w:val="28"/>
-          <w:szCs w:val="28"/>
-          <w:lang w:val="en-US"/>
-        </w:rPr>
-        <w:t>)</w:t>
-      </w:r>
-    </w:p>
-    <w:p>
-      <w:pPr>
-        <w:jc w:val="center"/>
-        <w:rPr>
-          <w:rFonts w:ascii="Times New Roman" w:hAnsi="Times New Roman" w:cs="Times New Roman"/>
-          <w:sz w:val="28"/>
-          <w:szCs w:val="28"/>
-          <w:lang w:val="en-US"/>
-        </w:rPr>
-      </w:pPr>
-      <w:r>
-        <w:rPr>
-          <w:rFonts w:ascii="Times New Roman" w:hAnsi="Times New Roman" w:cs="Times New Roman"/>
+        <w:t>Excel (105-130)</w:t>
+      </w:r>
+    </w:p>
+    <w:p>
+      <w:pPr>
+        <w:jc w:val="center"/>
+        <w:rPr>
+          <w:rFonts w:ascii="Times New Roman" w:hAnsi="Times New Roman" w:cs="Times New Roman"/>
+          <w:sz w:val="28"/>
+          <w:szCs w:val="28"/>
+          <w:lang w:val="en-US"/>
+        </w:rPr>
+      </w:pPr>
+      <w:r>
+        <w:rPr>
+          <w:rFonts w:ascii="Times New Roman" w:hAnsi="Times New Roman" w:cs="Times New Roman"/>
+          <w:noProof/>
           <w:sz w:val="28"/>
           <w:szCs w:val="28"/>
           <w:lang w:val="en-US"/>
@@ -1740,43 +1523,7 @@
           <w:szCs w:val="28"/>
           <w:lang w:val="en-US"/>
         </w:rPr>
-        <w:t>Excel (1</w:t>
-      </w:r>
-      <w:r>
-        <w:rPr>
-          <w:rFonts w:ascii="Times New Roman" w:hAnsi="Times New Roman" w:cs="Times New Roman"/>
-          <w:sz w:val="28"/>
-          <w:szCs w:val="28"/>
-          <w:lang w:val="en-US"/>
-        </w:rPr>
-        <w:t>31</w:t>
-      </w:r>
-      <w:r>
-        <w:rPr>
-          <w:rFonts w:ascii="Times New Roman" w:hAnsi="Times New Roman" w:cs="Times New Roman"/>
-          <w:sz w:val="28"/>
-          <w:szCs w:val="28"/>
-          <w:lang w:val="en-US"/>
-        </w:rPr>
-        <w:t>-1</w:t>
-      </w:r>
-      <w:r>
-        <w:rPr>
-          <w:rFonts w:ascii="Times New Roman" w:hAnsi="Times New Roman" w:cs="Times New Roman"/>
-          <w:sz w:val="28"/>
-          <w:szCs w:val="28"/>
-          <w:lang w:val="en-US"/>
-        </w:rPr>
-        <w:t>52</w:t>
-      </w:r>
-      <w:r>
-        <w:rPr>
-          <w:rFonts w:ascii="Times New Roman" w:hAnsi="Times New Roman" w:cs="Times New Roman"/>
-          <w:sz w:val="28"/>
-          <w:szCs w:val="28"/>
-          <w:lang w:val="en-US"/>
-        </w:rPr>
-        <w:t>)</w:t>
+        <w:t>Excel (131-152)</w:t>
       </w:r>
     </w:p>
     <w:p>
@@ -1786,10 +1533,10 @@
       </w:pPr>
       <w:r>
         <w:drawing>
-          <wp:inline distT="0" distB="0" distL="0" distR="0" wp14:anchorId="3A3DD93C" wp14:editId="0C1F86CF">
-            <wp:extent cx="4749276" cy="4724400"/>
-            <wp:effectExtent l="0" t="0" r="0" b="0"/>
-            <wp:docPr id="48" name="Рисунок 48"/>
+          <wp:inline distT="0" distB="0" distL="0" distR="0" wp14:anchorId="5CF9CD4E" wp14:editId="1FF1CC25">
+            <wp:extent cx="5940425" cy="4638675"/>
+            <wp:effectExtent l="0" t="0" r="3175" b="9525"/>
+            <wp:docPr id="17" name="Рисунок 17"/>
             <wp:cNvGraphicFramePr>
               <a:graphicFrameLocks xmlns:a="http://schemas.openxmlformats.org/drawingml/2006/main" noChangeAspect="1"/>
             </wp:cNvGraphicFramePr>
@@ -1809,7 +1556,7 @@
                   <pic:spPr>
                     <a:xfrm>
                       <a:off x="0" y="0"/>
-                      <a:ext cx="4754254" cy="4729352"/>
+                      <a:ext cx="5940425" cy="4638675"/>
                     </a:xfrm>
                     <a:prstGeom prst="rect">
                       <a:avLst/>
@@ -1867,27 +1614,7 @@
           <w:szCs w:val="28"/>
           <w:lang w:val="ru-RU" w:eastAsia="en-US"/>
         </w:rPr>
-        <w:t>Результат шифрования (</w:t>
-      </w:r>
-      <w:proofErr w:type="spellStart"/>
-      <w:r>
-        <w:rPr>
-          <w:rFonts w:eastAsiaTheme="minorHAnsi"/>
-          <w:sz w:val="28"/>
-          <w:szCs w:val="28"/>
-          <w:lang w:val="ru-RU" w:eastAsia="en-US"/>
-        </w:rPr>
-        <w:t>побитово</w:t>
-      </w:r>
-      <w:proofErr w:type="spellEnd"/>
-      <w:r>
-        <w:rPr>
-          <w:rFonts w:eastAsiaTheme="minorHAnsi"/>
-          <w:sz w:val="28"/>
-          <w:szCs w:val="28"/>
-          <w:lang w:val="ru-RU" w:eastAsia="en-US"/>
-        </w:rPr>
-        <w:t>)</w:t>
+        <w:t>Результат шифрования (побитово)</w:t>
       </w:r>
     </w:p>
     <w:p>
@@ -1913,10 +1640,10 @@
         </w:rPr>
         <w:lastRenderedPageBreak/>
         <w:drawing>
-          <wp:inline distT="0" distB="0" distL="0" distR="0" wp14:anchorId="39D920A6" wp14:editId="1879C5F5">
-            <wp:extent cx="5940425" cy="1656080"/>
-            <wp:effectExtent l="0" t="0" r="3175" b="1270"/>
-            <wp:docPr id="49" name="Рисунок 49"/>
+          <wp:inline distT="0" distB="0" distL="0" distR="0" wp14:anchorId="13E1FF34" wp14:editId="21B584B0">
+            <wp:extent cx="5940425" cy="1078230"/>
+            <wp:effectExtent l="0" t="0" r="3175" b="7620"/>
+            <wp:docPr id="18" name="Рисунок 18"/>
             <wp:cNvGraphicFramePr>
               <a:graphicFrameLocks xmlns:a="http://schemas.openxmlformats.org/drawingml/2006/main" noChangeAspect="1"/>
             </wp:cNvGraphicFramePr>
@@ -1936,7 +1663,7 @@
                   <pic:spPr>
                     <a:xfrm>
                       <a:off x="0" y="0"/>
-                      <a:ext cx="5940425" cy="1656080"/>
+                      <a:ext cx="5940425" cy="1078230"/>
                     </a:xfrm>
                     <a:prstGeom prst="rect">
                       <a:avLst/>
@@ -1960,7 +1687,6 @@
           <w:lang w:val="en-US" w:eastAsia="en-US"/>
         </w:rPr>
       </w:pPr>
-      <w:proofErr w:type="spellStart"/>
       <w:r>
         <w:rPr>
           <w:rFonts w:eastAsiaTheme="minorHAnsi"/>
@@ -1968,9 +1694,8 @@
           <w:szCs w:val="28"/>
           <w:lang w:val="en-US" w:eastAsia="en-US"/>
         </w:rPr>
-        <w:t>Рисунок</w:t>
-      </w:r>
-      <w:proofErr w:type="spellEnd"/>
+        <w:t>Рисунок 1.</w:t>
+      </w:r>
       <w:r>
         <w:rPr>
           <w:rFonts w:eastAsiaTheme="minorHAnsi"/>
@@ -1978,7 +1703,7 @@
           <w:szCs w:val="28"/>
           <w:lang w:val="en-US" w:eastAsia="en-US"/>
         </w:rPr>
-        <w:t xml:space="preserve"> 1.</w:t>
+        <w:t>9</w:t>
       </w:r>
       <w:r>
         <w:rPr>
@@ -1987,16 +1712,25 @@
           <w:szCs w:val="28"/>
           <w:lang w:val="en-US" w:eastAsia="en-US"/>
         </w:rPr>
-        <w:t>9</w:t>
+        <w:t xml:space="preserve"> – </w:t>
       </w:r>
       <w:r>
         <w:rPr>
           <w:rFonts w:eastAsiaTheme="minorHAnsi"/>
           <w:sz w:val="28"/>
           <w:szCs w:val="28"/>
+          <w:lang w:val="ru-RU" w:eastAsia="en-US"/>
+        </w:rPr>
+        <w:t>Результат шифрования (.</w:t>
+      </w:r>
+      <w:r>
+        <w:rPr>
+          <w:rFonts w:eastAsiaTheme="minorHAnsi"/>
+          <w:sz w:val="28"/>
+          <w:szCs w:val="28"/>
           <w:lang w:val="en-US" w:eastAsia="en-US"/>
         </w:rPr>
-        <w:t xml:space="preserve"> – </w:t>
+        <w:t>txt</w:t>
       </w:r>
       <w:r>
         <w:rPr>
@@ -2005,24 +1739,6 @@
           <w:szCs w:val="28"/>
           <w:lang w:val="ru-RU" w:eastAsia="en-US"/>
         </w:rPr>
-        <w:t>Результат шифрования (.</w:t>
-      </w:r>
-      <w:r>
-        <w:rPr>
-          <w:rFonts w:eastAsiaTheme="minorHAnsi"/>
-          <w:sz w:val="28"/>
-          <w:szCs w:val="28"/>
-          <w:lang w:val="en-US" w:eastAsia="en-US"/>
-        </w:rPr>
-        <w:t>txt</w:t>
-      </w:r>
-      <w:r>
-        <w:rPr>
-          <w:rFonts w:eastAsiaTheme="minorHAnsi"/>
-          <w:sz w:val="28"/>
-          <w:szCs w:val="28"/>
-          <w:lang w:val="ru-RU" w:eastAsia="en-US"/>
-        </w:rPr>
         <w:t>)</w:t>
       </w:r>
     </w:p>
@@ -2062,10 +1778,10 @@
           <w:lang w:val="en-US"/>
         </w:rPr>
         <w:drawing>
-          <wp:inline distT="0" distB="0" distL="0" distR="0" wp14:anchorId="49273F59" wp14:editId="05DF4827">
-            <wp:extent cx="5646042" cy="5638800"/>
-            <wp:effectExtent l="0" t="0" r="0" b="0"/>
-            <wp:docPr id="50" name="Рисунок 50"/>
+          <wp:inline distT="0" distB="0" distL="0" distR="0" wp14:anchorId="3C30DBD9" wp14:editId="1C438817">
+            <wp:extent cx="5940425" cy="4669790"/>
+            <wp:effectExtent l="0" t="0" r="3175" b="0"/>
+            <wp:docPr id="20" name="Рисунок 20"/>
             <wp:cNvGraphicFramePr>
               <a:graphicFrameLocks xmlns:a="http://schemas.openxmlformats.org/drawingml/2006/main" noChangeAspect="1"/>
             </wp:cNvGraphicFramePr>
@@ -2085,7 +1801,7 @@
                   <pic:spPr>
                     <a:xfrm>
                       <a:off x="0" y="0"/>
-                      <a:ext cx="5654607" cy="5647354"/>
+                      <a:ext cx="5940425" cy="4669790"/>
                     </a:xfrm>
                     <a:prstGeom prst="rect">
                       <a:avLst/>
@@ -2133,53 +1849,34 @@
           <w:szCs w:val="28"/>
           <w:lang w:val="ru-RU"/>
         </w:rPr>
-        <w:t xml:space="preserve"> – Результат дешифрования (</w:t>
-      </w:r>
-      <w:proofErr w:type="spellStart"/>
-      <w:r>
-        <w:rPr>
-          <w:rFonts w:ascii="Times New Roman" w:hAnsi="Times New Roman" w:cs="Times New Roman"/>
-          <w:sz w:val="28"/>
-          <w:szCs w:val="28"/>
-          <w:lang w:val="ru-RU"/>
-        </w:rPr>
-        <w:t>побитово</w:t>
-      </w:r>
-      <w:proofErr w:type="spellEnd"/>
-      <w:r>
-        <w:rPr>
-          <w:rFonts w:ascii="Times New Roman" w:hAnsi="Times New Roman" w:cs="Times New Roman"/>
-          <w:sz w:val="28"/>
-          <w:szCs w:val="28"/>
-          <w:lang w:val="ru-RU"/>
-        </w:rPr>
-        <w:t>)</w:t>
-      </w:r>
-    </w:p>
-    <w:p>
-      <w:pPr>
-        <w:jc w:val="center"/>
-        <w:rPr>
-          <w:rFonts w:ascii="Times New Roman" w:hAnsi="Times New Roman" w:cs="Times New Roman"/>
-          <w:sz w:val="28"/>
-          <w:szCs w:val="28"/>
-          <w:lang w:val="ru-RU"/>
-        </w:rPr>
-      </w:pPr>
-    </w:p>
-    <w:p>
-      <w:pPr>
-        <w:jc w:val="center"/>
-        <w:rPr>
-          <w:rFonts w:ascii="Times New Roman" w:hAnsi="Times New Roman" w:cs="Times New Roman"/>
-          <w:sz w:val="28"/>
-          <w:szCs w:val="28"/>
-          <w:lang w:val="ru-RU"/>
-        </w:rPr>
-      </w:pPr>
-      <w:r>
-        <w:rPr>
-          <w:rFonts w:ascii="Times New Roman" w:hAnsi="Times New Roman" w:cs="Times New Roman"/>
+        <w:t xml:space="preserve"> – Результат дешифрования (побитово)</w:t>
+      </w:r>
+    </w:p>
+    <w:p>
+      <w:pPr>
+        <w:jc w:val="center"/>
+        <w:rPr>
+          <w:rFonts w:ascii="Times New Roman" w:hAnsi="Times New Roman" w:cs="Times New Roman"/>
+          <w:sz w:val="28"/>
+          <w:szCs w:val="28"/>
+          <w:lang w:val="ru-RU"/>
+        </w:rPr>
+      </w:pPr>
+    </w:p>
+    <w:p>
+      <w:pPr>
+        <w:jc w:val="center"/>
+        <w:rPr>
+          <w:rFonts w:ascii="Times New Roman" w:hAnsi="Times New Roman" w:cs="Times New Roman"/>
+          <w:sz w:val="28"/>
+          <w:szCs w:val="28"/>
+          <w:lang w:val="ru-RU"/>
+        </w:rPr>
+      </w:pPr>
+      <w:r>
+        <w:rPr>
+          <w:rFonts w:ascii="Times New Roman" w:hAnsi="Times New Roman" w:cs="Times New Roman"/>
+          <w:noProof/>
           <w:sz w:val="28"/>
           <w:szCs w:val="28"/>
           <w:lang w:val="ru-RU"/>
@@ -2246,7 +1943,7 @@
           <w:rFonts w:ascii="Times New Roman" w:hAnsi="Times New Roman" w:cs="Times New Roman"/>
           <w:sz w:val="28"/>
           <w:szCs w:val="28"/>
-          <w:lang w:val="en-US"/>
+          <w:lang w:val="ru-RU"/>
         </w:rPr>
         <w:t>11</w:t>
       </w:r>
@@ -2704,38 +2401,73 @@
           <w:szCs w:val="28"/>
           <w:lang w:val="ru-RU"/>
         </w:rPr>
-        <w:t>101010111011011100101000101101001001011001101001011110110000000011100011010101001111010110101101</w:t>
-      </w:r>
-    </w:p>
-    <w:p>
-      <w:pPr>
-        <w:rPr>
-          <w:rFonts w:ascii="Times New Roman" w:hAnsi="Times New Roman" w:cs="Times New Roman"/>
-          <w:sz w:val="28"/>
-          <w:szCs w:val="28"/>
-          <w:lang w:val="ru-RU"/>
-        </w:rPr>
-      </w:pPr>
-      <w:r>
-        <w:rPr>
-          <w:rFonts w:ascii="Times New Roman" w:hAnsi="Times New Roman" w:cs="Times New Roman"/>
-          <w:sz w:val="28"/>
-          <w:szCs w:val="28"/>
-          <w:lang w:val="ru-RU"/>
-        </w:rPr>
-        <w:t xml:space="preserve">Побитовый </w:t>
-      </w:r>
-      <w:proofErr w:type="spellStart"/>
-      <w:r>
-        <w:rPr>
-          <w:rFonts w:ascii="Times New Roman" w:hAnsi="Times New Roman" w:cs="Times New Roman"/>
-          <w:sz w:val="28"/>
-          <w:szCs w:val="28"/>
-          <w:lang w:val="ru-RU"/>
-        </w:rPr>
-        <w:t>шифротекст</w:t>
-      </w:r>
-      <w:proofErr w:type="spellEnd"/>
+        <w:t>101010111011011100101000101101000100010000111111001001100101000011111111110011101111000110000000</w:t>
+      </w:r>
+    </w:p>
+    <w:p>
+      <w:pPr>
+        <w:rPr>
+          <w:rFonts w:ascii="Times New Roman" w:hAnsi="Times New Roman" w:cs="Times New Roman"/>
+          <w:sz w:val="28"/>
+          <w:szCs w:val="28"/>
+          <w:lang w:val="ru-RU"/>
+        </w:rPr>
+      </w:pPr>
+      <w:r>
+        <w:rPr>
+          <w:rFonts w:ascii="Times New Roman" w:hAnsi="Times New Roman" w:cs="Times New Roman"/>
+          <w:sz w:val="28"/>
+          <w:szCs w:val="28"/>
+          <w:lang w:val="ru-RU"/>
+        </w:rPr>
+        <w:t xml:space="preserve">Побитовый шифротекст: </w:t>
+      </w:r>
+      <w:r>
+        <w:rPr>
+          <w:rFonts w:ascii="Times New Roman" w:hAnsi="Times New Roman" w:cs="Times New Roman"/>
+          <w:sz w:val="28"/>
+          <w:szCs w:val="28"/>
+          <w:lang w:val="ru-RU"/>
+        </w:rPr>
+        <w:t>11100011 11010010 01000100 11011000 00101011 00011111 01010001 00111111 10001101 10100010 10010101 10100001</w:t>
+      </w:r>
+    </w:p>
+    <w:p>
+      <w:pPr>
+        <w:rPr>
+          <w:rFonts w:ascii="Times New Roman" w:hAnsi="Times New Roman" w:cs="Times New Roman"/>
+          <w:sz w:val="28"/>
+          <w:szCs w:val="28"/>
+          <w:lang w:val="ru-RU"/>
+        </w:rPr>
+      </w:pPr>
+      <w:r>
+        <w:rPr>
+          <w:rFonts w:ascii="Times New Roman" w:hAnsi="Times New Roman" w:cs="Times New Roman"/>
+          <w:sz w:val="28"/>
+          <w:szCs w:val="28"/>
+          <w:lang w:val="ru-RU"/>
+        </w:rPr>
+        <w:t>Шифротекст (.</w:t>
+      </w:r>
+      <w:r>
+        <w:rPr>
+          <w:rFonts w:ascii="Times New Roman" w:hAnsi="Times New Roman" w:cs="Times New Roman"/>
+          <w:sz w:val="28"/>
+          <w:szCs w:val="28"/>
+          <w:lang w:val="en-US"/>
+        </w:rPr>
+        <w:t>txt</w:t>
+      </w:r>
+      <w:r>
+        <w:rPr>
+          <w:rFonts w:ascii="Times New Roman" w:hAnsi="Times New Roman" w:cs="Times New Roman"/>
+          <w:sz w:val="28"/>
+          <w:szCs w:val="28"/>
+          <w:lang w:val="ru-RU"/>
+        </w:rPr>
+        <w:t>)</w:t>
+      </w:r>
       <w:r>
         <w:rPr>
           <w:rFonts w:ascii="Times New Roman" w:hAnsi="Times New Roman" w:cs="Times New Roman"/>
@@ -2752,201 +2484,43 @@
           <w:szCs w:val="28"/>
           <w:lang w:val="ru-RU"/>
         </w:rPr>
-        <w:t>11100011 11010010 01000100 11011000 11111001 01001001 00001100 01101111 10010001 00111000 10010001 10001100</w:t>
-      </w:r>
-    </w:p>
-    <w:p>
-      <w:pPr>
-        <w:rPr>
-          <w:rFonts w:ascii="Times New Roman" w:hAnsi="Times New Roman" w:cs="Times New Roman"/>
-          <w:sz w:val="28"/>
-          <w:szCs w:val="28"/>
-          <w:lang w:val="ru-RU"/>
-        </w:rPr>
-      </w:pPr>
-      <w:proofErr w:type="spellStart"/>
-      <w:r>
-        <w:rPr>
-          <w:rFonts w:ascii="Times New Roman" w:hAnsi="Times New Roman" w:cs="Times New Roman"/>
-          <w:sz w:val="28"/>
-          <w:szCs w:val="28"/>
-          <w:lang w:val="ru-RU"/>
-        </w:rPr>
-        <w:t>Шифротекст</w:t>
-      </w:r>
-      <w:proofErr w:type="spellEnd"/>
-      <w:r>
-        <w:rPr>
-          <w:rFonts w:ascii="Times New Roman" w:hAnsi="Times New Roman" w:cs="Times New Roman"/>
-          <w:sz w:val="28"/>
-          <w:szCs w:val="28"/>
-          <w:lang w:val="ru-RU"/>
-        </w:rPr>
-        <w:t xml:space="preserve"> (.</w:t>
-      </w:r>
-      <w:r>
-        <w:rPr>
-          <w:rFonts w:ascii="Times New Roman" w:hAnsi="Times New Roman" w:cs="Times New Roman"/>
-          <w:sz w:val="28"/>
-          <w:szCs w:val="28"/>
-          <w:lang w:val="en-US"/>
-        </w:rPr>
-        <w:t>txt</w:t>
-      </w:r>
-      <w:r>
-        <w:rPr>
-          <w:rFonts w:ascii="Times New Roman" w:hAnsi="Times New Roman" w:cs="Times New Roman"/>
-          <w:sz w:val="28"/>
-          <w:szCs w:val="28"/>
-          <w:lang w:val="ru-RU"/>
-        </w:rPr>
-        <w:t>)</w:t>
-      </w:r>
-      <w:r>
-        <w:rPr>
-          <w:rFonts w:ascii="Times New Roman" w:hAnsi="Times New Roman" w:cs="Times New Roman"/>
-          <w:sz w:val="28"/>
-          <w:szCs w:val="28"/>
-          <w:lang w:val="ru-RU"/>
-        </w:rPr>
-        <w:t xml:space="preserve">: </w:t>
-      </w:r>
-      <w:proofErr w:type="spellStart"/>
-      <w:r>
-        <w:rPr>
-          <w:rFonts w:ascii="Times New Roman" w:hAnsi="Times New Roman" w:cs="Times New Roman"/>
-          <w:sz w:val="28"/>
-          <w:szCs w:val="28"/>
-          <w:lang w:val="ru-RU"/>
-        </w:rPr>
-        <w:t>гТ</w:t>
-      </w:r>
-      <w:proofErr w:type="spellEnd"/>
-      <w:r>
-        <w:rPr>
-          <w:rFonts w:ascii="Times New Roman" w:hAnsi="Times New Roman" w:cs="Times New Roman"/>
-          <w:sz w:val="28"/>
-          <w:szCs w:val="28"/>
-          <w:lang w:val="en-US"/>
-        </w:rPr>
-        <w:t>D</w:t>
-      </w:r>
-      <w:proofErr w:type="spellStart"/>
-      <w:r>
-        <w:rPr>
-          <w:rFonts w:ascii="Times New Roman" w:hAnsi="Times New Roman" w:cs="Times New Roman"/>
-          <w:sz w:val="28"/>
-          <w:szCs w:val="28"/>
-          <w:lang w:val="ru-RU"/>
-        </w:rPr>
-        <w:t>Шщ</w:t>
-      </w:r>
-      <w:proofErr w:type="spellEnd"/>
-      <w:r>
-        <w:rPr>
-          <w:rFonts w:ascii="Times New Roman" w:hAnsi="Times New Roman" w:cs="Times New Roman"/>
-          <w:sz w:val="28"/>
-          <w:szCs w:val="28"/>
-          <w:lang w:val="en-US"/>
-        </w:rPr>
-        <w:t>I</w:t>
-      </w:r>
-      <w:r>
-        <w:rPr>
-          <w:rFonts w:ascii="Times New Roman" w:hAnsi="Times New Roman" w:cs="Times New Roman"/>
-          <w:sz w:val="28"/>
-          <w:szCs w:val="28"/>
-          <w:lang w:val="ru-RU"/>
-        </w:rPr>
-        <w:t xml:space="preserve"> (</w:t>
-      </w:r>
-      <w:r>
-        <w:rPr>
-          <w:rFonts w:ascii="Times New Roman" w:hAnsi="Times New Roman" w:cs="Times New Roman"/>
-          <w:sz w:val="28"/>
-          <w:szCs w:val="28"/>
-          <w:lang w:val="ru-RU"/>
-        </w:rPr>
-        <w:t xml:space="preserve">в конце </w:t>
-      </w:r>
-      <w:r>
-        <w:rPr>
-          <w:rFonts w:ascii="Times New Roman" w:hAnsi="Times New Roman" w:cs="Times New Roman"/>
-          <w:sz w:val="28"/>
-          <w:szCs w:val="28"/>
-          <w:lang w:val="en-US"/>
-        </w:rPr>
-        <w:t>Enter</w:t>
-      </w:r>
-      <w:r>
-        <w:rPr>
-          <w:rFonts w:ascii="Times New Roman" w:hAnsi="Times New Roman" w:cs="Times New Roman"/>
-          <w:sz w:val="28"/>
-          <w:szCs w:val="28"/>
-          <w:lang w:val="ru-RU"/>
-        </w:rPr>
-        <w:t>)</w:t>
-      </w:r>
-      <w:r>
-        <w:rPr>
-          <w:rFonts w:ascii="Times New Roman" w:hAnsi="Times New Roman" w:cs="Times New Roman"/>
-          <w:sz w:val="28"/>
-          <w:szCs w:val="28"/>
-          <w:lang w:val="ru-RU"/>
-        </w:rPr>
-        <w:t xml:space="preserve"> </w:t>
-      </w:r>
-      <w:r>
-        <w:rPr>
-          <w:rFonts w:ascii="Times New Roman" w:hAnsi="Times New Roman" w:cs="Times New Roman"/>
-          <w:sz w:val="28"/>
-          <w:szCs w:val="28"/>
-          <w:lang w:val="en-US"/>
-        </w:rPr>
-        <w:t>o</w:t>
-      </w:r>
-      <w:r>
-        <w:rPr>
-          <w:rFonts w:ascii="Times New Roman" w:hAnsi="Times New Roman" w:cs="Times New Roman"/>
-          <w:sz w:val="28"/>
-          <w:szCs w:val="28"/>
-          <w:lang w:val="ru-RU"/>
-        </w:rPr>
-        <w:t>’8’</w:t>
-      </w:r>
-      <w:r>
-        <w:rPr>
-          <w:rFonts w:ascii="Times New Roman" w:hAnsi="Times New Roman" w:cs="Times New Roman"/>
-          <w:sz w:val="28"/>
-          <w:szCs w:val="28"/>
-          <w:lang w:val="en-US"/>
-        </w:rPr>
-        <w:t>fb</w:t>
-      </w:r>
-    </w:p>
-    <w:p>
-      <w:pPr>
-        <w:rPr>
-          <w:rFonts w:ascii="Times New Roman" w:hAnsi="Times New Roman" w:cs="Times New Roman"/>
-          <w:sz w:val="28"/>
-          <w:szCs w:val="28"/>
-          <w:lang w:val="ru-RU"/>
-        </w:rPr>
-      </w:pPr>
-    </w:p>
-    <w:p>
-      <w:pPr>
-        <w:jc w:val="center"/>
-        <w:rPr>
-          <w:rFonts w:ascii="Times New Roman" w:hAnsi="Times New Roman" w:cs="Times New Roman"/>
-          <w:sz w:val="28"/>
-          <w:szCs w:val="28"/>
-          <w:lang w:val="ru-RU"/>
-        </w:rPr>
-      </w:pPr>
-      <w:r>
-        <w:rPr>
-          <w:rFonts w:ascii="Times New Roman" w:hAnsi="Times New Roman" w:cs="Times New Roman"/>
+        <w:t>гТDШ+</w:t>
+      </w:r>
+      <w:r>
+        <w:rPr>
+          <w:rFonts w:ascii="Times New Roman" w:hAnsi="Times New Roman" w:cs="Times New Roman"/>
+          <w:sz w:val="28"/>
+          <w:szCs w:val="28"/>
+          <w:lang w:val="ru-RU"/>
+        </w:rPr>
+        <w:softHyphen/>
+        <w:t>Q?Ќў•Ў</w:t>
+      </w:r>
+    </w:p>
+    <w:p>
+      <w:pPr>
+        <w:rPr>
+          <w:rFonts w:ascii="Times New Roman" w:hAnsi="Times New Roman" w:cs="Times New Roman"/>
+          <w:sz w:val="28"/>
+          <w:szCs w:val="28"/>
+          <w:lang w:val="ru-RU"/>
+        </w:rPr>
+      </w:pPr>
+    </w:p>
+    <w:p>
+      <w:pPr>
+        <w:jc w:val="center"/>
+        <w:rPr>
+          <w:rFonts w:ascii="Times New Roman" w:hAnsi="Times New Roman" w:cs="Times New Roman"/>
+          <w:sz w:val="28"/>
+          <w:szCs w:val="28"/>
+          <w:lang w:val="ru-RU"/>
+        </w:rPr>
+      </w:pPr>
+      <w:r>
+        <w:rPr>
+          <w:rFonts w:ascii="Times New Roman" w:hAnsi="Times New Roman" w:cs="Times New Roman"/>
+          <w:noProof/>
           <w:sz w:val="28"/>
           <w:szCs w:val="28"/>
           <w:lang w:val="ru-RU"/>
@@ -3040,6 +2614,7 @@
       <w:r>
         <w:rPr>
           <w:rFonts w:ascii="Times New Roman" w:hAnsi="Times New Roman" w:cs="Times New Roman"/>
+          <w:noProof/>
           <w:sz w:val="28"/>
           <w:szCs w:val="28"/>
           <w:lang w:val="ru-RU"/>
@@ -3161,6 +2736,7 @@
       <w:r>
         <w:rPr>
           <w:rFonts w:ascii="Times New Roman" w:hAnsi="Times New Roman" w:cs="Times New Roman"/>
+          <w:noProof/>
           <w:sz w:val="28"/>
           <w:szCs w:val="28"/>
           <w:lang w:val="ru-RU"/>
@@ -3282,6 +2858,7 @@
       <w:r>
         <w:rPr>
           <w:rFonts w:ascii="Times New Roman" w:hAnsi="Times New Roman" w:cs="Times New Roman"/>
+          <w:noProof/>
           <w:sz w:val="28"/>
           <w:szCs w:val="28"/>
           <w:lang w:val="ru-RU"/>
@@ -3385,25 +2962,7 @@
           <w:szCs w:val="28"/>
           <w:lang w:val="en-US"/>
         </w:rPr>
-        <w:t>53</w:t>
-      </w:r>
-      <w:r>
-        <w:rPr>
-          <w:rFonts w:ascii="Times New Roman" w:hAnsi="Times New Roman" w:cs="Times New Roman"/>
-          <w:sz w:val="28"/>
-          <w:szCs w:val="28"/>
-          <w:lang w:val="en-US"/>
-        </w:rPr>
-        <w:t>-</w:t>
-      </w:r>
-      <w:r>
-        <w:rPr>
-          <w:rFonts w:ascii="Times New Roman" w:hAnsi="Times New Roman" w:cs="Times New Roman"/>
-          <w:sz w:val="28"/>
-          <w:szCs w:val="28"/>
-          <w:lang w:val="en-US"/>
-        </w:rPr>
-        <w:t>78</w:t>
+        <w:t>53-78</w:t>
       </w:r>
       <w:r>
         <w:rPr>
@@ -3428,6 +2987,7 @@
       <w:r>
         <w:rPr>
           <w:rFonts w:ascii="Times New Roman" w:hAnsi="Times New Roman" w:cs="Times New Roman"/>
+          <w:noProof/>
           <w:sz w:val="28"/>
           <w:szCs w:val="28"/>
           <w:lang w:val="ru-RU"/>
@@ -3532,25 +3092,7 @@
           <w:szCs w:val="28"/>
           <w:lang w:val="en-US"/>
         </w:rPr>
-        <w:t>79</w:t>
-      </w:r>
-      <w:r>
-        <w:rPr>
-          <w:rFonts w:ascii="Times New Roman" w:hAnsi="Times New Roman" w:cs="Times New Roman"/>
-          <w:sz w:val="28"/>
-          <w:szCs w:val="28"/>
-          <w:lang w:val="en-US"/>
-        </w:rPr>
-        <w:t>-</w:t>
-      </w:r>
-      <w:r>
-        <w:rPr>
-          <w:rFonts w:ascii="Times New Roman" w:hAnsi="Times New Roman" w:cs="Times New Roman"/>
-          <w:sz w:val="28"/>
-          <w:szCs w:val="28"/>
-          <w:lang w:val="en-US"/>
-        </w:rPr>
-        <w:t>96</w:t>
+        <w:t>79-96</w:t>
       </w:r>
     </w:p>
     <w:p>
@@ -3560,10 +3102,10 @@
       </w:pPr>
       <w:r>
         <w:drawing>
-          <wp:inline distT="0" distB="0" distL="0" distR="0" wp14:anchorId="7A61D7F8" wp14:editId="6D329769">
-            <wp:extent cx="3968869" cy="3948082"/>
-            <wp:effectExtent l="0" t="0" r="0" b="0"/>
-            <wp:docPr id="38" name="Рисунок 38"/>
+          <wp:inline distT="0" distB="0" distL="0" distR="0" wp14:anchorId="50C1DF1C" wp14:editId="5BA35B89">
+            <wp:extent cx="5524500" cy="4280823"/>
+            <wp:effectExtent l="0" t="0" r="0" b="5715"/>
+            <wp:docPr id="21" name="Рисунок 21"/>
             <wp:cNvGraphicFramePr>
               <a:graphicFrameLocks xmlns:a="http://schemas.openxmlformats.org/drawingml/2006/main" noChangeAspect="1"/>
             </wp:cNvGraphicFramePr>
@@ -3583,7 +3125,7 @@
                   <pic:spPr>
                     <a:xfrm>
                       <a:off x="0" y="0"/>
-                      <a:ext cx="3988645" cy="3967754"/>
+                      <a:ext cx="5525713" cy="4281763"/>
                     </a:xfrm>
                     <a:prstGeom prst="rect">
                       <a:avLst/>
@@ -3659,27 +3201,7 @@
           <w:szCs w:val="28"/>
           <w:lang w:val="ru-RU" w:eastAsia="en-US"/>
         </w:rPr>
-        <w:t>Результат шифрования (</w:t>
-      </w:r>
-      <w:proofErr w:type="spellStart"/>
-      <w:r>
-        <w:rPr>
-          <w:rFonts w:eastAsiaTheme="minorHAnsi"/>
-          <w:sz w:val="28"/>
-          <w:szCs w:val="28"/>
-          <w:lang w:val="ru-RU" w:eastAsia="en-US"/>
-        </w:rPr>
-        <w:t>побитово</w:t>
-      </w:r>
-      <w:proofErr w:type="spellEnd"/>
-      <w:r>
-        <w:rPr>
-          <w:rFonts w:eastAsiaTheme="minorHAnsi"/>
-          <w:sz w:val="28"/>
-          <w:szCs w:val="28"/>
-          <w:lang w:val="ru-RU" w:eastAsia="en-US"/>
-        </w:rPr>
-        <w:t>)</w:t>
+        <w:t>Результат шифрования (побитово)</w:t>
       </w:r>
     </w:p>
     <w:p>
@@ -3695,10 +3217,10 @@
           <w:lang w:val="en-US"/>
         </w:rPr>
         <w:drawing>
-          <wp:inline distT="0" distB="0" distL="0" distR="0" wp14:anchorId="3E17B1E3" wp14:editId="29F6C412">
-            <wp:extent cx="5940425" cy="988060"/>
-            <wp:effectExtent l="0" t="0" r="3175" b="2540"/>
-            <wp:docPr id="39" name="Рисунок 39"/>
+          <wp:inline distT="0" distB="0" distL="0" distR="0" wp14:anchorId="3AF1A16C" wp14:editId="3694682F">
+            <wp:extent cx="5940425" cy="910590"/>
+            <wp:effectExtent l="0" t="0" r="3175" b="3810"/>
+            <wp:docPr id="22" name="Рисунок 22"/>
             <wp:cNvGraphicFramePr>
               <a:graphicFrameLocks xmlns:a="http://schemas.openxmlformats.org/drawingml/2006/main" noChangeAspect="1"/>
             </wp:cNvGraphicFramePr>
@@ -3718,7 +3240,7 @@
                   <pic:spPr>
                     <a:xfrm>
                       <a:off x="0" y="0"/>
-                      <a:ext cx="5940425" cy="988060"/>
+                      <a:ext cx="5940425" cy="910590"/>
                     </a:xfrm>
                     <a:prstGeom prst="rect">
                       <a:avLst/>
@@ -3742,7 +3264,6 @@
           <w:lang w:val="en-US" w:eastAsia="en-US"/>
         </w:rPr>
       </w:pPr>
-      <w:proofErr w:type="spellStart"/>
       <w:r>
         <w:rPr>
           <w:rFonts w:eastAsiaTheme="minorHAnsi"/>
@@ -3750,17 +3271,7 @@
           <w:szCs w:val="28"/>
           <w:lang w:val="en-US" w:eastAsia="en-US"/>
         </w:rPr>
-        <w:t>Рисунок</w:t>
-      </w:r>
-      <w:proofErr w:type="spellEnd"/>
-      <w:r>
-        <w:rPr>
-          <w:rFonts w:eastAsiaTheme="minorHAnsi"/>
-          <w:sz w:val="28"/>
-          <w:szCs w:val="28"/>
-          <w:lang w:val="en-US" w:eastAsia="en-US"/>
-        </w:rPr>
-        <w:t xml:space="preserve"> </w:t>
+        <w:t xml:space="preserve">Рисунок </w:t>
       </w:r>
       <w:r>
         <w:rPr>
@@ -3845,10 +3356,10 @@
         </w:rPr>
         <w:lastRenderedPageBreak/>
         <w:drawing>
-          <wp:inline distT="0" distB="0" distL="0" distR="0" wp14:anchorId="760F7115" wp14:editId="5AA4CEA9">
-            <wp:extent cx="5444836" cy="5473355"/>
-            <wp:effectExtent l="0" t="0" r="3810" b="0"/>
-            <wp:docPr id="40" name="Рисунок 40"/>
+          <wp:inline distT="0" distB="0" distL="0" distR="0" wp14:anchorId="4864FBDF" wp14:editId="75D4742A">
+            <wp:extent cx="5940425" cy="4638040"/>
+            <wp:effectExtent l="0" t="0" r="3175" b="0"/>
+            <wp:docPr id="52" name="Рисунок 52"/>
             <wp:cNvGraphicFramePr>
               <a:graphicFrameLocks xmlns:a="http://schemas.openxmlformats.org/drawingml/2006/main" noChangeAspect="1"/>
             </wp:cNvGraphicFramePr>
@@ -3868,7 +3379,7 @@
                   <pic:spPr>
                     <a:xfrm>
                       <a:off x="0" y="0"/>
-                      <a:ext cx="5446778" cy="5475307"/>
+                      <a:ext cx="5940425" cy="4638040"/>
                     </a:xfrm>
                     <a:prstGeom prst="rect">
                       <a:avLst/>
@@ -3934,42 +3445,23 @@
           <w:szCs w:val="28"/>
           <w:lang w:val="ru-RU"/>
         </w:rPr>
-        <w:t xml:space="preserve"> – Результат дешифрования (</w:t>
-      </w:r>
-      <w:proofErr w:type="spellStart"/>
-      <w:r>
-        <w:rPr>
-          <w:rFonts w:ascii="Times New Roman" w:hAnsi="Times New Roman" w:cs="Times New Roman"/>
-          <w:sz w:val="28"/>
-          <w:szCs w:val="28"/>
-          <w:lang w:val="ru-RU"/>
-        </w:rPr>
-        <w:t>побитово</w:t>
-      </w:r>
-      <w:proofErr w:type="spellEnd"/>
-      <w:r>
-        <w:rPr>
-          <w:rFonts w:ascii="Times New Roman" w:hAnsi="Times New Roman" w:cs="Times New Roman"/>
-          <w:sz w:val="28"/>
-          <w:szCs w:val="28"/>
-          <w:lang w:val="ru-RU"/>
-        </w:rPr>
-        <w:t>)</w:t>
-      </w:r>
-    </w:p>
-    <w:p>
-      <w:pPr>
-        <w:jc w:val="center"/>
-        <w:rPr>
-          <w:rFonts w:ascii="Times New Roman" w:hAnsi="Times New Roman" w:cs="Times New Roman"/>
-          <w:sz w:val="28"/>
-          <w:szCs w:val="28"/>
-          <w:lang w:val="ru-RU"/>
-        </w:rPr>
-      </w:pPr>
-      <w:r>
-        <w:rPr>
-          <w:rFonts w:ascii="Times New Roman" w:hAnsi="Times New Roman" w:cs="Times New Roman"/>
+        <w:t xml:space="preserve"> – Результат дешифрования (побитово)</w:t>
+      </w:r>
+    </w:p>
+    <w:p>
+      <w:pPr>
+        <w:jc w:val="center"/>
+        <w:rPr>
+          <w:rFonts w:ascii="Times New Roman" w:hAnsi="Times New Roman" w:cs="Times New Roman"/>
+          <w:sz w:val="28"/>
+          <w:szCs w:val="28"/>
+          <w:lang w:val="ru-RU"/>
+        </w:rPr>
+      </w:pPr>
+      <w:r>
+        <w:rPr>
+          <w:rFonts w:ascii="Times New Roman" w:hAnsi="Times New Roman" w:cs="Times New Roman"/>
+          <w:noProof/>
           <w:sz w:val="28"/>
           <w:szCs w:val="28"/>
           <w:lang w:val="ru-RU"/>
@@ -4035,7 +3527,7 @@
           <w:rFonts w:ascii="Times New Roman" w:hAnsi="Times New Roman" w:cs="Times New Roman"/>
           <w:sz w:val="28"/>
           <w:szCs w:val="28"/>
-          <w:lang w:val="en-US"/>
+          <w:lang w:val="ru-RU"/>
         </w:rPr>
         <w:t>2</w:t>
       </w:r>
@@ -4053,7 +3545,7 @@
           <w:rFonts w:ascii="Times New Roman" w:hAnsi="Times New Roman" w:cs="Times New Roman"/>
           <w:sz w:val="28"/>
           <w:szCs w:val="28"/>
-          <w:lang w:val="en-US"/>
+          <w:lang w:val="ru-RU"/>
         </w:rPr>
         <w:t>9</w:t>
       </w:r>
@@ -4071,9 +3563,18 @@
           <w:rFonts w:ascii="Times New Roman" w:hAnsi="Times New Roman" w:cs="Times New Roman"/>
           <w:sz w:val="28"/>
           <w:szCs w:val="28"/>
-          <w:lang w:val="en-US"/>
-        </w:rPr>
-        <w:t>.txt</w:t>
+          <w:lang w:val="ru-RU"/>
+        </w:rPr>
+        <w:t>.</w:t>
+      </w:r>
+      <w:r>
+        <w:rPr>
+          <w:rFonts w:ascii="Times New Roman" w:hAnsi="Times New Roman" w:cs="Times New Roman"/>
+          <w:sz w:val="28"/>
+          <w:szCs w:val="28"/>
+          <w:lang w:val="en-US"/>
+        </w:rPr>
+        <w:t>txt</w:t>
       </w:r>
       <w:r>
         <w:rPr>
@@ -4103,7 +3604,40 @@
           <w:rFonts w:ascii="Times New Roman" w:hAnsi="Times New Roman" w:cs="Times New Roman"/>
           <w:sz w:val="28"/>
           <w:szCs w:val="28"/>
-          <w:lang w:val="ru-RU"/>
+          <w:lang w:val="en-US"/>
+        </w:rPr>
+      </w:pPr>
+    </w:p>
+    <w:p>
+      <w:pPr>
+        <w:jc w:val="center"/>
+        <w:rPr>
+          <w:rFonts w:ascii="Times New Roman" w:hAnsi="Times New Roman" w:cs="Times New Roman"/>
+          <w:sz w:val="28"/>
+          <w:szCs w:val="28"/>
+          <w:lang w:val="en-US"/>
+        </w:rPr>
+      </w:pPr>
+    </w:p>
+    <w:p>
+      <w:pPr>
+        <w:jc w:val="center"/>
+        <w:rPr>
+          <w:rFonts w:ascii="Times New Roman" w:hAnsi="Times New Roman" w:cs="Times New Roman"/>
+          <w:sz w:val="28"/>
+          <w:szCs w:val="28"/>
+          <w:lang w:val="en-US"/>
+        </w:rPr>
+      </w:pPr>
+    </w:p>
+    <w:p>
+      <w:pPr>
+        <w:jc w:val="center"/>
+        <w:rPr>
+          <w:rFonts w:ascii="Times New Roman" w:hAnsi="Times New Roman" w:cs="Times New Roman"/>
+          <w:sz w:val="28"/>
+          <w:szCs w:val="28"/>
+          <w:lang w:val="en-US"/>
         </w:rPr>
       </w:pPr>
     </w:p>
@@ -4174,45 +3708,14 @@
         </w:rPr>
         <w:t xml:space="preserve">): </w:t>
       </w:r>
-      <w:proofErr w:type="spellStart"/>
-      <w:r>
-        <w:rPr>
-          <w:rFonts w:ascii="Times New Roman" w:hAnsi="Times New Roman" w:cs="Times New Roman"/>
-          <w:sz w:val="28"/>
-          <w:szCs w:val="28"/>
-          <w:lang w:val="ru-RU"/>
-        </w:rPr>
-        <w:t>Теор</w:t>
-      </w:r>
-      <w:proofErr w:type="spellEnd"/>
-      <w:r>
-        <w:rPr>
-          <w:rFonts w:ascii="Times New Roman" w:hAnsi="Times New Roman" w:cs="Times New Roman"/>
-          <w:sz w:val="28"/>
-          <w:szCs w:val="28"/>
-          <w:lang w:val="ru-RU"/>
-        </w:rPr>
-        <w:t xml:space="preserve">. </w:t>
-      </w:r>
-      <w:proofErr w:type="spellStart"/>
-      <w:r>
-        <w:rPr>
-          <w:rFonts w:ascii="Times New Roman" w:hAnsi="Times New Roman" w:cs="Times New Roman"/>
-          <w:sz w:val="28"/>
-          <w:szCs w:val="28"/>
-          <w:lang w:val="ru-RU"/>
-        </w:rPr>
-        <w:t>Inform</w:t>
-      </w:r>
-      <w:proofErr w:type="spellEnd"/>
-      <w:r>
-        <w:rPr>
-          <w:rFonts w:ascii="Times New Roman" w:hAnsi="Times New Roman" w:cs="Times New Roman"/>
-          <w:sz w:val="28"/>
-          <w:szCs w:val="28"/>
-          <w:lang w:val="ru-RU"/>
-        </w:rPr>
-        <w:t>.</w:t>
+      <w:r>
+        <w:rPr>
+          <w:rFonts w:ascii="Times New Roman" w:hAnsi="Times New Roman" w:cs="Times New Roman"/>
+          <w:sz w:val="28"/>
+          <w:szCs w:val="28"/>
+          <w:lang w:val="ru-RU"/>
+        </w:rPr>
+        <w:t>Теор. Inform.</w:t>
       </w:r>
     </w:p>
     <w:p>
@@ -4296,38 +3799,73 @@
           <w:szCs w:val="28"/>
           <w:lang w:val="ru-RU"/>
         </w:rPr>
-        <w:t>1010101010101010101010101010101001100000001100101010011000000011101000101100101010010000100001101111010011010101101100101001000000100110</w:t>
-      </w:r>
-    </w:p>
-    <w:p>
-      <w:pPr>
-        <w:rPr>
-          <w:rFonts w:ascii="Times New Roman" w:hAnsi="Times New Roman" w:cs="Times New Roman"/>
-          <w:sz w:val="28"/>
-          <w:szCs w:val="28"/>
-          <w:lang w:val="ru-RU"/>
-        </w:rPr>
-      </w:pPr>
-      <w:r>
-        <w:rPr>
-          <w:rFonts w:ascii="Times New Roman" w:hAnsi="Times New Roman" w:cs="Times New Roman"/>
-          <w:sz w:val="28"/>
-          <w:szCs w:val="28"/>
-          <w:lang w:val="ru-RU"/>
-        </w:rPr>
-        <w:t xml:space="preserve">Побитовый </w:t>
-      </w:r>
-      <w:proofErr w:type="spellStart"/>
-      <w:r>
-        <w:rPr>
-          <w:rFonts w:ascii="Times New Roman" w:hAnsi="Times New Roman" w:cs="Times New Roman"/>
-          <w:sz w:val="28"/>
-          <w:szCs w:val="28"/>
-          <w:lang w:val="ru-RU"/>
-        </w:rPr>
-        <w:t>шифротекст</w:t>
-      </w:r>
-      <w:proofErr w:type="spellEnd"/>
+        <w:t>1010101010101010101010101010101001100110011001100110011001111111011101110111011101110100010001001011010010110100110100001110111001001110</w:t>
+      </w:r>
+    </w:p>
+    <w:p>
+      <w:pPr>
+        <w:rPr>
+          <w:rFonts w:ascii="Times New Roman" w:hAnsi="Times New Roman" w:cs="Times New Roman"/>
+          <w:sz w:val="28"/>
+          <w:szCs w:val="28"/>
+          <w:lang w:val="ru-RU"/>
+        </w:rPr>
+      </w:pPr>
+      <w:r>
+        <w:rPr>
+          <w:rFonts w:ascii="Times New Roman" w:hAnsi="Times New Roman" w:cs="Times New Roman"/>
+          <w:sz w:val="28"/>
+          <w:szCs w:val="28"/>
+          <w:lang w:val="ru-RU"/>
+        </w:rPr>
+        <w:t xml:space="preserve">Побитовый шифротекст: </w:t>
+      </w:r>
+      <w:r>
+        <w:rPr>
+          <w:rFonts w:ascii="Times New Roman" w:hAnsi="Times New Roman" w:cs="Times New Roman"/>
+          <w:sz w:val="28"/>
+          <w:szCs w:val="28"/>
+          <w:lang w:val="ru-RU"/>
+        </w:rPr>
+        <w:t>01111010 00001000 01111010 00011111 10110110 11011000 10110111 11111111 01011001 01010111 00111101 00101010 11010010 11011011 10100010 10000011 01100000</w:t>
+      </w:r>
+    </w:p>
+    <w:p>
+      <w:pPr>
+        <w:rPr>
+          <w:rFonts w:ascii="Times New Roman" w:hAnsi="Times New Roman" w:cs="Times New Roman"/>
+          <w:sz w:val="28"/>
+          <w:szCs w:val="28"/>
+          <w:lang w:val="ru-RU"/>
+        </w:rPr>
+      </w:pPr>
+      <w:r>
+        <w:rPr>
+          <w:rFonts w:ascii="Times New Roman" w:hAnsi="Times New Roman" w:cs="Times New Roman"/>
+          <w:sz w:val="28"/>
+          <w:szCs w:val="28"/>
+          <w:lang w:val="ru-RU"/>
+        </w:rPr>
+        <w:t>Шифротекст (.</w:t>
+      </w:r>
+      <w:r>
+        <w:rPr>
+          <w:rFonts w:ascii="Times New Roman" w:hAnsi="Times New Roman" w:cs="Times New Roman"/>
+          <w:sz w:val="28"/>
+          <w:szCs w:val="28"/>
+          <w:lang w:val="en-US"/>
+        </w:rPr>
+        <w:t>txt</w:t>
+      </w:r>
+      <w:r>
+        <w:rPr>
+          <w:rFonts w:ascii="Times New Roman" w:hAnsi="Times New Roman" w:cs="Times New Roman"/>
+          <w:sz w:val="28"/>
+          <w:szCs w:val="28"/>
+          <w:lang w:val="ru-RU"/>
+        </w:rPr>
+        <w:t>)</w:t>
+      </w:r>
       <w:r>
         <w:rPr>
           <w:rFonts w:ascii="Times New Roman" w:hAnsi="Times New Roman" w:cs="Times New Roman"/>
@@ -4342,72 +3880,6 @@
           <w:rFonts w:ascii="Times New Roman" w:hAnsi="Times New Roman" w:cs="Times New Roman"/>
           <w:sz w:val="28"/>
           <w:szCs w:val="28"/>
-          <w:lang w:val="ru-RU"/>
-        </w:rPr>
-        <w:t>01111010 00001000 01111010 00011111 10110000 10001100 01110111 10000011 10001100 11101010 11011001 11101000 10010010 10111010 11000000 11111101 00001000</w:t>
-      </w:r>
-    </w:p>
-    <w:p>
-      <w:pPr>
-        <w:rPr>
-          <w:rFonts w:ascii="Times New Roman" w:hAnsi="Times New Roman" w:cs="Times New Roman"/>
-          <w:sz w:val="28"/>
-          <w:szCs w:val="28"/>
-          <w:lang w:val="ru-RU"/>
-        </w:rPr>
-      </w:pPr>
-      <w:proofErr w:type="spellStart"/>
-      <w:r>
-        <w:rPr>
-          <w:rFonts w:ascii="Times New Roman" w:hAnsi="Times New Roman" w:cs="Times New Roman"/>
-          <w:sz w:val="28"/>
-          <w:szCs w:val="28"/>
-          <w:lang w:val="ru-RU"/>
-        </w:rPr>
-        <w:t>Шифротекст</w:t>
-      </w:r>
-      <w:proofErr w:type="spellEnd"/>
-      <w:r>
-        <w:rPr>
-          <w:rFonts w:ascii="Times New Roman" w:hAnsi="Times New Roman" w:cs="Times New Roman"/>
-          <w:sz w:val="28"/>
-          <w:szCs w:val="28"/>
-          <w:lang w:val="ru-RU"/>
-        </w:rPr>
-        <w:t xml:space="preserve"> (.</w:t>
-      </w:r>
-      <w:r>
-        <w:rPr>
-          <w:rFonts w:ascii="Times New Roman" w:hAnsi="Times New Roman" w:cs="Times New Roman"/>
-          <w:sz w:val="28"/>
-          <w:szCs w:val="28"/>
-          <w:lang w:val="en-US"/>
-        </w:rPr>
-        <w:t>txt</w:t>
-      </w:r>
-      <w:r>
-        <w:rPr>
-          <w:rFonts w:ascii="Times New Roman" w:hAnsi="Times New Roman" w:cs="Times New Roman"/>
-          <w:sz w:val="28"/>
-          <w:szCs w:val="28"/>
-          <w:lang w:val="ru-RU"/>
-        </w:rPr>
-        <w:t>)</w:t>
-      </w:r>
-      <w:r>
-        <w:rPr>
-          <w:rFonts w:ascii="Times New Roman" w:hAnsi="Times New Roman" w:cs="Times New Roman"/>
-          <w:sz w:val="28"/>
-          <w:szCs w:val="28"/>
-          <w:lang w:val="ru-RU"/>
-        </w:rPr>
-        <w:t xml:space="preserve">: </w:t>
-      </w:r>
-      <w:r>
-        <w:rPr>
-          <w:rFonts w:ascii="Times New Roman" w:hAnsi="Times New Roman" w:cs="Times New Roman"/>
-          <w:sz w:val="28"/>
-          <w:szCs w:val="28"/>
           <w:lang w:val="en-US"/>
         </w:rPr>
         <w:t>z</w:t>
@@ -4421,7 +3893,6 @@
         </w:rPr>
         <w:t/>
       </w:r>
-      <w:proofErr w:type="spellStart"/>
       <w:r>
         <w:rPr>
           <w:rFonts w:ascii="Times New Roman" w:hAnsi="Times New Roman" w:cs="Times New Roman"/>
@@ -4431,7 +3902,6 @@
         </w:rPr>
         <w:t>z</w:t>
       </w:r>
-      <w:proofErr w:type="spellEnd"/>
       <w:r>
         <w:rPr>
           <w:rFonts w:ascii="Times New Roman" w:hAnsi="Times New Roman" w:cs="Times New Roman"/>
@@ -4440,50 +3910,40 @@
           <w:lang w:val="ru-RU"/>
         </w:rPr>
         <w:softHyphen/>
-        <w:t>°Њ</w:t>
-      </w:r>
-      <w:r>
-        <w:rPr>
-          <w:rFonts w:ascii="Times New Roman" w:hAnsi="Times New Roman" w:cs="Times New Roman"/>
-          <w:sz w:val="28"/>
-          <w:szCs w:val="28"/>
-          <w:lang w:val="en-US"/>
-        </w:rPr>
-        <w:t>w</w:t>
-      </w:r>
-      <w:proofErr w:type="spellStart"/>
-      <w:r>
-        <w:rPr>
-          <w:rFonts w:ascii="Times New Roman" w:hAnsi="Times New Roman" w:cs="Times New Roman"/>
-          <w:sz w:val="28"/>
-          <w:szCs w:val="28"/>
-          <w:lang w:val="ru-RU"/>
-        </w:rPr>
-        <w:t>ѓЊкЩи’єАэ</w:t>
-      </w:r>
-      <w:proofErr w:type="spellEnd"/>
-      <w:r>
-        <w:rPr>
-          <w:rFonts w:ascii="Times New Roman" w:hAnsi="Times New Roman" w:cs="Times New Roman"/>
-          <w:sz w:val="28"/>
-          <w:szCs w:val="28"/>
-          <w:lang w:val="ru-RU"/>
-        </w:rPr>
-        <w:t/>
-      </w:r>
-    </w:p>
-    <w:p>
-      <w:pPr>
-        <w:rPr>
-          <w:rFonts w:ascii="Times New Roman" w:hAnsi="Times New Roman" w:cs="Times New Roman"/>
-          <w:sz w:val="28"/>
-          <w:szCs w:val="28"/>
-          <w:lang w:val="ru-RU"/>
-        </w:rPr>
-      </w:pPr>
-      <w:r>
-        <w:rPr>
-          <w:rFonts w:ascii="Times New Roman" w:hAnsi="Times New Roman" w:cs="Times New Roman"/>
+        <w:t>¶Ш·я</w:t>
+      </w:r>
+      <w:r>
+        <w:rPr>
+          <w:rFonts w:ascii="Times New Roman" w:hAnsi="Times New Roman" w:cs="Times New Roman"/>
+          <w:sz w:val="28"/>
+          <w:szCs w:val="28"/>
+          <w:lang w:val="en-US"/>
+        </w:rPr>
+        <w:t>YW</w:t>
+      </w:r>
+      <w:r>
+        <w:rPr>
+          <w:rFonts w:ascii="Times New Roman" w:hAnsi="Times New Roman" w:cs="Times New Roman"/>
+          <w:sz w:val="28"/>
+          <w:szCs w:val="28"/>
+          <w:lang w:val="ru-RU"/>
+        </w:rPr>
+        <w:t>=*ТЫўѓ`</w:t>
+      </w:r>
+    </w:p>
+    <w:p>
+      <w:pPr>
+        <w:rPr>
+          <w:rFonts w:ascii="Times New Roman" w:hAnsi="Times New Roman" w:cs="Times New Roman"/>
+          <w:sz w:val="28"/>
+          <w:szCs w:val="28"/>
+          <w:lang w:val="ru-RU"/>
+        </w:rPr>
+      </w:pPr>
+      <w:r>
+        <w:rPr>
+          <w:rFonts w:ascii="Times New Roman" w:hAnsi="Times New Roman" w:cs="Times New Roman"/>
+          <w:noProof/>
           <w:sz w:val="28"/>
           <w:szCs w:val="28"/>
           <w:lang w:val="ru-RU"/>
@@ -4595,6 +4055,7 @@
       <w:r>
         <w:rPr>
           <w:rFonts w:ascii="Times New Roman" w:hAnsi="Times New Roman" w:cs="Times New Roman"/>
+          <w:noProof/>
           <w:sz w:val="28"/>
           <w:szCs w:val="28"/>
           <w:lang w:val="ru-RU"/>
@@ -4735,6 +4196,7 @@
       <w:r>
         <w:rPr>
           <w:rFonts w:ascii="Times New Roman" w:hAnsi="Times New Roman" w:cs="Times New Roman"/>
+          <w:noProof/>
           <w:sz w:val="28"/>
           <w:szCs w:val="28"/>
           <w:lang w:val="ru-RU"/>
@@ -4811,25 +4273,7 @@
           <w:szCs w:val="28"/>
           <w:lang w:val="ru-RU"/>
         </w:rPr>
-        <w:t>.</w:t>
-      </w:r>
-      <w:r>
-        <w:rPr>
-          <w:rFonts w:ascii="Times New Roman" w:hAnsi="Times New Roman" w:cs="Times New Roman"/>
-          <w:sz w:val="28"/>
-          <w:szCs w:val="28"/>
-          <w:lang w:val="ru-RU"/>
-        </w:rPr>
-        <w:t>3</w:t>
-      </w:r>
-      <w:r>
-        <w:rPr>
-          <w:rFonts w:ascii="Times New Roman" w:hAnsi="Times New Roman" w:cs="Times New Roman"/>
-          <w:sz w:val="28"/>
-          <w:szCs w:val="28"/>
-          <w:lang w:val="ru-RU"/>
-        </w:rPr>
-        <w:t xml:space="preserve"> – Проверка в </w:t>
+        <w:t xml:space="preserve">.3 – Проверка в </w:t>
       </w:r>
       <w:r>
         <w:rPr>
@@ -4881,6 +4325,7 @@
       <w:r>
         <w:rPr>
           <w:rFonts w:ascii="Times New Roman" w:hAnsi="Times New Roman" w:cs="Times New Roman"/>
+          <w:noProof/>
           <w:sz w:val="28"/>
           <w:szCs w:val="28"/>
           <w:lang w:val="ru-RU"/>
@@ -4958,25 +4403,7 @@
           <w:szCs w:val="28"/>
           <w:lang w:val="ru-RU"/>
         </w:rPr>
-        <w:t>.</w:t>
-      </w:r>
-      <w:r>
-        <w:rPr>
-          <w:rFonts w:ascii="Times New Roman" w:hAnsi="Times New Roman" w:cs="Times New Roman"/>
-          <w:sz w:val="28"/>
-          <w:szCs w:val="28"/>
-          <w:lang w:val="ru-RU"/>
-        </w:rPr>
-        <w:t>4</w:t>
-      </w:r>
-      <w:r>
-        <w:rPr>
-          <w:rFonts w:ascii="Times New Roman" w:hAnsi="Times New Roman" w:cs="Times New Roman"/>
-          <w:sz w:val="28"/>
-          <w:szCs w:val="28"/>
-          <w:lang w:val="ru-RU"/>
-        </w:rPr>
-        <w:t xml:space="preserve"> – Проверка в </w:t>
+        <w:t xml:space="preserve">.4 – Проверка в </w:t>
       </w:r>
       <w:r>
         <w:rPr>
@@ -5039,6 +4466,7 @@
       <w:r>
         <w:rPr>
           <w:rFonts w:ascii="Times New Roman" w:hAnsi="Times New Roman" w:cs="Times New Roman"/>
+          <w:noProof/>
           <w:sz w:val="28"/>
           <w:szCs w:val="28"/>
           <w:lang w:val="ru-RU"/>
@@ -5115,25 +4543,7 @@
           <w:szCs w:val="28"/>
           <w:lang w:val="ru-RU"/>
         </w:rPr>
-        <w:t>.</w:t>
-      </w:r>
-      <w:r>
-        <w:rPr>
-          <w:rFonts w:ascii="Times New Roman" w:hAnsi="Times New Roman" w:cs="Times New Roman"/>
-          <w:sz w:val="28"/>
-          <w:szCs w:val="28"/>
-          <w:lang w:val="ru-RU"/>
-        </w:rPr>
-        <w:t>5</w:t>
-      </w:r>
-      <w:r>
-        <w:rPr>
-          <w:rFonts w:ascii="Times New Roman" w:hAnsi="Times New Roman" w:cs="Times New Roman"/>
-          <w:sz w:val="28"/>
-          <w:szCs w:val="28"/>
-          <w:lang w:val="ru-RU"/>
-        </w:rPr>
-        <w:t xml:space="preserve"> – Проверка в </w:t>
+        <w:t xml:space="preserve">.5 – Проверка в </w:t>
       </w:r>
       <w:r>
         <w:rPr>
@@ -5185,6 +4595,7 @@
       <w:r>
         <w:rPr>
           <w:rFonts w:ascii="Times New Roman" w:hAnsi="Times New Roman" w:cs="Times New Roman"/>
+          <w:noProof/>
           <w:sz w:val="28"/>
           <w:szCs w:val="28"/>
           <w:lang w:val="ru-RU"/>
@@ -5262,25 +4673,7 @@
           <w:szCs w:val="28"/>
           <w:lang w:val="ru-RU"/>
         </w:rPr>
-        <w:t>.</w:t>
-      </w:r>
-      <w:r>
-        <w:rPr>
-          <w:rFonts w:ascii="Times New Roman" w:hAnsi="Times New Roman" w:cs="Times New Roman"/>
-          <w:sz w:val="28"/>
-          <w:szCs w:val="28"/>
-          <w:lang w:val="ru-RU"/>
-        </w:rPr>
-        <w:t>6</w:t>
-      </w:r>
-      <w:r>
-        <w:rPr>
-          <w:rFonts w:ascii="Times New Roman" w:hAnsi="Times New Roman" w:cs="Times New Roman"/>
-          <w:sz w:val="28"/>
-          <w:szCs w:val="28"/>
-          <w:lang w:val="ru-RU"/>
-        </w:rPr>
-        <w:t xml:space="preserve"> – Проверка в </w:t>
+        <w:t xml:space="preserve">.6 – Проверка в </w:t>
       </w:r>
       <w:r>
         <w:rPr>
@@ -5343,6 +4736,7 @@
       <w:r>
         <w:rPr>
           <w:rFonts w:ascii="Times New Roman" w:hAnsi="Times New Roman" w:cs="Times New Roman"/>
+          <w:noProof/>
           <w:sz w:val="28"/>
           <w:szCs w:val="28"/>
           <w:lang w:val="ru-RU"/>
@@ -5391,7 +4785,7 @@
           <w:rFonts w:ascii="Times New Roman" w:hAnsi="Times New Roman" w:cs="Times New Roman"/>
           <w:sz w:val="28"/>
           <w:szCs w:val="28"/>
-          <w:lang w:val="ru-RU"/>
+          <w:lang w:val="en-US"/>
         </w:rPr>
       </w:pPr>
       <w:r>
@@ -5465,7 +4859,18 @@
           <w:rFonts w:ascii="Times New Roman" w:hAnsi="Times New Roman" w:cs="Times New Roman"/>
           <w:sz w:val="28"/>
           <w:szCs w:val="28"/>
-          <w:lang w:val="ru-RU"/>
+          <w:lang w:val="en-US"/>
+        </w:rPr>
+      </w:pPr>
+    </w:p>
+    <w:p>
+      <w:pPr>
+        <w:jc w:val="center"/>
+        <w:rPr>
+          <w:rFonts w:ascii="Times New Roman" w:hAnsi="Times New Roman" w:cs="Times New Roman"/>
+          <w:sz w:val="28"/>
+          <w:szCs w:val="28"/>
+          <w:lang w:val="en-US"/>
         </w:rPr>
       </w:pPr>
     </w:p>
@@ -5477,10 +4882,10 @@
       <w:r>
         <w:lastRenderedPageBreak/>
         <w:drawing>
-          <wp:inline distT="0" distB="0" distL="0" distR="0" wp14:anchorId="41FA848B" wp14:editId="67D8E533">
-            <wp:extent cx="4031672" cy="4036844"/>
-            <wp:effectExtent l="0" t="0" r="6985" b="1905"/>
-            <wp:docPr id="29" name="Рисунок 29"/>
+          <wp:inline distT="0" distB="0" distL="0" distR="0" wp14:anchorId="5462856D" wp14:editId="0A87170D">
+            <wp:extent cx="5675316" cy="4404360"/>
+            <wp:effectExtent l="0" t="0" r="1905" b="0"/>
+            <wp:docPr id="53" name="Рисунок 53"/>
             <wp:cNvGraphicFramePr>
               <a:graphicFrameLocks xmlns:a="http://schemas.openxmlformats.org/drawingml/2006/main" noChangeAspect="1"/>
             </wp:cNvGraphicFramePr>
@@ -5500,7 +4905,7 @@
                   <pic:spPr>
                     <a:xfrm>
                       <a:off x="0" y="0"/>
-                      <a:ext cx="4035491" cy="4040668"/>
+                      <a:ext cx="5679689" cy="4407754"/>
                     </a:xfrm>
                     <a:prstGeom prst="rect">
                       <a:avLst/>
@@ -5558,27 +4963,7 @@
           <w:szCs w:val="28"/>
           <w:lang w:val="ru-RU" w:eastAsia="en-US"/>
         </w:rPr>
-        <w:t>Результат шифрования (</w:t>
-      </w:r>
-      <w:proofErr w:type="spellStart"/>
-      <w:r>
-        <w:rPr>
-          <w:rFonts w:eastAsiaTheme="minorHAnsi"/>
-          <w:sz w:val="28"/>
-          <w:szCs w:val="28"/>
-          <w:lang w:val="ru-RU" w:eastAsia="en-US"/>
-        </w:rPr>
-        <w:t>побитово</w:t>
-      </w:r>
-      <w:proofErr w:type="spellEnd"/>
-      <w:r>
-        <w:rPr>
-          <w:rFonts w:eastAsiaTheme="minorHAnsi"/>
-          <w:sz w:val="28"/>
-          <w:szCs w:val="28"/>
-          <w:lang w:val="ru-RU" w:eastAsia="en-US"/>
-        </w:rPr>
-        <w:t>)</w:t>
+        <w:t>Результат шифрования (побитово)</w:t>
       </w:r>
     </w:p>
     <w:p>
@@ -5603,10 +4988,10 @@
           <w:lang w:val="ru-RU"/>
         </w:rPr>
         <w:drawing>
-          <wp:inline distT="0" distB="0" distL="0" distR="0" wp14:anchorId="0EB09D1E" wp14:editId="729D22E8">
-            <wp:extent cx="5940425" cy="1437005"/>
-            <wp:effectExtent l="0" t="0" r="3175" b="0"/>
-            <wp:docPr id="30" name="Рисунок 30"/>
+          <wp:inline distT="0" distB="0" distL="0" distR="0" wp14:anchorId="0D92DDDD" wp14:editId="6F806806">
+            <wp:extent cx="5940425" cy="868680"/>
+            <wp:effectExtent l="0" t="0" r="3175" b="7620"/>
+            <wp:docPr id="54" name="Рисунок 54"/>
             <wp:cNvGraphicFramePr>
               <a:graphicFrameLocks xmlns:a="http://schemas.openxmlformats.org/drawingml/2006/main" noChangeAspect="1"/>
             </wp:cNvGraphicFramePr>
@@ -5626,7 +5011,7 @@
                   <pic:spPr>
                     <a:xfrm>
                       <a:off x="0" y="0"/>
-                      <a:ext cx="5940425" cy="1437005"/>
+                      <a:ext cx="5940425" cy="868680"/>
                     </a:xfrm>
                     <a:prstGeom prst="rect">
                       <a:avLst/>
@@ -5650,7 +5035,6 @@
           <w:lang w:val="en-US" w:eastAsia="en-US"/>
         </w:rPr>
       </w:pPr>
-      <w:proofErr w:type="spellStart"/>
       <w:r>
         <w:rPr>
           <w:rFonts w:eastAsiaTheme="minorHAnsi"/>
@@ -5658,17 +5042,7 @@
           <w:szCs w:val="28"/>
           <w:lang w:val="en-US" w:eastAsia="en-US"/>
         </w:rPr>
-        <w:t>Рисунок</w:t>
-      </w:r>
-      <w:proofErr w:type="spellEnd"/>
-      <w:r>
-        <w:rPr>
-          <w:rFonts w:eastAsiaTheme="minorHAnsi"/>
-          <w:sz w:val="28"/>
-          <w:szCs w:val="28"/>
-          <w:lang w:val="en-US" w:eastAsia="en-US"/>
-        </w:rPr>
-        <w:t xml:space="preserve"> </w:t>
+        <w:t xml:space="preserve">Рисунок </w:t>
       </w:r>
       <w:r>
         <w:rPr>
@@ -5753,10 +5127,10 @@
         </w:rPr>
         <w:lastRenderedPageBreak/>
         <w:drawing>
-          <wp:inline distT="0" distB="0" distL="0" distR="0" wp14:anchorId="2F502334" wp14:editId="40839453">
-            <wp:extent cx="5264513" cy="5278582"/>
-            <wp:effectExtent l="0" t="0" r="0" b="0"/>
-            <wp:docPr id="31" name="Рисунок 31"/>
+          <wp:inline distT="0" distB="0" distL="0" distR="0" wp14:anchorId="230BEC0C" wp14:editId="3CA4E227">
+            <wp:extent cx="5940425" cy="4632960"/>
+            <wp:effectExtent l="0" t="0" r="3175" b="0"/>
+            <wp:docPr id="55" name="Рисунок 55"/>
             <wp:cNvGraphicFramePr>
               <a:graphicFrameLocks xmlns:a="http://schemas.openxmlformats.org/drawingml/2006/main" noChangeAspect="1"/>
             </wp:cNvGraphicFramePr>
@@ -5776,7 +5150,7 @@
                   <pic:spPr>
                     <a:xfrm>
                       <a:off x="0" y="0"/>
-                      <a:ext cx="5269056" cy="5283137"/>
+                      <a:ext cx="5940425" cy="4632960"/>
                     </a:xfrm>
                     <a:prstGeom prst="rect">
                       <a:avLst/>
@@ -5824,27 +5198,7 @@
           <w:szCs w:val="28"/>
           <w:lang w:val="ru-RU"/>
         </w:rPr>
-        <w:t xml:space="preserve"> – Результат дешифрования (</w:t>
-      </w:r>
-      <w:proofErr w:type="spellStart"/>
-      <w:r>
-        <w:rPr>
-          <w:rFonts w:ascii="Times New Roman" w:hAnsi="Times New Roman" w:cs="Times New Roman"/>
-          <w:sz w:val="28"/>
-          <w:szCs w:val="28"/>
-          <w:lang w:val="ru-RU"/>
-        </w:rPr>
-        <w:t>побитово</w:t>
-      </w:r>
-      <w:proofErr w:type="spellEnd"/>
-      <w:r>
-        <w:rPr>
-          <w:rFonts w:ascii="Times New Roman" w:hAnsi="Times New Roman" w:cs="Times New Roman"/>
-          <w:sz w:val="28"/>
-          <w:szCs w:val="28"/>
-          <w:lang w:val="ru-RU"/>
-        </w:rPr>
-        <w:t>)</w:t>
+        <w:t xml:space="preserve"> – Результат дешифрования (побитово)</w:t>
       </w:r>
     </w:p>
     <w:p>
@@ -5876,10 +5230,10 @@
           <w:lang w:val="ru-RU"/>
         </w:rPr>
         <w:drawing>
-          <wp:inline distT="0" distB="0" distL="0" distR="0" wp14:anchorId="1A42F980" wp14:editId="3806DC8D">
-            <wp:extent cx="5940425" cy="1836420"/>
-            <wp:effectExtent l="0" t="0" r="3175" b="0"/>
-            <wp:docPr id="32" name="Рисунок 32"/>
+          <wp:inline distT="0" distB="0" distL="0" distR="0" wp14:anchorId="0232D75E" wp14:editId="1A40DAD2">
+            <wp:extent cx="5940425" cy="1119505"/>
+            <wp:effectExtent l="0" t="0" r="3175" b="4445"/>
+            <wp:docPr id="56" name="Рисунок 56"/>
             <wp:cNvGraphicFramePr>
               <a:graphicFrameLocks xmlns:a="http://schemas.openxmlformats.org/drawingml/2006/main" noChangeAspect="1"/>
             </wp:cNvGraphicFramePr>
@@ -5899,7 +5253,7 @@
                   <pic:spPr>
                     <a:xfrm>
                       <a:off x="0" y="0"/>
-                      <a:ext cx="5940425" cy="1836420"/>
+                      <a:ext cx="5940425" cy="1119505"/>
                     </a:xfrm>
                     <a:prstGeom prst="rect">
                       <a:avLst/>
@@ -5938,16 +5292,7 @@
           <w:szCs w:val="28"/>
           <w:lang w:val="en-US"/>
         </w:rPr>
-        <w:t>3.</w:t>
-      </w:r>
-      <w:r>
-        <w:rPr>
-          <w:rFonts w:ascii="Times New Roman" w:hAnsi="Times New Roman" w:cs="Times New Roman"/>
-          <w:sz w:val="28"/>
-          <w:szCs w:val="28"/>
-          <w:lang w:val="en-US"/>
-        </w:rPr>
-        <w:t>10</w:t>
+        <w:t>3.10</w:t>
       </w:r>
       <w:r>
         <w:rPr>
@@ -6016,6 +5361,3303 @@
           <w:lang w:val="ru-RU"/>
         </w:rPr>
       </w:pPr>
+    </w:p>
+    <w:p>
+      <w:pPr>
+        <w:jc w:val="both"/>
+        <w:rPr>
+          <w:rFonts w:ascii="Times New Roman" w:hAnsi="Times New Roman" w:cs="Times New Roman"/>
+          <w:sz w:val="28"/>
+          <w:szCs w:val="28"/>
+          <w:lang w:val="en-US"/>
+        </w:rPr>
+      </w:pPr>
+    </w:p>
+    <w:p>
+      <w:pPr>
+        <w:jc w:val="both"/>
+        <w:rPr>
+          <w:rFonts w:ascii="Times New Roman" w:hAnsi="Times New Roman" w:cs="Times New Roman"/>
+          <w:sz w:val="28"/>
+          <w:szCs w:val="28"/>
+          <w:lang w:val="en-US"/>
+        </w:rPr>
+      </w:pPr>
+    </w:p>
+    <w:p>
+      <w:pPr>
+        <w:jc w:val="both"/>
+        <w:rPr>
+          <w:rFonts w:ascii="Times New Roman" w:hAnsi="Times New Roman" w:cs="Times New Roman"/>
+          <w:sz w:val="28"/>
+          <w:szCs w:val="28"/>
+          <w:lang w:val="en-US"/>
+        </w:rPr>
+      </w:pPr>
+    </w:p>
+    <w:p>
+      <w:pPr>
+        <w:jc w:val="both"/>
+        <w:rPr>
+          <w:rFonts w:ascii="Times New Roman" w:hAnsi="Times New Roman" w:cs="Times New Roman"/>
+          <w:sz w:val="28"/>
+          <w:szCs w:val="28"/>
+          <w:lang w:val="en-US"/>
+        </w:rPr>
+      </w:pPr>
+    </w:p>
+    <w:p>
+      <w:pPr>
+        <w:jc w:val="both"/>
+        <w:rPr>
+          <w:rFonts w:ascii="Times New Roman" w:hAnsi="Times New Roman" w:cs="Times New Roman"/>
+          <w:sz w:val="28"/>
+          <w:szCs w:val="28"/>
+          <w:lang w:val="en-US"/>
+        </w:rPr>
+      </w:pPr>
+    </w:p>
+    <w:p>
+      <w:pPr>
+        <w:jc w:val="both"/>
+        <w:rPr>
+          <w:rFonts w:ascii="Times New Roman" w:hAnsi="Times New Roman" w:cs="Times New Roman"/>
+          <w:sz w:val="28"/>
+          <w:szCs w:val="28"/>
+          <w:lang w:val="ru-RU"/>
+        </w:rPr>
+      </w:pPr>
+      <w:r>
+        <w:rPr>
+          <w:rFonts w:ascii="Times New Roman" w:hAnsi="Times New Roman" w:cs="Times New Roman"/>
+          <w:sz w:val="28"/>
+          <w:szCs w:val="28"/>
+          <w:lang w:val="ru-RU"/>
+        </w:rPr>
+        <w:lastRenderedPageBreak/>
+        <w:t xml:space="preserve">Тест </w:t>
+      </w:r>
+      <w:r>
+        <w:rPr>
+          <w:rFonts w:ascii="Times New Roman" w:hAnsi="Times New Roman" w:cs="Times New Roman"/>
+          <w:sz w:val="28"/>
+          <w:szCs w:val="28"/>
+          <w:lang w:val="ru-RU"/>
+        </w:rPr>
+        <w:t>4</w:t>
+      </w:r>
+    </w:p>
+    <w:p>
+      <w:pPr>
+        <w:rPr>
+          <w:rFonts w:ascii="Times New Roman" w:hAnsi="Times New Roman" w:cs="Times New Roman"/>
+          <w:sz w:val="28"/>
+          <w:szCs w:val="28"/>
+          <w:lang w:val="ru-RU"/>
+        </w:rPr>
+      </w:pPr>
+      <w:r>
+        <w:rPr>
+          <w:rFonts w:ascii="Times New Roman" w:hAnsi="Times New Roman" w:cs="Times New Roman"/>
+          <w:sz w:val="28"/>
+          <w:szCs w:val="28"/>
+          <w:lang w:val="ru-RU"/>
+        </w:rPr>
+        <w:t>Исходный текст (.</w:t>
+      </w:r>
+      <w:r>
+        <w:rPr>
+          <w:rFonts w:ascii="Times New Roman" w:hAnsi="Times New Roman" w:cs="Times New Roman"/>
+          <w:sz w:val="28"/>
+          <w:szCs w:val="28"/>
+          <w:lang w:val="en-US"/>
+        </w:rPr>
+        <w:t>pdf</w:t>
+      </w:r>
+      <w:r>
+        <w:rPr>
+          <w:rFonts w:ascii="Times New Roman" w:hAnsi="Times New Roman" w:cs="Times New Roman"/>
+          <w:sz w:val="28"/>
+          <w:szCs w:val="28"/>
+          <w:lang w:val="ru-RU"/>
+        </w:rPr>
+        <w:t xml:space="preserve">): </w:t>
+      </w:r>
+      <w:r>
+        <w:rPr>
+          <w:rFonts w:ascii="Times New Roman" w:hAnsi="Times New Roman" w:cs="Times New Roman"/>
+          <w:sz w:val="28"/>
+          <w:szCs w:val="28"/>
+          <w:lang w:val="en-US"/>
+        </w:rPr>
+        <w:t>SIMPLE</w:t>
+      </w:r>
+      <w:r>
+        <w:rPr>
+          <w:rFonts w:ascii="Times New Roman" w:hAnsi="Times New Roman" w:cs="Times New Roman"/>
+          <w:sz w:val="28"/>
+          <w:szCs w:val="28"/>
+          <w:lang w:val="ru-RU"/>
+        </w:rPr>
+        <w:t xml:space="preserve"> </w:t>
+      </w:r>
+      <w:r>
+        <w:rPr>
+          <w:rFonts w:ascii="Times New Roman" w:hAnsi="Times New Roman" w:cs="Times New Roman"/>
+          <w:sz w:val="28"/>
+          <w:szCs w:val="28"/>
+          <w:lang w:val="en-US"/>
+        </w:rPr>
+        <w:t>PDF</w:t>
+      </w:r>
+    </w:p>
+    <w:p>
+      <w:pPr>
+        <w:rPr>
+          <w:rFonts w:ascii="Times New Roman" w:hAnsi="Times New Roman" w:cs="Times New Roman"/>
+          <w:sz w:val="28"/>
+          <w:szCs w:val="28"/>
+          <w:lang w:val="ru-RU"/>
+        </w:rPr>
+      </w:pPr>
+      <w:r>
+        <w:rPr>
+          <w:rFonts w:ascii="Times New Roman" w:hAnsi="Times New Roman" w:cs="Times New Roman"/>
+          <w:sz w:val="28"/>
+          <w:szCs w:val="28"/>
+          <w:lang w:val="ru-RU"/>
+        </w:rPr>
+        <w:t xml:space="preserve">Побитовый исходный текст: </w:t>
+      </w:r>
+      <w:r>
+        <w:rPr>
+          <w:rFonts w:ascii="Times New Roman" w:hAnsi="Times New Roman" w:cs="Times New Roman"/>
+          <w:sz w:val="28"/>
+          <w:szCs w:val="28"/>
+          <w:lang w:val="ru-RU"/>
+        </w:rPr>
+        <w:t>00100101 01010000 01000100 01000110 00101101 00110001 00101110 00110100 00001010 00100101 11000111 11101100 10001111 10100010 00001010</w:t>
+      </w:r>
+      <w:r>
+        <w:rPr>
+          <w:rFonts w:ascii="Times New Roman" w:hAnsi="Times New Roman" w:cs="Times New Roman"/>
+          <w:sz w:val="28"/>
+          <w:szCs w:val="28"/>
+          <w:lang w:val="en-US"/>
+        </w:rPr>
+        <w:t xml:space="preserve"> </w:t>
+      </w:r>
+      <w:r>
+        <w:rPr>
+          <w:rFonts w:ascii="Times New Roman" w:hAnsi="Times New Roman" w:cs="Times New Roman"/>
+          <w:sz w:val="28"/>
+          <w:szCs w:val="28"/>
+          <w:lang w:val="ru-RU"/>
+        </w:rPr>
+        <w:t xml:space="preserve">… </w:t>
+      </w:r>
+      <w:r>
+        <w:rPr>
+          <w:rFonts w:ascii="Times New Roman" w:hAnsi="Times New Roman" w:cs="Times New Roman"/>
+          <w:sz w:val="28"/>
+          <w:szCs w:val="28"/>
+          <w:lang w:val="ru-RU"/>
+        </w:rPr>
+        <w:t xml:space="preserve"> 01000101 01001111 01000110 00001010</w:t>
+      </w:r>
+    </w:p>
+    <w:p>
+      <w:pPr>
+        <w:rPr>
+          <w:rFonts w:ascii="Times New Roman" w:hAnsi="Times New Roman" w:cs="Times New Roman"/>
+          <w:sz w:val="28"/>
+          <w:szCs w:val="28"/>
+          <w:lang w:val="ru-RU"/>
+        </w:rPr>
+      </w:pPr>
+      <w:r>
+        <w:rPr>
+          <w:rFonts w:ascii="Times New Roman" w:hAnsi="Times New Roman" w:cs="Times New Roman"/>
+          <w:sz w:val="28"/>
+          <w:szCs w:val="28"/>
+          <w:lang w:val="ru-RU"/>
+        </w:rPr>
+        <w:t xml:space="preserve">Начальное значение регистра: </w:t>
+      </w:r>
+      <w:r>
+        <w:rPr>
+          <w:rFonts w:ascii="Times New Roman" w:hAnsi="Times New Roman" w:cs="Times New Roman"/>
+          <w:sz w:val="28"/>
+          <w:szCs w:val="28"/>
+          <w:lang w:val="ru-RU"/>
+        </w:rPr>
+        <w:t>11111111111111111111111111111111</w:t>
+      </w:r>
+    </w:p>
+    <w:p>
+      <w:pPr>
+        <w:rPr>
+          <w:rFonts w:ascii="Times New Roman" w:hAnsi="Times New Roman" w:cs="Times New Roman"/>
+          <w:sz w:val="28"/>
+          <w:szCs w:val="28"/>
+          <w:lang w:val="ru-RU"/>
+        </w:rPr>
+      </w:pPr>
+      <w:r>
+        <w:rPr>
+          <w:rFonts w:ascii="Times New Roman" w:hAnsi="Times New Roman" w:cs="Times New Roman"/>
+          <w:sz w:val="28"/>
+          <w:szCs w:val="28"/>
+          <w:lang w:val="ru-RU"/>
+        </w:rPr>
+        <w:t>Ключ:</w:t>
+      </w:r>
+      <w:r>
+        <w:t xml:space="preserve"> </w:t>
+      </w:r>
+      <w:r>
+        <w:rPr>
+          <w:rFonts w:ascii="Times New Roman" w:hAnsi="Times New Roman" w:cs="Times New Roman"/>
+          <w:sz w:val="28"/>
+          <w:szCs w:val="28"/>
+          <w:lang w:val="ru-RU"/>
+        </w:rPr>
+        <w:t>1111111111111111111111111111111101010101010101010101010101000000</w:t>
+      </w:r>
+      <w:r>
+        <w:rPr>
+          <w:rFonts w:ascii="Times New Roman" w:hAnsi="Times New Roman" w:cs="Times New Roman"/>
+          <w:sz w:val="28"/>
+          <w:szCs w:val="28"/>
+          <w:lang w:val="ru-RU"/>
+        </w:rPr>
+        <w:t>…</w:t>
+      </w:r>
+      <w:r>
+        <w:t xml:space="preserve"> </w:t>
+      </w:r>
+      <w:r>
+        <w:rPr>
+          <w:rFonts w:ascii="Times New Roman" w:hAnsi="Times New Roman" w:cs="Times New Roman"/>
+          <w:sz w:val="28"/>
+          <w:szCs w:val="28"/>
+          <w:lang w:val="ru-RU"/>
+        </w:rPr>
+        <w:t>100110101111000011</w:t>
+      </w:r>
+    </w:p>
+    <w:p>
+      <w:pPr>
+        <w:rPr>
+          <w:rFonts w:ascii="Times New Roman" w:hAnsi="Times New Roman" w:cs="Times New Roman"/>
+          <w:sz w:val="28"/>
+          <w:szCs w:val="28"/>
+          <w:lang w:val="ru-RU"/>
+        </w:rPr>
+      </w:pPr>
+      <w:r>
+        <w:rPr>
+          <w:rFonts w:ascii="Times New Roman" w:hAnsi="Times New Roman" w:cs="Times New Roman"/>
+          <w:sz w:val="28"/>
+          <w:szCs w:val="28"/>
+          <w:lang w:val="ru-RU"/>
+        </w:rPr>
+        <w:t xml:space="preserve">Побитовый шифротекст: </w:t>
+      </w:r>
+      <w:r>
+        <w:rPr>
+          <w:rFonts w:ascii="Times New Roman" w:hAnsi="Times New Roman" w:cs="Times New Roman"/>
+          <w:sz w:val="28"/>
+          <w:szCs w:val="28"/>
+          <w:lang w:val="ru-RU"/>
+        </w:rPr>
+        <w:t>11011010 10101111 10111011 10111001 01111000 01100100 01111011 01110100 11000110 11101001 00001001 10001010 01100001 01001100 10110010 10111100</w:t>
+      </w:r>
+      <w:r>
+        <w:rPr>
+          <w:rFonts w:ascii="Times New Roman" w:hAnsi="Times New Roman" w:cs="Times New Roman"/>
+          <w:sz w:val="28"/>
+          <w:szCs w:val="28"/>
+          <w:lang w:val="ru-RU"/>
+        </w:rPr>
+        <w:t xml:space="preserve"> </w:t>
+      </w:r>
+      <w:r>
+        <w:rPr>
+          <w:rFonts w:ascii="Times New Roman" w:hAnsi="Times New Roman" w:cs="Times New Roman"/>
+          <w:sz w:val="28"/>
+          <w:szCs w:val="28"/>
+          <w:lang w:val="ru-RU"/>
+        </w:rPr>
+        <w:t xml:space="preserve">… </w:t>
+      </w:r>
+      <w:r>
+        <w:rPr>
+          <w:rFonts w:ascii="Times New Roman" w:hAnsi="Times New Roman" w:cs="Times New Roman"/>
+          <w:sz w:val="28"/>
+          <w:szCs w:val="28"/>
+          <w:lang w:val="ru-RU"/>
+        </w:rPr>
+        <w:t>01111110 00110110 10010010 01110111 10010101 00101101 11001001</w:t>
+      </w:r>
+    </w:p>
+    <w:p>
+      <w:pPr>
+        <w:rPr>
+          <w:rFonts w:ascii="Times New Roman" w:hAnsi="Times New Roman" w:cs="Times New Roman"/>
+          <w:sz w:val="28"/>
+          <w:szCs w:val="28"/>
+          <w:lang w:val="ru-RU"/>
+        </w:rPr>
+      </w:pPr>
+      <w:r>
+        <w:rPr>
+          <w:rFonts w:ascii="Times New Roman" w:hAnsi="Times New Roman" w:cs="Times New Roman"/>
+          <w:sz w:val="28"/>
+          <w:szCs w:val="28"/>
+          <w:lang w:val="ru-RU"/>
+        </w:rPr>
+        <w:t>Шифротекст (.</w:t>
+      </w:r>
+      <w:r>
+        <w:rPr>
+          <w:rFonts w:ascii="Times New Roman" w:hAnsi="Times New Roman" w:cs="Times New Roman"/>
+          <w:sz w:val="28"/>
+          <w:szCs w:val="28"/>
+          <w:lang w:val="en-US"/>
+        </w:rPr>
+        <w:t>txt</w:t>
+      </w:r>
+      <w:r>
+        <w:rPr>
+          <w:rFonts w:ascii="Times New Roman" w:hAnsi="Times New Roman" w:cs="Times New Roman"/>
+          <w:sz w:val="28"/>
+          <w:szCs w:val="28"/>
+          <w:lang w:val="ru-RU"/>
+        </w:rPr>
+        <w:t>)</w:t>
+      </w:r>
+      <w:r>
+        <w:rPr>
+          <w:rFonts w:ascii="Times New Roman" w:hAnsi="Times New Roman" w:cs="Times New Roman"/>
+          <w:sz w:val="28"/>
+          <w:szCs w:val="28"/>
+          <w:lang w:val="ru-RU"/>
+        </w:rPr>
+        <w:t xml:space="preserve">: </w:t>
+      </w:r>
+      <w:r>
+        <w:rPr>
+          <w:rFonts w:ascii="Times New Roman" w:hAnsi="Times New Roman" w:cs="Times New Roman"/>
+          <w:sz w:val="28"/>
+          <w:szCs w:val="28"/>
+          <w:lang w:val="ru-RU"/>
+        </w:rPr>
+        <w:t>ЪЇ»№xd{tЖй</w:t>
+      </w:r>
+      <w:r>
+        <w:rPr>
+          <w:rFonts w:ascii="Times New Roman" w:hAnsi="Times New Roman" w:cs="Times New Roman"/>
+          <w:sz w:val="28"/>
+          <w:szCs w:val="28"/>
+          <w:lang w:val="ru-RU"/>
+        </w:rPr>
+        <w:tab/>
+        <w:t>ЉaLІјL*­µ</w:t>
+      </w:r>
+      <w:r>
+        <w:rPr>
+          <w:rFonts w:ascii="Times New Roman" w:hAnsi="Times New Roman" w:cs="Times New Roman"/>
+          <w:sz w:val="28"/>
+          <w:szCs w:val="28"/>
+          <w:lang w:val="ru-RU"/>
+        </w:rPr>
+        <w:t xml:space="preserve">… </w:t>
+      </w:r>
+    </w:p>
+    <w:p>
+      <w:pPr>
+        <w:rPr>
+          <w:rFonts w:ascii="Times New Roman" w:hAnsi="Times New Roman" w:cs="Times New Roman"/>
+          <w:sz w:val="28"/>
+          <w:szCs w:val="28"/>
+          <w:lang w:val="ru-RU"/>
+        </w:rPr>
+      </w:pPr>
+    </w:p>
+    <w:p>
+      <w:pPr>
+        <w:rPr>
+          <w:rFonts w:ascii="Times New Roman" w:hAnsi="Times New Roman" w:cs="Times New Roman"/>
+          <w:sz w:val="28"/>
+          <w:szCs w:val="28"/>
+          <w:lang w:val="ru-RU"/>
+        </w:rPr>
+      </w:pPr>
+      <w:r>
+        <w:rPr>
+          <w:rFonts w:ascii="Times New Roman" w:hAnsi="Times New Roman" w:cs="Times New Roman"/>
+          <w:sz w:val="28"/>
+          <w:szCs w:val="28"/>
+          <w:lang w:val="ru-RU"/>
+        </w:rPr>
+        <w:drawing>
+          <wp:inline distT="0" distB="0" distL="0" distR="0" wp14:anchorId="01EA6496" wp14:editId="5F1EE89D">
+            <wp:extent cx="5940425" cy="1130300"/>
+            <wp:effectExtent l="0" t="0" r="3175" b="0"/>
+            <wp:docPr id="15" name="Рисунок 15"/>
+            <wp:cNvGraphicFramePr>
+              <a:graphicFrameLocks xmlns:a="http://schemas.openxmlformats.org/drawingml/2006/main" noChangeAspect="1"/>
+            </wp:cNvGraphicFramePr>
+            <a:graphic xmlns:a="http://schemas.openxmlformats.org/drawingml/2006/main">
+              <a:graphicData uri="http://schemas.openxmlformats.org/drawingml/2006/picture">
+                <pic:pic xmlns:pic="http://schemas.openxmlformats.org/drawingml/2006/picture">
+                  <pic:nvPicPr>
+                    <pic:cNvPr id="1" name=""/>
+                    <pic:cNvPicPr/>
+                  </pic:nvPicPr>
+                  <pic:blipFill>
+                    <a:blip r:embed="rId37"/>
+                    <a:stretch>
+                      <a:fillRect/>
+                    </a:stretch>
+                  </pic:blipFill>
+                  <pic:spPr>
+                    <a:xfrm>
+                      <a:off x="0" y="0"/>
+                      <a:ext cx="5940425" cy="1130300"/>
+                    </a:xfrm>
+                    <a:prstGeom prst="rect">
+                      <a:avLst/>
+                    </a:prstGeom>
+                  </pic:spPr>
+                </pic:pic>
+              </a:graphicData>
+            </a:graphic>
+          </wp:inline>
+        </w:drawing>
+      </w:r>
+    </w:p>
+    <w:p>
+      <w:pPr>
+        <w:jc w:val="center"/>
+        <w:rPr>
+          <w:rFonts w:ascii="Times New Roman" w:hAnsi="Times New Roman" w:cs="Times New Roman"/>
+          <w:sz w:val="28"/>
+          <w:szCs w:val="28"/>
+          <w:lang w:val="en-US"/>
+        </w:rPr>
+      </w:pPr>
+      <w:r>
+        <w:rPr>
+          <w:rFonts w:ascii="Times New Roman" w:hAnsi="Times New Roman" w:cs="Times New Roman"/>
+          <w:sz w:val="28"/>
+          <w:szCs w:val="28"/>
+          <w:lang w:val="ru-RU"/>
+        </w:rPr>
+        <w:t>Рисунок</w:t>
+      </w:r>
+      <w:r>
+        <w:rPr>
+          <w:rFonts w:ascii="Times New Roman" w:hAnsi="Times New Roman" w:cs="Times New Roman"/>
+          <w:sz w:val="28"/>
+          <w:szCs w:val="28"/>
+          <w:lang w:val="en-US"/>
+        </w:rPr>
+        <w:t xml:space="preserve"> </w:t>
+      </w:r>
+      <w:r>
+        <w:rPr>
+          <w:rFonts w:ascii="Times New Roman" w:hAnsi="Times New Roman" w:cs="Times New Roman"/>
+          <w:sz w:val="28"/>
+          <w:szCs w:val="28"/>
+          <w:lang w:val="en-US"/>
+        </w:rPr>
+        <w:t>4</w:t>
+      </w:r>
+      <w:r>
+        <w:rPr>
+          <w:rFonts w:ascii="Times New Roman" w:hAnsi="Times New Roman" w:cs="Times New Roman"/>
+          <w:sz w:val="28"/>
+          <w:szCs w:val="28"/>
+          <w:lang w:val="en-US"/>
+        </w:rPr>
+        <w:t xml:space="preserve">.1 – </w:t>
+      </w:r>
+      <w:r>
+        <w:rPr>
+          <w:rFonts w:ascii="Times New Roman" w:hAnsi="Times New Roman" w:cs="Times New Roman"/>
+          <w:sz w:val="28"/>
+          <w:szCs w:val="28"/>
+          <w:lang w:val="ru-RU"/>
+        </w:rPr>
+        <w:t>Файл</w:t>
+      </w:r>
+      <w:r>
+        <w:rPr>
+          <w:rFonts w:ascii="Times New Roman" w:hAnsi="Times New Roman" w:cs="Times New Roman"/>
+          <w:sz w:val="28"/>
+          <w:szCs w:val="28"/>
+          <w:lang w:val="en-US"/>
+        </w:rPr>
+        <w:t xml:space="preserve"> </w:t>
+      </w:r>
+      <w:r>
+        <w:rPr>
+          <w:rFonts w:ascii="Times New Roman" w:hAnsi="Times New Roman" w:cs="Times New Roman"/>
+          <w:sz w:val="28"/>
+          <w:szCs w:val="28"/>
+          <w:lang w:val="en-US"/>
+        </w:rPr>
+        <w:t>SIMPLE</w:t>
+      </w:r>
+      <w:r>
+        <w:rPr>
+          <w:rFonts w:ascii="Times New Roman" w:hAnsi="Times New Roman" w:cs="Times New Roman"/>
+          <w:sz w:val="28"/>
+          <w:szCs w:val="28"/>
+          <w:lang w:val="en-US"/>
+        </w:rPr>
+        <w:t xml:space="preserve"> </w:t>
+      </w:r>
+      <w:r>
+        <w:rPr>
+          <w:rFonts w:ascii="Times New Roman" w:hAnsi="Times New Roman" w:cs="Times New Roman"/>
+          <w:sz w:val="28"/>
+          <w:szCs w:val="28"/>
+          <w:lang w:val="en-US"/>
+        </w:rPr>
+        <w:t>PDF</w:t>
+      </w:r>
+      <w:r>
+        <w:rPr>
+          <w:rFonts w:ascii="Times New Roman" w:hAnsi="Times New Roman" w:cs="Times New Roman"/>
+          <w:sz w:val="28"/>
+          <w:szCs w:val="28"/>
+          <w:lang w:val="en-US"/>
+        </w:rPr>
+        <w:t xml:space="preserve"> (</w:t>
+      </w:r>
+      <w:r>
+        <w:rPr>
+          <w:rFonts w:ascii="Times New Roman" w:hAnsi="Times New Roman" w:cs="Times New Roman"/>
+          <w:sz w:val="28"/>
+          <w:szCs w:val="28"/>
+          <w:lang w:val="en-US"/>
+        </w:rPr>
+        <w:t>.</w:t>
+      </w:r>
+      <w:r>
+        <w:rPr>
+          <w:rFonts w:ascii="Times New Roman" w:hAnsi="Times New Roman" w:cs="Times New Roman"/>
+          <w:sz w:val="28"/>
+          <w:szCs w:val="28"/>
+          <w:lang w:val="en-US"/>
+        </w:rPr>
+        <w:t>pdf</w:t>
+      </w:r>
+      <w:r>
+        <w:rPr>
+          <w:rFonts w:ascii="Times New Roman" w:hAnsi="Times New Roman" w:cs="Times New Roman"/>
+          <w:sz w:val="28"/>
+          <w:szCs w:val="28"/>
+          <w:lang w:val="en-US"/>
+        </w:rPr>
+        <w:t>)</w:t>
+      </w:r>
+    </w:p>
+    <w:p>
+      <w:pPr>
+        <w:jc w:val="center"/>
+        <w:rPr>
+          <w:rFonts w:ascii="Times New Roman" w:hAnsi="Times New Roman" w:cs="Times New Roman"/>
+          <w:sz w:val="28"/>
+          <w:szCs w:val="28"/>
+          <w:lang w:val="en-US"/>
+        </w:rPr>
+      </w:pPr>
+    </w:p>
+    <w:p>
+      <w:pPr>
+        <w:rPr>
+          <w:rFonts w:ascii="Times New Roman" w:hAnsi="Times New Roman" w:cs="Times New Roman"/>
+          <w:sz w:val="28"/>
+          <w:szCs w:val="28"/>
+          <w:lang w:val="ru-RU"/>
+        </w:rPr>
+      </w:pPr>
+      <w:r>
+        <w:rPr>
+          <w:rFonts w:ascii="Times New Roman" w:hAnsi="Times New Roman" w:cs="Times New Roman"/>
+          <w:sz w:val="28"/>
+          <w:szCs w:val="28"/>
+          <w:lang w:val="ru-RU"/>
+        </w:rPr>
+        <w:lastRenderedPageBreak/>
+        <w:drawing>
+          <wp:inline distT="0" distB="0" distL="0" distR="0" wp14:anchorId="2B5B811A" wp14:editId="566D216E">
+            <wp:extent cx="5940425" cy="3331210"/>
+            <wp:effectExtent l="0" t="0" r="3175" b="2540"/>
+            <wp:docPr id="57" name="Рисунок 57"/>
+            <wp:cNvGraphicFramePr>
+              <a:graphicFrameLocks xmlns:a="http://schemas.openxmlformats.org/drawingml/2006/main" noChangeAspect="1"/>
+            </wp:cNvGraphicFramePr>
+            <a:graphic xmlns:a="http://schemas.openxmlformats.org/drawingml/2006/main">
+              <a:graphicData uri="http://schemas.openxmlformats.org/drawingml/2006/picture">
+                <pic:pic xmlns:pic="http://schemas.openxmlformats.org/drawingml/2006/picture">
+                  <pic:nvPicPr>
+                    <pic:cNvPr id="1" name=""/>
+                    <pic:cNvPicPr/>
+                  </pic:nvPicPr>
+                  <pic:blipFill>
+                    <a:blip r:embed="rId38"/>
+                    <a:stretch>
+                      <a:fillRect/>
+                    </a:stretch>
+                  </pic:blipFill>
+                  <pic:spPr>
+                    <a:xfrm>
+                      <a:off x="0" y="0"/>
+                      <a:ext cx="5940425" cy="3331210"/>
+                    </a:xfrm>
+                    <a:prstGeom prst="rect">
+                      <a:avLst/>
+                    </a:prstGeom>
+                  </pic:spPr>
+                </pic:pic>
+              </a:graphicData>
+            </a:graphic>
+          </wp:inline>
+        </w:drawing>
+      </w:r>
+    </w:p>
+    <w:p>
+      <w:pPr>
+        <w:jc w:val="center"/>
+        <w:rPr>
+          <w:rFonts w:ascii="Times New Roman" w:hAnsi="Times New Roman" w:cs="Times New Roman"/>
+          <w:sz w:val="28"/>
+          <w:szCs w:val="28"/>
+          <w:lang w:val="ru-RU"/>
+        </w:rPr>
+      </w:pPr>
+      <w:r>
+        <w:rPr>
+          <w:rFonts w:ascii="Times New Roman" w:hAnsi="Times New Roman" w:cs="Times New Roman"/>
+          <w:sz w:val="28"/>
+          <w:szCs w:val="28"/>
+          <w:lang w:val="ru-RU"/>
+        </w:rPr>
+        <w:t xml:space="preserve">Рисунок </w:t>
+      </w:r>
+      <w:r>
+        <w:rPr>
+          <w:rFonts w:ascii="Times New Roman" w:hAnsi="Times New Roman" w:cs="Times New Roman"/>
+          <w:sz w:val="28"/>
+          <w:szCs w:val="28"/>
+          <w:lang w:val="ru-RU"/>
+        </w:rPr>
+        <w:t>4</w:t>
+      </w:r>
+      <w:r>
+        <w:rPr>
+          <w:rFonts w:ascii="Times New Roman" w:hAnsi="Times New Roman" w:cs="Times New Roman"/>
+          <w:sz w:val="28"/>
+          <w:szCs w:val="28"/>
+          <w:lang w:val="ru-RU"/>
+        </w:rPr>
+        <w:t xml:space="preserve">.2 – Проверка в </w:t>
+      </w:r>
+      <w:r>
+        <w:rPr>
+          <w:rFonts w:ascii="Times New Roman" w:hAnsi="Times New Roman" w:cs="Times New Roman"/>
+          <w:sz w:val="28"/>
+          <w:szCs w:val="28"/>
+          <w:lang w:val="en-US"/>
+        </w:rPr>
+        <w:t>Excel</w:t>
+      </w:r>
+      <w:r>
+        <w:rPr>
+          <w:rFonts w:ascii="Times New Roman" w:hAnsi="Times New Roman" w:cs="Times New Roman"/>
+          <w:sz w:val="28"/>
+          <w:szCs w:val="28"/>
+          <w:lang w:val="ru-RU"/>
+        </w:rPr>
+        <w:t xml:space="preserve"> (</w:t>
+      </w:r>
+      <w:r>
+        <w:rPr>
+          <w:rFonts w:ascii="Times New Roman" w:hAnsi="Times New Roman" w:cs="Times New Roman"/>
+          <w:sz w:val="28"/>
+          <w:szCs w:val="28"/>
+          <w:lang w:val="ru-RU"/>
+        </w:rPr>
+        <w:t>1-2</w:t>
+      </w:r>
+      <w:r>
+        <w:rPr>
+          <w:rFonts w:ascii="Times New Roman" w:hAnsi="Times New Roman" w:cs="Times New Roman"/>
+          <w:sz w:val="28"/>
+          <w:szCs w:val="28"/>
+          <w:lang w:val="ru-RU"/>
+        </w:rPr>
+        <w:t>4</w:t>
+      </w:r>
+      <w:r>
+        <w:rPr>
+          <w:rFonts w:ascii="Times New Roman" w:hAnsi="Times New Roman" w:cs="Times New Roman"/>
+          <w:sz w:val="28"/>
+          <w:szCs w:val="28"/>
+          <w:lang w:val="ru-RU"/>
+        </w:rPr>
+        <w:t>)</w:t>
+      </w:r>
+    </w:p>
+    <w:p>
+      <w:pPr>
+        <w:jc w:val="center"/>
+        <w:rPr>
+          <w:rFonts w:ascii="Times New Roman" w:hAnsi="Times New Roman" w:cs="Times New Roman"/>
+          <w:sz w:val="28"/>
+          <w:szCs w:val="28"/>
+          <w:lang w:val="ru-RU"/>
+        </w:rPr>
+      </w:pPr>
+    </w:p>
+    <w:p>
+      <w:pPr>
+        <w:jc w:val="center"/>
+        <w:rPr>
+          <w:rFonts w:ascii="Times New Roman" w:hAnsi="Times New Roman" w:cs="Times New Roman"/>
+          <w:sz w:val="28"/>
+          <w:szCs w:val="28"/>
+          <w:lang w:val="ru-RU"/>
+        </w:rPr>
+      </w:pPr>
+      <w:r>
+        <w:rPr>
+          <w:rFonts w:ascii="Times New Roman" w:hAnsi="Times New Roman" w:cs="Times New Roman"/>
+          <w:sz w:val="28"/>
+          <w:szCs w:val="28"/>
+          <w:lang w:val="ru-RU"/>
+        </w:rPr>
+        <w:drawing>
+          <wp:inline distT="0" distB="0" distL="0" distR="0" wp14:anchorId="2A2E9969" wp14:editId="74397C24">
+            <wp:extent cx="5940425" cy="3328035"/>
+            <wp:effectExtent l="0" t="0" r="3175" b="5715"/>
+            <wp:docPr id="58" name="Рисунок 58"/>
+            <wp:cNvGraphicFramePr>
+              <a:graphicFrameLocks xmlns:a="http://schemas.openxmlformats.org/drawingml/2006/main" noChangeAspect="1"/>
+            </wp:cNvGraphicFramePr>
+            <a:graphic xmlns:a="http://schemas.openxmlformats.org/drawingml/2006/main">
+              <a:graphicData uri="http://schemas.openxmlformats.org/drawingml/2006/picture">
+                <pic:pic xmlns:pic="http://schemas.openxmlformats.org/drawingml/2006/picture">
+                  <pic:nvPicPr>
+                    <pic:cNvPr id="1" name=""/>
+                    <pic:cNvPicPr/>
+                  </pic:nvPicPr>
+                  <pic:blipFill>
+                    <a:blip r:embed="rId39"/>
+                    <a:stretch>
+                      <a:fillRect/>
+                    </a:stretch>
+                  </pic:blipFill>
+                  <pic:spPr>
+                    <a:xfrm>
+                      <a:off x="0" y="0"/>
+                      <a:ext cx="5940425" cy="3328035"/>
+                    </a:xfrm>
+                    <a:prstGeom prst="rect">
+                      <a:avLst/>
+                    </a:prstGeom>
+                  </pic:spPr>
+                </pic:pic>
+              </a:graphicData>
+            </a:graphic>
+          </wp:inline>
+        </w:drawing>
+      </w:r>
+    </w:p>
+    <w:p>
+      <w:pPr>
+        <w:jc w:val="center"/>
+        <w:rPr>
+          <w:rFonts w:ascii="Times New Roman" w:hAnsi="Times New Roman" w:cs="Times New Roman"/>
+          <w:sz w:val="28"/>
+          <w:szCs w:val="28"/>
+          <w:lang w:val="ru-RU"/>
+        </w:rPr>
+      </w:pPr>
+      <w:r>
+        <w:rPr>
+          <w:rFonts w:ascii="Times New Roman" w:hAnsi="Times New Roman" w:cs="Times New Roman"/>
+          <w:sz w:val="28"/>
+          <w:szCs w:val="28"/>
+          <w:lang w:val="ru-RU"/>
+        </w:rPr>
+        <w:t xml:space="preserve">Рисунок </w:t>
+      </w:r>
+      <w:r>
+        <w:rPr>
+          <w:rFonts w:ascii="Times New Roman" w:hAnsi="Times New Roman" w:cs="Times New Roman"/>
+          <w:sz w:val="28"/>
+          <w:szCs w:val="28"/>
+          <w:lang w:val="ru-RU"/>
+        </w:rPr>
+        <w:t>4</w:t>
+      </w:r>
+      <w:r>
+        <w:rPr>
+          <w:rFonts w:ascii="Times New Roman" w:hAnsi="Times New Roman" w:cs="Times New Roman"/>
+          <w:sz w:val="28"/>
+          <w:szCs w:val="28"/>
+          <w:lang w:val="ru-RU"/>
+        </w:rPr>
+        <w:t xml:space="preserve">.3 – Проверка в </w:t>
+      </w:r>
+      <w:r>
+        <w:rPr>
+          <w:rFonts w:ascii="Times New Roman" w:hAnsi="Times New Roman" w:cs="Times New Roman"/>
+          <w:sz w:val="28"/>
+          <w:szCs w:val="28"/>
+          <w:lang w:val="en-US"/>
+        </w:rPr>
+        <w:t>Excel</w:t>
+      </w:r>
+      <w:r>
+        <w:rPr>
+          <w:rFonts w:ascii="Times New Roman" w:hAnsi="Times New Roman" w:cs="Times New Roman"/>
+          <w:sz w:val="28"/>
+          <w:szCs w:val="28"/>
+          <w:lang w:val="ru-RU"/>
+        </w:rPr>
+        <w:t xml:space="preserve"> (</w:t>
+      </w:r>
+      <w:r>
+        <w:rPr>
+          <w:rFonts w:ascii="Times New Roman" w:hAnsi="Times New Roman" w:cs="Times New Roman"/>
+          <w:sz w:val="28"/>
+          <w:szCs w:val="28"/>
+          <w:lang w:val="ru-RU"/>
+        </w:rPr>
+        <w:t>2</w:t>
+      </w:r>
+      <w:r>
+        <w:rPr>
+          <w:rFonts w:ascii="Times New Roman" w:hAnsi="Times New Roman" w:cs="Times New Roman"/>
+          <w:sz w:val="28"/>
+          <w:szCs w:val="28"/>
+          <w:lang w:val="ru-RU"/>
+        </w:rPr>
+        <w:t>5</w:t>
+      </w:r>
+      <w:r>
+        <w:rPr>
+          <w:rFonts w:ascii="Times New Roman" w:hAnsi="Times New Roman" w:cs="Times New Roman"/>
+          <w:sz w:val="28"/>
+          <w:szCs w:val="28"/>
+          <w:lang w:val="ru-RU"/>
+        </w:rPr>
+        <w:t>-</w:t>
+      </w:r>
+      <w:r>
+        <w:rPr>
+          <w:rFonts w:ascii="Times New Roman" w:hAnsi="Times New Roman" w:cs="Times New Roman"/>
+          <w:sz w:val="28"/>
+          <w:szCs w:val="28"/>
+          <w:lang w:val="ru-RU"/>
+        </w:rPr>
+        <w:t>49</w:t>
+      </w:r>
+      <w:r>
+        <w:rPr>
+          <w:rFonts w:ascii="Times New Roman" w:hAnsi="Times New Roman" w:cs="Times New Roman"/>
+          <w:sz w:val="28"/>
+          <w:szCs w:val="28"/>
+          <w:lang w:val="ru-RU"/>
+        </w:rPr>
+        <w:t>)</w:t>
+      </w:r>
+    </w:p>
+    <w:p>
+      <w:pPr>
+        <w:jc w:val="center"/>
+        <w:rPr>
+          <w:rFonts w:ascii="Times New Roman" w:hAnsi="Times New Roman" w:cs="Times New Roman"/>
+          <w:sz w:val="28"/>
+          <w:szCs w:val="28"/>
+          <w:lang w:val="ru-RU"/>
+        </w:rPr>
+      </w:pPr>
+      <w:r>
+        <w:rPr>
+          <w:rFonts w:ascii="Times New Roman" w:hAnsi="Times New Roman" w:cs="Times New Roman"/>
+          <w:sz w:val="28"/>
+          <w:szCs w:val="28"/>
+          <w:lang w:val="ru-RU"/>
+        </w:rPr>
+        <w:lastRenderedPageBreak/>
+        <w:drawing>
+          <wp:inline distT="0" distB="0" distL="0" distR="0" wp14:anchorId="4641ECB5" wp14:editId="48512664">
+            <wp:extent cx="5940425" cy="3335655"/>
+            <wp:effectExtent l="0" t="0" r="3175" b="0"/>
+            <wp:docPr id="59" name="Рисунок 59"/>
+            <wp:cNvGraphicFramePr>
+              <a:graphicFrameLocks xmlns:a="http://schemas.openxmlformats.org/drawingml/2006/main" noChangeAspect="1"/>
+            </wp:cNvGraphicFramePr>
+            <a:graphic xmlns:a="http://schemas.openxmlformats.org/drawingml/2006/main">
+              <a:graphicData uri="http://schemas.openxmlformats.org/drawingml/2006/picture">
+                <pic:pic xmlns:pic="http://schemas.openxmlformats.org/drawingml/2006/picture">
+                  <pic:nvPicPr>
+                    <pic:cNvPr id="1" name=""/>
+                    <pic:cNvPicPr/>
+                  </pic:nvPicPr>
+                  <pic:blipFill>
+                    <a:blip r:embed="rId40"/>
+                    <a:stretch>
+                      <a:fillRect/>
+                    </a:stretch>
+                  </pic:blipFill>
+                  <pic:spPr>
+                    <a:xfrm>
+                      <a:off x="0" y="0"/>
+                      <a:ext cx="5940425" cy="3335655"/>
+                    </a:xfrm>
+                    <a:prstGeom prst="rect">
+                      <a:avLst/>
+                    </a:prstGeom>
+                  </pic:spPr>
+                </pic:pic>
+              </a:graphicData>
+            </a:graphic>
+          </wp:inline>
+        </w:drawing>
+      </w:r>
+    </w:p>
+    <w:p>
+      <w:pPr>
+        <w:jc w:val="center"/>
+        <w:rPr>
+          <w:rFonts w:ascii="Times New Roman" w:hAnsi="Times New Roman" w:cs="Times New Roman"/>
+          <w:sz w:val="28"/>
+          <w:szCs w:val="28"/>
+          <w:lang w:val="ru-RU"/>
+        </w:rPr>
+      </w:pPr>
+      <w:r>
+        <w:rPr>
+          <w:rFonts w:ascii="Times New Roman" w:hAnsi="Times New Roman" w:cs="Times New Roman"/>
+          <w:sz w:val="28"/>
+          <w:szCs w:val="28"/>
+          <w:lang w:val="ru-RU"/>
+        </w:rPr>
+        <w:t xml:space="preserve">Рисунок </w:t>
+      </w:r>
+      <w:r>
+        <w:rPr>
+          <w:rFonts w:ascii="Times New Roman" w:hAnsi="Times New Roman" w:cs="Times New Roman"/>
+          <w:sz w:val="28"/>
+          <w:szCs w:val="28"/>
+          <w:lang w:val="ru-RU"/>
+        </w:rPr>
+        <w:t>4</w:t>
+      </w:r>
+      <w:r>
+        <w:rPr>
+          <w:rFonts w:ascii="Times New Roman" w:hAnsi="Times New Roman" w:cs="Times New Roman"/>
+          <w:sz w:val="28"/>
+          <w:szCs w:val="28"/>
+          <w:lang w:val="ru-RU"/>
+        </w:rPr>
+        <w:t xml:space="preserve">.4 – Проверка в </w:t>
+      </w:r>
+      <w:r>
+        <w:rPr>
+          <w:rFonts w:ascii="Times New Roman" w:hAnsi="Times New Roman" w:cs="Times New Roman"/>
+          <w:sz w:val="28"/>
+          <w:szCs w:val="28"/>
+          <w:lang w:val="en-US"/>
+        </w:rPr>
+        <w:t>Excel</w:t>
+      </w:r>
+      <w:r>
+        <w:rPr>
+          <w:rFonts w:ascii="Times New Roman" w:hAnsi="Times New Roman" w:cs="Times New Roman"/>
+          <w:sz w:val="28"/>
+          <w:szCs w:val="28"/>
+          <w:lang w:val="ru-RU"/>
+        </w:rPr>
+        <w:t xml:space="preserve"> (</w:t>
+      </w:r>
+      <w:r>
+        <w:rPr>
+          <w:rFonts w:ascii="Times New Roman" w:hAnsi="Times New Roman" w:cs="Times New Roman"/>
+          <w:sz w:val="28"/>
+          <w:szCs w:val="28"/>
+          <w:lang w:val="ru-RU"/>
+        </w:rPr>
+        <w:t>5</w:t>
+      </w:r>
+      <w:r>
+        <w:rPr>
+          <w:rFonts w:ascii="Times New Roman" w:hAnsi="Times New Roman" w:cs="Times New Roman"/>
+          <w:sz w:val="28"/>
+          <w:szCs w:val="28"/>
+          <w:lang w:val="ru-RU"/>
+        </w:rPr>
+        <w:t>0</w:t>
+      </w:r>
+      <w:r>
+        <w:rPr>
+          <w:rFonts w:ascii="Times New Roman" w:hAnsi="Times New Roman" w:cs="Times New Roman"/>
+          <w:sz w:val="28"/>
+          <w:szCs w:val="28"/>
+          <w:lang w:val="ru-RU"/>
+        </w:rPr>
+        <w:t>-7</w:t>
+      </w:r>
+      <w:r>
+        <w:rPr>
+          <w:rFonts w:ascii="Times New Roman" w:hAnsi="Times New Roman" w:cs="Times New Roman"/>
+          <w:sz w:val="28"/>
+          <w:szCs w:val="28"/>
+          <w:lang w:val="ru-RU"/>
+        </w:rPr>
+        <w:t>4</w:t>
+      </w:r>
+      <w:r>
+        <w:rPr>
+          <w:rFonts w:ascii="Times New Roman" w:hAnsi="Times New Roman" w:cs="Times New Roman"/>
+          <w:sz w:val="28"/>
+          <w:szCs w:val="28"/>
+          <w:lang w:val="ru-RU"/>
+        </w:rPr>
+        <w:t>)</w:t>
+      </w:r>
+    </w:p>
+    <w:p>
+      <w:pPr>
+        <w:rPr>
+          <w:rFonts w:ascii="Times New Roman" w:hAnsi="Times New Roman" w:cs="Times New Roman"/>
+          <w:sz w:val="28"/>
+          <w:szCs w:val="28"/>
+          <w:lang w:val="ru-RU"/>
+        </w:rPr>
+      </w:pPr>
+    </w:p>
+    <w:p>
+      <w:pPr>
+        <w:rPr>
+          <w:rFonts w:ascii="Times New Roman" w:hAnsi="Times New Roman" w:cs="Times New Roman"/>
+          <w:sz w:val="28"/>
+          <w:szCs w:val="28"/>
+          <w:lang w:val="ru-RU"/>
+        </w:rPr>
+      </w:pPr>
+      <w:r>
+        <w:rPr>
+          <w:rFonts w:ascii="Times New Roman" w:hAnsi="Times New Roman" w:cs="Times New Roman"/>
+          <w:sz w:val="28"/>
+          <w:szCs w:val="28"/>
+          <w:lang w:val="ru-RU"/>
+        </w:rPr>
+        <w:t xml:space="preserve">Представлять полностью в </w:t>
+      </w:r>
+      <w:r>
+        <w:rPr>
+          <w:rFonts w:ascii="Times New Roman" w:hAnsi="Times New Roman" w:cs="Times New Roman"/>
+          <w:sz w:val="28"/>
+          <w:szCs w:val="28"/>
+          <w:lang w:val="en-US"/>
+        </w:rPr>
+        <w:t>Excel</w:t>
+      </w:r>
+      <w:r>
+        <w:rPr>
+          <w:rFonts w:ascii="Times New Roman" w:hAnsi="Times New Roman" w:cs="Times New Roman"/>
+          <w:sz w:val="28"/>
+          <w:szCs w:val="28"/>
+          <w:lang w:val="ru-RU"/>
+        </w:rPr>
+        <w:t xml:space="preserve"> </w:t>
+      </w:r>
+      <w:r>
+        <w:rPr>
+          <w:rFonts w:ascii="Times New Roman" w:hAnsi="Times New Roman" w:cs="Times New Roman"/>
+          <w:sz w:val="28"/>
+          <w:szCs w:val="28"/>
+          <w:lang w:val="ru-RU"/>
+        </w:rPr>
+        <w:t>весь алгоритм не является рациональным, поэтому были продемонстрированы первые 74 шага</w:t>
+      </w:r>
+    </w:p>
+    <w:p>
+      <w:pPr>
+        <w:pStyle w:val="a3"/>
+        <w:jc w:val="center"/>
+      </w:pPr>
+      <w:r>
+        <w:drawing>
+          <wp:inline distT="0" distB="0" distL="0" distR="0" wp14:anchorId="2CBFC1E7" wp14:editId="35A7F61F">
+            <wp:extent cx="5151120" cy="4017928"/>
+            <wp:effectExtent l="0" t="0" r="0" b="1905"/>
+            <wp:docPr id="60" name="Рисунок 60"/>
+            <wp:cNvGraphicFramePr>
+              <a:graphicFrameLocks xmlns:a="http://schemas.openxmlformats.org/drawingml/2006/main" noChangeAspect="1"/>
+            </wp:cNvGraphicFramePr>
+            <a:graphic xmlns:a="http://schemas.openxmlformats.org/drawingml/2006/main">
+              <a:graphicData uri="http://schemas.openxmlformats.org/drawingml/2006/picture">
+                <pic:pic xmlns:pic="http://schemas.openxmlformats.org/drawingml/2006/picture">
+                  <pic:nvPicPr>
+                    <pic:cNvPr id="1" name=""/>
+                    <pic:cNvPicPr/>
+                  </pic:nvPicPr>
+                  <pic:blipFill>
+                    <a:blip r:embed="rId41"/>
+                    <a:stretch>
+                      <a:fillRect/>
+                    </a:stretch>
+                  </pic:blipFill>
+                  <pic:spPr>
+                    <a:xfrm>
+                      <a:off x="0" y="0"/>
+                      <a:ext cx="5156243" cy="4021924"/>
+                    </a:xfrm>
+                    <a:prstGeom prst="rect">
+                      <a:avLst/>
+                    </a:prstGeom>
+                  </pic:spPr>
+                </pic:pic>
+              </a:graphicData>
+            </a:graphic>
+          </wp:inline>
+        </w:drawing>
+      </w:r>
+    </w:p>
+    <w:p>
+      <w:pPr>
+        <w:pStyle w:val="a3"/>
+        <w:jc w:val="center"/>
+        <w:rPr>
+          <w:rFonts w:eastAsiaTheme="minorHAnsi"/>
+          <w:sz w:val="28"/>
+          <w:szCs w:val="28"/>
+          <w:lang w:val="ru-RU" w:eastAsia="en-US"/>
+        </w:rPr>
+      </w:pPr>
+      <w:r>
+        <w:rPr>
+          <w:rFonts w:eastAsiaTheme="minorHAnsi"/>
+          <w:sz w:val="28"/>
+          <w:szCs w:val="28"/>
+          <w:lang w:val="ru-RU" w:eastAsia="en-US"/>
+        </w:rPr>
+        <w:t xml:space="preserve">Рисунок </w:t>
+      </w:r>
+      <w:r>
+        <w:rPr>
+          <w:rFonts w:eastAsiaTheme="minorHAnsi"/>
+          <w:sz w:val="28"/>
+          <w:szCs w:val="28"/>
+          <w:lang w:val="ru-RU" w:eastAsia="en-US"/>
+        </w:rPr>
+        <w:t>4</w:t>
+      </w:r>
+      <w:r>
+        <w:rPr>
+          <w:rFonts w:eastAsiaTheme="minorHAnsi"/>
+          <w:sz w:val="28"/>
+          <w:szCs w:val="28"/>
+          <w:lang w:val="ru-RU" w:eastAsia="en-US"/>
+        </w:rPr>
+        <w:t>.</w:t>
+      </w:r>
+      <w:r>
+        <w:rPr>
+          <w:rFonts w:eastAsiaTheme="minorHAnsi"/>
+          <w:sz w:val="28"/>
+          <w:szCs w:val="28"/>
+          <w:lang w:val="ru-RU" w:eastAsia="en-US"/>
+        </w:rPr>
+        <w:t>5</w:t>
+      </w:r>
+      <w:r>
+        <w:rPr>
+          <w:rFonts w:eastAsiaTheme="minorHAnsi"/>
+          <w:sz w:val="28"/>
+          <w:szCs w:val="28"/>
+          <w:lang w:val="ru-RU" w:eastAsia="en-US"/>
+        </w:rPr>
+        <w:t xml:space="preserve"> – </w:t>
+      </w:r>
+      <w:r>
+        <w:rPr>
+          <w:rFonts w:eastAsiaTheme="minorHAnsi"/>
+          <w:sz w:val="28"/>
+          <w:szCs w:val="28"/>
+          <w:lang w:val="ru-RU" w:eastAsia="en-US"/>
+        </w:rPr>
+        <w:t>Результат шифрования (побитово)</w:t>
+      </w:r>
+    </w:p>
+    <w:p>
+      <w:pPr>
+        <w:pStyle w:val="a3"/>
+        <w:jc w:val="center"/>
+        <w:rPr>
+          <w:lang w:val="ru-RU"/>
+        </w:rPr>
+      </w:pPr>
+    </w:p>
+    <w:p>
+      <w:pPr>
+        <w:pStyle w:val="a3"/>
+        <w:jc w:val="center"/>
+        <w:rPr>
+          <w:lang w:val="ru-RU"/>
+        </w:rPr>
+      </w:pPr>
+      <w:r>
+        <w:rPr>
+          <w:lang w:val="ru-RU"/>
+        </w:rPr>
+        <w:drawing>
+          <wp:inline distT="0" distB="0" distL="0" distR="0" wp14:anchorId="47A9E2A3" wp14:editId="04786C66">
+            <wp:extent cx="5940425" cy="3001010"/>
+            <wp:effectExtent l="0" t="0" r="3175" b="8890"/>
+            <wp:docPr id="61" name="Рисунок 61"/>
+            <wp:cNvGraphicFramePr>
+              <a:graphicFrameLocks xmlns:a="http://schemas.openxmlformats.org/drawingml/2006/main" noChangeAspect="1"/>
+            </wp:cNvGraphicFramePr>
+            <a:graphic xmlns:a="http://schemas.openxmlformats.org/drawingml/2006/main">
+              <a:graphicData uri="http://schemas.openxmlformats.org/drawingml/2006/picture">
+                <pic:pic xmlns:pic="http://schemas.openxmlformats.org/drawingml/2006/picture">
+                  <pic:nvPicPr>
+                    <pic:cNvPr id="1" name=""/>
+                    <pic:cNvPicPr/>
+                  </pic:nvPicPr>
+                  <pic:blipFill>
+                    <a:blip r:embed="rId42"/>
+                    <a:stretch>
+                      <a:fillRect/>
+                    </a:stretch>
+                  </pic:blipFill>
+                  <pic:spPr>
+                    <a:xfrm>
+                      <a:off x="0" y="0"/>
+                      <a:ext cx="5940425" cy="3001010"/>
+                    </a:xfrm>
+                    <a:prstGeom prst="rect">
+                      <a:avLst/>
+                    </a:prstGeom>
+                  </pic:spPr>
+                </pic:pic>
+              </a:graphicData>
+            </a:graphic>
+          </wp:inline>
+        </w:drawing>
+      </w:r>
+    </w:p>
+    <w:p>
+      <w:pPr>
+        <w:pStyle w:val="a3"/>
+        <w:jc w:val="center"/>
+        <w:rPr>
+          <w:rFonts w:eastAsiaTheme="minorHAnsi"/>
+          <w:sz w:val="28"/>
+          <w:szCs w:val="28"/>
+          <w:lang w:val="en-US" w:eastAsia="en-US"/>
+        </w:rPr>
+      </w:pPr>
+      <w:r>
+        <w:rPr>
+          <w:rFonts w:eastAsiaTheme="minorHAnsi"/>
+          <w:sz w:val="28"/>
+          <w:szCs w:val="28"/>
+          <w:lang w:val="ru-RU" w:eastAsia="en-US"/>
+        </w:rPr>
+        <w:t xml:space="preserve">Рисунок </w:t>
+      </w:r>
+      <w:r>
+        <w:rPr>
+          <w:rFonts w:eastAsiaTheme="minorHAnsi"/>
+          <w:sz w:val="28"/>
+          <w:szCs w:val="28"/>
+          <w:lang w:val="ru-RU" w:eastAsia="en-US"/>
+        </w:rPr>
+        <w:t>4</w:t>
+      </w:r>
+      <w:r>
+        <w:rPr>
+          <w:rFonts w:eastAsiaTheme="minorHAnsi"/>
+          <w:sz w:val="28"/>
+          <w:szCs w:val="28"/>
+          <w:lang w:val="ru-RU" w:eastAsia="en-US"/>
+        </w:rPr>
+        <w:t>.</w:t>
+      </w:r>
+      <w:r>
+        <w:rPr>
+          <w:rFonts w:eastAsiaTheme="minorHAnsi"/>
+          <w:sz w:val="28"/>
+          <w:szCs w:val="28"/>
+          <w:lang w:val="ru-RU" w:eastAsia="en-US"/>
+        </w:rPr>
+        <w:t>6</w:t>
+      </w:r>
+      <w:r>
+        <w:rPr>
+          <w:rFonts w:eastAsiaTheme="minorHAnsi"/>
+          <w:sz w:val="28"/>
+          <w:szCs w:val="28"/>
+          <w:lang w:val="ru-RU" w:eastAsia="en-US"/>
+        </w:rPr>
+        <w:t xml:space="preserve"> – </w:t>
+      </w:r>
+      <w:r>
+        <w:rPr>
+          <w:rFonts w:eastAsiaTheme="minorHAnsi"/>
+          <w:sz w:val="28"/>
+          <w:szCs w:val="28"/>
+          <w:lang w:val="ru-RU" w:eastAsia="en-US"/>
+        </w:rPr>
+        <w:t>Результат шифрования (.</w:t>
+      </w:r>
+      <w:r>
+        <w:rPr>
+          <w:rFonts w:eastAsiaTheme="minorHAnsi"/>
+          <w:sz w:val="28"/>
+          <w:szCs w:val="28"/>
+          <w:lang w:val="en-US" w:eastAsia="en-US"/>
+        </w:rPr>
+        <w:t>txt</w:t>
+      </w:r>
+      <w:r>
+        <w:rPr>
+          <w:rFonts w:eastAsiaTheme="minorHAnsi"/>
+          <w:sz w:val="28"/>
+          <w:szCs w:val="28"/>
+          <w:lang w:val="ru-RU" w:eastAsia="en-US"/>
+        </w:rPr>
+        <w:t>)</w:t>
+      </w:r>
+    </w:p>
+    <w:p>
+      <w:pPr>
+        <w:jc w:val="center"/>
+        <w:rPr>
+          <w:rFonts w:ascii="Times New Roman" w:hAnsi="Times New Roman" w:cs="Times New Roman"/>
+          <w:sz w:val="28"/>
+          <w:szCs w:val="28"/>
+          <w:lang w:val="ru-RU"/>
+        </w:rPr>
+      </w:pPr>
+      <w:r>
+        <w:rPr>
+          <w:rFonts w:ascii="Times New Roman" w:hAnsi="Times New Roman" w:cs="Times New Roman"/>
+          <w:sz w:val="28"/>
+          <w:szCs w:val="28"/>
+          <w:lang w:val="ru-RU"/>
+        </w:rPr>
+        <w:drawing>
+          <wp:inline distT="0" distB="0" distL="0" distR="0" wp14:anchorId="09F04E37" wp14:editId="2011EF02">
+            <wp:extent cx="5940425" cy="4629150"/>
+            <wp:effectExtent l="0" t="0" r="3175" b="0"/>
+            <wp:docPr id="62" name="Рисунок 62"/>
+            <wp:cNvGraphicFramePr>
+              <a:graphicFrameLocks xmlns:a="http://schemas.openxmlformats.org/drawingml/2006/main" noChangeAspect="1"/>
+            </wp:cNvGraphicFramePr>
+            <a:graphic xmlns:a="http://schemas.openxmlformats.org/drawingml/2006/main">
+              <a:graphicData uri="http://schemas.openxmlformats.org/drawingml/2006/picture">
+                <pic:pic xmlns:pic="http://schemas.openxmlformats.org/drawingml/2006/picture">
+                  <pic:nvPicPr>
+                    <pic:cNvPr id="1" name=""/>
+                    <pic:cNvPicPr/>
+                  </pic:nvPicPr>
+                  <pic:blipFill>
+                    <a:blip r:embed="rId43"/>
+                    <a:stretch>
+                      <a:fillRect/>
+                    </a:stretch>
+                  </pic:blipFill>
+                  <pic:spPr>
+                    <a:xfrm>
+                      <a:off x="0" y="0"/>
+                      <a:ext cx="5940425" cy="4629150"/>
+                    </a:xfrm>
+                    <a:prstGeom prst="rect">
+                      <a:avLst/>
+                    </a:prstGeom>
+                  </pic:spPr>
+                </pic:pic>
+              </a:graphicData>
+            </a:graphic>
+          </wp:inline>
+        </w:drawing>
+      </w:r>
+    </w:p>
+    <w:p>
+      <w:pPr>
+        <w:jc w:val="center"/>
+        <w:rPr>
+          <w:rFonts w:ascii="Times New Roman" w:hAnsi="Times New Roman" w:cs="Times New Roman"/>
+          <w:sz w:val="28"/>
+          <w:szCs w:val="28"/>
+          <w:lang w:val="ru-RU"/>
+        </w:rPr>
+      </w:pPr>
+      <w:r>
+        <w:rPr>
+          <w:rFonts w:ascii="Times New Roman" w:hAnsi="Times New Roman" w:cs="Times New Roman"/>
+          <w:sz w:val="28"/>
+          <w:szCs w:val="28"/>
+          <w:lang w:val="ru-RU"/>
+        </w:rPr>
+        <w:t xml:space="preserve">Рисунок </w:t>
+      </w:r>
+      <w:r>
+        <w:rPr>
+          <w:rFonts w:ascii="Times New Roman" w:hAnsi="Times New Roman" w:cs="Times New Roman"/>
+          <w:sz w:val="28"/>
+          <w:szCs w:val="28"/>
+          <w:lang w:val="ru-RU"/>
+        </w:rPr>
+        <w:t>4</w:t>
+      </w:r>
+      <w:r>
+        <w:rPr>
+          <w:rFonts w:ascii="Times New Roman" w:hAnsi="Times New Roman" w:cs="Times New Roman"/>
+          <w:sz w:val="28"/>
+          <w:szCs w:val="28"/>
+          <w:lang w:val="ru-RU"/>
+        </w:rPr>
+        <w:t>.</w:t>
+      </w:r>
+      <w:r>
+        <w:rPr>
+          <w:rFonts w:ascii="Times New Roman" w:hAnsi="Times New Roman" w:cs="Times New Roman"/>
+          <w:sz w:val="28"/>
+          <w:szCs w:val="28"/>
+          <w:lang w:val="ru-RU"/>
+        </w:rPr>
+        <w:t>7</w:t>
+      </w:r>
+      <w:r>
+        <w:rPr>
+          <w:rFonts w:ascii="Times New Roman" w:hAnsi="Times New Roman" w:cs="Times New Roman"/>
+          <w:sz w:val="28"/>
+          <w:szCs w:val="28"/>
+          <w:lang w:val="ru-RU"/>
+        </w:rPr>
+        <w:t xml:space="preserve"> – Результат дешифрования (побитово)</w:t>
+      </w:r>
+    </w:p>
+    <w:p>
+      <w:pPr>
+        <w:jc w:val="center"/>
+        <w:rPr>
+          <w:rFonts w:ascii="Times New Roman" w:hAnsi="Times New Roman" w:cs="Times New Roman"/>
+          <w:sz w:val="28"/>
+          <w:szCs w:val="28"/>
+          <w:lang w:val="ru-RU"/>
+        </w:rPr>
+      </w:pPr>
+    </w:p>
+    <w:p>
+      <w:pPr>
+        <w:jc w:val="center"/>
+        <w:rPr>
+          <w:rFonts w:ascii="Times New Roman" w:hAnsi="Times New Roman" w:cs="Times New Roman"/>
+          <w:sz w:val="28"/>
+          <w:szCs w:val="28"/>
+          <w:lang w:val="ru-RU"/>
+        </w:rPr>
+      </w:pPr>
+      <w:r>
+        <w:rPr>
+          <w:rFonts w:ascii="Times New Roman" w:hAnsi="Times New Roman" w:cs="Times New Roman"/>
+          <w:sz w:val="28"/>
+          <w:szCs w:val="28"/>
+          <w:lang w:val="ru-RU"/>
+        </w:rPr>
+        <w:lastRenderedPageBreak/>
+        <w:drawing>
+          <wp:inline distT="0" distB="0" distL="0" distR="0" wp14:anchorId="290F92C5" wp14:editId="5FCEE091">
+            <wp:extent cx="5940425" cy="1737360"/>
+            <wp:effectExtent l="0" t="0" r="3175" b="0"/>
+            <wp:docPr id="63" name="Рисунок 63"/>
+            <wp:cNvGraphicFramePr>
+              <a:graphicFrameLocks xmlns:a="http://schemas.openxmlformats.org/drawingml/2006/main" noChangeAspect="1"/>
+            </wp:cNvGraphicFramePr>
+            <a:graphic xmlns:a="http://schemas.openxmlformats.org/drawingml/2006/main">
+              <a:graphicData uri="http://schemas.openxmlformats.org/drawingml/2006/picture">
+                <pic:pic xmlns:pic="http://schemas.openxmlformats.org/drawingml/2006/picture">
+                  <pic:nvPicPr>
+                    <pic:cNvPr id="1" name=""/>
+                    <pic:cNvPicPr/>
+                  </pic:nvPicPr>
+                  <pic:blipFill>
+                    <a:blip r:embed="rId44"/>
+                    <a:stretch>
+                      <a:fillRect/>
+                    </a:stretch>
+                  </pic:blipFill>
+                  <pic:spPr>
+                    <a:xfrm>
+                      <a:off x="0" y="0"/>
+                      <a:ext cx="5940425" cy="1737360"/>
+                    </a:xfrm>
+                    <a:prstGeom prst="rect">
+                      <a:avLst/>
+                    </a:prstGeom>
+                  </pic:spPr>
+                </pic:pic>
+              </a:graphicData>
+            </a:graphic>
+          </wp:inline>
+        </w:drawing>
+      </w:r>
+    </w:p>
+    <w:p>
+      <w:pPr>
+        <w:jc w:val="center"/>
+        <w:rPr>
+          <w:rFonts w:ascii="Times New Roman" w:hAnsi="Times New Roman" w:cs="Times New Roman"/>
+          <w:sz w:val="28"/>
+          <w:szCs w:val="28"/>
+          <w:lang w:val="ru-RU"/>
+        </w:rPr>
+      </w:pPr>
+      <w:r>
+        <w:rPr>
+          <w:rFonts w:ascii="Times New Roman" w:hAnsi="Times New Roman" w:cs="Times New Roman"/>
+          <w:sz w:val="28"/>
+          <w:szCs w:val="28"/>
+          <w:lang w:val="ru-RU"/>
+        </w:rPr>
+        <w:t xml:space="preserve">Рисунок </w:t>
+      </w:r>
+      <w:r>
+        <w:rPr>
+          <w:rFonts w:ascii="Times New Roman" w:hAnsi="Times New Roman" w:cs="Times New Roman"/>
+          <w:sz w:val="28"/>
+          <w:szCs w:val="28"/>
+          <w:lang w:val="ru-RU"/>
+        </w:rPr>
+        <w:t>4</w:t>
+      </w:r>
+      <w:r>
+        <w:rPr>
+          <w:rFonts w:ascii="Times New Roman" w:hAnsi="Times New Roman" w:cs="Times New Roman"/>
+          <w:sz w:val="28"/>
+          <w:szCs w:val="28"/>
+          <w:lang w:val="ru-RU"/>
+        </w:rPr>
+        <w:t>.</w:t>
+      </w:r>
+      <w:r>
+        <w:rPr>
+          <w:rFonts w:ascii="Times New Roman" w:hAnsi="Times New Roman" w:cs="Times New Roman"/>
+          <w:sz w:val="28"/>
+          <w:szCs w:val="28"/>
+          <w:lang w:val="ru-RU"/>
+        </w:rPr>
+        <w:t>8</w:t>
+      </w:r>
+      <w:r>
+        <w:rPr>
+          <w:rFonts w:ascii="Times New Roman" w:hAnsi="Times New Roman" w:cs="Times New Roman"/>
+          <w:sz w:val="28"/>
+          <w:szCs w:val="28"/>
+          <w:lang w:val="ru-RU"/>
+        </w:rPr>
+        <w:t xml:space="preserve"> – Результат дешифрования (</w:t>
+      </w:r>
+      <w:r>
+        <w:rPr>
+          <w:rFonts w:ascii="Times New Roman" w:hAnsi="Times New Roman" w:cs="Times New Roman"/>
+          <w:sz w:val="28"/>
+          <w:szCs w:val="28"/>
+          <w:lang w:val="ru-RU"/>
+        </w:rPr>
+        <w:t>.</w:t>
+      </w:r>
+      <w:r>
+        <w:rPr>
+          <w:rFonts w:ascii="Times New Roman" w:hAnsi="Times New Roman" w:cs="Times New Roman"/>
+          <w:sz w:val="28"/>
+          <w:szCs w:val="28"/>
+          <w:lang w:val="en-US"/>
+        </w:rPr>
+        <w:t>pdf</w:t>
+      </w:r>
+      <w:r>
+        <w:rPr>
+          <w:rFonts w:ascii="Times New Roman" w:hAnsi="Times New Roman" w:cs="Times New Roman"/>
+          <w:sz w:val="28"/>
+          <w:szCs w:val="28"/>
+          <w:lang w:val="ru-RU"/>
+        </w:rPr>
+        <w:t>)</w:t>
+      </w:r>
+    </w:p>
+    <w:p>
+      <w:pPr>
+        <w:jc w:val="both"/>
+        <w:rPr>
+          <w:rFonts w:ascii="Times New Roman" w:hAnsi="Times New Roman" w:cs="Times New Roman"/>
+          <w:sz w:val="28"/>
+          <w:szCs w:val="28"/>
+          <w:lang w:val="en-US"/>
+        </w:rPr>
+      </w:pPr>
+    </w:p>
+    <w:p>
+      <w:pPr>
+        <w:jc w:val="both"/>
+        <w:rPr>
+          <w:rFonts w:ascii="Times New Roman" w:hAnsi="Times New Roman" w:cs="Times New Roman"/>
+          <w:sz w:val="28"/>
+          <w:szCs w:val="28"/>
+          <w:lang w:val="en-US"/>
+        </w:rPr>
+      </w:pPr>
+    </w:p>
+    <w:p>
+      <w:pPr>
+        <w:jc w:val="both"/>
+        <w:rPr>
+          <w:rFonts w:ascii="Times New Roman" w:hAnsi="Times New Roman" w:cs="Times New Roman"/>
+          <w:sz w:val="28"/>
+          <w:szCs w:val="28"/>
+          <w:lang w:val="en-US"/>
+        </w:rPr>
+      </w:pPr>
+    </w:p>
+    <w:p>
+      <w:pPr>
+        <w:jc w:val="both"/>
+        <w:rPr>
+          <w:rFonts w:ascii="Times New Roman" w:hAnsi="Times New Roman" w:cs="Times New Roman"/>
+          <w:sz w:val="28"/>
+          <w:szCs w:val="28"/>
+          <w:lang w:val="en-US"/>
+        </w:rPr>
+      </w:pPr>
+    </w:p>
+    <w:p>
+      <w:pPr>
+        <w:jc w:val="both"/>
+        <w:rPr>
+          <w:rFonts w:ascii="Times New Roman" w:hAnsi="Times New Roman" w:cs="Times New Roman"/>
+          <w:sz w:val="28"/>
+          <w:szCs w:val="28"/>
+          <w:lang w:val="en-US"/>
+        </w:rPr>
+      </w:pPr>
+    </w:p>
+    <w:p>
+      <w:pPr>
+        <w:jc w:val="both"/>
+        <w:rPr>
+          <w:rFonts w:ascii="Times New Roman" w:hAnsi="Times New Roman" w:cs="Times New Roman"/>
+          <w:sz w:val="28"/>
+          <w:szCs w:val="28"/>
+          <w:lang w:val="en-US"/>
+        </w:rPr>
+      </w:pPr>
+    </w:p>
+    <w:p>
+      <w:pPr>
+        <w:jc w:val="both"/>
+        <w:rPr>
+          <w:rFonts w:ascii="Times New Roman" w:hAnsi="Times New Roman" w:cs="Times New Roman"/>
+          <w:sz w:val="28"/>
+          <w:szCs w:val="28"/>
+          <w:lang w:val="en-US"/>
+        </w:rPr>
+      </w:pPr>
+    </w:p>
+    <w:p>
+      <w:pPr>
+        <w:jc w:val="both"/>
+        <w:rPr>
+          <w:rFonts w:ascii="Times New Roman" w:hAnsi="Times New Roman" w:cs="Times New Roman"/>
+          <w:sz w:val="28"/>
+          <w:szCs w:val="28"/>
+          <w:lang w:val="en-US"/>
+        </w:rPr>
+      </w:pPr>
+    </w:p>
+    <w:p>
+      <w:pPr>
+        <w:jc w:val="both"/>
+        <w:rPr>
+          <w:rFonts w:ascii="Times New Roman" w:hAnsi="Times New Roman" w:cs="Times New Roman"/>
+          <w:sz w:val="28"/>
+          <w:szCs w:val="28"/>
+          <w:lang w:val="en-US"/>
+        </w:rPr>
+      </w:pPr>
+    </w:p>
+    <w:p>
+      <w:pPr>
+        <w:jc w:val="both"/>
+        <w:rPr>
+          <w:rFonts w:ascii="Times New Roman" w:hAnsi="Times New Roman" w:cs="Times New Roman"/>
+          <w:sz w:val="28"/>
+          <w:szCs w:val="28"/>
+          <w:lang w:val="en-US"/>
+        </w:rPr>
+      </w:pPr>
+    </w:p>
+    <w:p>
+      <w:pPr>
+        <w:jc w:val="both"/>
+        <w:rPr>
+          <w:rFonts w:ascii="Times New Roman" w:hAnsi="Times New Roman" w:cs="Times New Roman"/>
+          <w:sz w:val="28"/>
+          <w:szCs w:val="28"/>
+          <w:lang w:val="en-US"/>
+        </w:rPr>
+      </w:pPr>
+    </w:p>
+    <w:p>
+      <w:pPr>
+        <w:jc w:val="both"/>
+        <w:rPr>
+          <w:rFonts w:ascii="Times New Roman" w:hAnsi="Times New Roman" w:cs="Times New Roman"/>
+          <w:sz w:val="28"/>
+          <w:szCs w:val="28"/>
+          <w:lang w:val="en-US"/>
+        </w:rPr>
+      </w:pPr>
+    </w:p>
+    <w:p>
+      <w:pPr>
+        <w:jc w:val="both"/>
+        <w:rPr>
+          <w:rFonts w:ascii="Times New Roman" w:hAnsi="Times New Roman" w:cs="Times New Roman"/>
+          <w:sz w:val="28"/>
+          <w:szCs w:val="28"/>
+          <w:lang w:val="en-US"/>
+        </w:rPr>
+      </w:pPr>
+    </w:p>
+    <w:p>
+      <w:pPr>
+        <w:jc w:val="both"/>
+        <w:rPr>
+          <w:rFonts w:ascii="Times New Roman" w:hAnsi="Times New Roman" w:cs="Times New Roman"/>
+          <w:sz w:val="28"/>
+          <w:szCs w:val="28"/>
+          <w:lang w:val="en-US"/>
+        </w:rPr>
+      </w:pPr>
+    </w:p>
+    <w:p>
+      <w:pPr>
+        <w:jc w:val="both"/>
+        <w:rPr>
+          <w:rFonts w:ascii="Times New Roman" w:hAnsi="Times New Roman" w:cs="Times New Roman"/>
+          <w:sz w:val="28"/>
+          <w:szCs w:val="28"/>
+          <w:lang w:val="en-US"/>
+        </w:rPr>
+      </w:pPr>
+    </w:p>
+    <w:p>
+      <w:pPr>
+        <w:jc w:val="both"/>
+        <w:rPr>
+          <w:rFonts w:ascii="Times New Roman" w:hAnsi="Times New Roman" w:cs="Times New Roman"/>
+          <w:sz w:val="28"/>
+          <w:szCs w:val="28"/>
+          <w:lang w:val="en-US"/>
+        </w:rPr>
+      </w:pPr>
+    </w:p>
+    <w:p>
+      <w:pPr>
+        <w:jc w:val="both"/>
+        <w:rPr>
+          <w:rFonts w:ascii="Times New Roman" w:hAnsi="Times New Roman" w:cs="Times New Roman"/>
+          <w:sz w:val="28"/>
+          <w:szCs w:val="28"/>
+          <w:lang w:val="en-US"/>
+        </w:rPr>
+      </w:pPr>
+    </w:p>
+    <w:p>
+      <w:pPr>
+        <w:jc w:val="both"/>
+        <w:rPr>
+          <w:rFonts w:ascii="Times New Roman" w:hAnsi="Times New Roman" w:cs="Times New Roman"/>
+          <w:sz w:val="28"/>
+          <w:szCs w:val="28"/>
+          <w:lang w:val="en-US"/>
+        </w:rPr>
+      </w:pPr>
+    </w:p>
+    <w:p>
+      <w:pPr>
+        <w:jc w:val="both"/>
+        <w:rPr>
+          <w:rFonts w:ascii="Times New Roman" w:hAnsi="Times New Roman" w:cs="Times New Roman"/>
+          <w:sz w:val="28"/>
+          <w:szCs w:val="28"/>
+          <w:lang w:val="en-US"/>
+        </w:rPr>
+      </w:pPr>
+    </w:p>
+    <w:p>
+      <w:pPr>
+        <w:jc w:val="both"/>
+        <w:rPr>
+          <w:rFonts w:ascii="Times New Roman" w:hAnsi="Times New Roman" w:cs="Times New Roman"/>
+          <w:sz w:val="28"/>
+          <w:szCs w:val="28"/>
+          <w:lang w:val="en-US"/>
+        </w:rPr>
+      </w:pPr>
+    </w:p>
+    <w:p>
+      <w:pPr>
+        <w:jc w:val="both"/>
+        <w:rPr>
+          <w:rFonts w:ascii="Times New Roman" w:hAnsi="Times New Roman" w:cs="Times New Roman"/>
+          <w:sz w:val="28"/>
+          <w:szCs w:val="28"/>
+          <w:lang w:val="en-US"/>
+        </w:rPr>
+      </w:pPr>
+    </w:p>
+    <w:p>
+      <w:pPr>
+        <w:jc w:val="both"/>
+        <w:rPr>
+          <w:rFonts w:ascii="Times New Roman" w:hAnsi="Times New Roman" w:cs="Times New Roman"/>
+          <w:sz w:val="28"/>
+          <w:szCs w:val="28"/>
+          <w:lang w:val="en-US"/>
+        </w:rPr>
+      </w:pPr>
+    </w:p>
+    <w:p>
+      <w:pPr>
+        <w:jc w:val="both"/>
+        <w:rPr>
+          <w:rFonts w:ascii="Times New Roman" w:hAnsi="Times New Roman" w:cs="Times New Roman"/>
+          <w:sz w:val="28"/>
+          <w:szCs w:val="28"/>
+          <w:lang w:val="ru-RU"/>
+        </w:rPr>
+      </w:pPr>
+      <w:r>
+        <w:rPr>
+          <w:rFonts w:ascii="Times New Roman" w:hAnsi="Times New Roman" w:cs="Times New Roman"/>
+          <w:sz w:val="28"/>
+          <w:szCs w:val="28"/>
+          <w:lang w:val="ru-RU"/>
+        </w:rPr>
+        <w:lastRenderedPageBreak/>
+        <w:t>Тест 5</w:t>
+      </w:r>
+    </w:p>
+    <w:p>
+      <w:pPr>
+        <w:rPr>
+          <w:rFonts w:ascii="Times New Roman" w:hAnsi="Times New Roman" w:cs="Times New Roman"/>
+          <w:sz w:val="28"/>
+          <w:szCs w:val="28"/>
+          <w:lang w:val="ru-RU"/>
+        </w:rPr>
+      </w:pPr>
+      <w:r>
+        <w:rPr>
+          <w:rFonts w:ascii="Times New Roman" w:hAnsi="Times New Roman" w:cs="Times New Roman"/>
+          <w:sz w:val="28"/>
+          <w:szCs w:val="28"/>
+          <w:lang w:val="ru-RU"/>
+        </w:rPr>
+        <w:t>Исходный текст (.</w:t>
+      </w:r>
+      <w:r>
+        <w:rPr>
+          <w:rFonts w:ascii="Times New Roman" w:hAnsi="Times New Roman" w:cs="Times New Roman"/>
+          <w:sz w:val="28"/>
+          <w:szCs w:val="28"/>
+          <w:lang w:val="en-US"/>
+        </w:rPr>
+        <w:t>ogg</w:t>
+      </w:r>
+      <w:r>
+        <w:rPr>
+          <w:rFonts w:ascii="Times New Roman" w:hAnsi="Times New Roman" w:cs="Times New Roman"/>
+          <w:sz w:val="28"/>
+          <w:szCs w:val="28"/>
+          <w:lang w:val="ru-RU"/>
+        </w:rPr>
+        <w:t xml:space="preserve">): </w:t>
+      </w:r>
+      <w:r>
+        <w:rPr>
+          <w:rFonts w:ascii="Times New Roman" w:hAnsi="Times New Roman" w:cs="Times New Roman"/>
+          <w:sz w:val="28"/>
+          <w:szCs w:val="28"/>
+          <w:lang w:val="ru-RU"/>
+        </w:rPr>
+        <w:t>Теория информации</w:t>
+      </w:r>
+    </w:p>
+    <w:p>
+      <w:pPr>
+        <w:rPr>
+          <w:rFonts w:ascii="Times New Roman" w:hAnsi="Times New Roman" w:cs="Times New Roman"/>
+          <w:sz w:val="28"/>
+          <w:szCs w:val="28"/>
+          <w:lang w:val="ru-RU"/>
+        </w:rPr>
+      </w:pPr>
+      <w:r>
+        <w:rPr>
+          <w:rFonts w:ascii="Times New Roman" w:hAnsi="Times New Roman" w:cs="Times New Roman"/>
+          <w:sz w:val="28"/>
+          <w:szCs w:val="28"/>
+          <w:lang w:val="ru-RU"/>
+        </w:rPr>
+        <w:t xml:space="preserve">Побитовый исходный текст: </w:t>
+      </w:r>
+      <w:r>
+        <w:rPr>
+          <w:rFonts w:ascii="Times New Roman" w:hAnsi="Times New Roman" w:cs="Times New Roman"/>
+          <w:sz w:val="28"/>
+          <w:szCs w:val="28"/>
+          <w:lang w:val="ru-RU"/>
+        </w:rPr>
+        <w:t>01001111 01100111 01100111 01010011 00000000 00000010 00000000 00000000 00000000 00000000 00000000 00000000 00000000 00000000 01000011</w:t>
+      </w:r>
+      <w:r>
+        <w:rPr>
+          <w:rFonts w:ascii="Times New Roman" w:hAnsi="Times New Roman" w:cs="Times New Roman"/>
+          <w:sz w:val="28"/>
+          <w:szCs w:val="28"/>
+          <w:lang w:val="ru-RU"/>
+        </w:rPr>
+        <w:t xml:space="preserve"> </w:t>
+      </w:r>
+      <w:r>
+        <w:rPr>
+          <w:rFonts w:ascii="Times New Roman" w:hAnsi="Times New Roman" w:cs="Times New Roman"/>
+          <w:sz w:val="28"/>
+          <w:szCs w:val="28"/>
+          <w:lang w:val="ru-RU"/>
+        </w:rPr>
+        <w:t xml:space="preserve">… </w:t>
+      </w:r>
+      <w:r>
+        <w:rPr>
+          <w:rFonts w:ascii="Times New Roman" w:hAnsi="Times New Roman" w:cs="Times New Roman"/>
+          <w:sz w:val="28"/>
+          <w:szCs w:val="28"/>
+          <w:lang w:val="ru-RU"/>
+        </w:rPr>
+        <w:t xml:space="preserve"> </w:t>
+      </w:r>
+      <w:r>
+        <w:rPr>
+          <w:rFonts w:ascii="Times New Roman" w:hAnsi="Times New Roman" w:cs="Times New Roman"/>
+          <w:sz w:val="28"/>
+          <w:szCs w:val="28"/>
+          <w:lang w:val="ru-RU"/>
+        </w:rPr>
+        <w:t>01011001 01111010 11101110 10010000 11110010</w:t>
+      </w:r>
+    </w:p>
+    <w:p>
+      <w:pPr>
+        <w:rPr>
+          <w:rFonts w:ascii="Times New Roman" w:hAnsi="Times New Roman" w:cs="Times New Roman"/>
+          <w:sz w:val="28"/>
+          <w:szCs w:val="28"/>
+          <w:lang w:val="ru-RU"/>
+        </w:rPr>
+      </w:pPr>
+      <w:r>
+        <w:rPr>
+          <w:rFonts w:ascii="Times New Roman" w:hAnsi="Times New Roman" w:cs="Times New Roman"/>
+          <w:sz w:val="28"/>
+          <w:szCs w:val="28"/>
+          <w:lang w:val="ru-RU"/>
+        </w:rPr>
+        <w:t xml:space="preserve">Начальное значение регистра: </w:t>
+      </w:r>
+      <w:r>
+        <w:rPr>
+          <w:rFonts w:ascii="Times New Roman" w:hAnsi="Times New Roman" w:cs="Times New Roman"/>
+          <w:sz w:val="28"/>
+          <w:szCs w:val="28"/>
+          <w:lang w:val="ru-RU"/>
+        </w:rPr>
+        <w:t>11111111111111111111111111111111</w:t>
+      </w:r>
+    </w:p>
+    <w:p>
+      <w:pPr>
+        <w:rPr>
+          <w:rFonts w:ascii="Times New Roman" w:hAnsi="Times New Roman" w:cs="Times New Roman"/>
+          <w:sz w:val="28"/>
+          <w:szCs w:val="28"/>
+          <w:lang w:val="ru-RU"/>
+        </w:rPr>
+      </w:pPr>
+      <w:r>
+        <w:rPr>
+          <w:rFonts w:ascii="Times New Roman" w:hAnsi="Times New Roman" w:cs="Times New Roman"/>
+          <w:sz w:val="28"/>
+          <w:szCs w:val="28"/>
+          <w:lang w:val="ru-RU"/>
+        </w:rPr>
+        <w:t>Ключ:</w:t>
+      </w:r>
+      <w:r>
+        <w:t xml:space="preserve"> </w:t>
+      </w:r>
+      <w:r>
+        <w:rPr>
+          <w:rFonts w:ascii="Times New Roman" w:hAnsi="Times New Roman" w:cs="Times New Roman"/>
+          <w:sz w:val="28"/>
+          <w:szCs w:val="28"/>
+          <w:lang w:val="ru-RU"/>
+        </w:rPr>
+        <w:t>1111111111111111111111111111111101010101010101010101010101000000</w:t>
+      </w:r>
+      <w:r>
+        <w:rPr>
+          <w:rFonts w:ascii="Times New Roman" w:hAnsi="Times New Roman" w:cs="Times New Roman"/>
+          <w:sz w:val="28"/>
+          <w:szCs w:val="28"/>
+          <w:lang w:val="ru-RU"/>
+        </w:rPr>
+        <w:t>…</w:t>
+      </w:r>
+      <w:r>
+        <w:t xml:space="preserve"> </w:t>
+      </w:r>
+      <w:r>
+        <w:rPr>
+          <w:rFonts w:ascii="Times New Roman" w:hAnsi="Times New Roman" w:cs="Times New Roman"/>
+          <w:sz w:val="28"/>
+          <w:szCs w:val="28"/>
+          <w:lang w:val="ru-RU"/>
+        </w:rPr>
+        <w:t>111111110010000</w:t>
+      </w:r>
+    </w:p>
+    <w:p>
+      <w:pPr>
+        <w:rPr>
+          <w:rFonts w:ascii="Times New Roman" w:hAnsi="Times New Roman" w:cs="Times New Roman"/>
+          <w:sz w:val="28"/>
+          <w:szCs w:val="28"/>
+          <w:lang w:val="ru-RU"/>
+        </w:rPr>
+      </w:pPr>
+      <w:r>
+        <w:rPr>
+          <w:rFonts w:ascii="Times New Roman" w:hAnsi="Times New Roman" w:cs="Times New Roman"/>
+          <w:sz w:val="28"/>
+          <w:szCs w:val="28"/>
+          <w:lang w:val="ru-RU"/>
+        </w:rPr>
+        <w:t xml:space="preserve">Побитовый шифротекст: </w:t>
+      </w:r>
+      <w:r>
+        <w:rPr>
+          <w:rFonts w:ascii="Times New Roman" w:hAnsi="Times New Roman" w:cs="Times New Roman"/>
+          <w:sz w:val="28"/>
+          <w:szCs w:val="28"/>
+          <w:lang w:val="ru-RU"/>
+        </w:rPr>
+        <w:t>10110000 10011000 10011000 10101100 01010101 01010111 01010101 01000000 11001100 11001100 11001110 01100110 11101110 11101110 11111011</w:t>
+      </w:r>
+      <w:r>
+        <w:rPr>
+          <w:rFonts w:ascii="Times New Roman" w:hAnsi="Times New Roman" w:cs="Times New Roman"/>
+          <w:sz w:val="28"/>
+          <w:szCs w:val="28"/>
+          <w:lang w:val="ru-RU"/>
+        </w:rPr>
+        <w:t xml:space="preserve"> </w:t>
+      </w:r>
+      <w:r>
+        <w:rPr>
+          <w:rFonts w:ascii="Times New Roman" w:hAnsi="Times New Roman" w:cs="Times New Roman"/>
+          <w:sz w:val="28"/>
+          <w:szCs w:val="28"/>
+          <w:lang w:val="ru-RU"/>
+        </w:rPr>
+        <w:t xml:space="preserve">… </w:t>
+      </w:r>
+      <w:r>
+        <w:rPr>
+          <w:rFonts w:ascii="Times New Roman" w:hAnsi="Times New Roman" w:cs="Times New Roman"/>
+          <w:sz w:val="28"/>
+          <w:szCs w:val="28"/>
+          <w:lang w:val="ru-RU"/>
+        </w:rPr>
+        <w:t>11000000 00110000 01111011 11100010 01101110 01101111 01100010</w:t>
+      </w:r>
+    </w:p>
+    <w:p>
+      <w:pPr>
+        <w:rPr>
+          <w:rFonts w:ascii="Times New Roman" w:hAnsi="Times New Roman" w:cs="Times New Roman"/>
+          <w:sz w:val="28"/>
+          <w:szCs w:val="28"/>
+          <w:lang w:val="ru-RU"/>
+        </w:rPr>
+      </w:pPr>
+      <w:r>
+        <w:rPr>
+          <w:rFonts w:ascii="Times New Roman" w:hAnsi="Times New Roman" w:cs="Times New Roman"/>
+          <w:sz w:val="28"/>
+          <w:szCs w:val="28"/>
+          <w:lang w:val="ru-RU"/>
+        </w:rPr>
+        <w:t>Шифротекст (.</w:t>
+      </w:r>
+      <w:r>
+        <w:rPr>
+          <w:rFonts w:ascii="Times New Roman" w:hAnsi="Times New Roman" w:cs="Times New Roman"/>
+          <w:sz w:val="28"/>
+          <w:szCs w:val="28"/>
+          <w:lang w:val="en-US"/>
+        </w:rPr>
+        <w:t>txt</w:t>
+      </w:r>
+      <w:r>
+        <w:rPr>
+          <w:rFonts w:ascii="Times New Roman" w:hAnsi="Times New Roman" w:cs="Times New Roman"/>
+          <w:sz w:val="28"/>
+          <w:szCs w:val="28"/>
+          <w:lang w:val="ru-RU"/>
+        </w:rPr>
+        <w:t>)</w:t>
+      </w:r>
+      <w:r>
+        <w:rPr>
+          <w:rFonts w:ascii="Times New Roman" w:hAnsi="Times New Roman" w:cs="Times New Roman"/>
+          <w:sz w:val="28"/>
+          <w:szCs w:val="28"/>
+          <w:lang w:val="ru-RU"/>
+        </w:rPr>
+        <w:t>:</w:t>
+      </w:r>
+      <w:r>
+        <w:rPr>
+          <w:rFonts w:ascii="Times New Roman" w:hAnsi="Times New Roman" w:cs="Times New Roman"/>
+          <w:sz w:val="28"/>
+          <w:szCs w:val="28"/>
+          <w:lang w:val="ru-RU"/>
+        </w:rPr>
+        <w:t xml:space="preserve"> </w:t>
+      </w:r>
+      <w:r>
+        <w:rPr>
+          <w:rFonts w:ascii="Times New Roman" w:hAnsi="Times New Roman" w:cs="Times New Roman"/>
+          <w:sz w:val="28"/>
+          <w:szCs w:val="28"/>
+          <w:lang w:val="ru-RU"/>
+        </w:rPr>
+        <w:t>°¬UWU@ММОfооырм‹ГГb:н·Mi</w:t>
+      </w:r>
+      <w:r>
+        <w:rPr>
+          <w:rFonts w:ascii="Times New Roman" w:hAnsi="Times New Roman" w:cs="Times New Roman"/>
+          <w:sz w:val="28"/>
+          <w:szCs w:val="28"/>
+          <w:lang w:val="ru-RU"/>
+        </w:rPr>
+        <w:t>&amp;</w:t>
+      </w:r>
+      <w:r>
+        <w:rPr>
+          <w:rFonts w:ascii="Times New Roman" w:hAnsi="Times New Roman" w:cs="Times New Roman"/>
+          <w:sz w:val="28"/>
+          <w:szCs w:val="28"/>
+          <w:lang w:val="ru-RU"/>
+        </w:rPr>
+        <w:t>Pм(ъ</w:t>
+      </w:r>
+      <w:r>
+        <w:rPr>
+          <w:rFonts w:ascii="Times New Roman" w:hAnsi="Times New Roman" w:cs="Times New Roman"/>
+          <w:sz w:val="28"/>
+          <w:szCs w:val="28"/>
+          <w:lang w:val="ru-RU"/>
+        </w:rPr>
+        <w:t>bR</w:t>
+      </w:r>
+      <w:r>
+        <w:rPr>
+          <w:rFonts w:ascii="Times New Roman" w:hAnsi="Times New Roman" w:cs="Times New Roman"/>
+          <w:sz w:val="28"/>
+          <w:szCs w:val="28"/>
+          <w:lang w:val="ru-RU"/>
+        </w:rPr>
+        <w:t>Б0}Ь€</w:t>
+      </w:r>
+      <w:r>
+        <w:rPr>
+          <w:rFonts w:ascii="Times New Roman" w:hAnsi="Times New Roman" w:cs="Times New Roman"/>
+          <w:sz w:val="28"/>
+          <w:szCs w:val="28"/>
+          <w:lang w:val="ru-RU"/>
+        </w:rPr>
+        <w:noBreakHyphen/>
+        <w:t>ъґ</w:t>
+      </w:r>
+      <w:r>
+        <w:rPr>
+          <w:rFonts w:ascii="Times New Roman" w:hAnsi="Times New Roman" w:cs="Times New Roman"/>
+          <w:sz w:val="28"/>
+          <w:szCs w:val="28"/>
+          <w:lang w:val="ru-RU"/>
+        </w:rPr>
+        <w:t>…</w:t>
+      </w:r>
+    </w:p>
+    <w:p>
+      <w:pPr>
+        <w:rPr>
+          <w:rFonts w:ascii="Times New Roman" w:hAnsi="Times New Roman" w:cs="Times New Roman"/>
+          <w:sz w:val="28"/>
+          <w:szCs w:val="28"/>
+          <w:lang w:val="ru-RU"/>
+        </w:rPr>
+      </w:pPr>
+    </w:p>
+    <w:p>
+      <w:pPr>
+        <w:rPr>
+          <w:rFonts w:ascii="Times New Roman" w:hAnsi="Times New Roman" w:cs="Times New Roman"/>
+          <w:sz w:val="28"/>
+          <w:szCs w:val="28"/>
+          <w:lang w:val="ru-RU"/>
+        </w:rPr>
+      </w:pPr>
+      <w:r>
+        <w:rPr>
+          <w:rFonts w:ascii="Times New Roman" w:hAnsi="Times New Roman" w:cs="Times New Roman"/>
+          <w:sz w:val="28"/>
+          <w:szCs w:val="28"/>
+          <w:lang w:val="ru-RU"/>
+        </w:rPr>
+        <w:drawing>
+          <wp:inline distT="0" distB="0" distL="0" distR="0" wp14:anchorId="7221ED4C" wp14:editId="1AF47A04">
+            <wp:extent cx="5940425" cy="2720975"/>
+            <wp:effectExtent l="0" t="0" r="3175" b="3175"/>
+            <wp:docPr id="72" name="Рисунок 72"/>
+            <wp:cNvGraphicFramePr>
+              <a:graphicFrameLocks xmlns:a="http://schemas.openxmlformats.org/drawingml/2006/main" noChangeAspect="1"/>
+            </wp:cNvGraphicFramePr>
+            <a:graphic xmlns:a="http://schemas.openxmlformats.org/drawingml/2006/main">
+              <a:graphicData uri="http://schemas.openxmlformats.org/drawingml/2006/picture">
+                <pic:pic xmlns:pic="http://schemas.openxmlformats.org/drawingml/2006/picture">
+                  <pic:nvPicPr>
+                    <pic:cNvPr id="1" name=""/>
+                    <pic:cNvPicPr/>
+                  </pic:nvPicPr>
+                  <pic:blipFill>
+                    <a:blip r:embed="rId45"/>
+                    <a:stretch>
+                      <a:fillRect/>
+                    </a:stretch>
+                  </pic:blipFill>
+                  <pic:spPr>
+                    <a:xfrm>
+                      <a:off x="0" y="0"/>
+                      <a:ext cx="5940425" cy="2720975"/>
+                    </a:xfrm>
+                    <a:prstGeom prst="rect">
+                      <a:avLst/>
+                    </a:prstGeom>
+                  </pic:spPr>
+                </pic:pic>
+              </a:graphicData>
+            </a:graphic>
+          </wp:inline>
+        </w:drawing>
+      </w:r>
+    </w:p>
+    <w:p>
+      <w:pPr>
+        <w:jc w:val="center"/>
+        <w:rPr>
+          <w:rFonts w:ascii="Times New Roman" w:hAnsi="Times New Roman" w:cs="Times New Roman"/>
+          <w:sz w:val="28"/>
+          <w:szCs w:val="28"/>
+          <w:lang w:val="en-US"/>
+        </w:rPr>
+      </w:pPr>
+      <w:r>
+        <w:rPr>
+          <w:rFonts w:ascii="Times New Roman" w:hAnsi="Times New Roman" w:cs="Times New Roman"/>
+          <w:sz w:val="28"/>
+          <w:szCs w:val="28"/>
+          <w:lang w:val="ru-RU"/>
+        </w:rPr>
+        <w:t>Рисунок</w:t>
+      </w:r>
+      <w:r>
+        <w:rPr>
+          <w:rFonts w:ascii="Times New Roman" w:hAnsi="Times New Roman" w:cs="Times New Roman"/>
+          <w:sz w:val="28"/>
+          <w:szCs w:val="28"/>
+          <w:lang w:val="en-US"/>
+        </w:rPr>
+        <w:t xml:space="preserve"> 4.1 – </w:t>
+      </w:r>
+      <w:r>
+        <w:rPr>
+          <w:rFonts w:ascii="Times New Roman" w:hAnsi="Times New Roman" w:cs="Times New Roman"/>
+          <w:sz w:val="28"/>
+          <w:szCs w:val="28"/>
+          <w:lang w:val="ru-RU"/>
+        </w:rPr>
+        <w:t>Файл</w:t>
+      </w:r>
+      <w:r>
+        <w:rPr>
+          <w:rFonts w:ascii="Times New Roman" w:hAnsi="Times New Roman" w:cs="Times New Roman"/>
+          <w:sz w:val="28"/>
+          <w:szCs w:val="28"/>
+          <w:lang w:val="en-US"/>
+        </w:rPr>
+        <w:t xml:space="preserve"> </w:t>
+      </w:r>
+      <w:r>
+        <w:rPr>
+          <w:rFonts w:ascii="Times New Roman" w:hAnsi="Times New Roman" w:cs="Times New Roman"/>
+          <w:sz w:val="28"/>
+          <w:szCs w:val="28"/>
+          <w:lang w:val="en-US"/>
+        </w:rPr>
+        <w:t>audio</w:t>
+      </w:r>
+      <w:r>
+        <w:rPr>
+          <w:rFonts w:ascii="Times New Roman" w:hAnsi="Times New Roman" w:cs="Times New Roman"/>
+          <w:sz w:val="28"/>
+          <w:szCs w:val="28"/>
+          <w:lang w:val="en-US"/>
+        </w:rPr>
+        <w:t xml:space="preserve"> (</w:t>
+      </w:r>
+      <w:r>
+        <w:rPr>
+          <w:rFonts w:ascii="Times New Roman" w:hAnsi="Times New Roman" w:cs="Times New Roman"/>
+          <w:sz w:val="28"/>
+          <w:szCs w:val="28"/>
+          <w:lang w:val="en-US"/>
+        </w:rPr>
+        <w:t>.</w:t>
+      </w:r>
+      <w:r>
+        <w:rPr>
+          <w:rFonts w:ascii="Times New Roman" w:hAnsi="Times New Roman" w:cs="Times New Roman"/>
+          <w:sz w:val="28"/>
+          <w:szCs w:val="28"/>
+          <w:lang w:val="en-US"/>
+        </w:rPr>
+        <w:t>ogg</w:t>
+      </w:r>
+      <w:r>
+        <w:rPr>
+          <w:rFonts w:ascii="Times New Roman" w:hAnsi="Times New Roman" w:cs="Times New Roman"/>
+          <w:sz w:val="28"/>
+          <w:szCs w:val="28"/>
+          <w:lang w:val="en-US"/>
+        </w:rPr>
+        <w:t>)</w:t>
+      </w:r>
+    </w:p>
+    <w:p>
+      <w:pPr>
+        <w:jc w:val="center"/>
+        <w:rPr>
+          <w:rFonts w:ascii="Times New Roman" w:hAnsi="Times New Roman" w:cs="Times New Roman"/>
+          <w:sz w:val="28"/>
+          <w:szCs w:val="28"/>
+          <w:lang w:val="en-US"/>
+        </w:rPr>
+      </w:pPr>
+    </w:p>
+    <w:p>
+      <w:pPr>
+        <w:rPr>
+          <w:rFonts w:ascii="Times New Roman" w:hAnsi="Times New Roman" w:cs="Times New Roman"/>
+          <w:sz w:val="28"/>
+          <w:szCs w:val="28"/>
+          <w:lang w:val="ru-RU"/>
+        </w:rPr>
+      </w:pPr>
+      <w:r>
+        <w:rPr>
+          <w:rFonts w:ascii="Times New Roman" w:hAnsi="Times New Roman" w:cs="Times New Roman"/>
+          <w:sz w:val="28"/>
+          <w:szCs w:val="28"/>
+          <w:lang w:val="ru-RU"/>
+        </w:rPr>
+        <w:lastRenderedPageBreak/>
+        <w:drawing>
+          <wp:inline distT="0" distB="0" distL="0" distR="0" wp14:anchorId="4C5C473D" wp14:editId="0B25C3A5">
+            <wp:extent cx="5940425" cy="3331210"/>
+            <wp:effectExtent l="0" t="0" r="3175" b="2540"/>
+            <wp:docPr id="65" name="Рисунок 65"/>
+            <wp:cNvGraphicFramePr>
+              <a:graphicFrameLocks xmlns:a="http://schemas.openxmlformats.org/drawingml/2006/main" noChangeAspect="1"/>
+            </wp:cNvGraphicFramePr>
+            <a:graphic xmlns:a="http://schemas.openxmlformats.org/drawingml/2006/main">
+              <a:graphicData uri="http://schemas.openxmlformats.org/drawingml/2006/picture">
+                <pic:pic xmlns:pic="http://schemas.openxmlformats.org/drawingml/2006/picture">
+                  <pic:nvPicPr>
+                    <pic:cNvPr id="1" name=""/>
+                    <pic:cNvPicPr/>
+                  </pic:nvPicPr>
+                  <pic:blipFill>
+                    <a:blip r:embed="rId38"/>
+                    <a:stretch>
+                      <a:fillRect/>
+                    </a:stretch>
+                  </pic:blipFill>
+                  <pic:spPr>
+                    <a:xfrm>
+                      <a:off x="0" y="0"/>
+                      <a:ext cx="5940425" cy="3331210"/>
+                    </a:xfrm>
+                    <a:prstGeom prst="rect">
+                      <a:avLst/>
+                    </a:prstGeom>
+                  </pic:spPr>
+                </pic:pic>
+              </a:graphicData>
+            </a:graphic>
+          </wp:inline>
+        </w:drawing>
+      </w:r>
+    </w:p>
+    <w:p>
+      <w:pPr>
+        <w:jc w:val="center"/>
+        <w:rPr>
+          <w:rFonts w:ascii="Times New Roman" w:hAnsi="Times New Roman" w:cs="Times New Roman"/>
+          <w:sz w:val="28"/>
+          <w:szCs w:val="28"/>
+          <w:lang w:val="ru-RU"/>
+        </w:rPr>
+      </w:pPr>
+      <w:r>
+        <w:rPr>
+          <w:rFonts w:ascii="Times New Roman" w:hAnsi="Times New Roman" w:cs="Times New Roman"/>
+          <w:sz w:val="28"/>
+          <w:szCs w:val="28"/>
+          <w:lang w:val="ru-RU"/>
+        </w:rPr>
+        <w:t xml:space="preserve">Рисунок 4.2 – Проверка в </w:t>
+      </w:r>
+      <w:r>
+        <w:rPr>
+          <w:rFonts w:ascii="Times New Roman" w:hAnsi="Times New Roman" w:cs="Times New Roman"/>
+          <w:sz w:val="28"/>
+          <w:szCs w:val="28"/>
+          <w:lang w:val="en-US"/>
+        </w:rPr>
+        <w:t>Excel</w:t>
+      </w:r>
+      <w:r>
+        <w:rPr>
+          <w:rFonts w:ascii="Times New Roman" w:hAnsi="Times New Roman" w:cs="Times New Roman"/>
+          <w:sz w:val="28"/>
+          <w:szCs w:val="28"/>
+          <w:lang w:val="ru-RU"/>
+        </w:rPr>
+        <w:t xml:space="preserve"> (</w:t>
+      </w:r>
+      <w:r>
+        <w:rPr>
+          <w:rFonts w:ascii="Times New Roman" w:hAnsi="Times New Roman" w:cs="Times New Roman"/>
+          <w:sz w:val="28"/>
+          <w:szCs w:val="28"/>
+          <w:lang w:val="ru-RU"/>
+        </w:rPr>
+        <w:t>1-24</w:t>
+      </w:r>
+      <w:r>
+        <w:rPr>
+          <w:rFonts w:ascii="Times New Roman" w:hAnsi="Times New Roman" w:cs="Times New Roman"/>
+          <w:sz w:val="28"/>
+          <w:szCs w:val="28"/>
+          <w:lang w:val="ru-RU"/>
+        </w:rPr>
+        <w:t>)</w:t>
+      </w:r>
+    </w:p>
+    <w:p>
+      <w:pPr>
+        <w:jc w:val="center"/>
+        <w:rPr>
+          <w:rFonts w:ascii="Times New Roman" w:hAnsi="Times New Roman" w:cs="Times New Roman"/>
+          <w:sz w:val="28"/>
+          <w:szCs w:val="28"/>
+          <w:lang w:val="ru-RU"/>
+        </w:rPr>
+      </w:pPr>
+    </w:p>
+    <w:p>
+      <w:pPr>
+        <w:jc w:val="center"/>
+        <w:rPr>
+          <w:rFonts w:ascii="Times New Roman" w:hAnsi="Times New Roman" w:cs="Times New Roman"/>
+          <w:sz w:val="28"/>
+          <w:szCs w:val="28"/>
+          <w:lang w:val="ru-RU"/>
+        </w:rPr>
+      </w:pPr>
+      <w:r>
+        <w:rPr>
+          <w:rFonts w:ascii="Times New Roman" w:hAnsi="Times New Roman" w:cs="Times New Roman"/>
+          <w:sz w:val="28"/>
+          <w:szCs w:val="28"/>
+          <w:lang w:val="ru-RU"/>
+        </w:rPr>
+        <w:drawing>
+          <wp:inline distT="0" distB="0" distL="0" distR="0" wp14:anchorId="42CF4FE2" wp14:editId="26385AC2">
+            <wp:extent cx="5940425" cy="3328035"/>
+            <wp:effectExtent l="0" t="0" r="3175" b="5715"/>
+            <wp:docPr id="66" name="Рисунок 66"/>
+            <wp:cNvGraphicFramePr>
+              <a:graphicFrameLocks xmlns:a="http://schemas.openxmlformats.org/drawingml/2006/main" noChangeAspect="1"/>
+            </wp:cNvGraphicFramePr>
+            <a:graphic xmlns:a="http://schemas.openxmlformats.org/drawingml/2006/main">
+              <a:graphicData uri="http://schemas.openxmlformats.org/drawingml/2006/picture">
+                <pic:pic xmlns:pic="http://schemas.openxmlformats.org/drawingml/2006/picture">
+                  <pic:nvPicPr>
+                    <pic:cNvPr id="1" name=""/>
+                    <pic:cNvPicPr/>
+                  </pic:nvPicPr>
+                  <pic:blipFill>
+                    <a:blip r:embed="rId39"/>
+                    <a:stretch>
+                      <a:fillRect/>
+                    </a:stretch>
+                  </pic:blipFill>
+                  <pic:spPr>
+                    <a:xfrm>
+                      <a:off x="0" y="0"/>
+                      <a:ext cx="5940425" cy="3328035"/>
+                    </a:xfrm>
+                    <a:prstGeom prst="rect">
+                      <a:avLst/>
+                    </a:prstGeom>
+                  </pic:spPr>
+                </pic:pic>
+              </a:graphicData>
+            </a:graphic>
+          </wp:inline>
+        </w:drawing>
+      </w:r>
+    </w:p>
+    <w:p>
+      <w:pPr>
+        <w:jc w:val="center"/>
+        <w:rPr>
+          <w:rFonts w:ascii="Times New Roman" w:hAnsi="Times New Roman" w:cs="Times New Roman"/>
+          <w:sz w:val="28"/>
+          <w:szCs w:val="28"/>
+          <w:lang w:val="ru-RU"/>
+        </w:rPr>
+      </w:pPr>
+      <w:r>
+        <w:rPr>
+          <w:rFonts w:ascii="Times New Roman" w:hAnsi="Times New Roman" w:cs="Times New Roman"/>
+          <w:sz w:val="28"/>
+          <w:szCs w:val="28"/>
+          <w:lang w:val="ru-RU"/>
+        </w:rPr>
+        <w:t xml:space="preserve">Рисунок 4.3 – Проверка в </w:t>
+      </w:r>
+      <w:r>
+        <w:rPr>
+          <w:rFonts w:ascii="Times New Roman" w:hAnsi="Times New Roman" w:cs="Times New Roman"/>
+          <w:sz w:val="28"/>
+          <w:szCs w:val="28"/>
+          <w:lang w:val="en-US"/>
+        </w:rPr>
+        <w:t>Excel</w:t>
+      </w:r>
+      <w:r>
+        <w:rPr>
+          <w:rFonts w:ascii="Times New Roman" w:hAnsi="Times New Roman" w:cs="Times New Roman"/>
+          <w:sz w:val="28"/>
+          <w:szCs w:val="28"/>
+          <w:lang w:val="ru-RU"/>
+        </w:rPr>
+        <w:t xml:space="preserve"> (</w:t>
+      </w:r>
+      <w:r>
+        <w:rPr>
+          <w:rFonts w:ascii="Times New Roman" w:hAnsi="Times New Roman" w:cs="Times New Roman"/>
+          <w:sz w:val="28"/>
+          <w:szCs w:val="28"/>
+          <w:lang w:val="ru-RU"/>
+        </w:rPr>
+        <w:t>25-49</w:t>
+      </w:r>
+      <w:r>
+        <w:rPr>
+          <w:rFonts w:ascii="Times New Roman" w:hAnsi="Times New Roman" w:cs="Times New Roman"/>
+          <w:sz w:val="28"/>
+          <w:szCs w:val="28"/>
+          <w:lang w:val="ru-RU"/>
+        </w:rPr>
+        <w:t>)</w:t>
+      </w:r>
+    </w:p>
+    <w:p>
+      <w:pPr>
+        <w:jc w:val="center"/>
+        <w:rPr>
+          <w:rFonts w:ascii="Times New Roman" w:hAnsi="Times New Roman" w:cs="Times New Roman"/>
+          <w:sz w:val="28"/>
+          <w:szCs w:val="28"/>
+          <w:lang w:val="ru-RU"/>
+        </w:rPr>
+      </w:pPr>
+      <w:r>
+        <w:rPr>
+          <w:rFonts w:ascii="Times New Roman" w:hAnsi="Times New Roman" w:cs="Times New Roman"/>
+          <w:sz w:val="28"/>
+          <w:szCs w:val="28"/>
+          <w:lang w:val="ru-RU"/>
+        </w:rPr>
+        <w:lastRenderedPageBreak/>
+        <w:drawing>
+          <wp:inline distT="0" distB="0" distL="0" distR="0" wp14:anchorId="5AFE8D28" wp14:editId="727A18B6">
+            <wp:extent cx="5940425" cy="3335655"/>
+            <wp:effectExtent l="0" t="0" r="3175" b="0"/>
+            <wp:docPr id="67" name="Рисунок 67"/>
+            <wp:cNvGraphicFramePr>
+              <a:graphicFrameLocks xmlns:a="http://schemas.openxmlformats.org/drawingml/2006/main" noChangeAspect="1"/>
+            </wp:cNvGraphicFramePr>
+            <a:graphic xmlns:a="http://schemas.openxmlformats.org/drawingml/2006/main">
+              <a:graphicData uri="http://schemas.openxmlformats.org/drawingml/2006/picture">
+                <pic:pic xmlns:pic="http://schemas.openxmlformats.org/drawingml/2006/picture">
+                  <pic:nvPicPr>
+                    <pic:cNvPr id="1" name=""/>
+                    <pic:cNvPicPr/>
+                  </pic:nvPicPr>
+                  <pic:blipFill>
+                    <a:blip r:embed="rId40"/>
+                    <a:stretch>
+                      <a:fillRect/>
+                    </a:stretch>
+                  </pic:blipFill>
+                  <pic:spPr>
+                    <a:xfrm>
+                      <a:off x="0" y="0"/>
+                      <a:ext cx="5940425" cy="3335655"/>
+                    </a:xfrm>
+                    <a:prstGeom prst="rect">
+                      <a:avLst/>
+                    </a:prstGeom>
+                  </pic:spPr>
+                </pic:pic>
+              </a:graphicData>
+            </a:graphic>
+          </wp:inline>
+        </w:drawing>
+      </w:r>
+    </w:p>
+    <w:p>
+      <w:pPr>
+        <w:jc w:val="center"/>
+        <w:rPr>
+          <w:rFonts w:ascii="Times New Roman" w:hAnsi="Times New Roman" w:cs="Times New Roman"/>
+          <w:sz w:val="28"/>
+          <w:szCs w:val="28"/>
+          <w:lang w:val="ru-RU"/>
+        </w:rPr>
+      </w:pPr>
+      <w:r>
+        <w:rPr>
+          <w:rFonts w:ascii="Times New Roman" w:hAnsi="Times New Roman" w:cs="Times New Roman"/>
+          <w:sz w:val="28"/>
+          <w:szCs w:val="28"/>
+          <w:lang w:val="ru-RU"/>
+        </w:rPr>
+        <w:t xml:space="preserve">Рисунок 4.4 – Проверка в </w:t>
+      </w:r>
+      <w:r>
+        <w:rPr>
+          <w:rFonts w:ascii="Times New Roman" w:hAnsi="Times New Roman" w:cs="Times New Roman"/>
+          <w:sz w:val="28"/>
+          <w:szCs w:val="28"/>
+          <w:lang w:val="en-US"/>
+        </w:rPr>
+        <w:t>Excel</w:t>
+      </w:r>
+      <w:r>
+        <w:rPr>
+          <w:rFonts w:ascii="Times New Roman" w:hAnsi="Times New Roman" w:cs="Times New Roman"/>
+          <w:sz w:val="28"/>
+          <w:szCs w:val="28"/>
+          <w:lang w:val="ru-RU"/>
+        </w:rPr>
+        <w:t xml:space="preserve"> (</w:t>
+      </w:r>
+      <w:r>
+        <w:rPr>
+          <w:rFonts w:ascii="Times New Roman" w:hAnsi="Times New Roman" w:cs="Times New Roman"/>
+          <w:sz w:val="28"/>
+          <w:szCs w:val="28"/>
+          <w:lang w:val="ru-RU"/>
+        </w:rPr>
+        <w:t>50-74</w:t>
+      </w:r>
+      <w:r>
+        <w:rPr>
+          <w:rFonts w:ascii="Times New Roman" w:hAnsi="Times New Roman" w:cs="Times New Roman"/>
+          <w:sz w:val="28"/>
+          <w:szCs w:val="28"/>
+          <w:lang w:val="ru-RU"/>
+        </w:rPr>
+        <w:t>)</w:t>
+      </w:r>
+    </w:p>
+    <w:p>
+      <w:pPr>
+        <w:rPr>
+          <w:rFonts w:ascii="Times New Roman" w:hAnsi="Times New Roman" w:cs="Times New Roman"/>
+          <w:sz w:val="28"/>
+          <w:szCs w:val="28"/>
+          <w:lang w:val="ru-RU"/>
+        </w:rPr>
+      </w:pPr>
+    </w:p>
+    <w:p>
+      <w:pPr>
+        <w:rPr>
+          <w:rFonts w:ascii="Times New Roman" w:hAnsi="Times New Roman" w:cs="Times New Roman"/>
+          <w:sz w:val="28"/>
+          <w:szCs w:val="28"/>
+          <w:lang w:val="ru-RU"/>
+        </w:rPr>
+      </w:pPr>
+      <w:r>
+        <w:rPr>
+          <w:rFonts w:ascii="Times New Roman" w:hAnsi="Times New Roman" w:cs="Times New Roman"/>
+          <w:sz w:val="28"/>
+          <w:szCs w:val="28"/>
+          <w:lang w:val="ru-RU"/>
+        </w:rPr>
+        <w:t xml:space="preserve">Представлять полностью в </w:t>
+      </w:r>
+      <w:r>
+        <w:rPr>
+          <w:rFonts w:ascii="Times New Roman" w:hAnsi="Times New Roman" w:cs="Times New Roman"/>
+          <w:sz w:val="28"/>
+          <w:szCs w:val="28"/>
+          <w:lang w:val="en-US"/>
+        </w:rPr>
+        <w:t>Excel</w:t>
+      </w:r>
+      <w:r>
+        <w:rPr>
+          <w:rFonts w:ascii="Times New Roman" w:hAnsi="Times New Roman" w:cs="Times New Roman"/>
+          <w:sz w:val="28"/>
+          <w:szCs w:val="28"/>
+          <w:lang w:val="ru-RU"/>
+        </w:rPr>
+        <w:t xml:space="preserve"> </w:t>
+      </w:r>
+      <w:r>
+        <w:rPr>
+          <w:rFonts w:ascii="Times New Roman" w:hAnsi="Times New Roman" w:cs="Times New Roman"/>
+          <w:sz w:val="28"/>
+          <w:szCs w:val="28"/>
+          <w:lang w:val="ru-RU"/>
+        </w:rPr>
+        <w:t>весь алгоритм не является рациональным, поэтому были продемонстрированы первые 74 шага</w:t>
+      </w:r>
+    </w:p>
+    <w:p>
+      <w:pPr>
+        <w:pStyle w:val="a3"/>
+        <w:jc w:val="center"/>
+      </w:pPr>
+      <w:r>
+        <w:lastRenderedPageBreak/>
+        <w:drawing>
+          <wp:inline distT="0" distB="0" distL="0" distR="0" wp14:anchorId="3F31A385" wp14:editId="66789254">
+            <wp:extent cx="5940425" cy="4633595"/>
+            <wp:effectExtent l="0" t="0" r="3175" b="0"/>
+            <wp:docPr id="73" name="Рисунок 73"/>
+            <wp:cNvGraphicFramePr>
+              <a:graphicFrameLocks xmlns:a="http://schemas.openxmlformats.org/drawingml/2006/main" noChangeAspect="1"/>
+            </wp:cNvGraphicFramePr>
+            <a:graphic xmlns:a="http://schemas.openxmlformats.org/drawingml/2006/main">
+              <a:graphicData uri="http://schemas.openxmlformats.org/drawingml/2006/picture">
+                <pic:pic xmlns:pic="http://schemas.openxmlformats.org/drawingml/2006/picture">
+                  <pic:nvPicPr>
+                    <pic:cNvPr id="1" name=""/>
+                    <pic:cNvPicPr/>
+                  </pic:nvPicPr>
+                  <pic:blipFill>
+                    <a:blip r:embed="rId46"/>
+                    <a:stretch>
+                      <a:fillRect/>
+                    </a:stretch>
+                  </pic:blipFill>
+                  <pic:spPr>
+                    <a:xfrm>
+                      <a:off x="0" y="0"/>
+                      <a:ext cx="5940425" cy="4633595"/>
+                    </a:xfrm>
+                    <a:prstGeom prst="rect">
+                      <a:avLst/>
+                    </a:prstGeom>
+                  </pic:spPr>
+                </pic:pic>
+              </a:graphicData>
+            </a:graphic>
+          </wp:inline>
+        </w:drawing>
+      </w:r>
+    </w:p>
+    <w:p>
+      <w:pPr>
+        <w:pStyle w:val="a3"/>
+        <w:jc w:val="center"/>
+        <w:rPr>
+          <w:rFonts w:eastAsiaTheme="minorHAnsi"/>
+          <w:sz w:val="28"/>
+          <w:szCs w:val="28"/>
+          <w:lang w:val="ru-RU" w:eastAsia="en-US"/>
+        </w:rPr>
+      </w:pPr>
+      <w:r>
+        <w:rPr>
+          <w:rFonts w:eastAsiaTheme="minorHAnsi"/>
+          <w:sz w:val="28"/>
+          <w:szCs w:val="28"/>
+          <w:lang w:val="ru-RU" w:eastAsia="en-US"/>
+        </w:rPr>
+        <w:t xml:space="preserve">Рисунок </w:t>
+      </w:r>
+      <w:r>
+        <w:rPr>
+          <w:rFonts w:eastAsiaTheme="minorHAnsi"/>
+          <w:sz w:val="28"/>
+          <w:szCs w:val="28"/>
+          <w:lang w:val="ru-RU" w:eastAsia="en-US"/>
+        </w:rPr>
+        <w:t>4.5</w:t>
+      </w:r>
+      <w:r>
+        <w:rPr>
+          <w:rFonts w:eastAsiaTheme="minorHAnsi"/>
+          <w:sz w:val="28"/>
+          <w:szCs w:val="28"/>
+          <w:lang w:val="ru-RU" w:eastAsia="en-US"/>
+        </w:rPr>
+        <w:t xml:space="preserve"> – </w:t>
+      </w:r>
+      <w:r>
+        <w:rPr>
+          <w:rFonts w:eastAsiaTheme="minorHAnsi"/>
+          <w:sz w:val="28"/>
+          <w:szCs w:val="28"/>
+          <w:lang w:val="ru-RU" w:eastAsia="en-US"/>
+        </w:rPr>
+        <w:t>Результат шифрования (побитово)</w:t>
+      </w:r>
+    </w:p>
+    <w:p>
+      <w:pPr>
+        <w:pStyle w:val="a3"/>
+        <w:jc w:val="center"/>
+        <w:rPr>
+          <w:lang w:val="ru-RU"/>
+        </w:rPr>
+      </w:pPr>
+    </w:p>
+    <w:p>
+      <w:pPr>
+        <w:pStyle w:val="a3"/>
+        <w:jc w:val="center"/>
+        <w:rPr>
+          <w:lang w:val="ru-RU"/>
+        </w:rPr>
+      </w:pPr>
+      <w:r>
+        <w:rPr>
+          <w:lang w:val="ru-RU"/>
+        </w:rPr>
+        <w:drawing>
+          <wp:inline distT="0" distB="0" distL="0" distR="0" wp14:anchorId="19A214B0" wp14:editId="7AE2381D">
+            <wp:extent cx="5940425" cy="3178175"/>
+            <wp:effectExtent l="0" t="0" r="3175" b="3175"/>
+            <wp:docPr id="74" name="Рисунок 74"/>
+            <wp:cNvGraphicFramePr>
+              <a:graphicFrameLocks xmlns:a="http://schemas.openxmlformats.org/drawingml/2006/main" noChangeAspect="1"/>
+            </wp:cNvGraphicFramePr>
+            <a:graphic xmlns:a="http://schemas.openxmlformats.org/drawingml/2006/main">
+              <a:graphicData uri="http://schemas.openxmlformats.org/drawingml/2006/picture">
+                <pic:pic xmlns:pic="http://schemas.openxmlformats.org/drawingml/2006/picture">
+                  <pic:nvPicPr>
+                    <pic:cNvPr id="1" name=""/>
+                    <pic:cNvPicPr/>
+                  </pic:nvPicPr>
+                  <pic:blipFill>
+                    <a:blip r:embed="rId47"/>
+                    <a:stretch>
+                      <a:fillRect/>
+                    </a:stretch>
+                  </pic:blipFill>
+                  <pic:spPr>
+                    <a:xfrm>
+                      <a:off x="0" y="0"/>
+                      <a:ext cx="5940425" cy="3178175"/>
+                    </a:xfrm>
+                    <a:prstGeom prst="rect">
+                      <a:avLst/>
+                    </a:prstGeom>
+                  </pic:spPr>
+                </pic:pic>
+              </a:graphicData>
+            </a:graphic>
+          </wp:inline>
+        </w:drawing>
+      </w:r>
+    </w:p>
+    <w:p>
+      <w:pPr>
+        <w:pStyle w:val="a3"/>
+        <w:jc w:val="center"/>
+        <w:rPr>
+          <w:rFonts w:eastAsiaTheme="minorHAnsi"/>
+          <w:sz w:val="28"/>
+          <w:szCs w:val="28"/>
+          <w:lang w:val="en-US" w:eastAsia="en-US"/>
+        </w:rPr>
+      </w:pPr>
+      <w:r>
+        <w:rPr>
+          <w:rFonts w:eastAsiaTheme="minorHAnsi"/>
+          <w:sz w:val="28"/>
+          <w:szCs w:val="28"/>
+          <w:lang w:val="ru-RU" w:eastAsia="en-US"/>
+        </w:rPr>
+        <w:t xml:space="preserve">Рисунок </w:t>
+      </w:r>
+      <w:r>
+        <w:rPr>
+          <w:rFonts w:eastAsiaTheme="minorHAnsi"/>
+          <w:sz w:val="28"/>
+          <w:szCs w:val="28"/>
+          <w:lang w:val="ru-RU" w:eastAsia="en-US"/>
+        </w:rPr>
+        <w:t>4.6</w:t>
+      </w:r>
+      <w:r>
+        <w:rPr>
+          <w:rFonts w:eastAsiaTheme="minorHAnsi"/>
+          <w:sz w:val="28"/>
+          <w:szCs w:val="28"/>
+          <w:lang w:val="ru-RU" w:eastAsia="en-US"/>
+        </w:rPr>
+        <w:t xml:space="preserve"> – </w:t>
+      </w:r>
+      <w:r>
+        <w:rPr>
+          <w:rFonts w:eastAsiaTheme="minorHAnsi"/>
+          <w:sz w:val="28"/>
+          <w:szCs w:val="28"/>
+          <w:lang w:val="ru-RU" w:eastAsia="en-US"/>
+        </w:rPr>
+        <w:t>Результат шифрования (.</w:t>
+      </w:r>
+      <w:r>
+        <w:rPr>
+          <w:rFonts w:eastAsiaTheme="minorHAnsi"/>
+          <w:sz w:val="28"/>
+          <w:szCs w:val="28"/>
+          <w:lang w:val="en-US" w:eastAsia="en-US"/>
+        </w:rPr>
+        <w:t>txt</w:t>
+      </w:r>
+      <w:r>
+        <w:rPr>
+          <w:rFonts w:eastAsiaTheme="minorHAnsi"/>
+          <w:sz w:val="28"/>
+          <w:szCs w:val="28"/>
+          <w:lang w:val="ru-RU" w:eastAsia="en-US"/>
+        </w:rPr>
+        <w:t>)</w:t>
+      </w:r>
+    </w:p>
+    <w:p>
+      <w:pPr>
+        <w:jc w:val="center"/>
+        <w:rPr>
+          <w:rFonts w:ascii="Times New Roman" w:hAnsi="Times New Roman" w:cs="Times New Roman"/>
+          <w:sz w:val="28"/>
+          <w:szCs w:val="28"/>
+          <w:lang w:val="ru-RU"/>
+        </w:rPr>
+      </w:pPr>
+      <w:r>
+        <w:rPr>
+          <w:rFonts w:ascii="Times New Roman" w:hAnsi="Times New Roman" w:cs="Times New Roman"/>
+          <w:sz w:val="28"/>
+          <w:szCs w:val="28"/>
+          <w:lang w:val="ru-RU"/>
+        </w:rPr>
+        <w:lastRenderedPageBreak/>
+        <w:drawing>
+          <wp:inline distT="0" distB="0" distL="0" distR="0" wp14:anchorId="39CAE7A7" wp14:editId="49393FD4">
+            <wp:extent cx="5940425" cy="4638040"/>
+            <wp:effectExtent l="0" t="0" r="3175" b="0"/>
+            <wp:docPr id="75" name="Рисунок 75"/>
+            <wp:cNvGraphicFramePr>
+              <a:graphicFrameLocks xmlns:a="http://schemas.openxmlformats.org/drawingml/2006/main" noChangeAspect="1"/>
+            </wp:cNvGraphicFramePr>
+            <a:graphic xmlns:a="http://schemas.openxmlformats.org/drawingml/2006/main">
+              <a:graphicData uri="http://schemas.openxmlformats.org/drawingml/2006/picture">
+                <pic:pic xmlns:pic="http://schemas.openxmlformats.org/drawingml/2006/picture">
+                  <pic:nvPicPr>
+                    <pic:cNvPr id="1" name=""/>
+                    <pic:cNvPicPr/>
+                  </pic:nvPicPr>
+                  <pic:blipFill>
+                    <a:blip r:embed="rId48"/>
+                    <a:stretch>
+                      <a:fillRect/>
+                    </a:stretch>
+                  </pic:blipFill>
+                  <pic:spPr>
+                    <a:xfrm>
+                      <a:off x="0" y="0"/>
+                      <a:ext cx="5940425" cy="4638040"/>
+                    </a:xfrm>
+                    <a:prstGeom prst="rect">
+                      <a:avLst/>
+                    </a:prstGeom>
+                  </pic:spPr>
+                </pic:pic>
+              </a:graphicData>
+            </a:graphic>
+          </wp:inline>
+        </w:drawing>
+      </w:r>
+    </w:p>
+    <w:p>
+      <w:pPr>
+        <w:jc w:val="center"/>
+        <w:rPr>
+          <w:rFonts w:ascii="Times New Roman" w:hAnsi="Times New Roman" w:cs="Times New Roman"/>
+          <w:sz w:val="28"/>
+          <w:szCs w:val="28"/>
+          <w:lang w:val="ru-RU"/>
+        </w:rPr>
+      </w:pPr>
+      <w:r>
+        <w:rPr>
+          <w:rFonts w:ascii="Times New Roman" w:hAnsi="Times New Roman" w:cs="Times New Roman"/>
+          <w:sz w:val="28"/>
+          <w:szCs w:val="28"/>
+          <w:lang w:val="ru-RU"/>
+        </w:rPr>
+        <w:t>Рисунок 4</w:t>
+      </w:r>
+      <w:r>
+        <w:rPr>
+          <w:rFonts w:ascii="Times New Roman" w:hAnsi="Times New Roman" w:cs="Times New Roman"/>
+          <w:sz w:val="28"/>
+          <w:szCs w:val="28"/>
+          <w:lang w:val="ru-RU"/>
+        </w:rPr>
+        <w:t>.</w:t>
+      </w:r>
+      <w:r>
+        <w:rPr>
+          <w:rFonts w:ascii="Times New Roman" w:hAnsi="Times New Roman" w:cs="Times New Roman"/>
+          <w:sz w:val="28"/>
+          <w:szCs w:val="28"/>
+          <w:lang w:val="ru-RU"/>
+        </w:rPr>
+        <w:t>7 – Результат дешифрования (побитово)</w:t>
+      </w:r>
+    </w:p>
+    <w:p>
+      <w:pPr>
+        <w:jc w:val="center"/>
+        <w:rPr>
+          <w:rFonts w:ascii="Times New Roman" w:hAnsi="Times New Roman" w:cs="Times New Roman"/>
+          <w:sz w:val="28"/>
+          <w:szCs w:val="28"/>
+          <w:lang w:val="ru-RU"/>
+        </w:rPr>
+      </w:pPr>
+    </w:p>
+    <w:p>
+      <w:pPr>
+        <w:jc w:val="center"/>
+        <w:rPr>
+          <w:rFonts w:ascii="Times New Roman" w:hAnsi="Times New Roman" w:cs="Times New Roman"/>
+          <w:sz w:val="28"/>
+          <w:szCs w:val="28"/>
+          <w:lang w:val="ru-RU"/>
+        </w:rPr>
+      </w:pPr>
+      <w:r>
+        <w:rPr>
+          <w:rFonts w:ascii="Times New Roman" w:hAnsi="Times New Roman" w:cs="Times New Roman"/>
+          <w:sz w:val="28"/>
+          <w:szCs w:val="28"/>
+          <w:lang w:val="ru-RU"/>
+        </w:rPr>
+        <w:drawing>
+          <wp:inline distT="0" distB="0" distL="0" distR="0" wp14:anchorId="4483A82F" wp14:editId="6F6143AC">
+            <wp:extent cx="5940425" cy="2737485"/>
+            <wp:effectExtent l="0" t="0" r="3175" b="5715"/>
+            <wp:docPr id="76" name="Рисунок 76"/>
+            <wp:cNvGraphicFramePr>
+              <a:graphicFrameLocks xmlns:a="http://schemas.openxmlformats.org/drawingml/2006/main" noChangeAspect="1"/>
+            </wp:cNvGraphicFramePr>
+            <a:graphic xmlns:a="http://schemas.openxmlformats.org/drawingml/2006/main">
+              <a:graphicData uri="http://schemas.openxmlformats.org/drawingml/2006/picture">
+                <pic:pic xmlns:pic="http://schemas.openxmlformats.org/drawingml/2006/picture">
+                  <pic:nvPicPr>
+                    <pic:cNvPr id="1" name=""/>
+                    <pic:cNvPicPr/>
+                  </pic:nvPicPr>
+                  <pic:blipFill>
+                    <a:blip r:embed="rId49"/>
+                    <a:stretch>
+                      <a:fillRect/>
+                    </a:stretch>
+                  </pic:blipFill>
+                  <pic:spPr>
+                    <a:xfrm>
+                      <a:off x="0" y="0"/>
+                      <a:ext cx="5940425" cy="2737485"/>
+                    </a:xfrm>
+                    <a:prstGeom prst="rect">
+                      <a:avLst/>
+                    </a:prstGeom>
+                  </pic:spPr>
+                </pic:pic>
+              </a:graphicData>
+            </a:graphic>
+          </wp:inline>
+        </w:drawing>
+      </w:r>
+    </w:p>
+    <w:p>
+      <w:pPr>
+        <w:jc w:val="center"/>
+        <w:rPr>
+          <w:rFonts w:ascii="Times New Roman" w:hAnsi="Times New Roman" w:cs="Times New Roman"/>
+          <w:sz w:val="28"/>
+          <w:szCs w:val="28"/>
+          <w:lang w:val="en-US"/>
+        </w:rPr>
+      </w:pPr>
+      <w:r>
+        <w:rPr>
+          <w:rFonts w:ascii="Times New Roman" w:hAnsi="Times New Roman" w:cs="Times New Roman"/>
+          <w:sz w:val="28"/>
+          <w:szCs w:val="28"/>
+          <w:lang w:val="ru-RU"/>
+        </w:rPr>
+        <w:t>Рисунок 4</w:t>
+      </w:r>
+      <w:r>
+        <w:rPr>
+          <w:rFonts w:ascii="Times New Roman" w:hAnsi="Times New Roman" w:cs="Times New Roman"/>
+          <w:sz w:val="28"/>
+          <w:szCs w:val="28"/>
+          <w:lang w:val="ru-RU"/>
+        </w:rPr>
+        <w:t>.</w:t>
+      </w:r>
+      <w:r>
+        <w:rPr>
+          <w:rFonts w:ascii="Times New Roman" w:hAnsi="Times New Roman" w:cs="Times New Roman"/>
+          <w:sz w:val="28"/>
+          <w:szCs w:val="28"/>
+          <w:lang w:val="ru-RU"/>
+        </w:rPr>
+        <w:t>8 – Результат дешифрования (</w:t>
+      </w:r>
+      <w:r>
+        <w:rPr>
+          <w:rFonts w:ascii="Times New Roman" w:hAnsi="Times New Roman" w:cs="Times New Roman"/>
+          <w:sz w:val="28"/>
+          <w:szCs w:val="28"/>
+          <w:lang w:val="ru-RU"/>
+        </w:rPr>
+        <w:t>.</w:t>
+      </w:r>
+      <w:r>
+        <w:rPr>
+          <w:rFonts w:ascii="Times New Roman" w:hAnsi="Times New Roman" w:cs="Times New Roman"/>
+          <w:sz w:val="28"/>
+          <w:szCs w:val="28"/>
+          <w:lang w:val="en-US"/>
+        </w:rPr>
+        <w:t>ogg</w:t>
+      </w:r>
+      <w:r>
+        <w:rPr>
+          <w:rFonts w:ascii="Times New Roman" w:hAnsi="Times New Roman" w:cs="Times New Roman"/>
+          <w:sz w:val="28"/>
+          <w:szCs w:val="28"/>
+          <w:lang w:val="ru-RU"/>
+        </w:rPr>
+        <w:t>)</w:t>
+      </w:r>
+      <w:r>
+        <w:rPr>
+          <w:rFonts w:ascii="Times New Roman" w:hAnsi="Times New Roman" w:cs="Times New Roman"/>
+          <w:sz w:val="28"/>
+          <w:szCs w:val="28"/>
+          <w:lang w:val="ru-RU"/>
+        </w:rPr>
+        <w:t xml:space="preserve">. </w:t>
+      </w:r>
+      <w:r>
+        <w:rPr>
+          <w:rFonts w:ascii="Times New Roman" w:hAnsi="Times New Roman" w:cs="Times New Roman"/>
+          <w:sz w:val="28"/>
+          <w:szCs w:val="28"/>
+          <w:lang w:val="ru-RU"/>
+        </w:rPr>
+        <w:t xml:space="preserve">Запись идентична </w:t>
+      </w:r>
+      <w:r>
+        <w:rPr>
+          <w:rFonts w:ascii="Times New Roman" w:hAnsi="Times New Roman" w:cs="Times New Roman"/>
+          <w:sz w:val="28"/>
+          <w:szCs w:val="28"/>
+          <w:lang w:val="en-US"/>
+        </w:rPr>
+        <w:t>audio</w:t>
+      </w:r>
     </w:p>
     <w:sectPr>
       <w:pgSz w:w="11906" w:h="16838"/>

--- a/Лабораторная работа 2/отчет/Отчет.docx
+++ b/Лабораторная работа 2/отчет/Отчет.docx
@@ -717,7 +717,27 @@
           <w:szCs w:val="28"/>
           <w:lang w:val="ru-RU"/>
         </w:rPr>
-        <w:t xml:space="preserve">Побитовый шифротекст: </w:t>
+        <w:t xml:space="preserve">Побитовый </w:t>
+      </w:r>
+      <w:proofErr w:type="spellStart"/>
+      <w:r>
+        <w:rPr>
+          <w:rFonts w:ascii="Times New Roman" w:hAnsi="Times New Roman" w:cs="Times New Roman"/>
+          <w:sz w:val="28"/>
+          <w:szCs w:val="28"/>
+          <w:lang w:val="ru-RU"/>
+        </w:rPr>
+        <w:t>шифротекст</w:t>
+      </w:r>
+      <w:proofErr w:type="spellEnd"/>
+      <w:r>
+        <w:rPr>
+          <w:rFonts w:ascii="Times New Roman" w:hAnsi="Times New Roman" w:cs="Times New Roman"/>
+          <w:sz w:val="28"/>
+          <w:szCs w:val="28"/>
+          <w:lang w:val="ru-RU"/>
+        </w:rPr>
+        <w:t xml:space="preserve">: </w:t>
       </w:r>
       <w:r>
         <w:rPr>
@@ -738,14 +758,25 @@
           <w:lang w:val="ru-RU"/>
         </w:rPr>
       </w:pPr>
-      <w:r>
-        <w:rPr>
-          <w:rFonts w:ascii="Times New Roman" w:hAnsi="Times New Roman" w:cs="Times New Roman"/>
-          <w:sz w:val="28"/>
-          <w:szCs w:val="28"/>
-          <w:lang w:val="ru-RU"/>
-        </w:rPr>
-        <w:t>Шифротекст (.</w:t>
+      <w:proofErr w:type="spellStart"/>
+      <w:r>
+        <w:rPr>
+          <w:rFonts w:ascii="Times New Roman" w:hAnsi="Times New Roman" w:cs="Times New Roman"/>
+          <w:sz w:val="28"/>
+          <w:szCs w:val="28"/>
+          <w:lang w:val="ru-RU"/>
+        </w:rPr>
+        <w:t>Шифротекст</w:t>
+      </w:r>
+      <w:proofErr w:type="spellEnd"/>
+      <w:r>
+        <w:rPr>
+          <w:rFonts w:ascii="Times New Roman" w:hAnsi="Times New Roman" w:cs="Times New Roman"/>
+          <w:sz w:val="28"/>
+          <w:szCs w:val="28"/>
+          <w:lang w:val="ru-RU"/>
+        </w:rPr>
+        <w:t xml:space="preserve"> (.</w:t>
       </w:r>
       <w:r>
         <w:rPr>
@@ -781,8 +812,29 @@
           <w:szCs w:val="28"/>
           <w:lang w:val="ru-RU"/>
         </w:rPr>
-        <w:t xml:space="preserve">{(щ4”‡цв/{ </w:t>
-      </w:r>
+        <w:t>{(щ</w:t>
+      </w:r>
+      <w:proofErr w:type="gramStart"/>
+      <w:r>
+        <w:rPr>
+          <w:rFonts w:ascii="Times New Roman" w:hAnsi="Times New Roman" w:cs="Times New Roman"/>
+          <w:sz w:val="28"/>
+          <w:szCs w:val="28"/>
+          <w:lang w:val="ru-RU"/>
+        </w:rPr>
+        <w:t>4”‡</w:t>
+      </w:r>
+      <w:proofErr w:type="gramEnd"/>
+      <w:r>
+        <w:rPr>
+          <w:rFonts w:ascii="Times New Roman" w:hAnsi="Times New Roman" w:cs="Times New Roman"/>
+          <w:sz w:val="28"/>
+          <w:szCs w:val="28"/>
+          <w:lang w:val="ru-RU"/>
+        </w:rPr>
+        <w:t xml:space="preserve">цв/{ </w:t>
+      </w:r>
+      <w:proofErr w:type="spellStart"/>
       <w:r>
         <w:rPr>
           <w:rFonts w:ascii="Times New Roman" w:hAnsi="Times New Roman" w:cs="Times New Roman"/>
@@ -792,6 +844,7 @@
         </w:rPr>
         <w:t>Њz-ЕеOC</w:t>
       </w:r>
+      <w:proofErr w:type="spellEnd"/>
     </w:p>
     <w:p>
       <w:pPr>
@@ -1532,6 +1585,9 @@
         <w:jc w:val="center"/>
       </w:pPr>
       <w:r>
+        <w:rPr>
+          <w:noProof/>
+        </w:rPr>
         <w:drawing>
           <wp:inline distT="0" distB="0" distL="0" distR="0" wp14:anchorId="5CF9CD4E" wp14:editId="1FF1CC25">
             <wp:extent cx="5940425" cy="4638675"/>
@@ -1614,7 +1670,27 @@
           <w:szCs w:val="28"/>
           <w:lang w:val="ru-RU" w:eastAsia="en-US"/>
         </w:rPr>
-        <w:t>Результат шифрования (побитово)</w:t>
+        <w:t>Результат шифрования (</w:t>
+      </w:r>
+      <w:proofErr w:type="spellStart"/>
+      <w:r>
+        <w:rPr>
+          <w:rFonts w:eastAsiaTheme="minorHAnsi"/>
+          <w:sz w:val="28"/>
+          <w:szCs w:val="28"/>
+          <w:lang w:val="ru-RU" w:eastAsia="en-US"/>
+        </w:rPr>
+        <w:t>побитово</w:t>
+      </w:r>
+      <w:proofErr w:type="spellEnd"/>
+      <w:r>
+        <w:rPr>
+          <w:rFonts w:eastAsiaTheme="minorHAnsi"/>
+          <w:sz w:val="28"/>
+          <w:szCs w:val="28"/>
+          <w:lang w:val="ru-RU" w:eastAsia="en-US"/>
+        </w:rPr>
+        <w:t>)</w:t>
       </w:r>
     </w:p>
     <w:p>
@@ -1636,6 +1712,7 @@
       </w:pPr>
       <w:r>
         <w:rPr>
+          <w:noProof/>
           <w:lang w:val="ru-RU"/>
         </w:rPr>
         <w:lastRenderedPageBreak/>
@@ -1687,6 +1764,7 @@
           <w:lang w:val="en-US" w:eastAsia="en-US"/>
         </w:rPr>
       </w:pPr>
+      <w:proofErr w:type="spellStart"/>
       <w:r>
         <w:rPr>
           <w:rFonts w:eastAsiaTheme="minorHAnsi"/>
@@ -1694,8 +1772,9 @@
           <w:szCs w:val="28"/>
           <w:lang w:val="en-US" w:eastAsia="en-US"/>
         </w:rPr>
-        <w:t>Рисунок 1.</w:t>
-      </w:r>
+        <w:t>Рисунок</w:t>
+      </w:r>
+      <w:proofErr w:type="spellEnd"/>
       <w:r>
         <w:rPr>
           <w:rFonts w:eastAsiaTheme="minorHAnsi"/>
@@ -1703,6 +1782,15 @@
           <w:szCs w:val="28"/>
           <w:lang w:val="en-US" w:eastAsia="en-US"/>
         </w:rPr>
+        <w:t xml:space="preserve"> 1.</w:t>
+      </w:r>
+      <w:r>
+        <w:rPr>
+          <w:rFonts w:eastAsiaTheme="minorHAnsi"/>
+          <w:sz w:val="28"/>
+          <w:szCs w:val="28"/>
+          <w:lang w:val="en-US" w:eastAsia="en-US"/>
+        </w:rPr>
         <w:t>9</w:t>
       </w:r>
       <w:r>
@@ -1773,6 +1861,7 @@
       <w:r>
         <w:rPr>
           <w:rFonts w:ascii="Times New Roman" w:hAnsi="Times New Roman" w:cs="Times New Roman"/>
+          <w:noProof/>
           <w:sz w:val="28"/>
           <w:szCs w:val="28"/>
           <w:lang w:val="en-US"/>
@@ -1849,7 +1938,27 @@
           <w:szCs w:val="28"/>
           <w:lang w:val="ru-RU"/>
         </w:rPr>
-        <w:t xml:space="preserve"> – Результат дешифрования (побитово)</w:t>
+        <w:t xml:space="preserve"> – Результат дешифрования (</w:t>
+      </w:r>
+      <w:proofErr w:type="spellStart"/>
+      <w:r>
+        <w:rPr>
+          <w:rFonts w:ascii="Times New Roman" w:hAnsi="Times New Roman" w:cs="Times New Roman"/>
+          <w:sz w:val="28"/>
+          <w:szCs w:val="28"/>
+          <w:lang w:val="ru-RU"/>
+        </w:rPr>
+        <w:t>побитово</w:t>
+      </w:r>
+      <w:proofErr w:type="spellEnd"/>
+      <w:r>
+        <w:rPr>
+          <w:rFonts w:ascii="Times New Roman" w:hAnsi="Times New Roman" w:cs="Times New Roman"/>
+          <w:sz w:val="28"/>
+          <w:szCs w:val="28"/>
+          <w:lang w:val="ru-RU"/>
+        </w:rPr>
+        <w:t>)</w:t>
       </w:r>
     </w:p>
     <w:p>
@@ -2420,7 +2529,27 @@
           <w:szCs w:val="28"/>
           <w:lang w:val="ru-RU"/>
         </w:rPr>
-        <w:t xml:space="preserve">Побитовый шифротекст: </w:t>
+        <w:t xml:space="preserve">Побитовый </w:t>
+      </w:r>
+      <w:proofErr w:type="spellStart"/>
+      <w:r>
+        <w:rPr>
+          <w:rFonts w:ascii="Times New Roman" w:hAnsi="Times New Roman" w:cs="Times New Roman"/>
+          <w:sz w:val="28"/>
+          <w:szCs w:val="28"/>
+          <w:lang w:val="ru-RU"/>
+        </w:rPr>
+        <w:t>шифротекст</w:t>
+      </w:r>
+      <w:proofErr w:type="spellEnd"/>
+      <w:r>
+        <w:rPr>
+          <w:rFonts w:ascii="Times New Roman" w:hAnsi="Times New Roman" w:cs="Times New Roman"/>
+          <w:sz w:val="28"/>
+          <w:szCs w:val="28"/>
+          <w:lang w:val="ru-RU"/>
+        </w:rPr>
+        <w:t xml:space="preserve">: </w:t>
       </w:r>
       <w:r>
         <w:rPr>
@@ -2441,14 +2570,25 @@
           <w:lang w:val="ru-RU"/>
         </w:rPr>
       </w:pPr>
-      <w:r>
-        <w:rPr>
-          <w:rFonts w:ascii="Times New Roman" w:hAnsi="Times New Roman" w:cs="Times New Roman"/>
-          <w:sz w:val="28"/>
-          <w:szCs w:val="28"/>
-          <w:lang w:val="ru-RU"/>
-        </w:rPr>
-        <w:t>Шифротекст (.</w:t>
+      <w:proofErr w:type="spellStart"/>
+      <w:r>
+        <w:rPr>
+          <w:rFonts w:ascii="Times New Roman" w:hAnsi="Times New Roman" w:cs="Times New Roman"/>
+          <w:sz w:val="28"/>
+          <w:szCs w:val="28"/>
+          <w:lang w:val="ru-RU"/>
+        </w:rPr>
+        <w:t>Шифротекст</w:t>
+      </w:r>
+      <w:proofErr w:type="spellEnd"/>
+      <w:r>
+        <w:rPr>
+          <w:rFonts w:ascii="Times New Roman" w:hAnsi="Times New Roman" w:cs="Times New Roman"/>
+          <w:sz w:val="28"/>
+          <w:szCs w:val="28"/>
+          <w:lang w:val="ru-RU"/>
+        </w:rPr>
+        <w:t xml:space="preserve"> (.</w:t>
       </w:r>
       <w:r>
         <w:rPr>
@@ -2477,6 +2617,7 @@
         </w:rPr>
         <w:t xml:space="preserve">: </w:t>
       </w:r>
+      <w:proofErr w:type="spellStart"/>
       <w:r>
         <w:rPr>
           <w:rFonts w:ascii="Times New Roman" w:hAnsi="Times New Roman" w:cs="Times New Roman"/>
@@ -2494,8 +2635,28 @@
           <w:lang w:val="ru-RU"/>
         </w:rPr>
         <w:softHyphen/>
-        <w:t>Q?Ќў•Ў</w:t>
-      </w:r>
+      </w:r>
+      <w:proofErr w:type="gramStart"/>
+      <w:r>
+        <w:rPr>
+          <w:rFonts w:ascii="Times New Roman" w:hAnsi="Times New Roman" w:cs="Times New Roman"/>
+          <w:sz w:val="28"/>
+          <w:szCs w:val="28"/>
+          <w:lang w:val="ru-RU"/>
+        </w:rPr>
+        <w:t>Q?Ќў</w:t>
+      </w:r>
+      <w:proofErr w:type="gramEnd"/>
+      <w:r>
+        <w:rPr>
+          <w:rFonts w:ascii="Times New Roman" w:hAnsi="Times New Roman" w:cs="Times New Roman"/>
+          <w:sz w:val="28"/>
+          <w:szCs w:val="28"/>
+          <w:lang w:val="ru-RU"/>
+        </w:rPr>
+        <w:t>•Ў</w:t>
+      </w:r>
+      <w:proofErr w:type="spellEnd"/>
     </w:p>
     <w:p>
       <w:pPr>
@@ -3101,6 +3262,9 @@
         <w:jc w:val="center"/>
       </w:pPr>
       <w:r>
+        <w:rPr>
+          <w:noProof/>
+        </w:rPr>
         <w:drawing>
           <wp:inline distT="0" distB="0" distL="0" distR="0" wp14:anchorId="50C1DF1C" wp14:editId="5BA35B89">
             <wp:extent cx="5524500" cy="4280823"/>
@@ -3201,7 +3365,27 @@
           <w:szCs w:val="28"/>
           <w:lang w:val="ru-RU" w:eastAsia="en-US"/>
         </w:rPr>
-        <w:t>Результат шифрования (побитово)</w:t>
+        <w:t>Результат шифрования (</w:t>
+      </w:r>
+      <w:proofErr w:type="spellStart"/>
+      <w:r>
+        <w:rPr>
+          <w:rFonts w:eastAsiaTheme="minorHAnsi"/>
+          <w:sz w:val="28"/>
+          <w:szCs w:val="28"/>
+          <w:lang w:val="ru-RU" w:eastAsia="en-US"/>
+        </w:rPr>
+        <w:t>побитово</w:t>
+      </w:r>
+      <w:proofErr w:type="spellEnd"/>
+      <w:r>
+        <w:rPr>
+          <w:rFonts w:eastAsiaTheme="minorHAnsi"/>
+          <w:sz w:val="28"/>
+          <w:szCs w:val="28"/>
+          <w:lang w:val="ru-RU" w:eastAsia="en-US"/>
+        </w:rPr>
+        <w:t>)</w:t>
       </w:r>
     </w:p>
     <w:p>
@@ -3214,6 +3398,7 @@
       </w:pPr>
       <w:r>
         <w:rPr>
+          <w:noProof/>
           <w:lang w:val="en-US"/>
         </w:rPr>
         <w:drawing>
@@ -3264,6 +3449,7 @@
           <w:lang w:val="en-US" w:eastAsia="en-US"/>
         </w:rPr>
       </w:pPr>
+      <w:proofErr w:type="spellStart"/>
       <w:r>
         <w:rPr>
           <w:rFonts w:eastAsiaTheme="minorHAnsi"/>
@@ -3271,8 +3457,9 @@
           <w:szCs w:val="28"/>
           <w:lang w:val="en-US" w:eastAsia="en-US"/>
         </w:rPr>
-        <w:t xml:space="preserve">Рисунок </w:t>
-      </w:r>
+        <w:t>Рисунок</w:t>
+      </w:r>
+      <w:proofErr w:type="spellEnd"/>
       <w:r>
         <w:rPr>
           <w:rFonts w:eastAsiaTheme="minorHAnsi"/>
@@ -3280,6 +3467,15 @@
           <w:szCs w:val="28"/>
           <w:lang w:val="en-US" w:eastAsia="en-US"/>
         </w:rPr>
+        <w:t xml:space="preserve"> </w:t>
+      </w:r>
+      <w:r>
+        <w:rPr>
+          <w:rFonts w:eastAsiaTheme="minorHAnsi"/>
+          <w:sz w:val="28"/>
+          <w:szCs w:val="28"/>
+          <w:lang w:val="en-US" w:eastAsia="en-US"/>
+        </w:rPr>
         <w:t>2</w:t>
       </w:r>
       <w:r>
@@ -3350,6 +3546,7 @@
       <w:r>
         <w:rPr>
           <w:rFonts w:ascii="Times New Roman" w:hAnsi="Times New Roman" w:cs="Times New Roman"/>
+          <w:noProof/>
           <w:sz w:val="28"/>
           <w:szCs w:val="28"/>
           <w:lang w:val="en-US"/>
@@ -3445,7 +3642,27 @@
           <w:szCs w:val="28"/>
           <w:lang w:val="ru-RU"/>
         </w:rPr>
-        <w:t xml:space="preserve"> – Результат дешифрования (побитово)</w:t>
+        <w:t xml:space="preserve"> – Результат дешифрования (</w:t>
+      </w:r>
+      <w:proofErr w:type="spellStart"/>
+      <w:r>
+        <w:rPr>
+          <w:rFonts w:ascii="Times New Roman" w:hAnsi="Times New Roman" w:cs="Times New Roman"/>
+          <w:sz w:val="28"/>
+          <w:szCs w:val="28"/>
+          <w:lang w:val="ru-RU"/>
+        </w:rPr>
+        <w:t>побитово</w:t>
+      </w:r>
+      <w:proofErr w:type="spellEnd"/>
+      <w:r>
+        <w:rPr>
+          <w:rFonts w:ascii="Times New Roman" w:hAnsi="Times New Roman" w:cs="Times New Roman"/>
+          <w:sz w:val="28"/>
+          <w:szCs w:val="28"/>
+          <w:lang w:val="ru-RU"/>
+        </w:rPr>
+        <w:t>)</w:t>
       </w:r>
     </w:p>
     <w:p>
@@ -3604,40 +3821,40 @@
           <w:rFonts w:ascii="Times New Roman" w:hAnsi="Times New Roman" w:cs="Times New Roman"/>
           <w:sz w:val="28"/>
           <w:szCs w:val="28"/>
-          <w:lang w:val="en-US"/>
-        </w:rPr>
-      </w:pPr>
-    </w:p>
-    <w:p>
-      <w:pPr>
-        <w:jc w:val="center"/>
-        <w:rPr>
-          <w:rFonts w:ascii="Times New Roman" w:hAnsi="Times New Roman" w:cs="Times New Roman"/>
-          <w:sz w:val="28"/>
-          <w:szCs w:val="28"/>
-          <w:lang w:val="en-US"/>
-        </w:rPr>
-      </w:pPr>
-    </w:p>
-    <w:p>
-      <w:pPr>
-        <w:jc w:val="center"/>
-        <w:rPr>
-          <w:rFonts w:ascii="Times New Roman" w:hAnsi="Times New Roman" w:cs="Times New Roman"/>
-          <w:sz w:val="28"/>
-          <w:szCs w:val="28"/>
-          <w:lang w:val="en-US"/>
-        </w:rPr>
-      </w:pPr>
-    </w:p>
-    <w:p>
-      <w:pPr>
-        <w:jc w:val="center"/>
-        <w:rPr>
-          <w:rFonts w:ascii="Times New Roman" w:hAnsi="Times New Roman" w:cs="Times New Roman"/>
-          <w:sz w:val="28"/>
-          <w:szCs w:val="28"/>
-          <w:lang w:val="en-US"/>
+          <w:lang w:val="ru-RU"/>
+        </w:rPr>
+      </w:pPr>
+    </w:p>
+    <w:p>
+      <w:pPr>
+        <w:jc w:val="center"/>
+        <w:rPr>
+          <w:rFonts w:ascii="Times New Roman" w:hAnsi="Times New Roman" w:cs="Times New Roman"/>
+          <w:sz w:val="28"/>
+          <w:szCs w:val="28"/>
+          <w:lang w:val="ru-RU"/>
+        </w:rPr>
+      </w:pPr>
+    </w:p>
+    <w:p>
+      <w:pPr>
+        <w:jc w:val="center"/>
+        <w:rPr>
+          <w:rFonts w:ascii="Times New Roman" w:hAnsi="Times New Roman" w:cs="Times New Roman"/>
+          <w:sz w:val="28"/>
+          <w:szCs w:val="28"/>
+          <w:lang w:val="ru-RU"/>
+        </w:rPr>
+      </w:pPr>
+    </w:p>
+    <w:p>
+      <w:pPr>
+        <w:jc w:val="center"/>
+        <w:rPr>
+          <w:rFonts w:ascii="Times New Roman" w:hAnsi="Times New Roman" w:cs="Times New Roman"/>
+          <w:sz w:val="28"/>
+          <w:szCs w:val="28"/>
+          <w:lang w:val="ru-RU"/>
         </w:rPr>
       </w:pPr>
     </w:p>
@@ -3708,14 +3925,45 @@
         </w:rPr>
         <w:t xml:space="preserve">): </w:t>
       </w:r>
-      <w:r>
-        <w:rPr>
-          <w:rFonts w:ascii="Times New Roman" w:hAnsi="Times New Roman" w:cs="Times New Roman"/>
-          <w:sz w:val="28"/>
-          <w:szCs w:val="28"/>
-          <w:lang w:val="ru-RU"/>
-        </w:rPr>
-        <w:t>Теор. Inform.</w:t>
+      <w:proofErr w:type="spellStart"/>
+      <w:r>
+        <w:rPr>
+          <w:rFonts w:ascii="Times New Roman" w:hAnsi="Times New Roman" w:cs="Times New Roman"/>
+          <w:sz w:val="28"/>
+          <w:szCs w:val="28"/>
+          <w:lang w:val="ru-RU"/>
+        </w:rPr>
+        <w:t>Теор</w:t>
+      </w:r>
+      <w:proofErr w:type="spellEnd"/>
+      <w:r>
+        <w:rPr>
+          <w:rFonts w:ascii="Times New Roman" w:hAnsi="Times New Roman" w:cs="Times New Roman"/>
+          <w:sz w:val="28"/>
+          <w:szCs w:val="28"/>
+          <w:lang w:val="ru-RU"/>
+        </w:rPr>
+        <w:t xml:space="preserve">. </w:t>
+      </w:r>
+      <w:proofErr w:type="spellStart"/>
+      <w:r>
+        <w:rPr>
+          <w:rFonts w:ascii="Times New Roman" w:hAnsi="Times New Roman" w:cs="Times New Roman"/>
+          <w:sz w:val="28"/>
+          <w:szCs w:val="28"/>
+          <w:lang w:val="ru-RU"/>
+        </w:rPr>
+        <w:t>Inform</w:t>
+      </w:r>
+      <w:proofErr w:type="spellEnd"/>
+      <w:r>
+        <w:rPr>
+          <w:rFonts w:ascii="Times New Roman" w:hAnsi="Times New Roman" w:cs="Times New Roman"/>
+          <w:sz w:val="28"/>
+          <w:szCs w:val="28"/>
+          <w:lang w:val="ru-RU"/>
+        </w:rPr>
+        <w:t>.</w:t>
       </w:r>
     </w:p>
     <w:p>
@@ -3818,7 +4066,27 @@
           <w:szCs w:val="28"/>
           <w:lang w:val="ru-RU"/>
         </w:rPr>
-        <w:t xml:space="preserve">Побитовый шифротекст: </w:t>
+        <w:t xml:space="preserve">Побитовый </w:t>
+      </w:r>
+      <w:proofErr w:type="spellStart"/>
+      <w:r>
+        <w:rPr>
+          <w:rFonts w:ascii="Times New Roman" w:hAnsi="Times New Roman" w:cs="Times New Roman"/>
+          <w:sz w:val="28"/>
+          <w:szCs w:val="28"/>
+          <w:lang w:val="ru-RU"/>
+        </w:rPr>
+        <w:t>шифротекст</w:t>
+      </w:r>
+      <w:proofErr w:type="spellEnd"/>
+      <w:r>
+        <w:rPr>
+          <w:rFonts w:ascii="Times New Roman" w:hAnsi="Times New Roman" w:cs="Times New Roman"/>
+          <w:sz w:val="28"/>
+          <w:szCs w:val="28"/>
+          <w:lang w:val="ru-RU"/>
+        </w:rPr>
+        <w:t xml:space="preserve">: </w:t>
       </w:r>
       <w:r>
         <w:rPr>
@@ -3839,14 +4107,25 @@
           <w:lang w:val="ru-RU"/>
         </w:rPr>
       </w:pPr>
-      <w:r>
-        <w:rPr>
-          <w:rFonts w:ascii="Times New Roman" w:hAnsi="Times New Roman" w:cs="Times New Roman"/>
-          <w:sz w:val="28"/>
-          <w:szCs w:val="28"/>
-          <w:lang w:val="ru-RU"/>
-        </w:rPr>
-        <w:t>Шифротекст (.</w:t>
+      <w:proofErr w:type="spellStart"/>
+      <w:r>
+        <w:rPr>
+          <w:rFonts w:ascii="Times New Roman" w:hAnsi="Times New Roman" w:cs="Times New Roman"/>
+          <w:sz w:val="28"/>
+          <w:szCs w:val="28"/>
+          <w:lang w:val="ru-RU"/>
+        </w:rPr>
+        <w:t>Шифротекст</w:t>
+      </w:r>
+      <w:proofErr w:type="spellEnd"/>
+      <w:r>
+        <w:rPr>
+          <w:rFonts w:ascii="Times New Roman" w:hAnsi="Times New Roman" w:cs="Times New Roman"/>
+          <w:sz w:val="28"/>
+          <w:szCs w:val="28"/>
+          <w:lang w:val="ru-RU"/>
+        </w:rPr>
+        <w:t xml:space="preserve"> (.</w:t>
       </w:r>
       <w:r>
         <w:rPr>
@@ -3875,33 +4154,17 @@
         </w:rPr>
         <w:t xml:space="preserve">: </w:t>
       </w:r>
-      <w:r>
-        <w:rPr>
-          <w:rFonts w:ascii="Times New Roman" w:hAnsi="Times New Roman" w:cs="Times New Roman"/>
-          <w:sz w:val="28"/>
-          <w:szCs w:val="28"/>
-          <w:lang w:val="en-US"/>
-        </w:rPr>
-        <w:t>z</w:t>
-      </w:r>
-      <w:r>
-        <w:rPr>
-          <w:rFonts w:ascii="Times New Roman" w:hAnsi="Times New Roman" w:cs="Times New Roman"/>
-          <w:sz w:val="28"/>
-          <w:szCs w:val="28"/>
-          <w:lang w:val="ru-RU"/>
-        </w:rPr>
-        <w:t/>
-      </w:r>
-      <w:r>
-        <w:rPr>
-          <w:rFonts w:ascii="Times New Roman" w:hAnsi="Times New Roman" w:cs="Times New Roman"/>
-          <w:sz w:val="28"/>
-          <w:szCs w:val="28"/>
-          <w:lang w:val="en-US"/>
-        </w:rPr>
-        <w:t>z</w:t>
-      </w:r>
+      <w:proofErr w:type="spellStart"/>
+      <w:r>
+        <w:rPr>
+          <w:rFonts w:ascii="Times New Roman" w:hAnsi="Times New Roman" w:cs="Times New Roman"/>
+          <w:sz w:val="28"/>
+          <w:szCs w:val="28"/>
+          <w:lang w:val="en-US"/>
+        </w:rPr>
+        <w:t>zz</w:t>
+      </w:r>
+      <w:proofErr w:type="spellEnd"/>
       <w:r>
         <w:rPr>
           <w:rFonts w:ascii="Times New Roman" w:hAnsi="Times New Roman" w:cs="Times New Roman"/>
@@ -3910,8 +4173,19 @@
           <w:lang w:val="ru-RU"/>
         </w:rPr>
         <w:softHyphen/>
-        <w:t>¶Ш·я</w:t>
-      </w:r>
+        <w:t>¶</w:t>
+      </w:r>
+      <w:proofErr w:type="spellStart"/>
+      <w:r>
+        <w:rPr>
+          <w:rFonts w:ascii="Times New Roman" w:hAnsi="Times New Roman" w:cs="Times New Roman"/>
+          <w:sz w:val="28"/>
+          <w:szCs w:val="28"/>
+          <w:lang w:val="ru-RU"/>
+        </w:rPr>
+        <w:t>Ш·я</w:t>
+      </w:r>
+      <w:proofErr w:type="spellEnd"/>
       <w:r>
         <w:rPr>
           <w:rFonts w:ascii="Times New Roman" w:hAnsi="Times New Roman" w:cs="Times New Roman"/>
@@ -3928,7 +4202,27 @@
           <w:szCs w:val="28"/>
           <w:lang w:val="ru-RU"/>
         </w:rPr>
-        <w:t>=*ТЫўѓ`</w:t>
+        <w:t>=*</w:t>
+      </w:r>
+      <w:proofErr w:type="spellStart"/>
+      <w:r>
+        <w:rPr>
+          <w:rFonts w:ascii="Times New Roman" w:hAnsi="Times New Roman" w:cs="Times New Roman"/>
+          <w:sz w:val="28"/>
+          <w:szCs w:val="28"/>
+          <w:lang w:val="ru-RU"/>
+        </w:rPr>
+        <w:t>ТЫўѓ</w:t>
+      </w:r>
+      <w:proofErr w:type="spellEnd"/>
+      <w:r>
+        <w:rPr>
+          <w:rFonts w:ascii="Times New Roman" w:hAnsi="Times New Roman" w:cs="Times New Roman"/>
+          <w:sz w:val="28"/>
+          <w:szCs w:val="28"/>
+          <w:lang w:val="ru-RU"/>
+        </w:rPr>
+        <w:t>`</w:t>
       </w:r>
     </w:p>
     <w:p>
@@ -4880,6 +5174,9 @@
         <w:jc w:val="center"/>
       </w:pPr>
       <w:r>
+        <w:rPr>
+          <w:noProof/>
+        </w:rPr>
         <w:lastRenderedPageBreak/>
         <w:drawing>
           <wp:inline distT="0" distB="0" distL="0" distR="0" wp14:anchorId="5462856D" wp14:editId="0A87170D">
@@ -4963,7 +5260,27 @@
           <w:szCs w:val="28"/>
           <w:lang w:val="ru-RU" w:eastAsia="en-US"/>
         </w:rPr>
-        <w:t>Результат шифрования (побитово)</w:t>
+        <w:t>Результат шифрования (</w:t>
+      </w:r>
+      <w:proofErr w:type="spellStart"/>
+      <w:r>
+        <w:rPr>
+          <w:rFonts w:eastAsiaTheme="minorHAnsi"/>
+          <w:sz w:val="28"/>
+          <w:szCs w:val="28"/>
+          <w:lang w:val="ru-RU" w:eastAsia="en-US"/>
+        </w:rPr>
+        <w:t>побитово</w:t>
+      </w:r>
+      <w:proofErr w:type="spellEnd"/>
+      <w:r>
+        <w:rPr>
+          <w:rFonts w:eastAsiaTheme="minorHAnsi"/>
+          <w:sz w:val="28"/>
+          <w:szCs w:val="28"/>
+          <w:lang w:val="ru-RU" w:eastAsia="en-US"/>
+        </w:rPr>
+        <w:t>)</w:t>
       </w:r>
     </w:p>
     <w:p>
@@ -4985,6 +5302,7 @@
       </w:pPr>
       <w:r>
         <w:rPr>
+          <w:noProof/>
           <w:lang w:val="ru-RU"/>
         </w:rPr>
         <w:drawing>
@@ -5035,6 +5353,7 @@
           <w:lang w:val="en-US" w:eastAsia="en-US"/>
         </w:rPr>
       </w:pPr>
+      <w:proofErr w:type="spellStart"/>
       <w:r>
         <w:rPr>
           <w:rFonts w:eastAsiaTheme="minorHAnsi"/>
@@ -5042,13 +5361,23 @@
           <w:szCs w:val="28"/>
           <w:lang w:val="en-US" w:eastAsia="en-US"/>
         </w:rPr>
-        <w:t xml:space="preserve">Рисунок </w:t>
-      </w:r>
+        <w:t>Рисунок</w:t>
+      </w:r>
+      <w:proofErr w:type="spellEnd"/>
       <w:r>
         <w:rPr>
           <w:rFonts w:eastAsiaTheme="minorHAnsi"/>
           <w:sz w:val="28"/>
           <w:szCs w:val="28"/>
+          <w:lang w:val="en-US" w:eastAsia="en-US"/>
+        </w:rPr>
+        <w:t xml:space="preserve"> </w:t>
+      </w:r>
+      <w:r>
+        <w:rPr>
+          <w:rFonts w:eastAsiaTheme="minorHAnsi"/>
+          <w:sz w:val="28"/>
+          <w:szCs w:val="28"/>
           <w:lang w:val="ru-RU" w:eastAsia="en-US"/>
         </w:rPr>
         <w:t>3.8</w:t>
@@ -5121,6 +5450,7 @@
       <w:r>
         <w:rPr>
           <w:rFonts w:ascii="Times New Roman" w:hAnsi="Times New Roman" w:cs="Times New Roman"/>
+          <w:noProof/>
           <w:sz w:val="28"/>
           <w:szCs w:val="28"/>
           <w:lang w:val="en-US"/>
@@ -5198,33 +5528,54 @@
           <w:szCs w:val="28"/>
           <w:lang w:val="ru-RU"/>
         </w:rPr>
-        <w:t xml:space="preserve"> – Результат дешифрования (побитово)</w:t>
-      </w:r>
-    </w:p>
-    <w:p>
-      <w:pPr>
-        <w:jc w:val="center"/>
-        <w:rPr>
-          <w:rFonts w:ascii="Times New Roman" w:hAnsi="Times New Roman" w:cs="Times New Roman"/>
-          <w:sz w:val="28"/>
-          <w:szCs w:val="28"/>
-          <w:lang w:val="ru-RU"/>
-        </w:rPr>
-      </w:pPr>
-    </w:p>
-    <w:p>
-      <w:pPr>
-        <w:jc w:val="center"/>
-        <w:rPr>
-          <w:rFonts w:ascii="Times New Roman" w:hAnsi="Times New Roman" w:cs="Times New Roman"/>
-          <w:sz w:val="28"/>
-          <w:szCs w:val="28"/>
-          <w:lang w:val="ru-RU"/>
-        </w:rPr>
-      </w:pPr>
-      <w:r>
-        <w:rPr>
-          <w:rFonts w:ascii="Times New Roman" w:hAnsi="Times New Roman" w:cs="Times New Roman"/>
+        <w:t xml:space="preserve"> – Результат дешифрования (</w:t>
+      </w:r>
+      <w:proofErr w:type="spellStart"/>
+      <w:r>
+        <w:rPr>
+          <w:rFonts w:ascii="Times New Roman" w:hAnsi="Times New Roman" w:cs="Times New Roman"/>
+          <w:sz w:val="28"/>
+          <w:szCs w:val="28"/>
+          <w:lang w:val="ru-RU"/>
+        </w:rPr>
+        <w:t>побитово</w:t>
+      </w:r>
+      <w:proofErr w:type="spellEnd"/>
+      <w:r>
+        <w:rPr>
+          <w:rFonts w:ascii="Times New Roman" w:hAnsi="Times New Roman" w:cs="Times New Roman"/>
+          <w:sz w:val="28"/>
+          <w:szCs w:val="28"/>
+          <w:lang w:val="ru-RU"/>
+        </w:rPr>
+        <w:t>)</w:t>
+      </w:r>
+    </w:p>
+    <w:p>
+      <w:pPr>
+        <w:jc w:val="center"/>
+        <w:rPr>
+          <w:rFonts w:ascii="Times New Roman" w:hAnsi="Times New Roman" w:cs="Times New Roman"/>
+          <w:sz w:val="28"/>
+          <w:szCs w:val="28"/>
+          <w:lang w:val="ru-RU"/>
+        </w:rPr>
+      </w:pPr>
+    </w:p>
+    <w:p>
+      <w:pPr>
+        <w:jc w:val="center"/>
+        <w:rPr>
+          <w:rFonts w:ascii="Times New Roman" w:hAnsi="Times New Roman" w:cs="Times New Roman"/>
+          <w:sz w:val="28"/>
+          <w:szCs w:val="28"/>
+          <w:lang w:val="ru-RU"/>
+        </w:rPr>
+      </w:pPr>
+      <w:r>
+        <w:rPr>
+          <w:rFonts w:ascii="Times New Roman" w:hAnsi="Times New Roman" w:cs="Times New Roman"/>
+          <w:noProof/>
           <w:sz w:val="28"/>
           <w:szCs w:val="28"/>
           <w:lang w:val="ru-RU"/>
@@ -5290,7 +5641,7 @@
           <w:rFonts w:ascii="Times New Roman" w:hAnsi="Times New Roman" w:cs="Times New Roman"/>
           <w:sz w:val="28"/>
           <w:szCs w:val="28"/>
-          <w:lang w:val="en-US"/>
+          <w:lang w:val="ru-RU"/>
         </w:rPr>
         <w:t>3.10</w:t>
       </w:r>
@@ -5347,7 +5698,7 @@
           <w:rFonts w:ascii="Times New Roman" w:hAnsi="Times New Roman" w:cs="Times New Roman"/>
           <w:sz w:val="28"/>
           <w:szCs w:val="28"/>
-          <w:lang w:val="en-US"/>
+          <w:lang w:val="ru-RU"/>
         </w:rPr>
       </w:pPr>
     </w:p>
@@ -5369,7 +5720,7 @@
           <w:rFonts w:ascii="Times New Roman" w:hAnsi="Times New Roman" w:cs="Times New Roman"/>
           <w:sz w:val="28"/>
           <w:szCs w:val="28"/>
-          <w:lang w:val="en-US"/>
+          <w:lang w:val="ru-RU"/>
         </w:rPr>
       </w:pPr>
     </w:p>
@@ -5380,7 +5731,7 @@
           <w:rFonts w:ascii="Times New Roman" w:hAnsi="Times New Roman" w:cs="Times New Roman"/>
           <w:sz w:val="28"/>
           <w:szCs w:val="28"/>
-          <w:lang w:val="en-US"/>
+          <w:lang w:val="ru-RU"/>
         </w:rPr>
       </w:pPr>
     </w:p>
@@ -5391,7 +5742,7 @@
           <w:rFonts w:ascii="Times New Roman" w:hAnsi="Times New Roman" w:cs="Times New Roman"/>
           <w:sz w:val="28"/>
           <w:szCs w:val="28"/>
-          <w:lang w:val="en-US"/>
+          <w:lang w:val="ru-RU"/>
         </w:rPr>
       </w:pPr>
     </w:p>
@@ -5402,7 +5753,7 @@
           <w:rFonts w:ascii="Times New Roman" w:hAnsi="Times New Roman" w:cs="Times New Roman"/>
           <w:sz w:val="28"/>
           <w:szCs w:val="28"/>
-          <w:lang w:val="en-US"/>
+          <w:lang w:val="ru-RU"/>
         </w:rPr>
       </w:pPr>
     </w:p>
@@ -5413,7 +5764,7 @@
           <w:rFonts w:ascii="Times New Roman" w:hAnsi="Times New Roman" w:cs="Times New Roman"/>
           <w:sz w:val="28"/>
           <w:szCs w:val="28"/>
-          <w:lang w:val="en-US"/>
+          <w:lang w:val="ru-RU"/>
         </w:rPr>
       </w:pPr>
     </w:p>
@@ -5435,16 +5786,7 @@
           <w:lang w:val="ru-RU"/>
         </w:rPr>
         <w:lastRenderedPageBreak/>
-        <w:t xml:space="preserve">Тест </w:t>
-      </w:r>
-      <w:r>
-        <w:rPr>
-          <w:rFonts w:ascii="Times New Roman" w:hAnsi="Times New Roman" w:cs="Times New Roman"/>
-          <w:sz w:val="28"/>
-          <w:szCs w:val="28"/>
-          <w:lang w:val="ru-RU"/>
-        </w:rPr>
-        <w:t>4</w:t>
+        <w:t>Тест 4</w:t>
       </w:r>
     </w:p>
     <w:p>
@@ -5543,7 +5885,7 @@
           <w:rFonts w:ascii="Times New Roman" w:hAnsi="Times New Roman" w:cs="Times New Roman"/>
           <w:sz w:val="28"/>
           <w:szCs w:val="28"/>
-          <w:lang w:val="en-US"/>
+          <w:lang w:val="ru-RU"/>
         </w:rPr>
         <w:t xml:space="preserve"> </w:t>
       </w:r>
@@ -5662,7 +6004,27 @@
           <w:szCs w:val="28"/>
           <w:lang w:val="ru-RU"/>
         </w:rPr>
-        <w:t xml:space="preserve">Побитовый шифротекст: </w:t>
+        <w:t xml:space="preserve">Побитовый </w:t>
+      </w:r>
+      <w:proofErr w:type="spellStart"/>
+      <w:r>
+        <w:rPr>
+          <w:rFonts w:ascii="Times New Roman" w:hAnsi="Times New Roman" w:cs="Times New Roman"/>
+          <w:sz w:val="28"/>
+          <w:szCs w:val="28"/>
+          <w:lang w:val="ru-RU"/>
+        </w:rPr>
+        <w:t>шифротекст</w:t>
+      </w:r>
+      <w:proofErr w:type="spellEnd"/>
+      <w:r>
+        <w:rPr>
+          <w:rFonts w:ascii="Times New Roman" w:hAnsi="Times New Roman" w:cs="Times New Roman"/>
+          <w:sz w:val="28"/>
+          <w:szCs w:val="28"/>
+          <w:lang w:val="ru-RU"/>
+        </w:rPr>
+        <w:t xml:space="preserve">: </w:t>
       </w:r>
       <w:r>
         <w:rPr>
@@ -5710,14 +6072,25 @@
           <w:lang w:val="ru-RU"/>
         </w:rPr>
       </w:pPr>
-      <w:r>
-        <w:rPr>
-          <w:rFonts w:ascii="Times New Roman" w:hAnsi="Times New Roman" w:cs="Times New Roman"/>
-          <w:sz w:val="28"/>
-          <w:szCs w:val="28"/>
-          <w:lang w:val="ru-RU"/>
-        </w:rPr>
-        <w:t>Шифротекст (.</w:t>
+      <w:proofErr w:type="spellStart"/>
+      <w:r>
+        <w:rPr>
+          <w:rFonts w:ascii="Times New Roman" w:hAnsi="Times New Roman" w:cs="Times New Roman"/>
+          <w:sz w:val="28"/>
+          <w:szCs w:val="28"/>
+          <w:lang w:val="ru-RU"/>
+        </w:rPr>
+        <w:t>Шифротекст</w:t>
+      </w:r>
+      <w:proofErr w:type="spellEnd"/>
+      <w:r>
+        <w:rPr>
+          <w:rFonts w:ascii="Times New Roman" w:hAnsi="Times New Roman" w:cs="Times New Roman"/>
+          <w:sz w:val="28"/>
+          <w:szCs w:val="28"/>
+          <w:lang w:val="ru-RU"/>
+        </w:rPr>
+        <w:t xml:space="preserve"> (.</w:t>
       </w:r>
       <w:r>
         <w:rPr>
@@ -5746,15 +6119,48 @@
         </w:rPr>
         <w:t xml:space="preserve">: </w:t>
       </w:r>
-      <w:r>
-        <w:rPr>
-          <w:rFonts w:ascii="Times New Roman" w:hAnsi="Times New Roman" w:cs="Times New Roman"/>
-          <w:sz w:val="28"/>
-          <w:szCs w:val="28"/>
-          <w:lang w:val="ru-RU"/>
-        </w:rPr>
-        <w:t>ЪЇ»№xd{tЖй</w:t>
-      </w:r>
+      <w:proofErr w:type="gramStart"/>
+      <w:r>
+        <w:rPr>
+          <w:rFonts w:ascii="Times New Roman" w:hAnsi="Times New Roman" w:cs="Times New Roman"/>
+          <w:sz w:val="28"/>
+          <w:szCs w:val="28"/>
+          <w:lang w:val="ru-RU"/>
+        </w:rPr>
+        <w:t>ЪЇ»№</w:t>
+      </w:r>
+      <w:proofErr w:type="spellStart"/>
+      <w:proofErr w:type="gramEnd"/>
+      <w:r>
+        <w:rPr>
+          <w:rFonts w:ascii="Times New Roman" w:hAnsi="Times New Roman" w:cs="Times New Roman"/>
+          <w:sz w:val="28"/>
+          <w:szCs w:val="28"/>
+          <w:lang w:val="ru-RU"/>
+        </w:rPr>
+        <w:t>xd</w:t>
+      </w:r>
+      <w:proofErr w:type="spellEnd"/>
+      <w:r>
+        <w:rPr>
+          <w:rFonts w:ascii="Times New Roman" w:hAnsi="Times New Roman" w:cs="Times New Roman"/>
+          <w:sz w:val="28"/>
+          <w:szCs w:val="28"/>
+          <w:lang w:val="ru-RU"/>
+        </w:rPr>
+        <w:t>{</w:t>
+      </w:r>
+      <w:proofErr w:type="spellStart"/>
+      <w:r>
+        <w:rPr>
+          <w:rFonts w:ascii="Times New Roman" w:hAnsi="Times New Roman" w:cs="Times New Roman"/>
+          <w:sz w:val="28"/>
+          <w:szCs w:val="28"/>
+          <w:lang w:val="ru-RU"/>
+        </w:rPr>
+        <w:t>tЖй</w:t>
+      </w:r>
+      <w:proofErr w:type="spellEnd"/>
       <w:r>
         <w:rPr>
           <w:rFonts w:ascii="Times New Roman" w:hAnsi="Times New Roman" w:cs="Times New Roman"/>
@@ -5763,7 +6169,26 @@
           <w:lang w:val="ru-RU"/>
         </w:rPr>
         <w:tab/>
-        <w:t>ЉaLІјL*­µ</w:t>
+      </w:r>
+      <w:proofErr w:type="spellStart"/>
+      <w:r>
+        <w:rPr>
+          <w:rFonts w:ascii="Times New Roman" w:hAnsi="Times New Roman" w:cs="Times New Roman"/>
+          <w:sz w:val="28"/>
+          <w:szCs w:val="28"/>
+          <w:lang w:val="ru-RU"/>
+        </w:rPr>
+        <w:t>ЉaLІјL</w:t>
+      </w:r>
+      <w:proofErr w:type="spellEnd"/>
+      <w:r>
+        <w:rPr>
+          <w:rFonts w:ascii="Times New Roman" w:hAnsi="Times New Roman" w:cs="Times New Roman"/>
+          <w:sz w:val="28"/>
+          <w:szCs w:val="28"/>
+          <w:lang w:val="ru-RU"/>
+        </w:rPr>
+        <w:t>*­µ</w:t>
       </w:r>
       <w:r>
         <w:rPr>
@@ -5797,6 +6222,7 @@
       <w:r>
         <w:rPr>
           <w:rFonts w:ascii="Times New Roman" w:hAnsi="Times New Roman" w:cs="Times New Roman"/>
+          <w:noProof/>
           <w:sz w:val="28"/>
           <w:szCs w:val="28"/>
           <w:lang w:val="ru-RU"/>
@@ -5989,6 +6415,7 @@
       <w:r>
         <w:rPr>
           <w:rFonts w:ascii="Times New Roman" w:hAnsi="Times New Roman" w:cs="Times New Roman"/>
+          <w:noProof/>
           <w:sz w:val="28"/>
           <w:szCs w:val="28"/>
           <w:lang w:val="ru-RU"/>
@@ -6138,6 +6565,7 @@
       <w:r>
         <w:rPr>
           <w:rFonts w:ascii="Times New Roman" w:hAnsi="Times New Roman" w:cs="Times New Roman"/>
+          <w:noProof/>
           <w:sz w:val="28"/>
           <w:szCs w:val="28"/>
           <w:lang w:val="ru-RU"/>
@@ -6293,6 +6721,7 @@
       <w:r>
         <w:rPr>
           <w:rFonts w:ascii="Times New Roman" w:hAnsi="Times New Roman" w:cs="Times New Roman"/>
+          <w:noProof/>
           <w:sz w:val="28"/>
           <w:szCs w:val="28"/>
           <w:lang w:val="ru-RU"/>
@@ -6498,6 +6927,9 @@
         <w:jc w:val="center"/>
       </w:pPr>
       <w:r>
+        <w:rPr>
+          <w:noProof/>
+        </w:rPr>
         <w:drawing>
           <wp:inline distT="0" distB="0" distL="0" distR="0" wp14:anchorId="2CBFC1E7" wp14:editId="35A7F61F">
             <wp:extent cx="5151120" cy="4017928"/>
@@ -6598,7 +7030,27 @@
           <w:szCs w:val="28"/>
           <w:lang w:val="ru-RU" w:eastAsia="en-US"/>
         </w:rPr>
-        <w:t>Результат шифрования (побитово)</w:t>
+        <w:t>Результат шифрования (</w:t>
+      </w:r>
+      <w:proofErr w:type="spellStart"/>
+      <w:r>
+        <w:rPr>
+          <w:rFonts w:eastAsiaTheme="minorHAnsi"/>
+          <w:sz w:val="28"/>
+          <w:szCs w:val="28"/>
+          <w:lang w:val="ru-RU" w:eastAsia="en-US"/>
+        </w:rPr>
+        <w:t>побитово</w:t>
+      </w:r>
+      <w:proofErr w:type="spellEnd"/>
+      <w:r>
+        <w:rPr>
+          <w:rFonts w:eastAsiaTheme="minorHAnsi"/>
+          <w:sz w:val="28"/>
+          <w:szCs w:val="28"/>
+          <w:lang w:val="ru-RU" w:eastAsia="en-US"/>
+        </w:rPr>
+        <w:t>)</w:t>
       </w:r>
     </w:p>
     <w:p>
@@ -6620,6 +7072,7 @@
       </w:pPr>
       <w:r>
         <w:rPr>
+          <w:noProof/>
           <w:lang w:val="ru-RU"/>
         </w:rPr>
         <w:drawing>
@@ -6756,6 +7209,7 @@
       <w:r>
         <w:rPr>
           <w:rFonts w:ascii="Times New Roman" w:hAnsi="Times New Roman" w:cs="Times New Roman"/>
+          <w:noProof/>
           <w:sz w:val="28"/>
           <w:szCs w:val="28"/>
           <w:lang w:val="ru-RU"/>
@@ -6850,33 +7304,54 @@
           <w:szCs w:val="28"/>
           <w:lang w:val="ru-RU"/>
         </w:rPr>
-        <w:t xml:space="preserve"> – Результат дешифрования (побитово)</w:t>
-      </w:r>
-    </w:p>
-    <w:p>
-      <w:pPr>
-        <w:jc w:val="center"/>
-        <w:rPr>
-          <w:rFonts w:ascii="Times New Roman" w:hAnsi="Times New Roman" w:cs="Times New Roman"/>
-          <w:sz w:val="28"/>
-          <w:szCs w:val="28"/>
-          <w:lang w:val="ru-RU"/>
-        </w:rPr>
-      </w:pPr>
-    </w:p>
-    <w:p>
-      <w:pPr>
-        <w:jc w:val="center"/>
-        <w:rPr>
-          <w:rFonts w:ascii="Times New Roman" w:hAnsi="Times New Roman" w:cs="Times New Roman"/>
-          <w:sz w:val="28"/>
-          <w:szCs w:val="28"/>
-          <w:lang w:val="ru-RU"/>
-        </w:rPr>
-      </w:pPr>
-      <w:r>
-        <w:rPr>
-          <w:rFonts w:ascii="Times New Roman" w:hAnsi="Times New Roman" w:cs="Times New Roman"/>
+        <w:t xml:space="preserve"> – Результат дешифрования (</w:t>
+      </w:r>
+      <w:proofErr w:type="spellStart"/>
+      <w:r>
+        <w:rPr>
+          <w:rFonts w:ascii="Times New Roman" w:hAnsi="Times New Roman" w:cs="Times New Roman"/>
+          <w:sz w:val="28"/>
+          <w:szCs w:val="28"/>
+          <w:lang w:val="ru-RU"/>
+        </w:rPr>
+        <w:t>побитово</w:t>
+      </w:r>
+      <w:proofErr w:type="spellEnd"/>
+      <w:r>
+        <w:rPr>
+          <w:rFonts w:ascii="Times New Roman" w:hAnsi="Times New Roman" w:cs="Times New Roman"/>
+          <w:sz w:val="28"/>
+          <w:szCs w:val="28"/>
+          <w:lang w:val="ru-RU"/>
+        </w:rPr>
+        <w:t>)</w:t>
+      </w:r>
+    </w:p>
+    <w:p>
+      <w:pPr>
+        <w:jc w:val="center"/>
+        <w:rPr>
+          <w:rFonts w:ascii="Times New Roman" w:hAnsi="Times New Roman" w:cs="Times New Roman"/>
+          <w:sz w:val="28"/>
+          <w:szCs w:val="28"/>
+          <w:lang w:val="ru-RU"/>
+        </w:rPr>
+      </w:pPr>
+    </w:p>
+    <w:p>
+      <w:pPr>
+        <w:jc w:val="center"/>
+        <w:rPr>
+          <w:rFonts w:ascii="Times New Roman" w:hAnsi="Times New Roman" w:cs="Times New Roman"/>
+          <w:sz w:val="28"/>
+          <w:szCs w:val="28"/>
+          <w:lang w:val="ru-RU"/>
+        </w:rPr>
+      </w:pPr>
+      <w:r>
+        <w:rPr>
+          <w:rFonts w:ascii="Times New Roman" w:hAnsi="Times New Roman" w:cs="Times New Roman"/>
+          <w:noProof/>
           <w:sz w:val="28"/>
           <w:szCs w:val="28"/>
           <w:lang w:val="ru-RU"/>
@@ -7009,7 +7484,7 @@
           <w:rFonts w:ascii="Times New Roman" w:hAnsi="Times New Roman" w:cs="Times New Roman"/>
           <w:sz w:val="28"/>
           <w:szCs w:val="28"/>
-          <w:lang w:val="en-US"/>
+          <w:lang w:val="ru-RU"/>
         </w:rPr>
       </w:pPr>
     </w:p>
@@ -7020,7 +7495,7 @@
           <w:rFonts w:ascii="Times New Roman" w:hAnsi="Times New Roman" w:cs="Times New Roman"/>
           <w:sz w:val="28"/>
           <w:szCs w:val="28"/>
-          <w:lang w:val="en-US"/>
+          <w:lang w:val="ru-RU"/>
         </w:rPr>
       </w:pPr>
     </w:p>
@@ -7031,7 +7506,7 @@
           <w:rFonts w:ascii="Times New Roman" w:hAnsi="Times New Roman" w:cs="Times New Roman"/>
           <w:sz w:val="28"/>
           <w:szCs w:val="28"/>
-          <w:lang w:val="en-US"/>
+          <w:lang w:val="ru-RU"/>
         </w:rPr>
       </w:pPr>
     </w:p>
@@ -7042,7 +7517,7 @@
           <w:rFonts w:ascii="Times New Roman" w:hAnsi="Times New Roman" w:cs="Times New Roman"/>
           <w:sz w:val="28"/>
           <w:szCs w:val="28"/>
-          <w:lang w:val="en-US"/>
+          <w:lang w:val="ru-RU"/>
         </w:rPr>
       </w:pPr>
     </w:p>
@@ -7053,7 +7528,7 @@
           <w:rFonts w:ascii="Times New Roman" w:hAnsi="Times New Roman" w:cs="Times New Roman"/>
           <w:sz w:val="28"/>
           <w:szCs w:val="28"/>
-          <w:lang w:val="en-US"/>
+          <w:lang w:val="ru-RU"/>
         </w:rPr>
       </w:pPr>
     </w:p>
@@ -7064,7 +7539,7 @@
           <w:rFonts w:ascii="Times New Roman" w:hAnsi="Times New Roman" w:cs="Times New Roman"/>
           <w:sz w:val="28"/>
           <w:szCs w:val="28"/>
-          <w:lang w:val="en-US"/>
+          <w:lang w:val="ru-RU"/>
         </w:rPr>
       </w:pPr>
     </w:p>
@@ -7075,7 +7550,7 @@
           <w:rFonts w:ascii="Times New Roman" w:hAnsi="Times New Roman" w:cs="Times New Roman"/>
           <w:sz w:val="28"/>
           <w:szCs w:val="28"/>
-          <w:lang w:val="en-US"/>
+          <w:lang w:val="ru-RU"/>
         </w:rPr>
       </w:pPr>
     </w:p>
@@ -7086,7 +7561,7 @@
           <w:rFonts w:ascii="Times New Roman" w:hAnsi="Times New Roman" w:cs="Times New Roman"/>
           <w:sz w:val="28"/>
           <w:szCs w:val="28"/>
-          <w:lang w:val="en-US"/>
+          <w:lang w:val="ru-RU"/>
         </w:rPr>
       </w:pPr>
     </w:p>
@@ -7097,7 +7572,7 @@
           <w:rFonts w:ascii="Times New Roman" w:hAnsi="Times New Roman" w:cs="Times New Roman"/>
           <w:sz w:val="28"/>
           <w:szCs w:val="28"/>
-          <w:lang w:val="en-US"/>
+          <w:lang w:val="ru-RU"/>
         </w:rPr>
       </w:pPr>
     </w:p>
@@ -7108,7 +7583,7 @@
           <w:rFonts w:ascii="Times New Roman" w:hAnsi="Times New Roman" w:cs="Times New Roman"/>
           <w:sz w:val="28"/>
           <w:szCs w:val="28"/>
-          <w:lang w:val="en-US"/>
+          <w:lang w:val="ru-RU"/>
         </w:rPr>
       </w:pPr>
     </w:p>
@@ -7119,7 +7594,7 @@
           <w:rFonts w:ascii="Times New Roman" w:hAnsi="Times New Roman" w:cs="Times New Roman"/>
           <w:sz w:val="28"/>
           <w:szCs w:val="28"/>
-          <w:lang w:val="en-US"/>
+          <w:lang w:val="ru-RU"/>
         </w:rPr>
       </w:pPr>
     </w:p>
@@ -7130,7 +7605,7 @@
           <w:rFonts w:ascii="Times New Roman" w:hAnsi="Times New Roman" w:cs="Times New Roman"/>
           <w:sz w:val="28"/>
           <w:szCs w:val="28"/>
-          <w:lang w:val="en-US"/>
+          <w:lang w:val="ru-RU"/>
         </w:rPr>
       </w:pPr>
     </w:p>
@@ -7141,7 +7616,7 @@
           <w:rFonts w:ascii="Times New Roman" w:hAnsi="Times New Roman" w:cs="Times New Roman"/>
           <w:sz w:val="28"/>
           <w:szCs w:val="28"/>
-          <w:lang w:val="en-US"/>
+          <w:lang w:val="ru-RU"/>
         </w:rPr>
       </w:pPr>
     </w:p>
@@ -7152,7 +7627,7 @@
           <w:rFonts w:ascii="Times New Roman" w:hAnsi="Times New Roman" w:cs="Times New Roman"/>
           <w:sz w:val="28"/>
           <w:szCs w:val="28"/>
-          <w:lang w:val="en-US"/>
+          <w:lang w:val="ru-RU"/>
         </w:rPr>
       </w:pPr>
     </w:p>
@@ -7163,7 +7638,7 @@
           <w:rFonts w:ascii="Times New Roman" w:hAnsi="Times New Roman" w:cs="Times New Roman"/>
           <w:sz w:val="28"/>
           <w:szCs w:val="28"/>
-          <w:lang w:val="en-US"/>
+          <w:lang w:val="ru-RU"/>
         </w:rPr>
       </w:pPr>
     </w:p>
@@ -7174,7 +7649,7 @@
           <w:rFonts w:ascii="Times New Roman" w:hAnsi="Times New Roman" w:cs="Times New Roman"/>
           <w:sz w:val="28"/>
           <w:szCs w:val="28"/>
-          <w:lang w:val="en-US"/>
+          <w:lang w:val="ru-RU"/>
         </w:rPr>
       </w:pPr>
     </w:p>
@@ -7185,7 +7660,7 @@
           <w:rFonts w:ascii="Times New Roman" w:hAnsi="Times New Roman" w:cs="Times New Roman"/>
           <w:sz w:val="28"/>
           <w:szCs w:val="28"/>
-          <w:lang w:val="en-US"/>
+          <w:lang w:val="ru-RU"/>
         </w:rPr>
       </w:pPr>
     </w:p>
@@ -7196,7 +7671,7 @@
           <w:rFonts w:ascii="Times New Roman" w:hAnsi="Times New Roman" w:cs="Times New Roman"/>
           <w:sz w:val="28"/>
           <w:szCs w:val="28"/>
-          <w:lang w:val="en-US"/>
+          <w:lang w:val="ru-RU"/>
         </w:rPr>
       </w:pPr>
     </w:p>
@@ -7207,7 +7682,7 @@
           <w:rFonts w:ascii="Times New Roman" w:hAnsi="Times New Roman" w:cs="Times New Roman"/>
           <w:sz w:val="28"/>
           <w:szCs w:val="28"/>
-          <w:lang w:val="en-US"/>
+          <w:lang w:val="ru-RU"/>
         </w:rPr>
       </w:pPr>
     </w:p>
@@ -7218,7 +7693,7 @@
           <w:rFonts w:ascii="Times New Roman" w:hAnsi="Times New Roman" w:cs="Times New Roman"/>
           <w:sz w:val="28"/>
           <w:szCs w:val="28"/>
-          <w:lang w:val="en-US"/>
+          <w:lang w:val="ru-RU"/>
         </w:rPr>
       </w:pPr>
     </w:p>
@@ -7229,7 +7704,7 @@
           <w:rFonts w:ascii="Times New Roman" w:hAnsi="Times New Roman" w:cs="Times New Roman"/>
           <w:sz w:val="28"/>
           <w:szCs w:val="28"/>
-          <w:lang w:val="en-US"/>
+          <w:lang w:val="ru-RU"/>
         </w:rPr>
       </w:pPr>
     </w:p>
@@ -7240,7 +7715,7 @@
           <w:rFonts w:ascii="Times New Roman" w:hAnsi="Times New Roman" w:cs="Times New Roman"/>
           <w:sz w:val="28"/>
           <w:szCs w:val="28"/>
-          <w:lang w:val="en-US"/>
+          <w:lang w:val="ru-RU"/>
         </w:rPr>
       </w:pPr>
     </w:p>
@@ -7283,6 +7758,7 @@
         </w:rPr>
         <w:t>Исходный текст (.</w:t>
       </w:r>
+      <w:proofErr w:type="spellStart"/>
       <w:r>
         <w:rPr>
           <w:rFonts w:ascii="Times New Roman" w:hAnsi="Times New Roman" w:cs="Times New Roman"/>
@@ -7292,23 +7768,15 @@
         </w:rPr>
         <w:t>ogg</w:t>
       </w:r>
-      <w:r>
-        <w:rPr>
-          <w:rFonts w:ascii="Times New Roman" w:hAnsi="Times New Roman" w:cs="Times New Roman"/>
-          <w:sz w:val="28"/>
-          <w:szCs w:val="28"/>
-          <w:lang w:val="ru-RU"/>
-        </w:rPr>
-        <w:t xml:space="preserve">): </w:t>
-      </w:r>
-      <w:r>
-        <w:rPr>
-          <w:rFonts w:ascii="Times New Roman" w:hAnsi="Times New Roman" w:cs="Times New Roman"/>
-          <w:sz w:val="28"/>
-          <w:szCs w:val="28"/>
-          <w:lang w:val="ru-RU"/>
-        </w:rPr>
-        <w:t>Теория информации</w:t>
+      <w:proofErr w:type="spellEnd"/>
+      <w:r>
+        <w:rPr>
+          <w:rFonts w:ascii="Times New Roman" w:hAnsi="Times New Roman" w:cs="Times New Roman"/>
+          <w:sz w:val="28"/>
+          <w:szCs w:val="28"/>
+          <w:lang w:val="ru-RU"/>
+        </w:rPr>
+        <w:t>): Теория информации</w:t>
       </w:r>
     </w:p>
     <w:p>
@@ -7345,6 +7813,15 @@
           <w:szCs w:val="28"/>
           <w:lang w:val="ru-RU"/>
         </w:rPr>
+        <w:t xml:space="preserve"> … </w:t>
+      </w:r>
+      <w:r>
+        <w:rPr>
+          <w:rFonts w:ascii="Times New Roman" w:hAnsi="Times New Roman" w:cs="Times New Roman"/>
+          <w:sz w:val="28"/>
+          <w:szCs w:val="28"/>
+          <w:lang w:val="ru-RU"/>
+        </w:rPr>
         <w:t xml:space="preserve"> </w:t>
       </w:r>
       <w:r>
@@ -7354,15 +7831,56 @@
           <w:szCs w:val="28"/>
           <w:lang w:val="ru-RU"/>
         </w:rPr>
-        <w:t xml:space="preserve">… </w:t>
-      </w:r>
-      <w:r>
-        <w:rPr>
-          <w:rFonts w:ascii="Times New Roman" w:hAnsi="Times New Roman" w:cs="Times New Roman"/>
-          <w:sz w:val="28"/>
-          <w:szCs w:val="28"/>
-          <w:lang w:val="ru-RU"/>
-        </w:rPr>
+        <w:t>01011001 01111010 11101110 10010000 11110010</w:t>
+      </w:r>
+    </w:p>
+    <w:p>
+      <w:pPr>
+        <w:rPr>
+          <w:rFonts w:ascii="Times New Roman" w:hAnsi="Times New Roman" w:cs="Times New Roman"/>
+          <w:sz w:val="28"/>
+          <w:szCs w:val="28"/>
+          <w:lang w:val="ru-RU"/>
+        </w:rPr>
+      </w:pPr>
+      <w:r>
+        <w:rPr>
+          <w:rFonts w:ascii="Times New Roman" w:hAnsi="Times New Roman" w:cs="Times New Roman"/>
+          <w:sz w:val="28"/>
+          <w:szCs w:val="28"/>
+          <w:lang w:val="ru-RU"/>
+        </w:rPr>
+        <w:t xml:space="preserve">Начальное значение регистра: </w:t>
+      </w:r>
+      <w:r>
+        <w:rPr>
+          <w:rFonts w:ascii="Times New Roman" w:hAnsi="Times New Roman" w:cs="Times New Roman"/>
+          <w:sz w:val="28"/>
+          <w:szCs w:val="28"/>
+          <w:lang w:val="ru-RU"/>
+        </w:rPr>
+        <w:t>11111111111111111111111111111111</w:t>
+      </w:r>
+    </w:p>
+    <w:p>
+      <w:pPr>
+        <w:rPr>
+          <w:rFonts w:ascii="Times New Roman" w:hAnsi="Times New Roman" w:cs="Times New Roman"/>
+          <w:sz w:val="28"/>
+          <w:szCs w:val="28"/>
+          <w:lang w:val="ru-RU"/>
+        </w:rPr>
+      </w:pPr>
+      <w:r>
+        <w:rPr>
+          <w:rFonts w:ascii="Times New Roman" w:hAnsi="Times New Roman" w:cs="Times New Roman"/>
+          <w:sz w:val="28"/>
+          <w:szCs w:val="28"/>
+          <w:lang w:val="ru-RU"/>
+        </w:rPr>
+        <w:t>Ключ:</w:t>
+      </w:r>
+      <w:r>
         <w:t xml:space="preserve"> </w:t>
       </w:r>
       <w:r>
@@ -7372,54 +7890,16 @@
           <w:szCs w:val="28"/>
           <w:lang w:val="ru-RU"/>
         </w:rPr>
-        <w:t>01011001 01111010 11101110 10010000 11110010</w:t>
-      </w:r>
-    </w:p>
-    <w:p>
-      <w:pPr>
-        <w:rPr>
-          <w:rFonts w:ascii="Times New Roman" w:hAnsi="Times New Roman" w:cs="Times New Roman"/>
-          <w:sz w:val="28"/>
-          <w:szCs w:val="28"/>
-          <w:lang w:val="ru-RU"/>
-        </w:rPr>
-      </w:pPr>
-      <w:r>
-        <w:rPr>
-          <w:rFonts w:ascii="Times New Roman" w:hAnsi="Times New Roman" w:cs="Times New Roman"/>
-          <w:sz w:val="28"/>
-          <w:szCs w:val="28"/>
-          <w:lang w:val="ru-RU"/>
-        </w:rPr>
-        <w:t xml:space="preserve">Начальное значение регистра: </w:t>
-      </w:r>
-      <w:r>
-        <w:rPr>
-          <w:rFonts w:ascii="Times New Roman" w:hAnsi="Times New Roman" w:cs="Times New Roman"/>
-          <w:sz w:val="28"/>
-          <w:szCs w:val="28"/>
-          <w:lang w:val="ru-RU"/>
-        </w:rPr>
-        <w:t>11111111111111111111111111111111</w:t>
-      </w:r>
-    </w:p>
-    <w:p>
-      <w:pPr>
-        <w:rPr>
-          <w:rFonts w:ascii="Times New Roman" w:hAnsi="Times New Roman" w:cs="Times New Roman"/>
-          <w:sz w:val="28"/>
-          <w:szCs w:val="28"/>
-          <w:lang w:val="ru-RU"/>
-        </w:rPr>
-      </w:pPr>
-      <w:r>
-        <w:rPr>
-          <w:rFonts w:ascii="Times New Roman" w:hAnsi="Times New Roman" w:cs="Times New Roman"/>
-          <w:sz w:val="28"/>
-          <w:szCs w:val="28"/>
-          <w:lang w:val="ru-RU"/>
-        </w:rPr>
-        <w:t>Ключ:</w:t>
+        <w:t>1111111111111111111111111111111101010101010101010101010101000000</w:t>
+      </w:r>
+      <w:r>
+        <w:rPr>
+          <w:rFonts w:ascii="Times New Roman" w:hAnsi="Times New Roman" w:cs="Times New Roman"/>
+          <w:sz w:val="28"/>
+          <w:szCs w:val="28"/>
+          <w:lang w:val="ru-RU"/>
+        </w:rPr>
+        <w:t>…</w:t>
       </w:r>
       <w:r>
         <w:t xml:space="preserve"> </w:t>
@@ -7431,8 +7911,229 @@
           <w:szCs w:val="28"/>
           <w:lang w:val="ru-RU"/>
         </w:rPr>
-        <w:t>1111111111111111111111111111111101010101010101010101010101000000</w:t>
-      </w:r>
+        <w:t>111111110010000</w:t>
+      </w:r>
+    </w:p>
+    <w:p>
+      <w:pPr>
+        <w:rPr>
+          <w:rFonts w:ascii="Times New Roman" w:hAnsi="Times New Roman" w:cs="Times New Roman"/>
+          <w:sz w:val="28"/>
+          <w:szCs w:val="28"/>
+          <w:lang w:val="ru-RU"/>
+        </w:rPr>
+      </w:pPr>
+      <w:r>
+        <w:rPr>
+          <w:rFonts w:ascii="Times New Roman" w:hAnsi="Times New Roman" w:cs="Times New Roman"/>
+          <w:sz w:val="28"/>
+          <w:szCs w:val="28"/>
+          <w:lang w:val="ru-RU"/>
+        </w:rPr>
+        <w:t xml:space="preserve">Побитовый </w:t>
+      </w:r>
+      <w:proofErr w:type="spellStart"/>
+      <w:r>
+        <w:rPr>
+          <w:rFonts w:ascii="Times New Roman" w:hAnsi="Times New Roman" w:cs="Times New Roman"/>
+          <w:sz w:val="28"/>
+          <w:szCs w:val="28"/>
+          <w:lang w:val="ru-RU"/>
+        </w:rPr>
+        <w:t>шифротекст</w:t>
+      </w:r>
+      <w:proofErr w:type="spellEnd"/>
+      <w:r>
+        <w:rPr>
+          <w:rFonts w:ascii="Times New Roman" w:hAnsi="Times New Roman" w:cs="Times New Roman"/>
+          <w:sz w:val="28"/>
+          <w:szCs w:val="28"/>
+          <w:lang w:val="ru-RU"/>
+        </w:rPr>
+        <w:t xml:space="preserve">: </w:t>
+      </w:r>
+      <w:r>
+        <w:rPr>
+          <w:rFonts w:ascii="Times New Roman" w:hAnsi="Times New Roman" w:cs="Times New Roman"/>
+          <w:sz w:val="28"/>
+          <w:szCs w:val="28"/>
+          <w:lang w:val="ru-RU"/>
+        </w:rPr>
+        <w:t>10110000 10011000 10011000 10101100 01010101 01010111 01010101 01000000 11001100 11001100 11001110 01100110 11101110 11101110 11111011</w:t>
+      </w:r>
+      <w:r>
+        <w:rPr>
+          <w:rFonts w:ascii="Times New Roman" w:hAnsi="Times New Roman" w:cs="Times New Roman"/>
+          <w:sz w:val="28"/>
+          <w:szCs w:val="28"/>
+          <w:lang w:val="ru-RU"/>
+        </w:rPr>
+        <w:t xml:space="preserve"> … </w:t>
+      </w:r>
+      <w:r>
+        <w:rPr>
+          <w:rFonts w:ascii="Times New Roman" w:hAnsi="Times New Roman" w:cs="Times New Roman"/>
+          <w:sz w:val="28"/>
+          <w:szCs w:val="28"/>
+          <w:lang w:val="ru-RU"/>
+        </w:rPr>
+        <w:t>11000000 00110000 01111011 11100010 01101110 01101111 01100010</w:t>
+      </w:r>
+    </w:p>
+    <w:p>
+      <w:pPr>
+        <w:rPr>
+          <w:rFonts w:ascii="Times New Roman" w:hAnsi="Times New Roman" w:cs="Times New Roman"/>
+          <w:sz w:val="28"/>
+          <w:szCs w:val="28"/>
+          <w:lang w:val="ru-RU"/>
+        </w:rPr>
+      </w:pPr>
+      <w:proofErr w:type="spellStart"/>
+      <w:r>
+        <w:rPr>
+          <w:rFonts w:ascii="Times New Roman" w:hAnsi="Times New Roman" w:cs="Times New Roman"/>
+          <w:sz w:val="28"/>
+          <w:szCs w:val="28"/>
+          <w:lang w:val="ru-RU"/>
+        </w:rPr>
+        <w:t>Шифротекст</w:t>
+      </w:r>
+      <w:proofErr w:type="spellEnd"/>
+      <w:r>
+        <w:rPr>
+          <w:rFonts w:ascii="Times New Roman" w:hAnsi="Times New Roman" w:cs="Times New Roman"/>
+          <w:sz w:val="28"/>
+          <w:szCs w:val="28"/>
+          <w:lang w:val="ru-RU"/>
+        </w:rPr>
+        <w:t xml:space="preserve"> (.</w:t>
+      </w:r>
+      <w:r>
+        <w:rPr>
+          <w:rFonts w:ascii="Times New Roman" w:hAnsi="Times New Roman" w:cs="Times New Roman"/>
+          <w:sz w:val="28"/>
+          <w:szCs w:val="28"/>
+          <w:lang w:val="en-US"/>
+        </w:rPr>
+        <w:t>txt</w:t>
+      </w:r>
+      <w:r>
+        <w:rPr>
+          <w:rFonts w:ascii="Times New Roman" w:hAnsi="Times New Roman" w:cs="Times New Roman"/>
+          <w:sz w:val="28"/>
+          <w:szCs w:val="28"/>
+          <w:lang w:val="ru-RU"/>
+        </w:rPr>
+        <w:t>)</w:t>
+      </w:r>
+      <w:r>
+        <w:rPr>
+          <w:rFonts w:ascii="Times New Roman" w:hAnsi="Times New Roman" w:cs="Times New Roman"/>
+          <w:sz w:val="28"/>
+          <w:szCs w:val="28"/>
+          <w:lang w:val="ru-RU"/>
+        </w:rPr>
+        <w:t>:</w:t>
+      </w:r>
+      <w:r>
+        <w:rPr>
+          <w:rFonts w:ascii="Times New Roman" w:hAnsi="Times New Roman" w:cs="Times New Roman"/>
+          <w:sz w:val="28"/>
+          <w:szCs w:val="28"/>
+          <w:lang w:val="ru-RU"/>
+        </w:rPr>
+        <w:t xml:space="preserve"> </w:t>
+      </w:r>
+      <w:r>
+        <w:rPr>
+          <w:rFonts w:ascii="Times New Roman" w:hAnsi="Times New Roman" w:cs="Times New Roman"/>
+          <w:sz w:val="28"/>
+          <w:szCs w:val="28"/>
+          <w:lang w:val="ru-RU"/>
+        </w:rPr>
+        <w:t>°¬</w:t>
+      </w:r>
+      <w:proofErr w:type="spellStart"/>
+      <w:r>
+        <w:rPr>
+          <w:rFonts w:ascii="Times New Roman" w:hAnsi="Times New Roman" w:cs="Times New Roman"/>
+          <w:sz w:val="28"/>
+          <w:szCs w:val="28"/>
+          <w:lang w:val="ru-RU"/>
+        </w:rPr>
+        <w:t>UWU@ММОfооырм‹ГГ</w:t>
+      </w:r>
+      <w:proofErr w:type="gramStart"/>
+      <w:r>
+        <w:rPr>
+          <w:rFonts w:ascii="Times New Roman" w:hAnsi="Times New Roman" w:cs="Times New Roman"/>
+          <w:sz w:val="28"/>
+          <w:szCs w:val="28"/>
+          <w:lang w:val="ru-RU"/>
+        </w:rPr>
+        <w:t>b:н</w:t>
+      </w:r>
+      <w:proofErr w:type="gramEnd"/>
+      <w:r>
+        <w:rPr>
+          <w:rFonts w:ascii="Times New Roman" w:hAnsi="Times New Roman" w:cs="Times New Roman"/>
+          <w:sz w:val="28"/>
+          <w:szCs w:val="28"/>
+          <w:lang w:val="ru-RU"/>
+        </w:rPr>
+        <w:t>·Mi</w:t>
+      </w:r>
+      <w:proofErr w:type="spellEnd"/>
+      <w:r>
+        <w:rPr>
+          <w:rFonts w:ascii="Times New Roman" w:hAnsi="Times New Roman" w:cs="Times New Roman"/>
+          <w:sz w:val="28"/>
+          <w:szCs w:val="28"/>
+          <w:lang w:val="ru-RU"/>
+        </w:rPr>
+        <w:t>&amp;</w:t>
+      </w:r>
+      <w:proofErr w:type="spellStart"/>
+      <w:r>
+        <w:rPr>
+          <w:rFonts w:ascii="Times New Roman" w:hAnsi="Times New Roman" w:cs="Times New Roman"/>
+          <w:sz w:val="28"/>
+          <w:szCs w:val="28"/>
+          <w:lang w:val="ru-RU"/>
+        </w:rPr>
+        <w:t>Pм</w:t>
+      </w:r>
+      <w:proofErr w:type="spellEnd"/>
+      <w:r>
+        <w:rPr>
+          <w:rFonts w:ascii="Times New Roman" w:hAnsi="Times New Roman" w:cs="Times New Roman"/>
+          <w:sz w:val="28"/>
+          <w:szCs w:val="28"/>
+          <w:lang w:val="ru-RU"/>
+        </w:rPr>
+        <w:t>(ъbRБ0}Ь€</w:t>
+      </w:r>
+      <w:r>
+        <w:rPr>
+          <w:rFonts w:ascii="Times New Roman" w:hAnsi="Times New Roman" w:cs="Times New Roman"/>
+          <w:sz w:val="28"/>
+          <w:szCs w:val="28"/>
+          <w:lang w:val="ru-RU"/>
+        </w:rPr>
+        <w:noBreakHyphen/>
+      </w:r>
+      <w:proofErr w:type="spellStart"/>
+      <w:r>
+        <w:rPr>
+          <w:rFonts w:ascii="Times New Roman" w:hAnsi="Times New Roman" w:cs="Times New Roman"/>
+          <w:sz w:val="28"/>
+          <w:szCs w:val="28"/>
+          <w:lang w:val="ru-RU"/>
+        </w:rPr>
+        <w:t>ъґ</w:t>
+      </w:r>
+      <w:proofErr w:type="spellEnd"/>
       <w:r>
         <w:rPr>
           <w:rFonts w:ascii="Times New Roman" w:hAnsi="Times New Roman" w:cs="Times New Roman"/>
@@ -7442,215 +8143,30 @@
         </w:rPr>
         <w:t>…</w:t>
       </w:r>
-      <w:r>
-        <w:t xml:space="preserve"> </w:t>
-      </w:r>
-      <w:r>
-        <w:rPr>
-          <w:rFonts w:ascii="Times New Roman" w:hAnsi="Times New Roman" w:cs="Times New Roman"/>
-          <w:sz w:val="28"/>
-          <w:szCs w:val="28"/>
-          <w:lang w:val="ru-RU"/>
-        </w:rPr>
-        <w:t>111111110010000</w:t>
-      </w:r>
-    </w:p>
-    <w:p>
-      <w:pPr>
-        <w:rPr>
-          <w:rFonts w:ascii="Times New Roman" w:hAnsi="Times New Roman" w:cs="Times New Roman"/>
-          <w:sz w:val="28"/>
-          <w:szCs w:val="28"/>
-          <w:lang w:val="ru-RU"/>
-        </w:rPr>
-      </w:pPr>
-      <w:r>
-        <w:rPr>
-          <w:rFonts w:ascii="Times New Roman" w:hAnsi="Times New Roman" w:cs="Times New Roman"/>
-          <w:sz w:val="28"/>
-          <w:szCs w:val="28"/>
-          <w:lang w:val="ru-RU"/>
-        </w:rPr>
-        <w:t xml:space="preserve">Побитовый шифротекст: </w:t>
-      </w:r>
-      <w:r>
-        <w:rPr>
-          <w:rFonts w:ascii="Times New Roman" w:hAnsi="Times New Roman" w:cs="Times New Roman"/>
-          <w:sz w:val="28"/>
-          <w:szCs w:val="28"/>
-          <w:lang w:val="ru-RU"/>
-        </w:rPr>
-        <w:t>10110000 10011000 10011000 10101100 01010101 01010111 01010101 01000000 11001100 11001100 11001110 01100110 11101110 11101110 11111011</w:t>
-      </w:r>
-      <w:r>
-        <w:rPr>
-          <w:rFonts w:ascii="Times New Roman" w:hAnsi="Times New Roman" w:cs="Times New Roman"/>
-          <w:sz w:val="28"/>
-          <w:szCs w:val="28"/>
-          <w:lang w:val="ru-RU"/>
-        </w:rPr>
-        <w:t xml:space="preserve"> </w:t>
-      </w:r>
-      <w:r>
-        <w:rPr>
-          <w:rFonts w:ascii="Times New Roman" w:hAnsi="Times New Roman" w:cs="Times New Roman"/>
-          <w:sz w:val="28"/>
-          <w:szCs w:val="28"/>
-          <w:lang w:val="ru-RU"/>
-        </w:rPr>
-        <w:t xml:space="preserve">… </w:t>
-      </w:r>
-      <w:r>
-        <w:rPr>
-          <w:rFonts w:ascii="Times New Roman" w:hAnsi="Times New Roman" w:cs="Times New Roman"/>
-          <w:sz w:val="28"/>
-          <w:szCs w:val="28"/>
-          <w:lang w:val="ru-RU"/>
-        </w:rPr>
-        <w:t>11000000 00110000 01111011 11100010 01101110 01101111 01100010</w:t>
-      </w:r>
-    </w:p>
-    <w:p>
-      <w:pPr>
-        <w:rPr>
-          <w:rFonts w:ascii="Times New Roman" w:hAnsi="Times New Roman" w:cs="Times New Roman"/>
-          <w:sz w:val="28"/>
-          <w:szCs w:val="28"/>
-          <w:lang w:val="ru-RU"/>
-        </w:rPr>
-      </w:pPr>
-      <w:r>
-        <w:rPr>
-          <w:rFonts w:ascii="Times New Roman" w:hAnsi="Times New Roman" w:cs="Times New Roman"/>
-          <w:sz w:val="28"/>
-          <w:szCs w:val="28"/>
-          <w:lang w:val="ru-RU"/>
-        </w:rPr>
-        <w:t>Шифротекст (.</w:t>
-      </w:r>
-      <w:r>
-        <w:rPr>
-          <w:rFonts w:ascii="Times New Roman" w:hAnsi="Times New Roman" w:cs="Times New Roman"/>
-          <w:sz w:val="28"/>
-          <w:szCs w:val="28"/>
-          <w:lang w:val="en-US"/>
-        </w:rPr>
-        <w:t>txt</w:t>
-      </w:r>
-      <w:r>
-        <w:rPr>
-          <w:rFonts w:ascii="Times New Roman" w:hAnsi="Times New Roman" w:cs="Times New Roman"/>
-          <w:sz w:val="28"/>
-          <w:szCs w:val="28"/>
-          <w:lang w:val="ru-RU"/>
-        </w:rPr>
-        <w:t>)</w:t>
-      </w:r>
-      <w:r>
-        <w:rPr>
-          <w:rFonts w:ascii="Times New Roman" w:hAnsi="Times New Roman" w:cs="Times New Roman"/>
-          <w:sz w:val="28"/>
-          <w:szCs w:val="28"/>
-          <w:lang w:val="ru-RU"/>
-        </w:rPr>
-        <w:t>:</w:t>
-      </w:r>
-      <w:r>
-        <w:rPr>
-          <w:rFonts w:ascii="Times New Roman" w:hAnsi="Times New Roman" w:cs="Times New Roman"/>
-          <w:sz w:val="28"/>
-          <w:szCs w:val="28"/>
-          <w:lang w:val="ru-RU"/>
-        </w:rPr>
-        <w:t xml:space="preserve"> </w:t>
-      </w:r>
-      <w:r>
-        <w:rPr>
-          <w:rFonts w:ascii="Times New Roman" w:hAnsi="Times New Roman" w:cs="Times New Roman"/>
-          <w:sz w:val="28"/>
-          <w:szCs w:val="28"/>
-          <w:lang w:val="ru-RU"/>
-        </w:rPr>
-        <w:t>°¬UWU@ММОfооырм‹ГГb:н·Mi</w:t>
-      </w:r>
-      <w:r>
-        <w:rPr>
-          <w:rFonts w:ascii="Times New Roman" w:hAnsi="Times New Roman" w:cs="Times New Roman"/>
-          <w:sz w:val="28"/>
-          <w:szCs w:val="28"/>
-          <w:lang w:val="ru-RU"/>
-        </w:rPr>
-        <w:t>&amp;</w:t>
-      </w:r>
-      <w:r>
-        <w:rPr>
-          <w:rFonts w:ascii="Times New Roman" w:hAnsi="Times New Roman" w:cs="Times New Roman"/>
-          <w:sz w:val="28"/>
-          <w:szCs w:val="28"/>
-          <w:lang w:val="ru-RU"/>
-        </w:rPr>
-        <w:t>Pм(ъ</w:t>
-      </w:r>
-      <w:r>
-        <w:rPr>
-          <w:rFonts w:ascii="Times New Roman" w:hAnsi="Times New Roman" w:cs="Times New Roman"/>
-          <w:sz w:val="28"/>
-          <w:szCs w:val="28"/>
-          <w:lang w:val="ru-RU"/>
-        </w:rPr>
-        <w:t>bR</w:t>
-      </w:r>
-      <w:r>
-        <w:rPr>
-          <w:rFonts w:ascii="Times New Roman" w:hAnsi="Times New Roman" w:cs="Times New Roman"/>
-          <w:sz w:val="28"/>
-          <w:szCs w:val="28"/>
-          <w:lang w:val="ru-RU"/>
-        </w:rPr>
-        <w:t>Б0}Ь€</w:t>
-      </w:r>
-      <w:r>
-        <w:rPr>
-          <w:rFonts w:ascii="Times New Roman" w:hAnsi="Times New Roman" w:cs="Times New Roman"/>
-          <w:sz w:val="28"/>
-          <w:szCs w:val="28"/>
-          <w:lang w:val="ru-RU"/>
-        </w:rPr>
-        <w:noBreakHyphen/>
-        <w:t>ъґ</w:t>
-      </w:r>
-      <w:r>
-        <w:rPr>
-          <w:rFonts w:ascii="Times New Roman" w:hAnsi="Times New Roman" w:cs="Times New Roman"/>
-          <w:sz w:val="28"/>
-          <w:szCs w:val="28"/>
-          <w:lang w:val="ru-RU"/>
-        </w:rPr>
-        <w:t>…</w:t>
-      </w:r>
-    </w:p>
-    <w:p>
-      <w:pPr>
-        <w:rPr>
-          <w:rFonts w:ascii="Times New Roman" w:hAnsi="Times New Roman" w:cs="Times New Roman"/>
-          <w:sz w:val="28"/>
-          <w:szCs w:val="28"/>
-          <w:lang w:val="ru-RU"/>
-        </w:rPr>
-      </w:pPr>
-    </w:p>
-    <w:p>
-      <w:pPr>
-        <w:rPr>
-          <w:rFonts w:ascii="Times New Roman" w:hAnsi="Times New Roman" w:cs="Times New Roman"/>
-          <w:sz w:val="28"/>
-          <w:szCs w:val="28"/>
-          <w:lang w:val="ru-RU"/>
-        </w:rPr>
-      </w:pPr>
-      <w:r>
-        <w:rPr>
-          <w:rFonts w:ascii="Times New Roman" w:hAnsi="Times New Roman" w:cs="Times New Roman"/>
+    </w:p>
+    <w:p>
+      <w:pPr>
+        <w:rPr>
+          <w:rFonts w:ascii="Times New Roman" w:hAnsi="Times New Roman" w:cs="Times New Roman"/>
+          <w:sz w:val="28"/>
+          <w:szCs w:val="28"/>
+          <w:lang w:val="ru-RU"/>
+        </w:rPr>
+      </w:pPr>
+    </w:p>
+    <w:p>
+      <w:pPr>
+        <w:rPr>
+          <w:rFonts w:ascii="Times New Roman" w:hAnsi="Times New Roman" w:cs="Times New Roman"/>
+          <w:sz w:val="28"/>
+          <w:szCs w:val="28"/>
+          <w:lang w:val="ru-RU"/>
+        </w:rPr>
+      </w:pPr>
+      <w:r>
+        <w:rPr>
+          <w:rFonts w:ascii="Times New Roman" w:hAnsi="Times New Roman" w:cs="Times New Roman"/>
+          <w:noProof/>
           <w:sz w:val="28"/>
           <w:szCs w:val="28"/>
           <w:lang w:val="ru-RU"/>
@@ -7718,7 +8234,25 @@
           <w:szCs w:val="28"/>
           <w:lang w:val="en-US"/>
         </w:rPr>
-        <w:t xml:space="preserve"> 4.1 – </w:t>
+        <w:t xml:space="preserve"> </w:t>
+      </w:r>
+      <w:r>
+        <w:rPr>
+          <w:rFonts w:ascii="Times New Roman" w:hAnsi="Times New Roman" w:cs="Times New Roman"/>
+          <w:sz w:val="28"/>
+          <w:szCs w:val="28"/>
+          <w:lang w:val="ru-RU"/>
+        </w:rPr>
+        <w:t>5</w:t>
+      </w:r>
+      <w:r>
+        <w:rPr>
+          <w:rFonts w:ascii="Times New Roman" w:hAnsi="Times New Roman" w:cs="Times New Roman"/>
+          <w:sz w:val="28"/>
+          <w:szCs w:val="28"/>
+          <w:lang w:val="en-US"/>
+        </w:rPr>
+        <w:t xml:space="preserve">.1 – </w:t>
       </w:r>
       <w:r>
         <w:rPr>
@@ -7765,6 +8299,7 @@
         </w:rPr>
         <w:t>.</w:t>
       </w:r>
+      <w:proofErr w:type="spellStart"/>
       <w:r>
         <w:rPr>
           <w:rFonts w:ascii="Times New Roman" w:hAnsi="Times New Roman" w:cs="Times New Roman"/>
@@ -7774,6 +8309,7 @@
         </w:rPr>
         <w:t>ogg</w:t>
       </w:r>
+      <w:proofErr w:type="spellEnd"/>
       <w:r>
         <w:rPr>
           <w:rFonts w:ascii="Times New Roman" w:hAnsi="Times New Roman" w:cs="Times New Roman"/>
@@ -7807,6 +8343,7 @@
       <w:r>
         <w:rPr>
           <w:rFonts w:ascii="Times New Roman" w:hAnsi="Times New Roman" w:cs="Times New Roman"/>
+          <w:noProof/>
           <w:sz w:val="28"/>
           <w:szCs w:val="28"/>
           <w:lang w:val="ru-RU"/>
@@ -7866,7 +8403,25 @@
           <w:szCs w:val="28"/>
           <w:lang w:val="ru-RU"/>
         </w:rPr>
-        <w:t xml:space="preserve">Рисунок 4.2 – Проверка в </w:t>
+        <w:t xml:space="preserve">Рисунок </w:t>
+      </w:r>
+      <w:r>
+        <w:rPr>
+          <w:rFonts w:ascii="Times New Roman" w:hAnsi="Times New Roman" w:cs="Times New Roman"/>
+          <w:sz w:val="28"/>
+          <w:szCs w:val="28"/>
+          <w:lang w:val="ru-RU"/>
+        </w:rPr>
+        <w:t>5</w:t>
+      </w:r>
+      <w:r>
+        <w:rPr>
+          <w:rFonts w:ascii="Times New Roman" w:hAnsi="Times New Roman" w:cs="Times New Roman"/>
+          <w:sz w:val="28"/>
+          <w:szCs w:val="28"/>
+          <w:lang w:val="ru-RU"/>
+        </w:rPr>
+        <w:t xml:space="preserve">.2 – Проверка в </w:t>
       </w:r>
       <w:r>
         <w:rPr>
@@ -7929,6 +8484,7 @@
       <w:r>
         <w:rPr>
           <w:rFonts w:ascii="Times New Roman" w:hAnsi="Times New Roman" w:cs="Times New Roman"/>
+          <w:noProof/>
           <w:sz w:val="28"/>
           <w:szCs w:val="28"/>
           <w:lang w:val="ru-RU"/>
@@ -7987,7 +8543,25 @@
           <w:szCs w:val="28"/>
           <w:lang w:val="ru-RU"/>
         </w:rPr>
-        <w:t xml:space="preserve">Рисунок 4.3 – Проверка в </w:t>
+        <w:t xml:space="preserve">Рисунок </w:t>
+      </w:r>
+      <w:r>
+        <w:rPr>
+          <w:rFonts w:ascii="Times New Roman" w:hAnsi="Times New Roman" w:cs="Times New Roman"/>
+          <w:sz w:val="28"/>
+          <w:szCs w:val="28"/>
+          <w:lang w:val="ru-RU"/>
+        </w:rPr>
+        <w:t>5</w:t>
+      </w:r>
+      <w:r>
+        <w:rPr>
+          <w:rFonts w:ascii="Times New Roman" w:hAnsi="Times New Roman" w:cs="Times New Roman"/>
+          <w:sz w:val="28"/>
+          <w:szCs w:val="28"/>
+          <w:lang w:val="ru-RU"/>
+        </w:rPr>
+        <w:t xml:space="preserve">.3 – Проверка в </w:t>
       </w:r>
       <w:r>
         <w:rPr>
@@ -8039,6 +8613,7 @@
       <w:r>
         <w:rPr>
           <w:rFonts w:ascii="Times New Roman" w:hAnsi="Times New Roman" w:cs="Times New Roman"/>
+          <w:noProof/>
           <w:sz w:val="28"/>
           <w:szCs w:val="28"/>
           <w:lang w:val="ru-RU"/>
@@ -8098,7 +8673,25 @@
           <w:szCs w:val="28"/>
           <w:lang w:val="ru-RU"/>
         </w:rPr>
-        <w:t xml:space="preserve">Рисунок 4.4 – Проверка в </w:t>
+        <w:t xml:space="preserve">Рисунок </w:t>
+      </w:r>
+      <w:r>
+        <w:rPr>
+          <w:rFonts w:ascii="Times New Roman" w:hAnsi="Times New Roman" w:cs="Times New Roman"/>
+          <w:sz w:val="28"/>
+          <w:szCs w:val="28"/>
+          <w:lang w:val="ru-RU"/>
+        </w:rPr>
+        <w:t>5</w:t>
+      </w:r>
+      <w:r>
+        <w:rPr>
+          <w:rFonts w:ascii="Times New Roman" w:hAnsi="Times New Roman" w:cs="Times New Roman"/>
+          <w:sz w:val="28"/>
+          <w:szCs w:val="28"/>
+          <w:lang w:val="ru-RU"/>
+        </w:rPr>
+        <w:t xml:space="preserve">.4 – Проверка в </w:t>
       </w:r>
       <w:r>
         <w:rPr>
@@ -8199,6 +8792,9 @@
         <w:jc w:val="center"/>
       </w:pPr>
       <w:r>
+        <w:rPr>
+          <w:noProof/>
+        </w:rPr>
         <w:lastRenderedPageBreak/>
         <w:drawing>
           <wp:inline distT="0" distB="0" distL="0" distR="0" wp14:anchorId="3F31A385" wp14:editId="66789254">
@@ -8264,7 +8860,7 @@
           <w:szCs w:val="28"/>
           <w:lang w:val="ru-RU" w:eastAsia="en-US"/>
         </w:rPr>
-        <w:t>4.5</w:t>
+        <w:t>5</w:t>
       </w:r>
       <w:r>
         <w:rPr>
@@ -8273,6 +8869,15 @@
           <w:szCs w:val="28"/>
           <w:lang w:val="ru-RU" w:eastAsia="en-US"/>
         </w:rPr>
+        <w:t>.5</w:t>
+      </w:r>
+      <w:r>
+        <w:rPr>
+          <w:rFonts w:eastAsiaTheme="minorHAnsi"/>
+          <w:sz w:val="28"/>
+          <w:szCs w:val="28"/>
+          <w:lang w:val="ru-RU" w:eastAsia="en-US"/>
+        </w:rPr>
         <w:t xml:space="preserve"> – </w:t>
       </w:r>
       <w:r>
@@ -8282,7 +8887,27 @@
           <w:szCs w:val="28"/>
           <w:lang w:val="ru-RU" w:eastAsia="en-US"/>
         </w:rPr>
-        <w:t>Результат шифрования (побитово)</w:t>
+        <w:t>Результат шифрования (</w:t>
+      </w:r>
+      <w:proofErr w:type="spellStart"/>
+      <w:r>
+        <w:rPr>
+          <w:rFonts w:eastAsiaTheme="minorHAnsi"/>
+          <w:sz w:val="28"/>
+          <w:szCs w:val="28"/>
+          <w:lang w:val="ru-RU" w:eastAsia="en-US"/>
+        </w:rPr>
+        <w:t>побитово</w:t>
+      </w:r>
+      <w:proofErr w:type="spellEnd"/>
+      <w:r>
+        <w:rPr>
+          <w:rFonts w:eastAsiaTheme="minorHAnsi"/>
+          <w:sz w:val="28"/>
+          <w:szCs w:val="28"/>
+          <w:lang w:val="ru-RU" w:eastAsia="en-US"/>
+        </w:rPr>
+        <w:t>)</w:t>
       </w:r>
     </w:p>
     <w:p>
@@ -8304,6 +8929,7 @@
       </w:pPr>
       <w:r>
         <w:rPr>
+          <w:noProof/>
           <w:lang w:val="ru-RU"/>
         </w:rPr>
         <w:drawing>
@@ -8370,7 +8996,7 @@
           <w:szCs w:val="28"/>
           <w:lang w:val="ru-RU" w:eastAsia="en-US"/>
         </w:rPr>
-        <w:t>4.6</w:t>
+        <w:t>5</w:t>
       </w:r>
       <w:r>
         <w:rPr>
@@ -8379,6 +9005,15 @@
           <w:szCs w:val="28"/>
           <w:lang w:val="ru-RU" w:eastAsia="en-US"/>
         </w:rPr>
+        <w:t>.6</w:t>
+      </w:r>
+      <w:r>
+        <w:rPr>
+          <w:rFonts w:eastAsiaTheme="minorHAnsi"/>
+          <w:sz w:val="28"/>
+          <w:szCs w:val="28"/>
+          <w:lang w:val="ru-RU" w:eastAsia="en-US"/>
+        </w:rPr>
         <w:t xml:space="preserve"> – </w:t>
       </w:r>
       <w:r>
@@ -8422,6 +9057,7 @@
       <w:r>
         <w:rPr>
           <w:rFonts w:ascii="Times New Roman" w:hAnsi="Times New Roman" w:cs="Times New Roman"/>
+          <w:noProof/>
           <w:sz w:val="28"/>
           <w:szCs w:val="28"/>
           <w:lang w:val="ru-RU"/>
@@ -8481,7 +9117,16 @@
           <w:szCs w:val="28"/>
           <w:lang w:val="ru-RU"/>
         </w:rPr>
-        <w:t>Рисунок 4</w:t>
+        <w:t xml:space="preserve">Рисунок </w:t>
+      </w:r>
+      <w:r>
+        <w:rPr>
+          <w:rFonts w:ascii="Times New Roman" w:hAnsi="Times New Roman" w:cs="Times New Roman"/>
+          <w:sz w:val="28"/>
+          <w:szCs w:val="28"/>
+          <w:lang w:val="ru-RU"/>
+        </w:rPr>
+        <w:t>5</w:t>
       </w:r>
       <w:r>
         <w:rPr>
@@ -8499,33 +9144,54 @@
           <w:szCs w:val="28"/>
           <w:lang w:val="ru-RU"/>
         </w:rPr>
-        <w:t>7 – Результат дешифрования (побитово)</w:t>
-      </w:r>
-    </w:p>
-    <w:p>
-      <w:pPr>
-        <w:jc w:val="center"/>
-        <w:rPr>
-          <w:rFonts w:ascii="Times New Roman" w:hAnsi="Times New Roman" w:cs="Times New Roman"/>
-          <w:sz w:val="28"/>
-          <w:szCs w:val="28"/>
-          <w:lang w:val="ru-RU"/>
-        </w:rPr>
-      </w:pPr>
-    </w:p>
-    <w:p>
-      <w:pPr>
-        <w:jc w:val="center"/>
-        <w:rPr>
-          <w:rFonts w:ascii="Times New Roman" w:hAnsi="Times New Roman" w:cs="Times New Roman"/>
-          <w:sz w:val="28"/>
-          <w:szCs w:val="28"/>
-          <w:lang w:val="ru-RU"/>
-        </w:rPr>
-      </w:pPr>
-      <w:r>
-        <w:rPr>
-          <w:rFonts w:ascii="Times New Roman" w:hAnsi="Times New Roman" w:cs="Times New Roman"/>
+        <w:t>7 – Результат дешифрования (</w:t>
+      </w:r>
+      <w:proofErr w:type="spellStart"/>
+      <w:r>
+        <w:rPr>
+          <w:rFonts w:ascii="Times New Roman" w:hAnsi="Times New Roman" w:cs="Times New Roman"/>
+          <w:sz w:val="28"/>
+          <w:szCs w:val="28"/>
+          <w:lang w:val="ru-RU"/>
+        </w:rPr>
+        <w:t>побитово</w:t>
+      </w:r>
+      <w:proofErr w:type="spellEnd"/>
+      <w:r>
+        <w:rPr>
+          <w:rFonts w:ascii="Times New Roman" w:hAnsi="Times New Roman" w:cs="Times New Roman"/>
+          <w:sz w:val="28"/>
+          <w:szCs w:val="28"/>
+          <w:lang w:val="ru-RU"/>
+        </w:rPr>
+        <w:t>)</w:t>
+      </w:r>
+    </w:p>
+    <w:p>
+      <w:pPr>
+        <w:jc w:val="center"/>
+        <w:rPr>
+          <w:rFonts w:ascii="Times New Roman" w:hAnsi="Times New Roman" w:cs="Times New Roman"/>
+          <w:sz w:val="28"/>
+          <w:szCs w:val="28"/>
+          <w:lang w:val="ru-RU"/>
+        </w:rPr>
+      </w:pPr>
+    </w:p>
+    <w:p>
+      <w:pPr>
+        <w:jc w:val="center"/>
+        <w:rPr>
+          <w:rFonts w:ascii="Times New Roman" w:hAnsi="Times New Roman" w:cs="Times New Roman"/>
+          <w:sz w:val="28"/>
+          <w:szCs w:val="28"/>
+          <w:lang w:val="ru-RU"/>
+        </w:rPr>
+      </w:pPr>
+      <w:r>
+        <w:rPr>
+          <w:rFonts w:ascii="Times New Roman" w:hAnsi="Times New Roman" w:cs="Times New Roman"/>
+          <w:noProof/>
           <w:sz w:val="28"/>
           <w:szCs w:val="28"/>
           <w:lang w:val="ru-RU"/>
@@ -8574,17 +9240,26 @@
           <w:rFonts w:ascii="Times New Roman" w:hAnsi="Times New Roman" w:cs="Times New Roman"/>
           <w:sz w:val="28"/>
           <w:szCs w:val="28"/>
-          <w:lang w:val="en-US"/>
-        </w:rPr>
-      </w:pPr>
-      <w:r>
-        <w:rPr>
-          <w:rFonts w:ascii="Times New Roman" w:hAnsi="Times New Roman" w:cs="Times New Roman"/>
-          <w:sz w:val="28"/>
-          <w:szCs w:val="28"/>
-          <w:lang w:val="ru-RU"/>
-        </w:rPr>
-        <w:t>Рисунок 4</w:t>
+          <w:lang w:val="ru-RU"/>
+        </w:rPr>
+      </w:pPr>
+      <w:r>
+        <w:rPr>
+          <w:rFonts w:ascii="Times New Roman" w:hAnsi="Times New Roman" w:cs="Times New Roman"/>
+          <w:sz w:val="28"/>
+          <w:szCs w:val="28"/>
+          <w:lang w:val="ru-RU"/>
+        </w:rPr>
+        <w:t xml:space="preserve">Рисунок </w:t>
+      </w:r>
+      <w:r>
+        <w:rPr>
+          <w:rFonts w:ascii="Times New Roman" w:hAnsi="Times New Roman" w:cs="Times New Roman"/>
+          <w:sz w:val="28"/>
+          <w:szCs w:val="28"/>
+          <w:lang w:val="ru-RU"/>
+        </w:rPr>
+        <w:t>5</w:t>
       </w:r>
       <w:r>
         <w:rPr>
@@ -8613,6 +9288,7 @@
         </w:rPr>
         <w:t>.</w:t>
       </w:r>
+      <w:proofErr w:type="spellStart"/>
       <w:r>
         <w:rPr>
           <w:rFonts w:ascii="Times New Roman" w:hAnsi="Times New Roman" w:cs="Times New Roman"/>
@@ -8622,6 +9298,7 @@
         </w:rPr>
         <w:t>ogg</w:t>
       </w:r>
+      <w:proofErr w:type="spellEnd"/>
       <w:r>
         <w:rPr>
           <w:rFonts w:ascii="Times New Roman" w:hAnsi="Times New Roman" w:cs="Times New Roman"/>
@@ -8658,6 +9335,1774 @@
         </w:rPr>
         <w:t>audio</w:t>
       </w:r>
+    </w:p>
+    <w:p>
+      <w:pPr>
+        <w:jc w:val="center"/>
+        <w:rPr>
+          <w:rFonts w:ascii="Times New Roman" w:hAnsi="Times New Roman" w:cs="Times New Roman"/>
+          <w:sz w:val="28"/>
+          <w:szCs w:val="28"/>
+          <w:lang w:val="ru-RU"/>
+        </w:rPr>
+      </w:pPr>
+    </w:p>
+    <w:p>
+      <w:pPr>
+        <w:jc w:val="center"/>
+        <w:rPr>
+          <w:rFonts w:ascii="Times New Roman" w:hAnsi="Times New Roman" w:cs="Times New Roman"/>
+          <w:sz w:val="28"/>
+          <w:szCs w:val="28"/>
+          <w:lang w:val="ru-RU"/>
+        </w:rPr>
+      </w:pPr>
+    </w:p>
+    <w:p>
+      <w:pPr>
+        <w:jc w:val="both"/>
+        <w:rPr>
+          <w:rFonts w:ascii="Times New Roman" w:hAnsi="Times New Roman" w:cs="Times New Roman"/>
+          <w:sz w:val="28"/>
+          <w:szCs w:val="28"/>
+          <w:lang w:val="ru-RU"/>
+        </w:rPr>
+      </w:pPr>
+      <w:r>
+        <w:rPr>
+          <w:rFonts w:ascii="Times New Roman" w:hAnsi="Times New Roman" w:cs="Times New Roman"/>
+          <w:sz w:val="28"/>
+          <w:szCs w:val="28"/>
+          <w:lang w:val="ru-RU"/>
+        </w:rPr>
+        <w:lastRenderedPageBreak/>
+        <w:t xml:space="preserve">Тест </w:t>
+      </w:r>
+      <w:r>
+        <w:rPr>
+          <w:rFonts w:ascii="Times New Roman" w:hAnsi="Times New Roman" w:cs="Times New Roman"/>
+          <w:sz w:val="28"/>
+          <w:szCs w:val="28"/>
+          <w:lang w:val="ru-RU"/>
+        </w:rPr>
+        <w:t>6</w:t>
+      </w:r>
+    </w:p>
+    <w:p>
+      <w:pPr>
+        <w:rPr>
+          <w:rFonts w:ascii="Times New Roman" w:hAnsi="Times New Roman" w:cs="Times New Roman"/>
+          <w:sz w:val="28"/>
+          <w:szCs w:val="28"/>
+          <w:lang w:val="ru-RU"/>
+        </w:rPr>
+      </w:pPr>
+      <w:r>
+        <w:rPr>
+          <w:rFonts w:ascii="Times New Roman" w:hAnsi="Times New Roman" w:cs="Times New Roman"/>
+          <w:sz w:val="28"/>
+          <w:szCs w:val="28"/>
+          <w:lang w:val="ru-RU"/>
+        </w:rPr>
+        <w:t>Исходный текст (.</w:t>
+      </w:r>
+      <w:proofErr w:type="spellStart"/>
+      <w:r>
+        <w:rPr>
+          <w:rFonts w:ascii="Times New Roman" w:hAnsi="Times New Roman" w:cs="Times New Roman"/>
+          <w:sz w:val="28"/>
+          <w:szCs w:val="28"/>
+          <w:lang w:val="en-US"/>
+        </w:rPr>
+        <w:t>mp</w:t>
+      </w:r>
+      <w:proofErr w:type="spellEnd"/>
+      <w:r>
+        <w:rPr>
+          <w:rFonts w:ascii="Times New Roman" w:hAnsi="Times New Roman" w:cs="Times New Roman"/>
+          <w:sz w:val="28"/>
+          <w:szCs w:val="28"/>
+          <w:lang w:val="ru-RU"/>
+        </w:rPr>
+        <w:t>4</w:t>
+      </w:r>
+      <w:r>
+        <w:rPr>
+          <w:rFonts w:ascii="Times New Roman" w:hAnsi="Times New Roman" w:cs="Times New Roman"/>
+          <w:sz w:val="28"/>
+          <w:szCs w:val="28"/>
+          <w:lang w:val="ru-RU"/>
+        </w:rPr>
+        <w:t xml:space="preserve">): </w:t>
+      </w:r>
+      <w:r>
+        <w:rPr>
+          <w:rFonts w:ascii="Times New Roman" w:hAnsi="Times New Roman" w:cs="Times New Roman"/>
+          <w:sz w:val="28"/>
+          <w:szCs w:val="28"/>
+          <w:lang w:val="ru-RU"/>
+        </w:rPr>
+        <w:t>видео формат</w:t>
+      </w:r>
+    </w:p>
+    <w:p>
+      <w:pPr>
+        <w:rPr>
+          <w:rFonts w:ascii="Times New Roman" w:hAnsi="Times New Roman" w:cs="Times New Roman"/>
+          <w:sz w:val="28"/>
+          <w:szCs w:val="28"/>
+          <w:lang w:val="ru-RU"/>
+        </w:rPr>
+      </w:pPr>
+      <w:r>
+        <w:rPr>
+          <w:rFonts w:ascii="Times New Roman" w:hAnsi="Times New Roman" w:cs="Times New Roman"/>
+          <w:sz w:val="28"/>
+          <w:szCs w:val="28"/>
+          <w:lang w:val="ru-RU"/>
+        </w:rPr>
+        <w:t xml:space="preserve">Побитовый исходный текст: </w:t>
+      </w:r>
+      <w:r>
+        <w:rPr>
+          <w:rFonts w:ascii="Times New Roman" w:hAnsi="Times New Roman" w:cs="Times New Roman"/>
+          <w:sz w:val="28"/>
+          <w:szCs w:val="28"/>
+          <w:lang w:val="ru-RU"/>
+        </w:rPr>
+        <w:t>00000000 00000000 00000000 00100000 01100110 01110100 01111001 01110000 01101001 01110011 01101111 01101101 00000000 00000000 00000010</w:t>
+      </w:r>
+      <w:r>
+        <w:rPr>
+          <w:rFonts w:ascii="Times New Roman" w:hAnsi="Times New Roman" w:cs="Times New Roman"/>
+          <w:sz w:val="28"/>
+          <w:szCs w:val="28"/>
+          <w:lang w:val="ru-RU"/>
+        </w:rPr>
+        <w:t xml:space="preserve"> </w:t>
+      </w:r>
+      <w:r>
+        <w:rPr>
+          <w:rFonts w:ascii="Times New Roman" w:hAnsi="Times New Roman" w:cs="Times New Roman"/>
+          <w:sz w:val="28"/>
+          <w:szCs w:val="28"/>
+          <w:lang w:val="ru-RU"/>
+        </w:rPr>
+        <w:t xml:space="preserve">… </w:t>
+      </w:r>
+      <w:r>
+        <w:rPr>
+          <w:rFonts w:ascii="Times New Roman" w:hAnsi="Times New Roman" w:cs="Times New Roman"/>
+          <w:sz w:val="28"/>
+          <w:szCs w:val="28"/>
+          <w:lang w:val="ru-RU"/>
+        </w:rPr>
+        <w:t xml:space="preserve"> </w:t>
+      </w:r>
+      <w:r>
+        <w:rPr>
+          <w:rFonts w:ascii="Times New Roman" w:hAnsi="Times New Roman" w:cs="Times New Roman"/>
+          <w:sz w:val="28"/>
+          <w:szCs w:val="28"/>
+          <w:lang w:val="ru-RU"/>
+        </w:rPr>
+        <w:t>00100001 00010000 00000100 01100000 10001100 00011100</w:t>
+      </w:r>
+    </w:p>
+    <w:p>
+      <w:pPr>
+        <w:rPr>
+          <w:rFonts w:ascii="Times New Roman" w:hAnsi="Times New Roman" w:cs="Times New Roman"/>
+          <w:sz w:val="28"/>
+          <w:szCs w:val="28"/>
+          <w:lang w:val="ru-RU"/>
+        </w:rPr>
+      </w:pPr>
+      <w:r>
+        <w:rPr>
+          <w:rFonts w:ascii="Times New Roman" w:hAnsi="Times New Roman" w:cs="Times New Roman"/>
+          <w:sz w:val="28"/>
+          <w:szCs w:val="28"/>
+          <w:lang w:val="ru-RU"/>
+        </w:rPr>
+        <w:t xml:space="preserve">Начальное значение регистра: </w:t>
+      </w:r>
+      <w:r>
+        <w:rPr>
+          <w:rFonts w:ascii="Times New Roman" w:hAnsi="Times New Roman" w:cs="Times New Roman"/>
+          <w:sz w:val="28"/>
+          <w:szCs w:val="28"/>
+          <w:lang w:val="ru-RU"/>
+        </w:rPr>
+        <w:t>11111111111111111111111111111111</w:t>
+      </w:r>
+    </w:p>
+    <w:p>
+      <w:pPr>
+        <w:rPr>
+          <w:rFonts w:ascii="Times New Roman" w:hAnsi="Times New Roman" w:cs="Times New Roman"/>
+          <w:sz w:val="28"/>
+          <w:szCs w:val="28"/>
+          <w:lang w:val="ru-RU"/>
+        </w:rPr>
+      </w:pPr>
+      <w:r>
+        <w:rPr>
+          <w:rFonts w:ascii="Times New Roman" w:hAnsi="Times New Roman" w:cs="Times New Roman"/>
+          <w:sz w:val="28"/>
+          <w:szCs w:val="28"/>
+          <w:lang w:val="ru-RU"/>
+        </w:rPr>
+        <w:t>Ключ:</w:t>
+      </w:r>
+      <w:r>
+        <w:t xml:space="preserve"> </w:t>
+      </w:r>
+      <w:r>
+        <w:rPr>
+          <w:rFonts w:ascii="Times New Roman" w:hAnsi="Times New Roman" w:cs="Times New Roman"/>
+          <w:sz w:val="28"/>
+          <w:szCs w:val="28"/>
+          <w:lang w:val="ru-RU"/>
+        </w:rPr>
+        <w:t>1111111111111111111111111111111101010101010101010101010101000000</w:t>
+      </w:r>
+      <w:r>
+        <w:rPr>
+          <w:rFonts w:ascii="Times New Roman" w:hAnsi="Times New Roman" w:cs="Times New Roman"/>
+          <w:sz w:val="28"/>
+          <w:szCs w:val="28"/>
+          <w:lang w:val="ru-RU"/>
+        </w:rPr>
+        <w:t>…</w:t>
+      </w:r>
+      <w:r>
+        <w:t xml:space="preserve"> </w:t>
+      </w:r>
+      <w:r>
+        <w:rPr>
+          <w:rFonts w:ascii="Times New Roman" w:hAnsi="Times New Roman" w:cs="Times New Roman"/>
+          <w:sz w:val="28"/>
+          <w:szCs w:val="28"/>
+          <w:lang w:val="ru-RU"/>
+        </w:rPr>
+        <w:t>101110111010100001111010001111011010011111000</w:t>
+      </w:r>
+    </w:p>
+    <w:p>
+      <w:pPr>
+        <w:rPr>
+          <w:rFonts w:ascii="Times New Roman" w:hAnsi="Times New Roman" w:cs="Times New Roman"/>
+          <w:sz w:val="28"/>
+          <w:szCs w:val="28"/>
+          <w:lang w:val="ru-RU"/>
+        </w:rPr>
+      </w:pPr>
+      <w:r>
+        <w:rPr>
+          <w:rFonts w:ascii="Times New Roman" w:hAnsi="Times New Roman" w:cs="Times New Roman"/>
+          <w:sz w:val="28"/>
+          <w:szCs w:val="28"/>
+          <w:lang w:val="ru-RU"/>
+        </w:rPr>
+        <w:t xml:space="preserve">Побитовый </w:t>
+      </w:r>
+      <w:proofErr w:type="spellStart"/>
+      <w:r>
+        <w:rPr>
+          <w:rFonts w:ascii="Times New Roman" w:hAnsi="Times New Roman" w:cs="Times New Roman"/>
+          <w:sz w:val="28"/>
+          <w:szCs w:val="28"/>
+          <w:lang w:val="ru-RU"/>
+        </w:rPr>
+        <w:t>шифротекст</w:t>
+      </w:r>
+      <w:proofErr w:type="spellEnd"/>
+      <w:r>
+        <w:rPr>
+          <w:rFonts w:ascii="Times New Roman" w:hAnsi="Times New Roman" w:cs="Times New Roman"/>
+          <w:sz w:val="28"/>
+          <w:szCs w:val="28"/>
+          <w:lang w:val="ru-RU"/>
+        </w:rPr>
+        <w:t xml:space="preserve">: </w:t>
+      </w:r>
+      <w:r>
+        <w:rPr>
+          <w:rFonts w:ascii="Times New Roman" w:hAnsi="Times New Roman" w:cs="Times New Roman"/>
+          <w:sz w:val="28"/>
+          <w:szCs w:val="28"/>
+          <w:lang w:val="ru-RU"/>
+        </w:rPr>
+        <w:t xml:space="preserve">11111111 11111111 11111111 11011111 00110011 00100001 00101100 00110000 10100101 10111111 10100001 00001011 11101110 11101110 10111010 </w:t>
+      </w:r>
+      <w:r>
+        <w:rPr>
+          <w:rFonts w:ascii="Times New Roman" w:hAnsi="Times New Roman" w:cs="Times New Roman"/>
+          <w:sz w:val="28"/>
+          <w:szCs w:val="28"/>
+          <w:lang w:val="ru-RU"/>
+        </w:rPr>
+        <w:t xml:space="preserve">… </w:t>
+      </w:r>
+      <w:r>
+        <w:rPr>
+          <w:rFonts w:ascii="Times New Roman" w:hAnsi="Times New Roman" w:cs="Times New Roman"/>
+          <w:sz w:val="28"/>
+          <w:szCs w:val="28"/>
+          <w:lang w:val="ru-RU"/>
+        </w:rPr>
+        <w:t>11010110 01100101 00001011 00100111 00111000 11100100</w:t>
+      </w:r>
+    </w:p>
+    <w:p>
+      <w:pPr>
+        <w:rPr>
+          <w:rFonts w:ascii="Times New Roman" w:hAnsi="Times New Roman" w:cs="Times New Roman"/>
+          <w:sz w:val="28"/>
+          <w:szCs w:val="28"/>
+          <w:lang w:val="ru-RU"/>
+        </w:rPr>
+      </w:pPr>
+      <w:proofErr w:type="spellStart"/>
+      <w:r>
+        <w:rPr>
+          <w:rFonts w:ascii="Times New Roman" w:hAnsi="Times New Roman" w:cs="Times New Roman"/>
+          <w:sz w:val="28"/>
+          <w:szCs w:val="28"/>
+          <w:lang w:val="ru-RU"/>
+        </w:rPr>
+        <w:t>Шифротекст</w:t>
+      </w:r>
+      <w:proofErr w:type="spellEnd"/>
+      <w:r>
+        <w:rPr>
+          <w:rFonts w:ascii="Times New Roman" w:hAnsi="Times New Roman" w:cs="Times New Roman"/>
+          <w:sz w:val="28"/>
+          <w:szCs w:val="28"/>
+          <w:lang w:val="ru-RU"/>
+        </w:rPr>
+        <w:t xml:space="preserve"> (.</w:t>
+      </w:r>
+      <w:r>
+        <w:rPr>
+          <w:rFonts w:ascii="Times New Roman" w:hAnsi="Times New Roman" w:cs="Times New Roman"/>
+          <w:sz w:val="28"/>
+          <w:szCs w:val="28"/>
+          <w:lang w:val="en-US"/>
+        </w:rPr>
+        <w:t>txt</w:t>
+      </w:r>
+      <w:r>
+        <w:rPr>
+          <w:rFonts w:ascii="Times New Roman" w:hAnsi="Times New Roman" w:cs="Times New Roman"/>
+          <w:sz w:val="28"/>
+          <w:szCs w:val="28"/>
+          <w:lang w:val="ru-RU"/>
+        </w:rPr>
+        <w:t>)</w:t>
+      </w:r>
+      <w:r>
+        <w:rPr>
+          <w:rFonts w:ascii="Times New Roman" w:hAnsi="Times New Roman" w:cs="Times New Roman"/>
+          <w:sz w:val="28"/>
+          <w:szCs w:val="28"/>
+          <w:lang w:val="ru-RU"/>
+        </w:rPr>
+        <w:t>:</w:t>
+      </w:r>
+      <w:r>
+        <w:rPr>
+          <w:rFonts w:ascii="Times New Roman" w:hAnsi="Times New Roman" w:cs="Times New Roman"/>
+          <w:sz w:val="28"/>
+          <w:szCs w:val="28"/>
+          <w:lang w:val="ru-RU"/>
+        </w:rPr>
+        <w:t xml:space="preserve"> </w:t>
+      </w:r>
+      <w:r>
+        <w:rPr>
+          <w:rFonts w:ascii="Times New Roman" w:hAnsi="Times New Roman" w:cs="Times New Roman"/>
+          <w:sz w:val="28"/>
+          <w:szCs w:val="28"/>
+          <w:lang w:val="ru-RU"/>
+        </w:rPr>
+        <w:t>яяяЯ</w:t>
+      </w:r>
+      <w:proofErr w:type="gramStart"/>
+      <w:r>
+        <w:rPr>
+          <w:rFonts w:ascii="Times New Roman" w:hAnsi="Times New Roman" w:cs="Times New Roman"/>
+          <w:sz w:val="28"/>
+          <w:szCs w:val="28"/>
+          <w:lang w:val="ru-RU"/>
+        </w:rPr>
+        <w:t>3!,</w:t>
+      </w:r>
+      <w:proofErr w:type="gramEnd"/>
+      <w:r>
+        <w:rPr>
+          <w:rFonts w:ascii="Times New Roman" w:hAnsi="Times New Roman" w:cs="Times New Roman"/>
+          <w:sz w:val="28"/>
+          <w:szCs w:val="28"/>
+          <w:lang w:val="ru-RU"/>
+        </w:rPr>
+        <w:t>0ҐїЎ</w:t>
+      </w:r>
+    </w:p>
+    <w:p>
+      <w:pPr>
+        <w:rPr>
+          <w:rFonts w:ascii="Times New Roman" w:hAnsi="Times New Roman" w:cs="Times New Roman"/>
+          <w:sz w:val="28"/>
+          <w:szCs w:val="28"/>
+          <w:lang w:val="ru-RU"/>
+        </w:rPr>
+      </w:pPr>
+      <w:proofErr w:type="spellStart"/>
+      <w:r>
+        <w:rPr>
+          <w:rFonts w:ascii="Times New Roman" w:hAnsi="Times New Roman" w:cs="Times New Roman"/>
+          <w:sz w:val="28"/>
+          <w:szCs w:val="28"/>
+          <w:lang w:val="ru-RU"/>
+        </w:rPr>
+        <w:t>ооє</w:t>
+      </w:r>
+      <w:proofErr w:type="spellEnd"/>
+      <w:r>
+        <w:rPr>
+          <w:rFonts w:ascii="Times New Roman" w:hAnsi="Times New Roman" w:cs="Times New Roman"/>
+          <w:sz w:val="28"/>
+          <w:szCs w:val="28"/>
+          <w:lang w:val="ru-RU"/>
+        </w:rPr>
+        <w:t xml:space="preserve">™ </w:t>
+      </w:r>
+      <w:r>
+        <w:rPr>
+          <w:rFonts w:ascii="Times New Roman" w:hAnsi="Times New Roman" w:cs="Times New Roman"/>
+          <w:sz w:val="28"/>
+          <w:szCs w:val="28"/>
+          <w:lang w:val="ru-RU"/>
+        </w:rPr>
+        <w:t>¬®</w:t>
+      </w:r>
+    </w:p>
+    <w:p>
+      <w:pPr>
+        <w:rPr>
+          <w:rFonts w:ascii="Times New Roman" w:hAnsi="Times New Roman" w:cs="Times New Roman"/>
+          <w:sz w:val="28"/>
+          <w:szCs w:val="28"/>
+          <w:lang w:val="ru-RU"/>
+        </w:rPr>
+      </w:pPr>
+      <w:proofErr w:type="spellStart"/>
+      <w:r>
+        <w:rPr>
+          <w:rFonts w:ascii="Times New Roman" w:hAnsi="Times New Roman" w:cs="Times New Roman"/>
+          <w:sz w:val="28"/>
+          <w:szCs w:val="28"/>
+          <w:lang w:val="ru-RU"/>
+        </w:rPr>
+        <w:t>I•Ьeъmє</w:t>
+      </w:r>
+      <w:proofErr w:type="spellEnd"/>
+      <w:r>
+        <w:rPr>
+          <w:rFonts w:ascii="Times New Roman" w:hAnsi="Times New Roman" w:cs="Times New Roman"/>
+          <w:sz w:val="28"/>
+          <w:szCs w:val="28"/>
+          <w:lang w:val="ru-RU"/>
+        </w:rPr>
+        <w:continuationSeparator/>
+      </w:r>
+      <w:r>
+        <w:rPr>
+          <w:rFonts w:ascii="Times New Roman" w:hAnsi="Times New Roman" w:cs="Times New Roman"/>
+          <w:sz w:val="28"/>
+          <w:szCs w:val="28"/>
+          <w:lang w:val="ru-RU"/>
+        </w:rPr>
+        <w:t/>
+      </w:r>
+      <w:r>
+        <w:rPr>
+          <w:rFonts w:ascii="Times New Roman" w:hAnsi="Times New Roman" w:cs="Times New Roman"/>
+          <w:sz w:val="28"/>
+          <w:szCs w:val="28"/>
+          <w:lang w:val="ru-RU"/>
+        </w:rPr>
+        <w:t>®`џ}</w:t>
+      </w:r>
+      <w:proofErr w:type="gramStart"/>
+      <w:r>
+        <w:rPr>
+          <w:rFonts w:ascii="Times New Roman" w:hAnsi="Times New Roman" w:cs="Times New Roman"/>
+          <w:sz w:val="28"/>
+          <w:szCs w:val="28"/>
+          <w:lang w:val="ru-RU"/>
+        </w:rPr>
+        <w:t>!&gt;k</w:t>
+      </w:r>
+      <w:proofErr w:type="gramEnd"/>
+      <w:r>
+        <w:rPr>
+          <w:rFonts w:ascii="Times New Roman" w:hAnsi="Times New Roman" w:cs="Times New Roman"/>
+          <w:sz w:val="28"/>
+          <w:szCs w:val="28"/>
+          <w:lang w:val="ru-RU"/>
+        </w:rPr>
+        <w:t>–</w:t>
+      </w:r>
+      <w:proofErr w:type="spellStart"/>
+      <w:r>
+        <w:rPr>
+          <w:rFonts w:ascii="Times New Roman" w:hAnsi="Times New Roman" w:cs="Times New Roman"/>
+          <w:sz w:val="28"/>
+          <w:szCs w:val="28"/>
+          <w:lang w:val="ru-RU"/>
+        </w:rPr>
+        <w:t>Gэg€r</w:t>
+      </w:r>
+      <w:proofErr w:type="spellEnd"/>
+      <w:r>
+        <w:rPr>
+          <w:rFonts w:ascii="Times New Roman" w:hAnsi="Times New Roman" w:cs="Times New Roman"/>
+          <w:sz w:val="28"/>
+          <w:szCs w:val="28"/>
+          <w:lang w:val="ru-RU"/>
+        </w:rPr>
+        <w:t>—</w:t>
+      </w:r>
+      <w:proofErr w:type="spellStart"/>
+      <w:r>
+        <w:rPr>
+          <w:rFonts w:ascii="Times New Roman" w:hAnsi="Times New Roman" w:cs="Times New Roman"/>
+          <w:sz w:val="28"/>
+          <w:szCs w:val="28"/>
+          <w:lang w:val="ru-RU"/>
+        </w:rPr>
+        <w:t>ВdP</w:t>
+      </w:r>
+      <w:proofErr w:type="spellEnd"/>
+      <w:r>
+        <w:rPr>
+          <w:rFonts w:ascii="Times New Roman" w:hAnsi="Times New Roman" w:cs="Times New Roman"/>
+          <w:sz w:val="28"/>
+          <w:szCs w:val="28"/>
+          <w:lang w:val="ru-RU"/>
+        </w:rPr>
+        <w:t>¦</w:t>
+      </w:r>
+      <w:proofErr w:type="spellStart"/>
+      <w:r>
+        <w:rPr>
+          <w:rFonts w:ascii="Times New Roman" w:hAnsi="Times New Roman" w:cs="Times New Roman"/>
+          <w:sz w:val="28"/>
+          <w:szCs w:val="28"/>
+          <w:lang w:val="ru-RU"/>
+        </w:rPr>
+        <w:t>qXІ</w:t>
+      </w:r>
+      <w:proofErr w:type="spellEnd"/>
+    </w:p>
+    <w:p>
+      <w:pPr>
+        <w:rPr>
+          <w:rFonts w:ascii="Times New Roman" w:hAnsi="Times New Roman" w:cs="Times New Roman"/>
+          <w:sz w:val="28"/>
+          <w:szCs w:val="28"/>
+          <w:lang w:val="ru-RU"/>
+        </w:rPr>
+      </w:pPr>
+    </w:p>
+    <w:p>
+      <w:pPr>
+        <w:rPr>
+          <w:rFonts w:ascii="Times New Roman" w:hAnsi="Times New Roman" w:cs="Times New Roman"/>
+          <w:sz w:val="28"/>
+          <w:szCs w:val="28"/>
+          <w:lang w:val="ru-RU"/>
+        </w:rPr>
+      </w:pPr>
+      <w:r>
+        <w:rPr>
+          <w:rFonts w:ascii="Times New Roman" w:hAnsi="Times New Roman" w:cs="Times New Roman"/>
+          <w:sz w:val="28"/>
+          <w:szCs w:val="28"/>
+          <w:lang w:val="ru-RU"/>
+        </w:rPr>
+        <w:drawing>
+          <wp:inline distT="0" distB="0" distL="0" distR="0" wp14:anchorId="68FFB02D" wp14:editId="2449FDC7">
+            <wp:extent cx="5940425" cy="2924810"/>
+            <wp:effectExtent l="0" t="0" r="3175" b="8890"/>
+            <wp:docPr id="12" name="Рисунок 12"/>
+            <wp:cNvGraphicFramePr>
+              <a:graphicFrameLocks xmlns:a="http://schemas.openxmlformats.org/drawingml/2006/main" noChangeAspect="1"/>
+            </wp:cNvGraphicFramePr>
+            <a:graphic xmlns:a="http://schemas.openxmlformats.org/drawingml/2006/main">
+              <a:graphicData uri="http://schemas.openxmlformats.org/drawingml/2006/picture">
+                <pic:pic xmlns:pic="http://schemas.openxmlformats.org/drawingml/2006/picture">
+                  <pic:nvPicPr>
+                    <pic:cNvPr id="1" name=""/>
+                    <pic:cNvPicPr/>
+                  </pic:nvPicPr>
+                  <pic:blipFill>
+                    <a:blip r:embed="rId50"/>
+                    <a:stretch>
+                      <a:fillRect/>
+                    </a:stretch>
+                  </pic:blipFill>
+                  <pic:spPr>
+                    <a:xfrm>
+                      <a:off x="0" y="0"/>
+                      <a:ext cx="5940425" cy="2924810"/>
+                    </a:xfrm>
+                    <a:prstGeom prst="rect">
+                      <a:avLst/>
+                    </a:prstGeom>
+                  </pic:spPr>
+                </pic:pic>
+              </a:graphicData>
+            </a:graphic>
+          </wp:inline>
+        </w:drawing>
+      </w:r>
+    </w:p>
+    <w:p>
+      <w:pPr>
+        <w:jc w:val="center"/>
+        <w:rPr>
+          <w:rFonts w:ascii="Times New Roman" w:hAnsi="Times New Roman" w:cs="Times New Roman"/>
+          <w:sz w:val="28"/>
+          <w:szCs w:val="28"/>
+          <w:lang w:val="en-US"/>
+        </w:rPr>
+      </w:pPr>
+      <w:r>
+        <w:rPr>
+          <w:rFonts w:ascii="Times New Roman" w:hAnsi="Times New Roman" w:cs="Times New Roman"/>
+          <w:sz w:val="28"/>
+          <w:szCs w:val="28"/>
+          <w:lang w:val="ru-RU"/>
+        </w:rPr>
+        <w:t>Рисунок</w:t>
+      </w:r>
+      <w:r>
+        <w:rPr>
+          <w:rFonts w:ascii="Times New Roman" w:hAnsi="Times New Roman" w:cs="Times New Roman"/>
+          <w:sz w:val="28"/>
+          <w:szCs w:val="28"/>
+          <w:lang w:val="en-US"/>
+        </w:rPr>
+        <w:t xml:space="preserve"> </w:t>
+      </w:r>
+      <w:r>
+        <w:rPr>
+          <w:rFonts w:ascii="Times New Roman" w:hAnsi="Times New Roman" w:cs="Times New Roman"/>
+          <w:sz w:val="28"/>
+          <w:szCs w:val="28"/>
+          <w:lang w:val="ru-RU"/>
+        </w:rPr>
+        <w:t>6</w:t>
+      </w:r>
+      <w:r>
+        <w:rPr>
+          <w:rFonts w:ascii="Times New Roman" w:hAnsi="Times New Roman" w:cs="Times New Roman"/>
+          <w:sz w:val="28"/>
+          <w:szCs w:val="28"/>
+          <w:lang w:val="en-US"/>
+        </w:rPr>
+        <w:t xml:space="preserve">.1 – </w:t>
+      </w:r>
+      <w:r>
+        <w:rPr>
+          <w:rFonts w:ascii="Times New Roman" w:hAnsi="Times New Roman" w:cs="Times New Roman"/>
+          <w:sz w:val="28"/>
+          <w:szCs w:val="28"/>
+          <w:lang w:val="ru-RU"/>
+        </w:rPr>
+        <w:t>Файл</w:t>
+      </w:r>
+      <w:r>
+        <w:rPr>
+          <w:rFonts w:ascii="Times New Roman" w:hAnsi="Times New Roman" w:cs="Times New Roman"/>
+          <w:sz w:val="28"/>
+          <w:szCs w:val="28"/>
+          <w:lang w:val="en-US"/>
+        </w:rPr>
+        <w:t xml:space="preserve"> </w:t>
+      </w:r>
+      <w:r>
+        <w:rPr>
+          <w:rFonts w:ascii="Times New Roman" w:hAnsi="Times New Roman" w:cs="Times New Roman"/>
+          <w:sz w:val="28"/>
+          <w:szCs w:val="28"/>
+          <w:lang w:val="en-US"/>
+        </w:rPr>
+        <w:t>audio (</w:t>
+      </w:r>
+      <w:r>
+        <w:rPr>
+          <w:rFonts w:ascii="Times New Roman" w:hAnsi="Times New Roman" w:cs="Times New Roman"/>
+          <w:sz w:val="28"/>
+          <w:szCs w:val="28"/>
+          <w:lang w:val="en-US"/>
+        </w:rPr>
+        <w:t>.</w:t>
+      </w:r>
+      <w:proofErr w:type="spellStart"/>
+      <w:r>
+        <w:rPr>
+          <w:rFonts w:ascii="Times New Roman" w:hAnsi="Times New Roman" w:cs="Times New Roman"/>
+          <w:sz w:val="28"/>
+          <w:szCs w:val="28"/>
+          <w:lang w:val="en-US"/>
+        </w:rPr>
+        <w:t>ogg</w:t>
+      </w:r>
+      <w:proofErr w:type="spellEnd"/>
+      <w:r>
+        <w:rPr>
+          <w:rFonts w:ascii="Times New Roman" w:hAnsi="Times New Roman" w:cs="Times New Roman"/>
+          <w:sz w:val="28"/>
+          <w:szCs w:val="28"/>
+          <w:lang w:val="en-US"/>
+        </w:rPr>
+        <w:t>)</w:t>
+      </w:r>
+    </w:p>
+    <w:p>
+      <w:pPr>
+        <w:jc w:val="center"/>
+        <w:rPr>
+          <w:rFonts w:ascii="Times New Roman" w:hAnsi="Times New Roman" w:cs="Times New Roman"/>
+          <w:sz w:val="28"/>
+          <w:szCs w:val="28"/>
+          <w:lang w:val="en-US"/>
+        </w:rPr>
+      </w:pPr>
+    </w:p>
+    <w:p>
+      <w:pPr>
+        <w:rPr>
+          <w:rFonts w:ascii="Times New Roman" w:hAnsi="Times New Roman" w:cs="Times New Roman"/>
+          <w:sz w:val="28"/>
+          <w:szCs w:val="28"/>
+          <w:lang w:val="ru-RU"/>
+        </w:rPr>
+      </w:pPr>
+      <w:r>
+        <w:rPr>
+          <w:rFonts w:ascii="Times New Roman" w:hAnsi="Times New Roman" w:cs="Times New Roman"/>
+          <w:noProof/>
+          <w:sz w:val="28"/>
+          <w:szCs w:val="28"/>
+          <w:lang w:val="ru-RU"/>
+        </w:rPr>
+        <w:lastRenderedPageBreak/>
+        <w:drawing>
+          <wp:inline distT="0" distB="0" distL="0" distR="0" wp14:anchorId="1C34DF25" wp14:editId="336162A0">
+            <wp:extent cx="5940425" cy="3331210"/>
+            <wp:effectExtent l="0" t="0" r="3175" b="2540"/>
+            <wp:docPr id="3" name="Рисунок 3"/>
+            <wp:cNvGraphicFramePr>
+              <a:graphicFrameLocks xmlns:a="http://schemas.openxmlformats.org/drawingml/2006/main" noChangeAspect="1"/>
+            </wp:cNvGraphicFramePr>
+            <a:graphic xmlns:a="http://schemas.openxmlformats.org/drawingml/2006/main">
+              <a:graphicData uri="http://schemas.openxmlformats.org/drawingml/2006/picture">
+                <pic:pic xmlns:pic="http://schemas.openxmlformats.org/drawingml/2006/picture">
+                  <pic:nvPicPr>
+                    <pic:cNvPr id="1" name=""/>
+                    <pic:cNvPicPr/>
+                  </pic:nvPicPr>
+                  <pic:blipFill>
+                    <a:blip r:embed="rId38"/>
+                    <a:stretch>
+                      <a:fillRect/>
+                    </a:stretch>
+                  </pic:blipFill>
+                  <pic:spPr>
+                    <a:xfrm>
+                      <a:off x="0" y="0"/>
+                      <a:ext cx="5940425" cy="3331210"/>
+                    </a:xfrm>
+                    <a:prstGeom prst="rect">
+                      <a:avLst/>
+                    </a:prstGeom>
+                  </pic:spPr>
+                </pic:pic>
+              </a:graphicData>
+            </a:graphic>
+          </wp:inline>
+        </w:drawing>
+      </w:r>
+    </w:p>
+    <w:p>
+      <w:pPr>
+        <w:jc w:val="center"/>
+        <w:rPr>
+          <w:rFonts w:ascii="Times New Roman" w:hAnsi="Times New Roman" w:cs="Times New Roman"/>
+          <w:sz w:val="28"/>
+          <w:szCs w:val="28"/>
+          <w:lang w:val="ru-RU"/>
+        </w:rPr>
+      </w:pPr>
+      <w:r>
+        <w:rPr>
+          <w:rFonts w:ascii="Times New Roman" w:hAnsi="Times New Roman" w:cs="Times New Roman"/>
+          <w:sz w:val="28"/>
+          <w:szCs w:val="28"/>
+          <w:lang w:val="ru-RU"/>
+        </w:rPr>
+        <w:t xml:space="preserve">Рисунок </w:t>
+      </w:r>
+      <w:r>
+        <w:rPr>
+          <w:rFonts w:ascii="Times New Roman" w:hAnsi="Times New Roman" w:cs="Times New Roman"/>
+          <w:sz w:val="28"/>
+          <w:szCs w:val="28"/>
+          <w:lang w:val="ru-RU"/>
+        </w:rPr>
+        <w:t>6</w:t>
+      </w:r>
+      <w:r>
+        <w:rPr>
+          <w:rFonts w:ascii="Times New Roman" w:hAnsi="Times New Roman" w:cs="Times New Roman"/>
+          <w:sz w:val="28"/>
+          <w:szCs w:val="28"/>
+          <w:lang w:val="ru-RU"/>
+        </w:rPr>
+        <w:t xml:space="preserve">.2 – Проверка в </w:t>
+      </w:r>
+      <w:r>
+        <w:rPr>
+          <w:rFonts w:ascii="Times New Roman" w:hAnsi="Times New Roman" w:cs="Times New Roman"/>
+          <w:sz w:val="28"/>
+          <w:szCs w:val="28"/>
+          <w:lang w:val="en-US"/>
+        </w:rPr>
+        <w:t>Excel</w:t>
+      </w:r>
+      <w:r>
+        <w:rPr>
+          <w:rFonts w:ascii="Times New Roman" w:hAnsi="Times New Roman" w:cs="Times New Roman"/>
+          <w:sz w:val="28"/>
+          <w:szCs w:val="28"/>
+          <w:lang w:val="ru-RU"/>
+        </w:rPr>
+        <w:t xml:space="preserve"> (</w:t>
+      </w:r>
+      <w:r>
+        <w:rPr>
+          <w:rFonts w:ascii="Times New Roman" w:hAnsi="Times New Roman" w:cs="Times New Roman"/>
+          <w:sz w:val="28"/>
+          <w:szCs w:val="28"/>
+          <w:lang w:val="ru-RU"/>
+        </w:rPr>
+        <w:t>1-24</w:t>
+      </w:r>
+      <w:r>
+        <w:rPr>
+          <w:rFonts w:ascii="Times New Roman" w:hAnsi="Times New Roman" w:cs="Times New Roman"/>
+          <w:sz w:val="28"/>
+          <w:szCs w:val="28"/>
+          <w:lang w:val="ru-RU"/>
+        </w:rPr>
+        <w:t>)</w:t>
+      </w:r>
+    </w:p>
+    <w:p>
+      <w:pPr>
+        <w:jc w:val="center"/>
+        <w:rPr>
+          <w:rFonts w:ascii="Times New Roman" w:hAnsi="Times New Roman" w:cs="Times New Roman"/>
+          <w:sz w:val="28"/>
+          <w:szCs w:val="28"/>
+          <w:lang w:val="ru-RU"/>
+        </w:rPr>
+      </w:pPr>
+    </w:p>
+    <w:p>
+      <w:pPr>
+        <w:jc w:val="center"/>
+        <w:rPr>
+          <w:rFonts w:ascii="Times New Roman" w:hAnsi="Times New Roman" w:cs="Times New Roman"/>
+          <w:sz w:val="28"/>
+          <w:szCs w:val="28"/>
+          <w:lang w:val="ru-RU"/>
+        </w:rPr>
+      </w:pPr>
+      <w:r>
+        <w:rPr>
+          <w:rFonts w:ascii="Times New Roman" w:hAnsi="Times New Roman" w:cs="Times New Roman"/>
+          <w:noProof/>
+          <w:sz w:val="28"/>
+          <w:szCs w:val="28"/>
+          <w:lang w:val="ru-RU"/>
+        </w:rPr>
+        <w:drawing>
+          <wp:inline distT="0" distB="0" distL="0" distR="0" wp14:anchorId="3A115D98" wp14:editId="47405AA9">
+            <wp:extent cx="5940425" cy="3328035"/>
+            <wp:effectExtent l="0" t="0" r="3175" b="5715"/>
+            <wp:docPr id="4" name="Рисунок 4"/>
+            <wp:cNvGraphicFramePr>
+              <a:graphicFrameLocks xmlns:a="http://schemas.openxmlformats.org/drawingml/2006/main" noChangeAspect="1"/>
+            </wp:cNvGraphicFramePr>
+            <a:graphic xmlns:a="http://schemas.openxmlformats.org/drawingml/2006/main">
+              <a:graphicData uri="http://schemas.openxmlformats.org/drawingml/2006/picture">
+                <pic:pic xmlns:pic="http://schemas.openxmlformats.org/drawingml/2006/picture">
+                  <pic:nvPicPr>
+                    <pic:cNvPr id="1" name=""/>
+                    <pic:cNvPicPr/>
+                  </pic:nvPicPr>
+                  <pic:blipFill>
+                    <a:blip r:embed="rId39"/>
+                    <a:stretch>
+                      <a:fillRect/>
+                    </a:stretch>
+                  </pic:blipFill>
+                  <pic:spPr>
+                    <a:xfrm>
+                      <a:off x="0" y="0"/>
+                      <a:ext cx="5940425" cy="3328035"/>
+                    </a:xfrm>
+                    <a:prstGeom prst="rect">
+                      <a:avLst/>
+                    </a:prstGeom>
+                  </pic:spPr>
+                </pic:pic>
+              </a:graphicData>
+            </a:graphic>
+          </wp:inline>
+        </w:drawing>
+      </w:r>
+    </w:p>
+    <w:p>
+      <w:pPr>
+        <w:jc w:val="center"/>
+        <w:rPr>
+          <w:rFonts w:ascii="Times New Roman" w:hAnsi="Times New Roman" w:cs="Times New Roman"/>
+          <w:sz w:val="28"/>
+          <w:szCs w:val="28"/>
+          <w:lang w:val="ru-RU"/>
+        </w:rPr>
+      </w:pPr>
+      <w:r>
+        <w:rPr>
+          <w:rFonts w:ascii="Times New Roman" w:hAnsi="Times New Roman" w:cs="Times New Roman"/>
+          <w:sz w:val="28"/>
+          <w:szCs w:val="28"/>
+          <w:lang w:val="ru-RU"/>
+        </w:rPr>
+        <w:t xml:space="preserve">Рисунок </w:t>
+      </w:r>
+      <w:r>
+        <w:rPr>
+          <w:rFonts w:ascii="Times New Roman" w:hAnsi="Times New Roman" w:cs="Times New Roman"/>
+          <w:sz w:val="28"/>
+          <w:szCs w:val="28"/>
+          <w:lang w:val="ru-RU"/>
+        </w:rPr>
+        <w:t>6</w:t>
+      </w:r>
+      <w:r>
+        <w:rPr>
+          <w:rFonts w:ascii="Times New Roman" w:hAnsi="Times New Roman" w:cs="Times New Roman"/>
+          <w:sz w:val="28"/>
+          <w:szCs w:val="28"/>
+          <w:lang w:val="ru-RU"/>
+        </w:rPr>
+        <w:t xml:space="preserve">.3 – Проверка в </w:t>
+      </w:r>
+      <w:r>
+        <w:rPr>
+          <w:rFonts w:ascii="Times New Roman" w:hAnsi="Times New Roman" w:cs="Times New Roman"/>
+          <w:sz w:val="28"/>
+          <w:szCs w:val="28"/>
+          <w:lang w:val="en-US"/>
+        </w:rPr>
+        <w:t>Excel</w:t>
+      </w:r>
+      <w:r>
+        <w:rPr>
+          <w:rFonts w:ascii="Times New Roman" w:hAnsi="Times New Roman" w:cs="Times New Roman"/>
+          <w:sz w:val="28"/>
+          <w:szCs w:val="28"/>
+          <w:lang w:val="ru-RU"/>
+        </w:rPr>
+        <w:t xml:space="preserve"> (</w:t>
+      </w:r>
+      <w:r>
+        <w:rPr>
+          <w:rFonts w:ascii="Times New Roman" w:hAnsi="Times New Roman" w:cs="Times New Roman"/>
+          <w:sz w:val="28"/>
+          <w:szCs w:val="28"/>
+          <w:lang w:val="ru-RU"/>
+        </w:rPr>
+        <w:t>25-49</w:t>
+      </w:r>
+      <w:r>
+        <w:rPr>
+          <w:rFonts w:ascii="Times New Roman" w:hAnsi="Times New Roman" w:cs="Times New Roman"/>
+          <w:sz w:val="28"/>
+          <w:szCs w:val="28"/>
+          <w:lang w:val="ru-RU"/>
+        </w:rPr>
+        <w:t>)</w:t>
+      </w:r>
+    </w:p>
+    <w:p>
+      <w:pPr>
+        <w:jc w:val="center"/>
+        <w:rPr>
+          <w:rFonts w:ascii="Times New Roman" w:hAnsi="Times New Roman" w:cs="Times New Roman"/>
+          <w:sz w:val="28"/>
+          <w:szCs w:val="28"/>
+          <w:lang w:val="ru-RU"/>
+        </w:rPr>
+      </w:pPr>
+      <w:r>
+        <w:rPr>
+          <w:rFonts w:ascii="Times New Roman" w:hAnsi="Times New Roman" w:cs="Times New Roman"/>
+          <w:noProof/>
+          <w:sz w:val="28"/>
+          <w:szCs w:val="28"/>
+          <w:lang w:val="ru-RU"/>
+        </w:rPr>
+        <w:lastRenderedPageBreak/>
+        <w:drawing>
+          <wp:inline distT="0" distB="0" distL="0" distR="0" wp14:anchorId="0AE2DDAA" wp14:editId="3C5E752F">
+            <wp:extent cx="5940425" cy="3335655"/>
+            <wp:effectExtent l="0" t="0" r="3175" b="0"/>
+            <wp:docPr id="7" name="Рисунок 7"/>
+            <wp:cNvGraphicFramePr>
+              <a:graphicFrameLocks xmlns:a="http://schemas.openxmlformats.org/drawingml/2006/main" noChangeAspect="1"/>
+            </wp:cNvGraphicFramePr>
+            <a:graphic xmlns:a="http://schemas.openxmlformats.org/drawingml/2006/main">
+              <a:graphicData uri="http://schemas.openxmlformats.org/drawingml/2006/picture">
+                <pic:pic xmlns:pic="http://schemas.openxmlformats.org/drawingml/2006/picture">
+                  <pic:nvPicPr>
+                    <pic:cNvPr id="1" name=""/>
+                    <pic:cNvPicPr/>
+                  </pic:nvPicPr>
+                  <pic:blipFill>
+                    <a:blip r:embed="rId40"/>
+                    <a:stretch>
+                      <a:fillRect/>
+                    </a:stretch>
+                  </pic:blipFill>
+                  <pic:spPr>
+                    <a:xfrm>
+                      <a:off x="0" y="0"/>
+                      <a:ext cx="5940425" cy="3335655"/>
+                    </a:xfrm>
+                    <a:prstGeom prst="rect">
+                      <a:avLst/>
+                    </a:prstGeom>
+                  </pic:spPr>
+                </pic:pic>
+              </a:graphicData>
+            </a:graphic>
+          </wp:inline>
+        </w:drawing>
+      </w:r>
+    </w:p>
+    <w:p>
+      <w:pPr>
+        <w:jc w:val="center"/>
+        <w:rPr>
+          <w:rFonts w:ascii="Times New Roman" w:hAnsi="Times New Roman" w:cs="Times New Roman"/>
+          <w:sz w:val="28"/>
+          <w:szCs w:val="28"/>
+          <w:lang w:val="ru-RU"/>
+        </w:rPr>
+      </w:pPr>
+      <w:r>
+        <w:rPr>
+          <w:rFonts w:ascii="Times New Roman" w:hAnsi="Times New Roman" w:cs="Times New Roman"/>
+          <w:sz w:val="28"/>
+          <w:szCs w:val="28"/>
+          <w:lang w:val="ru-RU"/>
+        </w:rPr>
+        <w:t xml:space="preserve">Рисунок </w:t>
+      </w:r>
+      <w:r>
+        <w:rPr>
+          <w:rFonts w:ascii="Times New Roman" w:hAnsi="Times New Roman" w:cs="Times New Roman"/>
+          <w:sz w:val="28"/>
+          <w:szCs w:val="28"/>
+          <w:lang w:val="ru-RU"/>
+        </w:rPr>
+        <w:t>6</w:t>
+      </w:r>
+      <w:r>
+        <w:rPr>
+          <w:rFonts w:ascii="Times New Roman" w:hAnsi="Times New Roman" w:cs="Times New Roman"/>
+          <w:sz w:val="28"/>
+          <w:szCs w:val="28"/>
+          <w:lang w:val="ru-RU"/>
+        </w:rPr>
+        <w:t xml:space="preserve">.4 – Проверка в </w:t>
+      </w:r>
+      <w:r>
+        <w:rPr>
+          <w:rFonts w:ascii="Times New Roman" w:hAnsi="Times New Roman" w:cs="Times New Roman"/>
+          <w:sz w:val="28"/>
+          <w:szCs w:val="28"/>
+          <w:lang w:val="en-US"/>
+        </w:rPr>
+        <w:t>Excel</w:t>
+      </w:r>
+      <w:r>
+        <w:rPr>
+          <w:rFonts w:ascii="Times New Roman" w:hAnsi="Times New Roman" w:cs="Times New Roman"/>
+          <w:sz w:val="28"/>
+          <w:szCs w:val="28"/>
+          <w:lang w:val="ru-RU"/>
+        </w:rPr>
+        <w:t xml:space="preserve"> (</w:t>
+      </w:r>
+      <w:r>
+        <w:rPr>
+          <w:rFonts w:ascii="Times New Roman" w:hAnsi="Times New Roman" w:cs="Times New Roman"/>
+          <w:sz w:val="28"/>
+          <w:szCs w:val="28"/>
+          <w:lang w:val="ru-RU"/>
+        </w:rPr>
+        <w:t>50-74</w:t>
+      </w:r>
+      <w:r>
+        <w:rPr>
+          <w:rFonts w:ascii="Times New Roman" w:hAnsi="Times New Roman" w:cs="Times New Roman"/>
+          <w:sz w:val="28"/>
+          <w:szCs w:val="28"/>
+          <w:lang w:val="ru-RU"/>
+        </w:rPr>
+        <w:t>)</w:t>
+      </w:r>
+    </w:p>
+    <w:p>
+      <w:pPr>
+        <w:rPr>
+          <w:rFonts w:ascii="Times New Roman" w:hAnsi="Times New Roman" w:cs="Times New Roman"/>
+          <w:sz w:val="28"/>
+          <w:szCs w:val="28"/>
+          <w:lang w:val="ru-RU"/>
+        </w:rPr>
+      </w:pPr>
+    </w:p>
+    <w:p>
+      <w:pPr>
+        <w:rPr>
+          <w:rFonts w:ascii="Times New Roman" w:hAnsi="Times New Roman" w:cs="Times New Roman"/>
+          <w:sz w:val="28"/>
+          <w:szCs w:val="28"/>
+          <w:lang w:val="ru-RU"/>
+        </w:rPr>
+      </w:pPr>
+      <w:r>
+        <w:rPr>
+          <w:rFonts w:ascii="Times New Roman" w:hAnsi="Times New Roman" w:cs="Times New Roman"/>
+          <w:sz w:val="28"/>
+          <w:szCs w:val="28"/>
+          <w:lang w:val="ru-RU"/>
+        </w:rPr>
+        <w:t xml:space="preserve">Представлять полностью в </w:t>
+      </w:r>
+      <w:r>
+        <w:rPr>
+          <w:rFonts w:ascii="Times New Roman" w:hAnsi="Times New Roman" w:cs="Times New Roman"/>
+          <w:sz w:val="28"/>
+          <w:szCs w:val="28"/>
+          <w:lang w:val="en-US"/>
+        </w:rPr>
+        <w:t>Excel</w:t>
+      </w:r>
+      <w:r>
+        <w:rPr>
+          <w:rFonts w:ascii="Times New Roman" w:hAnsi="Times New Roman" w:cs="Times New Roman"/>
+          <w:sz w:val="28"/>
+          <w:szCs w:val="28"/>
+          <w:lang w:val="ru-RU"/>
+        </w:rPr>
+        <w:t xml:space="preserve"> </w:t>
+      </w:r>
+      <w:r>
+        <w:rPr>
+          <w:rFonts w:ascii="Times New Roman" w:hAnsi="Times New Roman" w:cs="Times New Roman"/>
+          <w:sz w:val="28"/>
+          <w:szCs w:val="28"/>
+          <w:lang w:val="ru-RU"/>
+        </w:rPr>
+        <w:t>весь алгоритм не является рациональным, поэтому были продемонстрированы первые 74 шага</w:t>
+      </w:r>
+    </w:p>
+    <w:p>
+      <w:pPr>
+        <w:pStyle w:val="a3"/>
+        <w:jc w:val="center"/>
+      </w:pPr>
+      <w:r>
+        <w:lastRenderedPageBreak/>
+        <w:drawing>
+          <wp:inline distT="0" distB="0" distL="0" distR="0" wp14:anchorId="0F68379A" wp14:editId="3F117853">
+            <wp:extent cx="5940425" cy="4625340"/>
+            <wp:effectExtent l="0" t="0" r="3175" b="3810"/>
+            <wp:docPr id="13" name="Рисунок 13"/>
+            <wp:cNvGraphicFramePr>
+              <a:graphicFrameLocks xmlns:a="http://schemas.openxmlformats.org/drawingml/2006/main" noChangeAspect="1"/>
+            </wp:cNvGraphicFramePr>
+            <a:graphic xmlns:a="http://schemas.openxmlformats.org/drawingml/2006/main">
+              <a:graphicData uri="http://schemas.openxmlformats.org/drawingml/2006/picture">
+                <pic:pic xmlns:pic="http://schemas.openxmlformats.org/drawingml/2006/picture">
+                  <pic:nvPicPr>
+                    <pic:cNvPr id="1" name=""/>
+                    <pic:cNvPicPr/>
+                  </pic:nvPicPr>
+                  <pic:blipFill>
+                    <a:blip r:embed="rId51"/>
+                    <a:stretch>
+                      <a:fillRect/>
+                    </a:stretch>
+                  </pic:blipFill>
+                  <pic:spPr>
+                    <a:xfrm>
+                      <a:off x="0" y="0"/>
+                      <a:ext cx="5940425" cy="4625340"/>
+                    </a:xfrm>
+                    <a:prstGeom prst="rect">
+                      <a:avLst/>
+                    </a:prstGeom>
+                  </pic:spPr>
+                </pic:pic>
+              </a:graphicData>
+            </a:graphic>
+          </wp:inline>
+        </w:drawing>
+      </w:r>
+    </w:p>
+    <w:p>
+      <w:pPr>
+        <w:pStyle w:val="a3"/>
+        <w:jc w:val="center"/>
+        <w:rPr>
+          <w:rFonts w:eastAsiaTheme="minorHAnsi"/>
+          <w:sz w:val="28"/>
+          <w:szCs w:val="28"/>
+          <w:lang w:val="ru-RU" w:eastAsia="en-US"/>
+        </w:rPr>
+      </w:pPr>
+      <w:r>
+        <w:rPr>
+          <w:rFonts w:eastAsiaTheme="minorHAnsi"/>
+          <w:sz w:val="28"/>
+          <w:szCs w:val="28"/>
+          <w:lang w:val="ru-RU" w:eastAsia="en-US"/>
+        </w:rPr>
+        <w:t xml:space="preserve">Рисунок </w:t>
+      </w:r>
+      <w:r>
+        <w:rPr>
+          <w:rFonts w:eastAsiaTheme="minorHAnsi"/>
+          <w:sz w:val="28"/>
+          <w:szCs w:val="28"/>
+          <w:lang w:val="ru-RU" w:eastAsia="en-US"/>
+        </w:rPr>
+        <w:t>6</w:t>
+      </w:r>
+      <w:r>
+        <w:rPr>
+          <w:rFonts w:eastAsiaTheme="minorHAnsi"/>
+          <w:sz w:val="28"/>
+          <w:szCs w:val="28"/>
+          <w:lang w:val="ru-RU" w:eastAsia="en-US"/>
+        </w:rPr>
+        <w:t>.5</w:t>
+      </w:r>
+      <w:r>
+        <w:rPr>
+          <w:rFonts w:eastAsiaTheme="minorHAnsi"/>
+          <w:sz w:val="28"/>
+          <w:szCs w:val="28"/>
+          <w:lang w:val="ru-RU" w:eastAsia="en-US"/>
+        </w:rPr>
+        <w:t xml:space="preserve"> – </w:t>
+      </w:r>
+      <w:r>
+        <w:rPr>
+          <w:rFonts w:eastAsiaTheme="minorHAnsi"/>
+          <w:sz w:val="28"/>
+          <w:szCs w:val="28"/>
+          <w:lang w:val="ru-RU" w:eastAsia="en-US"/>
+        </w:rPr>
+        <w:t>Результат шифрования (</w:t>
+      </w:r>
+      <w:proofErr w:type="spellStart"/>
+      <w:r>
+        <w:rPr>
+          <w:rFonts w:eastAsiaTheme="minorHAnsi"/>
+          <w:sz w:val="28"/>
+          <w:szCs w:val="28"/>
+          <w:lang w:val="ru-RU" w:eastAsia="en-US"/>
+        </w:rPr>
+        <w:t>побитово</w:t>
+      </w:r>
+      <w:proofErr w:type="spellEnd"/>
+      <w:r>
+        <w:rPr>
+          <w:rFonts w:eastAsiaTheme="minorHAnsi"/>
+          <w:sz w:val="28"/>
+          <w:szCs w:val="28"/>
+          <w:lang w:val="ru-RU" w:eastAsia="en-US"/>
+        </w:rPr>
+        <w:t>)</w:t>
+      </w:r>
+    </w:p>
+    <w:p>
+      <w:pPr>
+        <w:pStyle w:val="a3"/>
+        <w:jc w:val="center"/>
+        <w:rPr>
+          <w:lang w:val="ru-RU"/>
+        </w:rPr>
+      </w:pPr>
+    </w:p>
+    <w:p>
+      <w:pPr>
+        <w:pStyle w:val="a3"/>
+        <w:jc w:val="center"/>
+        <w:rPr>
+          <w:lang w:val="en-US"/>
+        </w:rPr>
+      </w:pPr>
+      <w:r>
+        <w:rPr>
+          <w:lang w:val="ru-RU"/>
+        </w:rPr>
+        <w:drawing>
+          <wp:inline distT="0" distB="0" distL="0" distR="0" wp14:anchorId="7689E9C6" wp14:editId="04E80EF3">
+            <wp:extent cx="5940425" cy="3209290"/>
+            <wp:effectExtent l="0" t="0" r="3175" b="0"/>
+            <wp:docPr id="14" name="Рисунок 14"/>
+            <wp:cNvGraphicFramePr>
+              <a:graphicFrameLocks xmlns:a="http://schemas.openxmlformats.org/drawingml/2006/main" noChangeAspect="1"/>
+            </wp:cNvGraphicFramePr>
+            <a:graphic xmlns:a="http://schemas.openxmlformats.org/drawingml/2006/main">
+              <a:graphicData uri="http://schemas.openxmlformats.org/drawingml/2006/picture">
+                <pic:pic xmlns:pic="http://schemas.openxmlformats.org/drawingml/2006/picture">
+                  <pic:nvPicPr>
+                    <pic:cNvPr id="1" name=""/>
+                    <pic:cNvPicPr/>
+                  </pic:nvPicPr>
+                  <pic:blipFill>
+                    <a:blip r:embed="rId52"/>
+                    <a:stretch>
+                      <a:fillRect/>
+                    </a:stretch>
+                  </pic:blipFill>
+                  <pic:spPr>
+                    <a:xfrm>
+                      <a:off x="0" y="0"/>
+                      <a:ext cx="5940425" cy="3209290"/>
+                    </a:xfrm>
+                    <a:prstGeom prst="rect">
+                      <a:avLst/>
+                    </a:prstGeom>
+                  </pic:spPr>
+                </pic:pic>
+              </a:graphicData>
+            </a:graphic>
+          </wp:inline>
+        </w:drawing>
+      </w:r>
+    </w:p>
+    <w:p>
+      <w:pPr>
+        <w:pStyle w:val="a3"/>
+        <w:jc w:val="center"/>
+        <w:rPr>
+          <w:rFonts w:eastAsiaTheme="minorHAnsi"/>
+          <w:sz w:val="28"/>
+          <w:szCs w:val="28"/>
+          <w:lang w:val="en-US" w:eastAsia="en-US"/>
+        </w:rPr>
+      </w:pPr>
+      <w:r>
+        <w:rPr>
+          <w:rFonts w:eastAsiaTheme="minorHAnsi"/>
+          <w:sz w:val="28"/>
+          <w:szCs w:val="28"/>
+          <w:lang w:val="ru-RU" w:eastAsia="en-US"/>
+        </w:rPr>
+        <w:t xml:space="preserve">Рисунок </w:t>
+      </w:r>
+      <w:r>
+        <w:rPr>
+          <w:rFonts w:eastAsiaTheme="minorHAnsi"/>
+          <w:sz w:val="28"/>
+          <w:szCs w:val="28"/>
+          <w:lang w:val="ru-RU" w:eastAsia="en-US"/>
+        </w:rPr>
+        <w:t>6</w:t>
+      </w:r>
+      <w:r>
+        <w:rPr>
+          <w:rFonts w:eastAsiaTheme="minorHAnsi"/>
+          <w:sz w:val="28"/>
+          <w:szCs w:val="28"/>
+          <w:lang w:val="ru-RU" w:eastAsia="en-US"/>
+        </w:rPr>
+        <w:t>.6</w:t>
+      </w:r>
+      <w:r>
+        <w:rPr>
+          <w:rFonts w:eastAsiaTheme="minorHAnsi"/>
+          <w:sz w:val="28"/>
+          <w:szCs w:val="28"/>
+          <w:lang w:val="ru-RU" w:eastAsia="en-US"/>
+        </w:rPr>
+        <w:t xml:space="preserve"> – </w:t>
+      </w:r>
+      <w:r>
+        <w:rPr>
+          <w:rFonts w:eastAsiaTheme="minorHAnsi"/>
+          <w:sz w:val="28"/>
+          <w:szCs w:val="28"/>
+          <w:lang w:val="ru-RU" w:eastAsia="en-US"/>
+        </w:rPr>
+        <w:t>Результат шифрования (.</w:t>
+      </w:r>
+      <w:r>
+        <w:rPr>
+          <w:rFonts w:eastAsiaTheme="minorHAnsi"/>
+          <w:sz w:val="28"/>
+          <w:szCs w:val="28"/>
+          <w:lang w:val="en-US" w:eastAsia="en-US"/>
+        </w:rPr>
+        <w:t>txt</w:t>
+      </w:r>
+      <w:r>
+        <w:rPr>
+          <w:rFonts w:eastAsiaTheme="minorHAnsi"/>
+          <w:sz w:val="28"/>
+          <w:szCs w:val="28"/>
+          <w:lang w:val="ru-RU" w:eastAsia="en-US"/>
+        </w:rPr>
+        <w:t>)</w:t>
+      </w:r>
+    </w:p>
+    <w:p>
+      <w:pPr>
+        <w:jc w:val="center"/>
+        <w:rPr>
+          <w:rFonts w:ascii="Times New Roman" w:hAnsi="Times New Roman" w:cs="Times New Roman"/>
+          <w:sz w:val="28"/>
+          <w:szCs w:val="28"/>
+          <w:lang w:val="ru-RU"/>
+        </w:rPr>
+      </w:pPr>
+      <w:r>
+        <w:rPr>
+          <w:rFonts w:ascii="Times New Roman" w:hAnsi="Times New Roman" w:cs="Times New Roman"/>
+          <w:sz w:val="28"/>
+          <w:szCs w:val="28"/>
+          <w:lang w:val="ru-RU"/>
+        </w:rPr>
+        <w:lastRenderedPageBreak/>
+        <w:drawing>
+          <wp:inline distT="0" distB="0" distL="0" distR="0" wp14:anchorId="1D507FF3" wp14:editId="640B74DD">
+            <wp:extent cx="5940425" cy="4650105"/>
+            <wp:effectExtent l="0" t="0" r="3175" b="0"/>
+            <wp:docPr id="16" name="Рисунок 16"/>
+            <wp:cNvGraphicFramePr>
+              <a:graphicFrameLocks xmlns:a="http://schemas.openxmlformats.org/drawingml/2006/main" noChangeAspect="1"/>
+            </wp:cNvGraphicFramePr>
+            <a:graphic xmlns:a="http://schemas.openxmlformats.org/drawingml/2006/main">
+              <a:graphicData uri="http://schemas.openxmlformats.org/drawingml/2006/picture">
+                <pic:pic xmlns:pic="http://schemas.openxmlformats.org/drawingml/2006/picture">
+                  <pic:nvPicPr>
+                    <pic:cNvPr id="1" name=""/>
+                    <pic:cNvPicPr/>
+                  </pic:nvPicPr>
+                  <pic:blipFill>
+                    <a:blip r:embed="rId53"/>
+                    <a:stretch>
+                      <a:fillRect/>
+                    </a:stretch>
+                  </pic:blipFill>
+                  <pic:spPr>
+                    <a:xfrm>
+                      <a:off x="0" y="0"/>
+                      <a:ext cx="5940425" cy="4650105"/>
+                    </a:xfrm>
+                    <a:prstGeom prst="rect">
+                      <a:avLst/>
+                    </a:prstGeom>
+                  </pic:spPr>
+                </pic:pic>
+              </a:graphicData>
+            </a:graphic>
+          </wp:inline>
+        </w:drawing>
+      </w:r>
+    </w:p>
+    <w:p>
+      <w:pPr>
+        <w:jc w:val="center"/>
+        <w:rPr>
+          <w:rFonts w:ascii="Times New Roman" w:hAnsi="Times New Roman" w:cs="Times New Roman"/>
+          <w:sz w:val="28"/>
+          <w:szCs w:val="28"/>
+          <w:lang w:val="ru-RU"/>
+        </w:rPr>
+      </w:pPr>
+      <w:r>
+        <w:rPr>
+          <w:rFonts w:ascii="Times New Roman" w:hAnsi="Times New Roman" w:cs="Times New Roman"/>
+          <w:sz w:val="28"/>
+          <w:szCs w:val="28"/>
+          <w:lang w:val="ru-RU"/>
+        </w:rPr>
+        <w:t xml:space="preserve">Рисунок </w:t>
+      </w:r>
+      <w:r>
+        <w:rPr>
+          <w:rFonts w:ascii="Times New Roman" w:hAnsi="Times New Roman" w:cs="Times New Roman"/>
+          <w:sz w:val="28"/>
+          <w:szCs w:val="28"/>
+          <w:lang w:val="ru-RU"/>
+        </w:rPr>
+        <w:t>6</w:t>
+      </w:r>
+      <w:r>
+        <w:rPr>
+          <w:rFonts w:ascii="Times New Roman" w:hAnsi="Times New Roman" w:cs="Times New Roman"/>
+          <w:sz w:val="28"/>
+          <w:szCs w:val="28"/>
+          <w:lang w:val="ru-RU"/>
+        </w:rPr>
+        <w:t>.</w:t>
+      </w:r>
+      <w:r>
+        <w:rPr>
+          <w:rFonts w:ascii="Times New Roman" w:hAnsi="Times New Roman" w:cs="Times New Roman"/>
+          <w:sz w:val="28"/>
+          <w:szCs w:val="28"/>
+          <w:lang w:val="ru-RU"/>
+        </w:rPr>
+        <w:t>7 – Результат дешифрования (</w:t>
+      </w:r>
+      <w:proofErr w:type="spellStart"/>
+      <w:r>
+        <w:rPr>
+          <w:rFonts w:ascii="Times New Roman" w:hAnsi="Times New Roman" w:cs="Times New Roman"/>
+          <w:sz w:val="28"/>
+          <w:szCs w:val="28"/>
+          <w:lang w:val="ru-RU"/>
+        </w:rPr>
+        <w:t>побитово</w:t>
+      </w:r>
+      <w:proofErr w:type="spellEnd"/>
+      <w:r>
+        <w:rPr>
+          <w:rFonts w:ascii="Times New Roman" w:hAnsi="Times New Roman" w:cs="Times New Roman"/>
+          <w:sz w:val="28"/>
+          <w:szCs w:val="28"/>
+          <w:lang w:val="ru-RU"/>
+        </w:rPr>
+        <w:t>)</w:t>
+      </w:r>
+    </w:p>
+    <w:p>
+      <w:pPr>
+        <w:jc w:val="center"/>
+        <w:rPr>
+          <w:rFonts w:ascii="Times New Roman" w:hAnsi="Times New Roman" w:cs="Times New Roman"/>
+          <w:sz w:val="28"/>
+          <w:szCs w:val="28"/>
+          <w:lang w:val="ru-RU"/>
+        </w:rPr>
+      </w:pPr>
+    </w:p>
+    <w:p>
+      <w:pPr>
+        <w:jc w:val="center"/>
+        <w:rPr>
+          <w:rFonts w:ascii="Times New Roman" w:hAnsi="Times New Roman" w:cs="Times New Roman"/>
+          <w:sz w:val="28"/>
+          <w:szCs w:val="28"/>
+          <w:lang w:val="ru-RU"/>
+        </w:rPr>
+      </w:pPr>
+      <w:r>
+        <w:rPr>
+          <w:rFonts w:ascii="Times New Roman" w:hAnsi="Times New Roman" w:cs="Times New Roman"/>
+          <w:sz w:val="28"/>
+          <w:szCs w:val="28"/>
+          <w:lang w:val="ru-RU"/>
+        </w:rPr>
+        <w:drawing>
+          <wp:inline distT="0" distB="0" distL="0" distR="0" wp14:anchorId="53FCCDE8" wp14:editId="24754C89">
+            <wp:extent cx="5940425" cy="2840990"/>
+            <wp:effectExtent l="0" t="0" r="3175" b="0"/>
+            <wp:docPr id="29" name="Рисунок 29"/>
+            <wp:cNvGraphicFramePr>
+              <a:graphicFrameLocks xmlns:a="http://schemas.openxmlformats.org/drawingml/2006/main" noChangeAspect="1"/>
+            </wp:cNvGraphicFramePr>
+            <a:graphic xmlns:a="http://schemas.openxmlformats.org/drawingml/2006/main">
+              <a:graphicData uri="http://schemas.openxmlformats.org/drawingml/2006/picture">
+                <pic:pic xmlns:pic="http://schemas.openxmlformats.org/drawingml/2006/picture">
+                  <pic:nvPicPr>
+                    <pic:cNvPr id="1" name=""/>
+                    <pic:cNvPicPr/>
+                  </pic:nvPicPr>
+                  <pic:blipFill>
+                    <a:blip r:embed="rId54"/>
+                    <a:stretch>
+                      <a:fillRect/>
+                    </a:stretch>
+                  </pic:blipFill>
+                  <pic:spPr>
+                    <a:xfrm>
+                      <a:off x="0" y="0"/>
+                      <a:ext cx="5940425" cy="2840990"/>
+                    </a:xfrm>
+                    <a:prstGeom prst="rect">
+                      <a:avLst/>
+                    </a:prstGeom>
+                  </pic:spPr>
+                </pic:pic>
+              </a:graphicData>
+            </a:graphic>
+          </wp:inline>
+        </w:drawing>
+      </w:r>
+    </w:p>
+    <w:p>
+      <w:pPr>
+        <w:jc w:val="center"/>
+        <w:rPr>
+          <w:rFonts w:ascii="Times New Roman" w:hAnsi="Times New Roman" w:cs="Times New Roman"/>
+          <w:sz w:val="28"/>
+          <w:szCs w:val="28"/>
+          <w:lang w:val="ru-RU"/>
+        </w:rPr>
+      </w:pPr>
+      <w:r>
+        <w:rPr>
+          <w:rFonts w:ascii="Times New Roman" w:hAnsi="Times New Roman" w:cs="Times New Roman"/>
+          <w:sz w:val="28"/>
+          <w:szCs w:val="28"/>
+          <w:lang w:val="ru-RU"/>
+        </w:rPr>
+        <w:t xml:space="preserve">Рисунок </w:t>
+      </w:r>
+      <w:r>
+        <w:rPr>
+          <w:rFonts w:ascii="Times New Roman" w:hAnsi="Times New Roman" w:cs="Times New Roman"/>
+          <w:sz w:val="28"/>
+          <w:szCs w:val="28"/>
+          <w:lang w:val="ru-RU"/>
+        </w:rPr>
+        <w:t>6</w:t>
+      </w:r>
+      <w:r>
+        <w:rPr>
+          <w:rFonts w:ascii="Times New Roman" w:hAnsi="Times New Roman" w:cs="Times New Roman"/>
+          <w:sz w:val="28"/>
+          <w:szCs w:val="28"/>
+          <w:lang w:val="ru-RU"/>
+        </w:rPr>
+        <w:t>.</w:t>
+      </w:r>
+      <w:r>
+        <w:rPr>
+          <w:rFonts w:ascii="Times New Roman" w:hAnsi="Times New Roman" w:cs="Times New Roman"/>
+          <w:sz w:val="28"/>
+          <w:szCs w:val="28"/>
+          <w:lang w:val="ru-RU"/>
+        </w:rPr>
+        <w:t>8 – Результат дешифрования (</w:t>
+      </w:r>
+      <w:r>
+        <w:rPr>
+          <w:rFonts w:ascii="Times New Roman" w:hAnsi="Times New Roman" w:cs="Times New Roman"/>
+          <w:sz w:val="28"/>
+          <w:szCs w:val="28"/>
+          <w:lang w:val="ru-RU"/>
+        </w:rPr>
+        <w:t>.</w:t>
+      </w:r>
+      <w:proofErr w:type="spellStart"/>
+      <w:r>
+        <w:rPr>
+          <w:rFonts w:ascii="Times New Roman" w:hAnsi="Times New Roman" w:cs="Times New Roman"/>
+          <w:sz w:val="28"/>
+          <w:szCs w:val="28"/>
+          <w:lang w:val="en-US"/>
+        </w:rPr>
+        <w:t>mp</w:t>
+      </w:r>
+      <w:proofErr w:type="spellEnd"/>
+      <w:r>
+        <w:rPr>
+          <w:rFonts w:ascii="Times New Roman" w:hAnsi="Times New Roman" w:cs="Times New Roman"/>
+          <w:sz w:val="28"/>
+          <w:szCs w:val="28"/>
+          <w:lang w:val="ru-RU"/>
+        </w:rPr>
+        <w:t>4</w:t>
+      </w:r>
+      <w:r>
+        <w:rPr>
+          <w:rFonts w:ascii="Times New Roman" w:hAnsi="Times New Roman" w:cs="Times New Roman"/>
+          <w:sz w:val="28"/>
+          <w:szCs w:val="28"/>
+          <w:lang w:val="ru-RU"/>
+        </w:rPr>
+        <w:t>)</w:t>
+      </w:r>
+      <w:r>
+        <w:rPr>
+          <w:rFonts w:ascii="Times New Roman" w:hAnsi="Times New Roman" w:cs="Times New Roman"/>
+          <w:sz w:val="28"/>
+          <w:szCs w:val="28"/>
+          <w:lang w:val="ru-RU"/>
+        </w:rPr>
+        <w:t xml:space="preserve">. </w:t>
+      </w:r>
+      <w:r>
+        <w:rPr>
+          <w:rFonts w:ascii="Times New Roman" w:hAnsi="Times New Roman" w:cs="Times New Roman"/>
+          <w:sz w:val="28"/>
+          <w:szCs w:val="28"/>
+          <w:lang w:val="ru-RU"/>
+        </w:rPr>
+        <w:t xml:space="preserve">Запись идентична </w:t>
+      </w:r>
+      <w:r>
+        <w:rPr>
+          <w:rFonts w:ascii="Times New Roman" w:hAnsi="Times New Roman" w:cs="Times New Roman"/>
+          <w:sz w:val="28"/>
+          <w:szCs w:val="28"/>
+          <w:lang w:val="en-US"/>
+        </w:rPr>
+        <w:t>video</w:t>
+      </w:r>
+    </w:p>
+    <w:p>
+      <w:pPr>
+        <w:jc w:val="center"/>
+        <w:rPr>
+          <w:rFonts w:ascii="Times New Roman" w:hAnsi="Times New Roman" w:cs="Times New Roman"/>
+          <w:sz w:val="28"/>
+          <w:szCs w:val="28"/>
+          <w:lang w:val="ru-RU"/>
+        </w:rPr>
+      </w:pPr>
     </w:p>
     <w:sectPr>
       <w:pgSz w:w="11906" w:h="16838"/>
